--- a/6-过程管理/流程制度规范类文件/ZGS-06-09-服务可用性和连续性管理制度.docx
+++ b/6-过程管理/流程制度规范类文件/ZGS-06-09-服务可用性和连续性管理制度.docx
@@ -21,7 +21,7 @@
         <w:spacing w:before="3120" w:beforeLines="1000"/>
         <w:textAlignment w:val="baseline"/>
       </w:pPr>
-      <w:bookmarkStart w:id="0" w:name="_Toc407"/>
+      <w:bookmarkStart w:id="0" w:name="_Toc25405"/>
       <w:r>
         <w:drawing>
           <wp:anchor distT="0" distB="0" distL="114300" distR="114300" simplePos="0" relativeHeight="251660288" behindDoc="1" locked="0" layoutInCell="1" allowOverlap="1">
@@ -49,7 +49,7 @@
                     </pic:cNvPicPr>
                   </pic:nvPicPr>
                   <pic:blipFill>
-                    <a:blip r:embed="rId7"/>
+                    <a:blip r:embed="rId12"/>
                     <a:stretch>
                       <a:fillRect/>
                     </a:stretch>
@@ -104,7 +104,7 @@
                     </pic:cNvPicPr>
                   </pic:nvPicPr>
                   <pic:blipFill>
-                    <a:blip r:embed="rId8">
+                    <a:blip r:embed="rId13">
                       <a:alphaModFix amt="58000"/>
                       <a:lum contrast="-52000"/>
                     </a:blip>
@@ -159,7 +159,7 @@
           <w:lang w:val="en-US" w:eastAsia="zh-CN"/>
         </w:rPr>
       </w:pPr>
-      <w:bookmarkStart w:id="1" w:name="_Toc32304"/>
+      <w:bookmarkStart w:id="1" w:name="_Toc4687"/>
       <w:r>
         <w:rPr>
           <w:rFonts w:hint="eastAsia"/>
@@ -205,59 +205,6 @@
           <w:szCs w:val="24"/>
         </w:rPr>
         <w:t>文件编号：ZGS-06-09</w:t>
-      </w:r>
-      <w:r>
-        <w:rPr>
-          <w:rFonts w:hint="eastAsia" w:ascii="宋体" w:hAnsi="宋体" w:eastAsia="宋体" w:cs="宋体"/>
-          <w:b/>
-          <w:bCs/>
-          <w:spacing w:val="-3"/>
-          <w:sz w:val="24"/>
-          <w:szCs w:val="24"/>
-          <w:lang w:val="en-US" w:eastAsia="zh-CN"/>
-        </w:rPr>
-      </w:r>
-      <w:r>
-        <w:rPr>
-          <w:rFonts w:ascii="宋体" w:hAnsi="宋体" w:eastAsia="宋体" w:cs="宋体"/>
-          <w:b/>
-          <w:bCs/>
-          <w:spacing w:val="-3"/>
-          <w:sz w:val="24"/>
-          <w:szCs w:val="24"/>
-        </w:rPr>
-      </w:r>
-      <w:r>
-        <w:rPr>
-          <w:rFonts w:hint="eastAsia" w:ascii="宋体" w:hAnsi="宋体" w:cs="宋体"/>
-          <w:b/>
-          <w:bCs/>
-          <w:spacing w:val="-3"/>
-          <w:sz w:val="24"/>
-          <w:szCs w:val="24"/>
-          <w:lang w:val="en-US" w:eastAsia="zh-CN"/>
-        </w:rPr>
-      </w:r>
-      <w:r>
-        <w:rPr>
-          <w:rFonts w:ascii="宋体" w:hAnsi="宋体" w:eastAsia="宋体" w:cs="宋体"/>
-          <w:b/>
-          <w:bCs/>
-          <w:spacing w:val="-3"/>
-          <w:sz w:val="24"/>
-          <w:szCs w:val="24"/>
-        </w:rPr>
-      </w:r>
-      <w:r>
-        <w:rPr>
-          <w:rFonts w:hint="eastAsia" w:ascii="宋体" w:hAnsi="宋体" w:cs="宋体"/>
-          <w:b/>
-          <w:bCs/>
-          <w:spacing w:val="-3"/>
-          <w:sz w:val="24"/>
-          <w:szCs w:val="24"/>
-          <w:lang w:val="en-US" w:eastAsia="zh-CN"/>
-        </w:rPr>
       </w:r>
     </w:p>
     <w:tbl>
@@ -558,17 +505,7 @@
                 <w:vertAlign w:val="baseline"/>
                 <w:lang w:val="en-US" w:eastAsia="zh-CN"/>
               </w:rPr>
-              <w:t>审核</w:t>
-            </w:r>
-            <w:bookmarkStart w:id="45" w:name="_GoBack"/>
-            <w:bookmarkEnd w:id="45"/>
-            <w:r>
-              <w:rPr>
-                <w:rFonts w:hint="eastAsia"/>
-                <w:vertAlign w:val="baseline"/>
-                <w:lang w:val="en-US" w:eastAsia="zh-CN"/>
-              </w:rPr>
-              <w:t>时间</w:t>
+              <w:t>审核时间</w:t>
             </w:r>
             <w:r>
               <w:rPr>
@@ -647,31 +584,6 @@
                 <w:lang w:val="en-US" w:eastAsia="zh-CN"/>
               </w:rPr>
               <w:t>批准人:宋海滨</w:t>
-            </w:r>
-            <w:r>
-              <w:rPr>
-                <w:rFonts w:hint="eastAsia"/>
-                <w:spacing w:val="1"/>
-                <w:kern w:val="0"/>
-                <w:vertAlign w:val="baseline"/>
-                <w:lang w:val="en-US" w:eastAsia="zh-CN"/>
-              </w:rPr>
-            </w:r>
-            <w:r>
-              <w:rPr>
-                <w:rFonts w:hint="eastAsia" w:asciiTheme="minorAscii" w:hAnsiTheme="minorAscii" w:eastAsiaTheme="minorEastAsia"/>
-                <w:spacing w:val="227"/>
-                <w:sz w:val="21"/>
-                <w:vertAlign w:val="baseline"/>
-                <w:lang w:val="en-US" w:eastAsia="zh-CN"/>
-              </w:rPr>
-            </w:r>
-            <w:r>
-              <w:rPr>
-                <w:rFonts w:hint="eastAsia"/>
-                <w:u w:val="single"/>
-                <w:lang w:val="en-US" w:eastAsia="zh-CN"/>
-              </w:rPr>
             </w:r>
           </w:p>
         </w:tc>
@@ -1673,7 +1585,7 @@
               <w:rFonts w:hint="eastAsia" w:ascii="宋体" w:hAnsi="宋体" w:eastAsia="宋体" w:cs="宋体"/>
               <w:szCs w:val="24"/>
             </w:rPr>
-            <w:instrText xml:space="preserve"> HYPERLINK \l _Toc407 </w:instrText>
+            <w:instrText xml:space="preserve"> HYPERLINK \l _Toc25405 </w:instrText>
           </w:r>
           <w:r>
             <w:rPr>
@@ -1696,7 +1608,7 @@
             <w:fldChar w:fldCharType="begin"/>
           </w:r>
           <w:r>
-            <w:instrText xml:space="preserve"> PAGEREF _Toc407 \h </w:instrText>
+            <w:instrText xml:space="preserve"> PAGEREF _Toc25405 \h </w:instrText>
           </w:r>
           <w:r>
             <w:fldChar w:fldCharType="separate"/>
@@ -1734,7 +1646,7 @@
               <w:rFonts w:hint="eastAsia" w:ascii="宋体" w:hAnsi="宋体" w:eastAsia="宋体" w:cs="宋体"/>
               <w:szCs w:val="24"/>
             </w:rPr>
-            <w:instrText xml:space="preserve"> HYPERLINK \l _Toc32304 </w:instrText>
+            <w:instrText xml:space="preserve"> HYPERLINK \l _Toc4687 </w:instrText>
           </w:r>
           <w:r>
             <w:rPr>
@@ -1757,7 +1669,7 @@
             <w:fldChar w:fldCharType="begin"/>
           </w:r>
           <w:r>
-            <w:instrText xml:space="preserve"> PAGEREF _Toc32304 \h </w:instrText>
+            <w:instrText xml:space="preserve"> PAGEREF _Toc4687 \h </w:instrText>
           </w:r>
           <w:r>
             <w:fldChar w:fldCharType="separate"/>
@@ -1795,7 +1707,7 @@
               <w:rFonts w:hint="eastAsia" w:ascii="宋体" w:hAnsi="宋体" w:eastAsia="宋体" w:cs="宋体"/>
               <w:szCs w:val="24"/>
             </w:rPr>
-            <w:instrText xml:space="preserve"> HYPERLINK \l _Toc12773 </w:instrText>
+            <w:instrText xml:space="preserve"> HYPERLINK \l _Toc11352 </w:instrText>
           </w:r>
           <w:r>
             <w:rPr>
@@ -1824,7 +1736,7 @@
             <w:fldChar w:fldCharType="begin"/>
           </w:r>
           <w:r>
-            <w:instrText xml:space="preserve"> PAGEREF _Toc12773 \h </w:instrText>
+            <w:instrText xml:space="preserve"> PAGEREF _Toc11352 \h </w:instrText>
           </w:r>
           <w:r>
             <w:fldChar w:fldCharType="separate"/>
@@ -1862,7 +1774,7 @@
               <w:rFonts w:hint="eastAsia" w:ascii="宋体" w:hAnsi="宋体" w:eastAsia="宋体" w:cs="宋体"/>
               <w:szCs w:val="24"/>
             </w:rPr>
-            <w:instrText xml:space="preserve"> HYPERLINK \l _Toc27449 </w:instrText>
+            <w:instrText xml:space="preserve"> HYPERLINK \l _Toc12659 </w:instrText>
           </w:r>
           <w:r>
             <w:rPr>
@@ -1892,7 +1804,7 @@
             <w:fldChar w:fldCharType="begin"/>
           </w:r>
           <w:r>
-            <w:instrText xml:space="preserve"> PAGEREF _Toc27449 \h </w:instrText>
+            <w:instrText xml:space="preserve"> PAGEREF _Toc12659 \h </w:instrText>
           </w:r>
           <w:r>
             <w:fldChar w:fldCharType="separate"/>
@@ -1930,7 +1842,7 @@
               <w:rFonts w:hint="eastAsia" w:ascii="宋体" w:hAnsi="宋体" w:eastAsia="宋体" w:cs="宋体"/>
               <w:szCs w:val="24"/>
             </w:rPr>
-            <w:instrText xml:space="preserve"> HYPERLINK \l _Toc3864 </w:instrText>
+            <w:instrText xml:space="preserve"> HYPERLINK \l _Toc3499 </w:instrText>
           </w:r>
           <w:r>
             <w:rPr>
@@ -1960,7 +1872,7 @@
             <w:fldChar w:fldCharType="begin"/>
           </w:r>
           <w:r>
-            <w:instrText xml:space="preserve"> PAGEREF _Toc3864 \h </w:instrText>
+            <w:instrText xml:space="preserve"> PAGEREF _Toc3499 \h </w:instrText>
           </w:r>
           <w:r>
             <w:fldChar w:fldCharType="separate"/>
@@ -1998,7 +1910,7 @@
               <w:rFonts w:hint="eastAsia" w:ascii="宋体" w:hAnsi="宋体" w:eastAsia="宋体" w:cs="宋体"/>
               <w:szCs w:val="24"/>
             </w:rPr>
-            <w:instrText xml:space="preserve"> HYPERLINK \l _Toc3161 </w:instrText>
+            <w:instrText xml:space="preserve"> HYPERLINK \l _Toc18136 </w:instrText>
           </w:r>
           <w:r>
             <w:rPr>
@@ -2028,7 +1940,7 @@
             <w:fldChar w:fldCharType="begin"/>
           </w:r>
           <w:r>
-            <w:instrText xml:space="preserve"> PAGEREF _Toc3161 \h </w:instrText>
+            <w:instrText xml:space="preserve"> PAGEREF _Toc18136 \h </w:instrText>
           </w:r>
           <w:r>
             <w:fldChar w:fldCharType="separate"/>
@@ -2066,7 +1978,7 @@
               <w:rFonts w:hint="eastAsia" w:ascii="宋体" w:hAnsi="宋体" w:eastAsia="宋体" w:cs="宋体"/>
               <w:szCs w:val="24"/>
             </w:rPr>
-            <w:instrText xml:space="preserve"> HYPERLINK \l _Toc4268 </w:instrText>
+            <w:instrText xml:space="preserve"> HYPERLINK \l _Toc16517 </w:instrText>
           </w:r>
           <w:r>
             <w:rPr>
@@ -2096,7 +2008,7 @@
             <w:fldChar w:fldCharType="begin"/>
           </w:r>
           <w:r>
-            <w:instrText xml:space="preserve"> PAGEREF _Toc4268 \h </w:instrText>
+            <w:instrText xml:space="preserve"> PAGEREF _Toc16517 \h </w:instrText>
           </w:r>
           <w:r>
             <w:fldChar w:fldCharType="separate"/>
@@ -2134,7 +2046,7 @@
               <w:rFonts w:hint="eastAsia" w:ascii="宋体" w:hAnsi="宋体" w:eastAsia="宋体" w:cs="宋体"/>
               <w:szCs w:val="24"/>
             </w:rPr>
-            <w:instrText xml:space="preserve"> HYPERLINK \l _Toc11105 </w:instrText>
+            <w:instrText xml:space="preserve"> HYPERLINK \l _Toc30672 </w:instrText>
           </w:r>
           <w:r>
             <w:rPr>
@@ -2164,7 +2076,7 @@
             <w:fldChar w:fldCharType="begin"/>
           </w:r>
           <w:r>
-            <w:instrText xml:space="preserve"> PAGEREF _Toc11105 \h </w:instrText>
+            <w:instrText xml:space="preserve"> PAGEREF _Toc30672 \h </w:instrText>
           </w:r>
           <w:r>
             <w:fldChar w:fldCharType="separate"/>
@@ -2202,7 +2114,7 @@
               <w:rFonts w:hint="eastAsia" w:ascii="宋体" w:hAnsi="宋体" w:eastAsia="宋体" w:cs="宋体"/>
               <w:szCs w:val="24"/>
             </w:rPr>
-            <w:instrText xml:space="preserve"> HYPERLINK \l _Toc20585 </w:instrText>
+            <w:instrText xml:space="preserve"> HYPERLINK \l _Toc26918 </w:instrText>
           </w:r>
           <w:r>
             <w:rPr>
@@ -2225,13 +2137,13 @@
             <w:fldChar w:fldCharType="begin"/>
           </w:r>
           <w:r>
-            <w:instrText xml:space="preserve"> PAGEREF _Toc20585 \h </w:instrText>
+            <w:instrText xml:space="preserve"> PAGEREF _Toc26918 \h </w:instrText>
           </w:r>
           <w:r>
             <w:fldChar w:fldCharType="separate"/>
           </w:r>
           <w:r>
-            <w:t>5</w:t>
+            <w:t>6</w:t>
           </w:r>
           <w:r>
             <w:fldChar w:fldCharType="end"/>
@@ -2263,7 +2175,7 @@
               <w:rFonts w:hint="eastAsia" w:ascii="宋体" w:hAnsi="宋体" w:eastAsia="宋体" w:cs="宋体"/>
               <w:szCs w:val="24"/>
             </w:rPr>
-            <w:instrText xml:space="preserve"> HYPERLINK \l _Toc32074 </w:instrText>
+            <w:instrText xml:space="preserve"> HYPERLINK \l _Toc754 </w:instrText>
           </w:r>
           <w:r>
             <w:rPr>
@@ -2286,7 +2198,7 @@
             <w:fldChar w:fldCharType="begin"/>
           </w:r>
           <w:r>
-            <w:instrText xml:space="preserve"> PAGEREF _Toc32074 \h </w:instrText>
+            <w:instrText xml:space="preserve"> PAGEREF _Toc754 \h </w:instrText>
           </w:r>
           <w:r>
             <w:fldChar w:fldCharType="separate"/>
@@ -2324,7 +2236,7 @@
               <w:rFonts w:hint="eastAsia" w:ascii="宋体" w:hAnsi="宋体" w:eastAsia="宋体" w:cs="宋体"/>
               <w:szCs w:val="24"/>
             </w:rPr>
-            <w:instrText xml:space="preserve"> HYPERLINK \l _Toc28782 </w:instrText>
+            <w:instrText xml:space="preserve"> HYPERLINK \l _Toc4565 </w:instrText>
           </w:r>
           <w:r>
             <w:rPr>
@@ -2338,7 +2250,7 @@
               <w:rFonts w:hint="default"/>
               <w:lang w:val="en-US" w:eastAsia="zh-CN"/>
             </w:rPr>
-            <w:t>1.4.4. 行政部</w:t>
+            <w:t>1.4.4. 人力部</w:t>
           </w:r>
           <w:r>
             <w:tab/>
@@ -2347,7 +2259,7 @@
             <w:fldChar w:fldCharType="begin"/>
           </w:r>
           <w:r>
-            <w:instrText xml:space="preserve"> PAGEREF _Toc28782 \h </w:instrText>
+            <w:instrText xml:space="preserve"> PAGEREF _Toc4565 \h </w:instrText>
           </w:r>
           <w:r>
             <w:fldChar w:fldCharType="separate"/>
@@ -2385,7 +2297,7 @@
               <w:rFonts w:hint="eastAsia" w:ascii="宋体" w:hAnsi="宋体" w:eastAsia="宋体" w:cs="宋体"/>
               <w:szCs w:val="24"/>
             </w:rPr>
-            <w:instrText xml:space="preserve"> HYPERLINK \l _Toc150 </w:instrText>
+            <w:instrText xml:space="preserve"> HYPERLINK \l _Toc8007 </w:instrText>
           </w:r>
           <w:r>
             <w:rPr>
@@ -2415,7 +2327,7 @@
             <w:fldChar w:fldCharType="begin"/>
           </w:r>
           <w:r>
-            <w:instrText xml:space="preserve"> PAGEREF _Toc150 \h </w:instrText>
+            <w:instrText xml:space="preserve"> PAGEREF _Toc8007 \h </w:instrText>
           </w:r>
           <w:r>
             <w:fldChar w:fldCharType="separate"/>
@@ -2453,7 +2365,7 @@
               <w:rFonts w:hint="eastAsia" w:ascii="宋体" w:hAnsi="宋体" w:eastAsia="宋体" w:cs="宋体"/>
               <w:szCs w:val="24"/>
             </w:rPr>
-            <w:instrText xml:space="preserve"> HYPERLINK \l _Toc20112 </w:instrText>
+            <w:instrText xml:space="preserve"> HYPERLINK \l _Toc7119 </w:instrText>
           </w:r>
           <w:r>
             <w:rPr>
@@ -2482,7 +2394,7 @@
             <w:fldChar w:fldCharType="begin"/>
           </w:r>
           <w:r>
-            <w:instrText xml:space="preserve"> PAGEREF _Toc20112 \h </w:instrText>
+            <w:instrText xml:space="preserve"> PAGEREF _Toc7119 \h </w:instrText>
           </w:r>
           <w:r>
             <w:fldChar w:fldCharType="separate"/>
@@ -2520,7 +2432,7 @@
               <w:rFonts w:hint="eastAsia" w:ascii="宋体" w:hAnsi="宋体" w:eastAsia="宋体" w:cs="宋体"/>
               <w:szCs w:val="24"/>
             </w:rPr>
-            <w:instrText xml:space="preserve"> HYPERLINK \l _Toc30657 </w:instrText>
+            <w:instrText xml:space="preserve"> HYPERLINK \l _Toc32269 </w:instrText>
           </w:r>
           <w:r>
             <w:rPr>
@@ -2548,7 +2460,7 @@
             <w:fldChar w:fldCharType="begin"/>
           </w:r>
           <w:r>
-            <w:instrText xml:space="preserve"> PAGEREF _Toc30657 \h </w:instrText>
+            <w:instrText xml:space="preserve"> PAGEREF _Toc32269 \h </w:instrText>
           </w:r>
           <w:r>
             <w:fldChar w:fldCharType="separate"/>
@@ -2586,7 +2498,7 @@
               <w:rFonts w:hint="eastAsia" w:ascii="宋体" w:hAnsi="宋体" w:eastAsia="宋体" w:cs="宋体"/>
               <w:szCs w:val="24"/>
             </w:rPr>
-            <w:instrText xml:space="preserve"> HYPERLINK \l _Toc22405 </w:instrText>
+            <w:instrText xml:space="preserve"> HYPERLINK \l _Toc15496 </w:instrText>
           </w:r>
           <w:r>
             <w:rPr>
@@ -2614,7 +2526,7 @@
             <w:fldChar w:fldCharType="begin"/>
           </w:r>
           <w:r>
-            <w:instrText xml:space="preserve"> PAGEREF _Toc22405 \h </w:instrText>
+            <w:instrText xml:space="preserve"> PAGEREF _Toc15496 \h </w:instrText>
           </w:r>
           <w:r>
             <w:fldChar w:fldCharType="separate"/>
@@ -2652,7 +2564,7 @@
               <w:rFonts w:hint="eastAsia" w:ascii="宋体" w:hAnsi="宋体" w:eastAsia="宋体" w:cs="宋体"/>
               <w:szCs w:val="24"/>
             </w:rPr>
-            <w:instrText xml:space="preserve"> HYPERLINK \l _Toc10273 </w:instrText>
+            <w:instrText xml:space="preserve"> HYPERLINK \l _Toc19300 </w:instrText>
           </w:r>
           <w:r>
             <w:rPr>
@@ -2680,13 +2592,13 @@
             <w:fldChar w:fldCharType="begin"/>
           </w:r>
           <w:r>
-            <w:instrText xml:space="preserve"> PAGEREF _Toc10273 \h </w:instrText>
+            <w:instrText xml:space="preserve"> PAGEREF _Toc19300 \h </w:instrText>
           </w:r>
           <w:r>
             <w:fldChar w:fldCharType="separate"/>
           </w:r>
           <w:r>
-            <w:t>6</w:t>
+            <w:t>7</w:t>
           </w:r>
           <w:r>
             <w:fldChar w:fldCharType="end"/>
@@ -2718,7 +2630,7 @@
               <w:rFonts w:hint="eastAsia" w:ascii="宋体" w:hAnsi="宋体" w:eastAsia="宋体" w:cs="宋体"/>
               <w:szCs w:val="24"/>
             </w:rPr>
-            <w:instrText xml:space="preserve"> HYPERLINK \l _Toc8388 </w:instrText>
+            <w:instrText xml:space="preserve"> HYPERLINK \l _Toc4629 </w:instrText>
           </w:r>
           <w:r>
             <w:rPr>
@@ -2746,7 +2658,7 @@
             <w:fldChar w:fldCharType="begin"/>
           </w:r>
           <w:r>
-            <w:instrText xml:space="preserve"> PAGEREF _Toc8388 \h </w:instrText>
+            <w:instrText xml:space="preserve"> PAGEREF _Toc4629 \h </w:instrText>
           </w:r>
           <w:r>
             <w:fldChar w:fldCharType="separate"/>
@@ -2784,7 +2696,7 @@
               <w:rFonts w:hint="eastAsia" w:ascii="宋体" w:hAnsi="宋体" w:eastAsia="宋体" w:cs="宋体"/>
               <w:szCs w:val="24"/>
             </w:rPr>
-            <w:instrText xml:space="preserve"> HYPERLINK \l _Toc2282 </w:instrText>
+            <w:instrText xml:space="preserve"> HYPERLINK \l _Toc11686 </w:instrText>
           </w:r>
           <w:r>
             <w:rPr>
@@ -2812,7 +2724,7 @@
             <w:fldChar w:fldCharType="begin"/>
           </w:r>
           <w:r>
-            <w:instrText xml:space="preserve"> PAGEREF _Toc2282 \h </w:instrText>
+            <w:instrText xml:space="preserve"> PAGEREF _Toc11686 \h </w:instrText>
           </w:r>
           <w:r>
             <w:fldChar w:fldCharType="separate"/>
@@ -2850,7 +2762,7 @@
               <w:rFonts w:hint="eastAsia" w:ascii="宋体" w:hAnsi="宋体" w:eastAsia="宋体" w:cs="宋体"/>
               <w:szCs w:val="24"/>
             </w:rPr>
-            <w:instrText xml:space="preserve"> HYPERLINK \l _Toc26106 </w:instrText>
+            <w:instrText xml:space="preserve"> HYPERLINK \l _Toc28596 </w:instrText>
           </w:r>
           <w:r>
             <w:rPr>
@@ -2878,7 +2790,7 @@
             <w:fldChar w:fldCharType="begin"/>
           </w:r>
           <w:r>
-            <w:instrText xml:space="preserve"> PAGEREF _Toc26106 \h </w:instrText>
+            <w:instrText xml:space="preserve"> PAGEREF _Toc28596 \h </w:instrText>
           </w:r>
           <w:r>
             <w:fldChar w:fldCharType="separate"/>
@@ -2916,7 +2828,7 @@
               <w:rFonts w:hint="eastAsia" w:ascii="宋体" w:hAnsi="宋体" w:eastAsia="宋体" w:cs="宋体"/>
               <w:szCs w:val="24"/>
             </w:rPr>
-            <w:instrText xml:space="preserve"> HYPERLINK \l _Toc11058 </w:instrText>
+            <w:instrText xml:space="preserve"> HYPERLINK \l _Toc57 </w:instrText>
           </w:r>
           <w:r>
             <w:rPr>
@@ -2944,7 +2856,7 @@
             <w:fldChar w:fldCharType="begin"/>
           </w:r>
           <w:r>
-            <w:instrText xml:space="preserve"> PAGEREF _Toc11058 \h </w:instrText>
+            <w:instrText xml:space="preserve"> PAGEREF _Toc57 \h </w:instrText>
           </w:r>
           <w:r>
             <w:fldChar w:fldCharType="separate"/>
@@ -2982,7 +2894,7 @@
               <w:rFonts w:hint="eastAsia" w:ascii="宋体" w:hAnsi="宋体" w:eastAsia="宋体" w:cs="宋体"/>
               <w:szCs w:val="24"/>
             </w:rPr>
-            <w:instrText xml:space="preserve"> HYPERLINK \l _Toc12159 </w:instrText>
+            <w:instrText xml:space="preserve"> HYPERLINK \l _Toc19407 </w:instrText>
           </w:r>
           <w:r>
             <w:rPr>
@@ -3012,7 +2924,7 @@
             <w:fldChar w:fldCharType="begin"/>
           </w:r>
           <w:r>
-            <w:instrText xml:space="preserve"> PAGEREF _Toc12159 \h </w:instrText>
+            <w:instrText xml:space="preserve"> PAGEREF _Toc19407 \h </w:instrText>
           </w:r>
           <w:r>
             <w:fldChar w:fldCharType="separate"/>
@@ -3050,7 +2962,7 @@
               <w:rFonts w:hint="eastAsia" w:ascii="宋体" w:hAnsi="宋体" w:eastAsia="宋体" w:cs="宋体"/>
               <w:szCs w:val="24"/>
             </w:rPr>
-            <w:instrText xml:space="preserve"> HYPERLINK \l _Toc11045 </w:instrText>
+            <w:instrText xml:space="preserve"> HYPERLINK \l _Toc11792 </w:instrText>
           </w:r>
           <w:r>
             <w:rPr>
@@ -3080,7 +2992,7 @@
             <w:fldChar w:fldCharType="begin"/>
           </w:r>
           <w:r>
-            <w:instrText xml:space="preserve"> PAGEREF _Toc11045 \h </w:instrText>
+            <w:instrText xml:space="preserve"> PAGEREF _Toc11792 \h </w:instrText>
           </w:r>
           <w:r>
             <w:fldChar w:fldCharType="separate"/>
@@ -3118,7 +3030,7 @@
               <w:rFonts w:hint="eastAsia" w:ascii="宋体" w:hAnsi="宋体" w:eastAsia="宋体" w:cs="宋体"/>
               <w:szCs w:val="24"/>
             </w:rPr>
-            <w:instrText xml:space="preserve"> HYPERLINK \l _Toc20797 </w:instrText>
+            <w:instrText xml:space="preserve"> HYPERLINK \l _Toc17138 </w:instrText>
           </w:r>
           <w:r>
             <w:rPr>
@@ -3141,7 +3053,7 @@
             <w:fldChar w:fldCharType="begin"/>
           </w:r>
           <w:r>
-            <w:instrText xml:space="preserve"> PAGEREF _Toc20797 \h </w:instrText>
+            <w:instrText xml:space="preserve"> PAGEREF _Toc17138 \h </w:instrText>
           </w:r>
           <w:r>
             <w:fldChar w:fldCharType="separate"/>
@@ -3179,7 +3091,7 @@
               <w:rFonts w:hint="eastAsia" w:ascii="宋体" w:hAnsi="宋体" w:eastAsia="宋体" w:cs="宋体"/>
               <w:szCs w:val="24"/>
             </w:rPr>
-            <w:instrText xml:space="preserve"> HYPERLINK \l _Toc15306 </w:instrText>
+            <w:instrText xml:space="preserve"> HYPERLINK \l _Toc29000 </w:instrText>
           </w:r>
           <w:r>
             <w:rPr>
@@ -3202,7 +3114,7 @@
             <w:fldChar w:fldCharType="begin"/>
           </w:r>
           <w:r>
-            <w:instrText xml:space="preserve"> PAGEREF _Toc15306 \h </w:instrText>
+            <w:instrText xml:space="preserve"> PAGEREF _Toc29000 \h </w:instrText>
           </w:r>
           <w:r>
             <w:fldChar w:fldCharType="separate"/>
@@ -3240,7 +3152,7 @@
               <w:rFonts w:hint="eastAsia" w:ascii="宋体" w:hAnsi="宋体" w:eastAsia="宋体" w:cs="宋体"/>
               <w:szCs w:val="24"/>
             </w:rPr>
-            <w:instrText xml:space="preserve"> HYPERLINK \l _Toc11734 </w:instrText>
+            <w:instrText xml:space="preserve"> HYPERLINK \l _Toc32648 </w:instrText>
           </w:r>
           <w:r>
             <w:rPr>
@@ -3263,13 +3175,13 @@
             <w:fldChar w:fldCharType="begin"/>
           </w:r>
           <w:r>
-            <w:instrText xml:space="preserve"> PAGEREF _Toc11734 \h </w:instrText>
+            <w:instrText xml:space="preserve"> PAGEREF _Toc32648 \h </w:instrText>
           </w:r>
           <w:r>
             <w:fldChar w:fldCharType="separate"/>
           </w:r>
           <w:r>
-            <w:t>7</w:t>
+            <w:t>8</w:t>
           </w:r>
           <w:r>
             <w:fldChar w:fldCharType="end"/>
@@ -3301,7 +3213,7 @@
               <w:rFonts w:hint="eastAsia" w:ascii="宋体" w:hAnsi="宋体" w:eastAsia="宋体" w:cs="宋体"/>
               <w:szCs w:val="24"/>
             </w:rPr>
-            <w:instrText xml:space="preserve"> HYPERLINK \l _Toc10762 </w:instrText>
+            <w:instrText xml:space="preserve"> HYPERLINK \l _Toc10357 </w:instrText>
           </w:r>
           <w:r>
             <w:rPr>
@@ -3324,7 +3236,7 @@
             <w:fldChar w:fldCharType="begin"/>
           </w:r>
           <w:r>
-            <w:instrText xml:space="preserve"> PAGEREF _Toc10762 \h </w:instrText>
+            <w:instrText xml:space="preserve"> PAGEREF _Toc10357 \h </w:instrText>
           </w:r>
           <w:r>
             <w:fldChar w:fldCharType="separate"/>
@@ -3362,7 +3274,7 @@
               <w:rFonts w:hint="eastAsia" w:ascii="宋体" w:hAnsi="宋体" w:eastAsia="宋体" w:cs="宋体"/>
               <w:szCs w:val="24"/>
             </w:rPr>
-            <w:instrText xml:space="preserve"> HYPERLINK \l _Toc18457 </w:instrText>
+            <w:instrText xml:space="preserve"> HYPERLINK \l _Toc5207 </w:instrText>
           </w:r>
           <w:r>
             <w:rPr>
@@ -3385,7 +3297,7 @@
             <w:fldChar w:fldCharType="begin"/>
           </w:r>
           <w:r>
-            <w:instrText xml:space="preserve"> PAGEREF _Toc18457 \h </w:instrText>
+            <w:instrText xml:space="preserve"> PAGEREF _Toc5207 \h </w:instrText>
           </w:r>
           <w:r>
             <w:fldChar w:fldCharType="separate"/>
@@ -3423,7 +3335,7 @@
               <w:rFonts w:hint="eastAsia" w:ascii="宋体" w:hAnsi="宋体" w:eastAsia="宋体" w:cs="宋体"/>
               <w:szCs w:val="24"/>
             </w:rPr>
-            <w:instrText xml:space="preserve"> HYPERLINK \l _Toc22744 </w:instrText>
+            <w:instrText xml:space="preserve"> HYPERLINK \l _Toc14243 </w:instrText>
           </w:r>
           <w:r>
             <w:rPr>
@@ -3446,7 +3358,7 @@
             <w:fldChar w:fldCharType="begin"/>
           </w:r>
           <w:r>
-            <w:instrText xml:space="preserve"> PAGEREF _Toc22744 \h </w:instrText>
+            <w:instrText xml:space="preserve"> PAGEREF _Toc14243 \h </w:instrText>
           </w:r>
           <w:r>
             <w:fldChar w:fldCharType="separate"/>
@@ -3484,7 +3396,7 @@
               <w:rFonts w:hint="eastAsia" w:ascii="宋体" w:hAnsi="宋体" w:eastAsia="宋体" w:cs="宋体"/>
               <w:szCs w:val="24"/>
             </w:rPr>
-            <w:instrText xml:space="preserve"> HYPERLINK \l _Toc15622 </w:instrText>
+            <w:instrText xml:space="preserve"> HYPERLINK \l _Toc2073 </w:instrText>
           </w:r>
           <w:r>
             <w:rPr>
@@ -3507,13 +3419,13 @@
             <w:fldChar w:fldCharType="begin"/>
           </w:r>
           <w:r>
-            <w:instrText xml:space="preserve"> PAGEREF _Toc15622 \h </w:instrText>
+            <w:instrText xml:space="preserve"> PAGEREF _Toc2073 \h </w:instrText>
           </w:r>
           <w:r>
             <w:fldChar w:fldCharType="separate"/>
           </w:r>
           <w:r>
-            <w:t>8</w:t>
+            <w:t>9</w:t>
           </w:r>
           <w:r>
             <w:fldChar w:fldCharType="end"/>
@@ -3545,7 +3457,7 @@
               <w:rFonts w:hint="eastAsia" w:ascii="宋体" w:hAnsi="宋体" w:eastAsia="宋体" w:cs="宋体"/>
               <w:szCs w:val="24"/>
             </w:rPr>
-            <w:instrText xml:space="preserve"> HYPERLINK \l _Toc1962 </w:instrText>
+            <w:instrText xml:space="preserve"> HYPERLINK \l _Toc23064 </w:instrText>
           </w:r>
           <w:r>
             <w:rPr>
@@ -3568,7 +3480,7 @@
             <w:fldChar w:fldCharType="begin"/>
           </w:r>
           <w:r>
-            <w:instrText xml:space="preserve"> PAGEREF _Toc1962 \h </w:instrText>
+            <w:instrText xml:space="preserve"> PAGEREF _Toc23064 \h </w:instrText>
           </w:r>
           <w:r>
             <w:fldChar w:fldCharType="separate"/>
@@ -3606,7 +3518,7 @@
               <w:rFonts w:hint="eastAsia" w:ascii="宋体" w:hAnsi="宋体" w:eastAsia="宋体" w:cs="宋体"/>
               <w:szCs w:val="24"/>
             </w:rPr>
-            <w:instrText xml:space="preserve"> HYPERLINK \l _Toc21222 </w:instrText>
+            <w:instrText xml:space="preserve"> HYPERLINK \l _Toc678 </w:instrText>
           </w:r>
           <w:r>
             <w:rPr>
@@ -3629,7 +3541,7 @@
             <w:fldChar w:fldCharType="begin"/>
           </w:r>
           <w:r>
-            <w:instrText xml:space="preserve"> PAGEREF _Toc21222 \h </w:instrText>
+            <w:instrText xml:space="preserve"> PAGEREF _Toc678 \h </w:instrText>
           </w:r>
           <w:r>
             <w:fldChar w:fldCharType="separate"/>
@@ -3667,7 +3579,7 @@
               <w:rFonts w:hint="eastAsia" w:ascii="宋体" w:hAnsi="宋体" w:eastAsia="宋体" w:cs="宋体"/>
               <w:szCs w:val="24"/>
             </w:rPr>
-            <w:instrText xml:space="preserve"> HYPERLINK \l _Toc32163 </w:instrText>
+            <w:instrText xml:space="preserve"> HYPERLINK \l _Toc13137 </w:instrText>
           </w:r>
           <w:r>
             <w:rPr>
@@ -3690,13 +3602,13 @@
             <w:fldChar w:fldCharType="begin"/>
           </w:r>
           <w:r>
-            <w:instrText xml:space="preserve"> PAGEREF _Toc32163 \h </w:instrText>
+            <w:instrText xml:space="preserve"> PAGEREF _Toc13137 \h </w:instrText>
           </w:r>
           <w:r>
             <w:fldChar w:fldCharType="separate"/>
           </w:r>
           <w:r>
-            <w:t>9</w:t>
+            <w:t>10</w:t>
           </w:r>
           <w:r>
             <w:fldChar w:fldCharType="end"/>
@@ -3728,7 +3640,7 @@
               <w:rFonts w:hint="eastAsia" w:ascii="宋体" w:hAnsi="宋体" w:eastAsia="宋体" w:cs="宋体"/>
               <w:szCs w:val="24"/>
             </w:rPr>
-            <w:instrText xml:space="preserve"> HYPERLINK \l _Toc28239 </w:instrText>
+            <w:instrText xml:space="preserve"> HYPERLINK \l _Toc20606 </w:instrText>
           </w:r>
           <w:r>
             <w:rPr>
@@ -3751,7 +3663,7 @@
             <w:fldChar w:fldCharType="begin"/>
           </w:r>
           <w:r>
-            <w:instrText xml:space="preserve"> PAGEREF _Toc28239 \h </w:instrText>
+            <w:instrText xml:space="preserve"> PAGEREF _Toc20606 \h </w:instrText>
           </w:r>
           <w:r>
             <w:fldChar w:fldCharType="separate"/>
@@ -3789,7 +3701,7 @@
               <w:rFonts w:hint="eastAsia" w:ascii="宋体" w:hAnsi="宋体" w:eastAsia="宋体" w:cs="宋体"/>
               <w:szCs w:val="24"/>
             </w:rPr>
-            <w:instrText xml:space="preserve"> HYPERLINK \l _Toc18200 </w:instrText>
+            <w:instrText xml:space="preserve"> HYPERLINK \l _Toc8412 </w:instrText>
           </w:r>
           <w:r>
             <w:rPr>
@@ -3812,7 +3724,7 @@
             <w:fldChar w:fldCharType="begin"/>
           </w:r>
           <w:r>
-            <w:instrText xml:space="preserve"> PAGEREF _Toc18200 \h </w:instrText>
+            <w:instrText xml:space="preserve"> PAGEREF _Toc8412 \h </w:instrText>
           </w:r>
           <w:r>
             <w:fldChar w:fldCharType="separate"/>
@@ -3850,7 +3762,7 @@
               <w:rFonts w:hint="eastAsia" w:ascii="宋体" w:hAnsi="宋体" w:eastAsia="宋体" w:cs="宋体"/>
               <w:szCs w:val="24"/>
             </w:rPr>
-            <w:instrText xml:space="preserve"> HYPERLINK \l _Toc1025 </w:instrText>
+            <w:instrText xml:space="preserve"> HYPERLINK \l _Toc22467 </w:instrText>
           </w:r>
           <w:r>
             <w:rPr>
@@ -3873,7 +3785,7 @@
             <w:fldChar w:fldCharType="begin"/>
           </w:r>
           <w:r>
-            <w:instrText xml:space="preserve"> PAGEREF _Toc1025 \h </w:instrText>
+            <w:instrText xml:space="preserve"> PAGEREF _Toc22467 \h </w:instrText>
           </w:r>
           <w:r>
             <w:fldChar w:fldCharType="separate"/>
@@ -3911,7 +3823,7 @@
               <w:rFonts w:hint="eastAsia" w:ascii="宋体" w:hAnsi="宋体" w:eastAsia="宋体" w:cs="宋体"/>
               <w:szCs w:val="24"/>
             </w:rPr>
-            <w:instrText xml:space="preserve"> HYPERLINK \l _Toc24679 </w:instrText>
+            <w:instrText xml:space="preserve"> HYPERLINK \l _Toc7156 </w:instrText>
           </w:r>
           <w:r>
             <w:rPr>
@@ -3934,7 +3846,7 @@
             <w:fldChar w:fldCharType="begin"/>
           </w:r>
           <w:r>
-            <w:instrText xml:space="preserve"> PAGEREF _Toc24679 \h </w:instrText>
+            <w:instrText xml:space="preserve"> PAGEREF _Toc7156 \h </w:instrText>
           </w:r>
           <w:r>
             <w:fldChar w:fldCharType="separate"/>
@@ -3972,7 +3884,7 @@
               <w:rFonts w:hint="eastAsia" w:ascii="宋体" w:hAnsi="宋体" w:eastAsia="宋体" w:cs="宋体"/>
               <w:szCs w:val="24"/>
             </w:rPr>
-            <w:instrText xml:space="preserve"> HYPERLINK \l _Toc5893 </w:instrText>
+            <w:instrText xml:space="preserve"> HYPERLINK \l _Toc12770 </w:instrText>
           </w:r>
           <w:r>
             <w:rPr>
@@ -3995,7 +3907,7 @@
             <w:fldChar w:fldCharType="begin"/>
           </w:r>
           <w:r>
-            <w:instrText xml:space="preserve"> PAGEREF _Toc5893 \h </w:instrText>
+            <w:instrText xml:space="preserve"> PAGEREF _Toc12770 \h </w:instrText>
           </w:r>
           <w:r>
             <w:fldChar w:fldCharType="separate"/>
@@ -4033,7 +3945,7 @@
               <w:rFonts w:hint="eastAsia" w:ascii="宋体" w:hAnsi="宋体" w:eastAsia="宋体" w:cs="宋体"/>
               <w:szCs w:val="24"/>
             </w:rPr>
-            <w:instrText xml:space="preserve"> HYPERLINK \l _Toc16425 </w:instrText>
+            <w:instrText xml:space="preserve"> HYPERLINK \l _Toc12554 </w:instrText>
           </w:r>
           <w:r>
             <w:rPr>
@@ -4056,7 +3968,7 @@
             <w:fldChar w:fldCharType="begin"/>
           </w:r>
           <w:r>
-            <w:instrText xml:space="preserve"> PAGEREF _Toc16425 \h </w:instrText>
+            <w:instrText xml:space="preserve"> PAGEREF _Toc12554 \h </w:instrText>
           </w:r>
           <w:r>
             <w:fldChar w:fldCharType="separate"/>
@@ -4094,7 +4006,7 @@
               <w:rFonts w:hint="eastAsia" w:ascii="宋体" w:hAnsi="宋体" w:eastAsia="宋体" w:cs="宋体"/>
               <w:szCs w:val="24"/>
             </w:rPr>
-            <w:instrText xml:space="preserve"> HYPERLINK \l _Toc3193 </w:instrText>
+            <w:instrText xml:space="preserve"> HYPERLINK \l _Toc30571 </w:instrText>
           </w:r>
           <w:r>
             <w:rPr>
@@ -4124,7 +4036,7 @@
             <w:fldChar w:fldCharType="begin"/>
           </w:r>
           <w:r>
-            <w:instrText xml:space="preserve"> PAGEREF _Toc3193 \h </w:instrText>
+            <w:instrText xml:space="preserve"> PAGEREF _Toc30571 \h </w:instrText>
           </w:r>
           <w:r>
             <w:fldChar w:fldCharType="separate"/>
@@ -4162,7 +4074,7 @@
               <w:rFonts w:hint="eastAsia" w:ascii="宋体" w:hAnsi="宋体" w:eastAsia="宋体" w:cs="宋体"/>
               <w:szCs w:val="24"/>
             </w:rPr>
-            <w:instrText xml:space="preserve"> HYPERLINK \l _Toc1091 </w:instrText>
+            <w:instrText xml:space="preserve"> HYPERLINK \l _Toc1193 </w:instrText>
           </w:r>
           <w:r>
             <w:rPr>
@@ -4192,7 +4104,7 @@
             <w:fldChar w:fldCharType="begin"/>
           </w:r>
           <w:r>
-            <w:instrText xml:space="preserve"> PAGEREF _Toc1091 \h </w:instrText>
+            <w:instrText xml:space="preserve"> PAGEREF _Toc1193 \h </w:instrText>
           </w:r>
           <w:r>
             <w:fldChar w:fldCharType="separate"/>
@@ -4230,7 +4142,7 @@
               <w:rFonts w:hint="eastAsia" w:ascii="宋体" w:hAnsi="宋体" w:eastAsia="宋体" w:cs="宋体"/>
               <w:szCs w:val="24"/>
             </w:rPr>
-            <w:instrText xml:space="preserve"> HYPERLINK \l _Toc10980 </w:instrText>
+            <w:instrText xml:space="preserve"> HYPERLINK \l _Toc30716 </w:instrText>
           </w:r>
           <w:r>
             <w:rPr>
@@ -4260,7 +4172,7 @@
             <w:fldChar w:fldCharType="begin"/>
           </w:r>
           <w:r>
-            <w:instrText xml:space="preserve"> PAGEREF _Toc10980 \h </w:instrText>
+            <w:instrText xml:space="preserve"> PAGEREF _Toc30716 \h </w:instrText>
           </w:r>
           <w:r>
             <w:fldChar w:fldCharType="separate"/>
@@ -4298,7 +4210,7 @@
               <w:rFonts w:hint="eastAsia" w:ascii="宋体" w:hAnsi="宋体" w:eastAsia="宋体" w:cs="宋体"/>
               <w:szCs w:val="24"/>
             </w:rPr>
-            <w:instrText xml:space="preserve"> HYPERLINK \l _Toc24695 </w:instrText>
+            <w:instrText xml:space="preserve"> HYPERLINK \l _Toc22607 </w:instrText>
           </w:r>
           <w:r>
             <w:rPr>
@@ -4328,7 +4240,7 @@
             <w:fldChar w:fldCharType="begin"/>
           </w:r>
           <w:r>
-            <w:instrText xml:space="preserve"> PAGEREF _Toc24695 \h </w:instrText>
+            <w:instrText xml:space="preserve"> PAGEREF _Toc22607 \h </w:instrText>
           </w:r>
           <w:r>
             <w:fldChar w:fldCharType="separate"/>
@@ -4437,7 +4349,7 @@
         <w:snapToGrid w:val="0"/>
         <w:textAlignment w:val="baseline"/>
       </w:pPr>
-      <w:bookmarkStart w:id="2" w:name="_Toc12773"/>
+      <w:bookmarkStart w:id="2" w:name="_Toc11352"/>
       <w:r>
         <w:rPr>
           <w:rFonts w:hint="eastAsia"/>
@@ -4468,7 +4380,7 @@
           <w:lang w:val="en-US" w:eastAsia="zh-CN"/>
         </w:rPr>
       </w:pPr>
-      <w:bookmarkStart w:id="3" w:name="_Toc27449"/>
+      <w:bookmarkStart w:id="3" w:name="_Toc12659"/>
       <w:r>
         <w:rPr>
           <w:rFonts w:hint="eastAsia"/>
@@ -4528,7 +4440,7 @@
           <w:lang w:val="en-US" w:eastAsia="zh-CN"/>
         </w:rPr>
       </w:pPr>
-      <w:bookmarkStart w:id="4" w:name="_Toc3864"/>
+      <w:bookmarkStart w:id="4" w:name="_Toc3499"/>
       <w:r>
         <w:rPr>
           <w:rFonts w:hint="eastAsia"/>
@@ -4588,7 +4500,7 @@
           <w:lang w:val="en-US" w:eastAsia="zh-CN"/>
         </w:rPr>
       </w:pPr>
-      <w:bookmarkStart w:id="5" w:name="_Toc3161"/>
+      <w:bookmarkStart w:id="5" w:name="_Toc18136"/>
       <w:r>
         <w:rPr>
           <w:rFonts w:hint="eastAsia"/>
@@ -4755,7 +4667,7 @@
           <w:lang w:val="en-US" w:eastAsia="zh-CN"/>
         </w:rPr>
       </w:pPr>
-      <w:bookmarkStart w:id="6" w:name="_Toc4268"/>
+      <w:bookmarkStart w:id="6" w:name="_Toc16517"/>
       <w:r>
         <w:rPr>
           <w:rFonts w:hint="eastAsia"/>
@@ -4786,7 +4698,7 @@
           <w:lang w:val="en-US" w:eastAsia="zh-CN"/>
         </w:rPr>
       </w:pPr>
-      <w:bookmarkStart w:id="7" w:name="_Toc11105"/>
+      <w:bookmarkStart w:id="7" w:name="_Toc30672"/>
       <w:r>
         <w:rPr>
           <w:rFonts w:hint="eastAsia"/>
@@ -4919,7 +4831,7 @@
           <w:lang w:val="en-US" w:eastAsia="zh-CN"/>
         </w:rPr>
       </w:pPr>
-      <w:bookmarkStart w:id="8" w:name="_Toc20585"/>
+      <w:bookmarkStart w:id="8" w:name="_Toc26918"/>
       <w:r>
         <w:rPr>
           <w:rFonts w:hint="default"/>
@@ -5052,7 +4964,7 @@
           <w:lang w:val="en-US" w:eastAsia="zh-CN"/>
         </w:rPr>
       </w:pPr>
-      <w:bookmarkStart w:id="9" w:name="_Toc32074"/>
+      <w:bookmarkStart w:id="9" w:name="_Toc754"/>
       <w:r>
         <w:rPr>
           <w:rFonts w:hint="default"/>
@@ -5151,7 +5063,7 @@
           <w:lang w:val="en-US" w:eastAsia="zh-CN"/>
         </w:rPr>
       </w:pPr>
-      <w:bookmarkStart w:id="10" w:name="_Toc28782"/>
+      <w:bookmarkStart w:id="10" w:name="_Toc4565"/>
       <w:r>
         <w:rPr>
           <w:rFonts w:hint="default"/>
@@ -5216,7 +5128,7 @@
           <w:lang w:val="en-US" w:eastAsia="zh-CN"/>
         </w:rPr>
       </w:pPr>
-      <w:bookmarkStart w:id="11" w:name="_Toc150"/>
+      <w:bookmarkStart w:id="11" w:name="_Toc8007"/>
       <w:r>
         <w:rPr>
           <w:rFonts w:hint="eastAsia"/>
@@ -5408,7 +5320,7 @@
         <w:snapToGrid w:val="0"/>
         <w:textAlignment w:val="baseline"/>
       </w:pPr>
-      <w:bookmarkStart w:id="12" w:name="_Toc20112"/>
+      <w:bookmarkStart w:id="12" w:name="_Toc7119"/>
       <w:r>
         <w:rPr>
           <w:rFonts w:hint="eastAsia"/>
@@ -5438,7 +5350,7 @@
           <w:rFonts w:hint="eastAsia"/>
         </w:rPr>
       </w:pPr>
-      <w:bookmarkStart w:id="13" w:name="_Toc30657"/>
+      <w:bookmarkStart w:id="13" w:name="_Toc32269"/>
       <w:r>
         <w:rPr>
           <w:rFonts w:hint="eastAsia"/>
@@ -5494,7 +5406,7 @@
           <w:rFonts w:hint="eastAsia"/>
         </w:rPr>
       </w:pPr>
-      <w:bookmarkStart w:id="14" w:name="_Toc22405"/>
+      <w:bookmarkStart w:id="14" w:name="_Toc15496"/>
       <w:r>
         <w:rPr>
           <w:rFonts w:hint="eastAsia"/>
@@ -5550,7 +5462,7 @@
           <w:rFonts w:hint="eastAsia"/>
         </w:rPr>
       </w:pPr>
-      <w:bookmarkStart w:id="15" w:name="_Toc10273"/>
+      <w:bookmarkStart w:id="15" w:name="_Toc19300"/>
       <w:r>
         <w:rPr>
           <w:rFonts w:hint="eastAsia"/>
@@ -5606,7 +5518,7 @@
           <w:rFonts w:hint="eastAsia"/>
         </w:rPr>
       </w:pPr>
-      <w:bookmarkStart w:id="16" w:name="_Toc8388"/>
+      <w:bookmarkStart w:id="16" w:name="_Toc4629"/>
       <w:r>
         <w:rPr>
           <w:rFonts w:hint="eastAsia"/>
@@ -5662,7 +5574,7 @@
           <w:rFonts w:hint="eastAsia"/>
         </w:rPr>
       </w:pPr>
-      <w:bookmarkStart w:id="17" w:name="_Toc2282"/>
+      <w:bookmarkStart w:id="17" w:name="_Toc11686"/>
       <w:r>
         <w:rPr>
           <w:rFonts w:hint="eastAsia"/>
@@ -5718,7 +5630,7 @@
           <w:rFonts w:hint="eastAsia"/>
         </w:rPr>
       </w:pPr>
-      <w:bookmarkStart w:id="18" w:name="_Toc26106"/>
+      <w:bookmarkStart w:id="18" w:name="_Toc28596"/>
       <w:r>
         <w:rPr>
           <w:rFonts w:hint="eastAsia"/>
@@ -5774,7 +5686,7 @@
           <w:rFonts w:hint="eastAsia"/>
         </w:rPr>
       </w:pPr>
-      <w:bookmarkStart w:id="19" w:name="_Toc11058"/>
+      <w:bookmarkStart w:id="19" w:name="_Toc57"/>
       <w:r>
         <w:rPr>
           <w:rFonts w:hint="eastAsia"/>
@@ -5828,7 +5740,7 @@
           <w:lang w:val="en-US" w:eastAsia="zh-CN"/>
         </w:rPr>
       </w:pPr>
-      <w:bookmarkStart w:id="20" w:name="_Toc12159"/>
+      <w:bookmarkStart w:id="20" w:name="_Toc19407"/>
       <w:r>
         <w:rPr>
           <w:rFonts w:hint="eastAsia"/>
@@ -5859,7 +5771,7 @@
           <w:lang w:val="en-US" w:eastAsia="zh-CN"/>
         </w:rPr>
       </w:pPr>
-      <w:bookmarkStart w:id="21" w:name="_Toc11045"/>
+      <w:bookmarkStart w:id="21" w:name="_Toc11792"/>
       <w:r>
         <w:rPr>
           <w:rFonts w:hint="eastAsia"/>
@@ -5890,7 +5802,7 @@
           <w:lang w:val="en-US" w:eastAsia="zh-CN"/>
         </w:rPr>
       </w:pPr>
-      <w:bookmarkStart w:id="22" w:name="_Toc20797"/>
+      <w:bookmarkStart w:id="22" w:name="_Toc17138"/>
       <w:r>
         <w:rPr>
           <w:rFonts w:hint="default"/>
@@ -6015,7 +5927,7 @@
           <w:lang w:val="en-US" w:eastAsia="zh-CN"/>
         </w:rPr>
       </w:pPr>
-      <w:bookmarkStart w:id="23" w:name="_Toc15306"/>
+      <w:bookmarkStart w:id="23" w:name="_Toc29000"/>
       <w:r>
         <w:rPr>
           <w:rFonts w:hint="default"/>
@@ -6182,7 +6094,7 @@
           <w:lang w:val="en-US" w:eastAsia="zh-CN"/>
         </w:rPr>
       </w:pPr>
-      <w:bookmarkStart w:id="24" w:name="_Toc11734"/>
+      <w:bookmarkStart w:id="24" w:name="_Toc32648"/>
       <w:r>
         <w:rPr>
           <w:rFonts w:hint="default"/>
@@ -6349,7 +6261,7 @@
           <w:lang w:val="en-US" w:eastAsia="zh-CN"/>
         </w:rPr>
       </w:pPr>
-      <w:bookmarkStart w:id="25" w:name="_Toc10762"/>
+      <w:bookmarkStart w:id="25" w:name="_Toc10357"/>
       <w:r>
         <w:rPr>
           <w:rFonts w:hint="default"/>
@@ -6618,7 +6530,7 @@
           <w:lang w:val="en-US" w:eastAsia="zh-CN"/>
         </w:rPr>
       </w:pPr>
-      <w:bookmarkStart w:id="26" w:name="_Toc18457"/>
+      <w:bookmarkStart w:id="26" w:name="_Toc5207"/>
       <w:r>
         <w:rPr>
           <w:rFonts w:hint="default"/>
@@ -6649,7 +6561,7 @@
           <w:lang w:val="en-US" w:eastAsia="zh-CN"/>
         </w:rPr>
       </w:pPr>
-      <w:bookmarkStart w:id="27" w:name="_Toc22744"/>
+      <w:bookmarkStart w:id="27" w:name="_Toc14243"/>
       <w:r>
         <w:rPr>
           <w:rFonts w:hint="default"/>
@@ -6918,7 +6830,7 @@
           <w:lang w:val="en-US" w:eastAsia="zh-CN"/>
         </w:rPr>
       </w:pPr>
-      <w:bookmarkStart w:id="28" w:name="_Toc15622"/>
+      <w:bookmarkStart w:id="28" w:name="_Toc2073"/>
       <w:r>
         <w:rPr>
           <w:rFonts w:hint="default"/>
@@ -7153,7 +7065,7 @@
           <w:lang w:val="en-US" w:eastAsia="zh-CN"/>
         </w:rPr>
       </w:pPr>
-      <w:bookmarkStart w:id="29" w:name="_Toc1962"/>
+      <w:bookmarkStart w:id="29" w:name="_Toc23064"/>
       <w:r>
         <w:rPr>
           <w:rFonts w:hint="default"/>
@@ -7451,7 +7363,7 @@
           <w:lang w:val="en-US" w:eastAsia="zh-CN"/>
         </w:rPr>
       </w:pPr>
-      <w:bookmarkStart w:id="30" w:name="_Toc21222"/>
+      <w:bookmarkStart w:id="30" w:name="_Toc678"/>
       <w:r>
         <w:rPr>
           <w:rFonts w:hint="default"/>
@@ -7822,7 +7734,7 @@
           <w:lang w:val="en-US" w:eastAsia="zh-CN"/>
         </w:rPr>
       </w:pPr>
-      <w:bookmarkStart w:id="31" w:name="_Toc32163"/>
+      <w:bookmarkStart w:id="31" w:name="_Toc13137"/>
       <w:r>
         <w:rPr>
           <w:rFonts w:hint="default"/>
@@ -8091,7 +8003,7 @@
           <w:lang w:val="en-US" w:eastAsia="zh-CN"/>
         </w:rPr>
       </w:pPr>
-      <w:bookmarkStart w:id="32" w:name="_Toc28239"/>
+      <w:bookmarkStart w:id="32" w:name="_Toc20606"/>
       <w:r>
         <w:rPr>
           <w:rFonts w:hint="default"/>
@@ -8122,7 +8034,7 @@
           <w:lang w:val="en-US" w:eastAsia="zh-CN"/>
         </w:rPr>
       </w:pPr>
-      <w:bookmarkStart w:id="33" w:name="_Toc18200"/>
+      <w:bookmarkStart w:id="33" w:name="_Toc8412"/>
       <w:r>
         <w:rPr>
           <w:rFonts w:hint="default"/>
@@ -8391,7 +8303,7 @@
           <w:lang w:val="en-US" w:eastAsia="zh-CN"/>
         </w:rPr>
       </w:pPr>
-      <w:bookmarkStart w:id="34" w:name="_Toc1025"/>
+      <w:bookmarkStart w:id="34" w:name="_Toc22467"/>
       <w:r>
         <w:rPr>
           <w:rFonts w:hint="default"/>
@@ -8524,7 +8436,7 @@
           <w:lang w:val="en-US" w:eastAsia="zh-CN"/>
         </w:rPr>
       </w:pPr>
-      <w:bookmarkStart w:id="35" w:name="_Toc24679"/>
+      <w:bookmarkStart w:id="35" w:name="_Toc7156"/>
       <w:r>
         <w:rPr>
           <w:rFonts w:hint="default"/>
@@ -8555,7 +8467,7 @@
           <w:lang w:val="en-US" w:eastAsia="zh-CN"/>
         </w:rPr>
       </w:pPr>
-      <w:bookmarkStart w:id="36" w:name="_Toc5893"/>
+      <w:bookmarkStart w:id="36" w:name="_Toc12770"/>
       <w:r>
         <w:rPr>
           <w:rFonts w:hint="default"/>
@@ -8744,7 +8656,7 @@
           <w:lang w:val="en-US" w:eastAsia="zh-CN"/>
         </w:rPr>
       </w:pPr>
-      <w:bookmarkStart w:id="37" w:name="_Toc16425"/>
+      <w:bookmarkStart w:id="37" w:name="_Toc12554"/>
       <w:r>
         <w:rPr>
           <w:rFonts w:hint="default"/>
@@ -8899,7 +8811,7 @@
           <w:lang w:val="en-US" w:eastAsia="zh-CN"/>
         </w:rPr>
       </w:pPr>
-      <w:bookmarkStart w:id="38" w:name="_Toc3193"/>
+      <w:bookmarkStart w:id="38" w:name="_Toc30571"/>
       <w:r>
         <w:rPr>
           <w:rFonts w:hint="eastAsia"/>
@@ -9055,11 +8967,11 @@
         </w:tblCellMar>
       </w:tblPr>
       <w:tblGrid>
-        <w:gridCol w:w="841"/>
-        <w:gridCol w:w="1874"/>
-        <w:gridCol w:w="3602"/>
-        <w:gridCol w:w="1107"/>
-        <w:gridCol w:w="1094"/>
+        <w:gridCol w:w="825"/>
+        <w:gridCol w:w="1820"/>
+        <w:gridCol w:w="3492"/>
+        <w:gridCol w:w="1081"/>
+        <w:gridCol w:w="1078"/>
       </w:tblGrid>
       <w:tr>
         <w:tblPrEx>
@@ -9071,12 +8983,6 @@
             <w:insideH w:val="single" w:color="auto" w:sz="4" w:space="0"/>
             <w:insideV w:val="single" w:color="auto" w:sz="4" w:space="0"/>
           </w:tblBorders>
-          <w:tblCellMar>
-            <w:top w:w="0" w:type="dxa"/>
-            <w:left w:w="108" w:type="dxa"/>
-            <w:bottom w:w="0" w:type="dxa"/>
-            <w:right w:w="108" w:type="dxa"/>
-          </w:tblCellMar>
         </w:tblPrEx>
         <w:trPr>
           <w:jc w:val="center"/>
@@ -9789,8 +9695,8 @@
       </w:pPr>
       <w:bookmarkStart w:id="39" w:name="bookmark3"/>
       <w:bookmarkEnd w:id="39"/>
-      <w:bookmarkStart w:id="40" w:name="_Toc1091"/>
-      <w:bookmarkStart w:id="41" w:name="_Toc17424"/>
+      <w:bookmarkStart w:id="40" w:name="_Toc17424"/>
+      <w:bookmarkStart w:id="41" w:name="_Toc1193"/>
       <w:r>
         <w:rPr>
           <w:rStyle w:val="38"/>
@@ -9837,17 +9743,20 @@
           <w:sz w:val="24"/>
           <w:szCs w:val="24"/>
         </w:rPr>
-        <w:t>本制度最终解释权和修订权归人力部。</w:t>
-      </w:r>
-      <w:r>
-        <w:rPr>
-          <w:rFonts w:hint="eastAsia" w:ascii="宋体" w:hAnsi="宋体" w:eastAsia="宋体" w:cs="宋体"/>
+        <w:t>本制度最终解释权和修订权归</w:t>
+      </w:r>
+      <w:r>
+        <w:rPr>
+          <w:rFonts w:hint="eastAsia" w:ascii="宋体" w:hAnsi="宋体" w:cs="宋体"/>
           <w:spacing w:val="-1"/>
           <w:sz w:val="24"/>
           <w:szCs w:val="24"/>
           <w:lang w:val="en-US" w:eastAsia="zh-CN"/>
         </w:rPr>
-      </w:r>
+        <w:t>运维</w:t>
+      </w:r>
+      <w:bookmarkStart w:id="45" w:name="_GoBack"/>
+      <w:bookmarkEnd w:id="45"/>
       <w:r>
         <w:rPr>
           <w:rFonts w:ascii="宋体" w:hAnsi="宋体" w:eastAsia="宋体" w:cs="宋体"/>
@@ -9855,6 +9764,7 @@
           <w:sz w:val="24"/>
           <w:szCs w:val="24"/>
         </w:rPr>
+        <w:t>部。</w:t>
       </w:r>
     </w:p>
     <w:p>
@@ -9917,7 +9827,7 @@
       </w:pPr>
       <w:bookmarkStart w:id="42" w:name="bookmark14"/>
       <w:bookmarkEnd w:id="42"/>
-      <w:bookmarkStart w:id="43" w:name="_Toc10980"/>
+      <w:bookmarkStart w:id="43" w:name="_Toc30716"/>
       <w:r>
         <w:rPr>
           <w:rFonts w:hint="eastAsia"/>
@@ -9948,7 +9858,7 @@
           <w:lang w:val="en-US" w:eastAsia="zh-CN"/>
         </w:rPr>
       </w:pPr>
-      <w:bookmarkStart w:id="44" w:name="_Toc24695"/>
+      <w:bookmarkStart w:id="44" w:name="_Toc22607"/>
       <w:r>
         <w:rPr>
           <w:rFonts w:hint="eastAsia"/>
@@ -9988,12 +9898,12 @@
       </w:r>
     </w:p>
     <w:sectPr>
+      <w:headerReference r:id="rId7" w:type="first"/>
+      <w:footerReference r:id="rId10" w:type="first"/>
       <w:headerReference r:id="rId5" w:type="default"/>
-      <w:footerReference w:type="default" r:id="rId11"/>
-      <w:headerReference w:type="first" r:id="rId12"/>
-      <w:footerReference w:type="first" r:id="rId13"/>
-      <w:headerReference w:type="even" r:id="rId14"/>
-      <w:footerReference w:type="even" r:id="rId15"/>
+      <w:footerReference r:id="rId8" w:type="default"/>
+      <w:headerReference r:id="rId6" w:type="even"/>
+      <w:footerReference r:id="rId9" w:type="even"/>
       <w:pgSz w:w="11906" w:h="16838"/>
       <w:pgMar w:top="1417" w:right="1800" w:bottom="1440" w:left="1800" w:header="1140" w:footer="992" w:gutter="0"/>
       <w:cols w:space="425" w:num="1"/>
@@ -10029,32 +9939,20 @@
 </file>
 
 <file path=word/footer1.xml><?xml version="1.0" encoding="utf-8"?>
-<w:ftr xmlns:m="http://schemas.openxmlformats.org/officeDocument/2006/math" xmlns:mc="http://schemas.openxmlformats.org/markup-compatibility/2006" xmlns:mo="http://schemas.microsoft.com/office/mac/office/2008/main" xmlns:mv="urn:schemas-microsoft-com:mac:vml" xmlns:o="urn:schemas-microsoft-com:office:office" xmlns:r="http://schemas.openxmlformats.org/officeDocument/2006/relationships" xmlns:v="urn:schemas-microsoft-com:vml" xmlns:w10="urn:schemas-microsoft-com:office:word" xmlns:w14="http://schemas.microsoft.com/office/word/2010/wordml" xmlns:w="http://schemas.openxmlformats.org/wordprocessingml/2006/main" xmlns:wne="http://schemas.microsoft.com/office/word/2006/wordml" xmlns:wp14="http://schemas.microsoft.com/office/word/2010/wordprocessingDrawing" xmlns:wp="http://schemas.openxmlformats.org/drawingml/2006/wordprocessingDrawing" xmlns:wpc="http://schemas.microsoft.com/office/word/2010/wordprocessingCanvas" xmlns:wpg="http://schemas.microsoft.com/office/word/2010/wordprocessingGroup" xmlns:wpi="http://schemas.microsoft.com/office/word/2010/wordprocessingInk" xmlns:wps="http://schemas.microsoft.com/office/word/2010/wordprocessingShape" mc:Ignorable="w14 wp14">
-  <w:p>
-    <w:pPr>
-      <w:pStyle w:val="Footer"/>
-    </w:pPr>
-  </w:p>
+<w:ftr xmlns:wpc="http://schemas.microsoft.com/office/word/2010/wordprocessingCanvas" xmlns:mc="http://schemas.openxmlformats.org/markup-compatibility/2006" xmlns:o="urn:schemas-microsoft-com:office:office" xmlns:r="http://schemas.openxmlformats.org/officeDocument/2006/relationships" xmlns:m="http://schemas.openxmlformats.org/officeDocument/2006/math" xmlns:v="urn:schemas-microsoft-com:vml" xmlns:wp14="http://schemas.microsoft.com/office/word/2010/wordprocessingDrawing" xmlns:wp="http://schemas.openxmlformats.org/drawingml/2006/wordprocessingDrawing" xmlns:w10="urn:schemas-microsoft-com:office:word" xmlns:w="http://schemas.openxmlformats.org/wordprocessingml/2006/main" xmlns:w14="http://schemas.microsoft.com/office/word/2010/wordml" xmlns:w15="http://schemas.microsoft.com/office/word/2012/wordml" xmlns:wpg="http://schemas.microsoft.com/office/word/2010/wordprocessingGroup" xmlns:wpi="http://schemas.microsoft.com/office/word/2010/wordprocessingInk" xmlns:wne="http://schemas.microsoft.com/office/word/2006/wordml" xmlns:wps="http://schemas.microsoft.com/office/word/2010/wordprocessingShape" xmlns:wpsCustomData="http://www.wps.cn/officeDocument/2013/wpsCustomData" mc:Ignorable="w14 w15 wp14">
+  <w:p/>
 </w:ftr>
 </file>
 
 <file path=word/footer2.xml><?xml version="1.0" encoding="utf-8"?>
-<w:ftr xmlns:m="http://schemas.openxmlformats.org/officeDocument/2006/math" xmlns:mc="http://schemas.openxmlformats.org/markup-compatibility/2006" xmlns:mo="http://schemas.microsoft.com/office/mac/office/2008/main" xmlns:mv="urn:schemas-microsoft-com:mac:vml" xmlns:o="urn:schemas-microsoft-com:office:office" xmlns:r="http://schemas.openxmlformats.org/officeDocument/2006/relationships" xmlns:v="urn:schemas-microsoft-com:vml" xmlns:w10="urn:schemas-microsoft-com:office:word" xmlns:w14="http://schemas.microsoft.com/office/word/2010/wordml" xmlns:w="http://schemas.openxmlformats.org/wordprocessingml/2006/main" xmlns:wne="http://schemas.microsoft.com/office/word/2006/wordml" xmlns:wp14="http://schemas.microsoft.com/office/word/2010/wordprocessingDrawing" xmlns:wp="http://schemas.openxmlformats.org/drawingml/2006/wordprocessingDrawing" xmlns:wpc="http://schemas.microsoft.com/office/word/2010/wordprocessingCanvas" xmlns:wpg="http://schemas.microsoft.com/office/word/2010/wordprocessingGroup" xmlns:wpi="http://schemas.microsoft.com/office/word/2010/wordprocessingInk" xmlns:wps="http://schemas.microsoft.com/office/word/2010/wordprocessingShape" mc:Ignorable="w14 wp14">
-  <w:p>
-    <w:pPr>
-      <w:pStyle w:val="Footer"/>
-    </w:pPr>
-  </w:p>
+<w:ftr xmlns:wpc="http://schemas.microsoft.com/office/word/2010/wordprocessingCanvas" xmlns:mc="http://schemas.openxmlformats.org/markup-compatibility/2006" xmlns:o="urn:schemas-microsoft-com:office:office" xmlns:r="http://schemas.openxmlformats.org/officeDocument/2006/relationships" xmlns:m="http://schemas.openxmlformats.org/officeDocument/2006/math" xmlns:v="urn:schemas-microsoft-com:vml" xmlns:wp14="http://schemas.microsoft.com/office/word/2010/wordprocessingDrawing" xmlns:wp="http://schemas.openxmlformats.org/drawingml/2006/wordprocessingDrawing" xmlns:w10="urn:schemas-microsoft-com:office:word" xmlns:w="http://schemas.openxmlformats.org/wordprocessingml/2006/main" xmlns:w14="http://schemas.microsoft.com/office/word/2010/wordml" xmlns:w15="http://schemas.microsoft.com/office/word/2012/wordml" xmlns:wpg="http://schemas.microsoft.com/office/word/2010/wordprocessingGroup" xmlns:wpi="http://schemas.microsoft.com/office/word/2010/wordprocessingInk" xmlns:wne="http://schemas.microsoft.com/office/word/2006/wordml" xmlns:wps="http://schemas.microsoft.com/office/word/2010/wordprocessingShape" xmlns:wpsCustomData="http://www.wps.cn/officeDocument/2013/wpsCustomData" mc:Ignorable="w14 w15 wp14">
+  <w:p/>
 </w:ftr>
 </file>
 
 <file path=word/footer3.xml><?xml version="1.0" encoding="utf-8"?>
-<w:ftr xmlns:m="http://schemas.openxmlformats.org/officeDocument/2006/math" xmlns:mc="http://schemas.openxmlformats.org/markup-compatibility/2006" xmlns:mo="http://schemas.microsoft.com/office/mac/office/2008/main" xmlns:mv="urn:schemas-microsoft-com:mac:vml" xmlns:o="urn:schemas-microsoft-com:office:office" xmlns:r="http://schemas.openxmlformats.org/officeDocument/2006/relationships" xmlns:v="urn:schemas-microsoft-com:vml" xmlns:w10="urn:schemas-microsoft-com:office:word" xmlns:w14="http://schemas.microsoft.com/office/word/2010/wordml" xmlns:w="http://schemas.openxmlformats.org/wordprocessingml/2006/main" xmlns:wne="http://schemas.microsoft.com/office/word/2006/wordml" xmlns:wp14="http://schemas.microsoft.com/office/word/2010/wordprocessingDrawing" xmlns:wp="http://schemas.openxmlformats.org/drawingml/2006/wordprocessingDrawing" xmlns:wpc="http://schemas.microsoft.com/office/word/2010/wordprocessingCanvas" xmlns:wpg="http://schemas.microsoft.com/office/word/2010/wordprocessingGroup" xmlns:wpi="http://schemas.microsoft.com/office/word/2010/wordprocessingInk" xmlns:wps="http://schemas.microsoft.com/office/word/2010/wordprocessingShape" mc:Ignorable="w14 wp14">
-  <w:p>
-    <w:pPr>
-      <w:pStyle w:val="Footer"/>
-    </w:pPr>
-  </w:p>
+<w:ftr xmlns:wpc="http://schemas.microsoft.com/office/word/2010/wordprocessingCanvas" xmlns:mc="http://schemas.openxmlformats.org/markup-compatibility/2006" xmlns:o="urn:schemas-microsoft-com:office:office" xmlns:r="http://schemas.openxmlformats.org/officeDocument/2006/relationships" xmlns:m="http://schemas.openxmlformats.org/officeDocument/2006/math" xmlns:v="urn:schemas-microsoft-com:vml" xmlns:wp14="http://schemas.microsoft.com/office/word/2010/wordprocessingDrawing" xmlns:wp="http://schemas.openxmlformats.org/drawingml/2006/wordprocessingDrawing" xmlns:w10="urn:schemas-microsoft-com:office:word" xmlns:w="http://schemas.openxmlformats.org/wordprocessingml/2006/main" xmlns:w14="http://schemas.microsoft.com/office/word/2010/wordml" xmlns:w15="http://schemas.microsoft.com/office/word/2012/wordml" xmlns:wpg="http://schemas.microsoft.com/office/word/2010/wordprocessingGroup" xmlns:wpi="http://schemas.microsoft.com/office/word/2010/wordprocessingInk" xmlns:wne="http://schemas.microsoft.com/office/word/2006/wordml" xmlns:wps="http://schemas.microsoft.com/office/word/2010/wordprocessingShape" xmlns:wpsCustomData="http://www.wps.cn/officeDocument/2013/wpsCustomData" mc:Ignorable="w14 w15 wp14">
+  <w:p/>
 </w:ftr>
 </file>
 
@@ -10107,42 +10005,34 @@
         <w:lang w:val="en-US" w:eastAsia="zh-CN"/>
       </w:rPr>
       <w:tab/>
-      <w:tab/>
-      <w:t>重庆市鹧鸪哨信息技术有限责任公司</w:t>
     </w:r>
     <w:r>
       <w:rPr>
         <w:rFonts w:hint="eastAsia" w:eastAsiaTheme="minorEastAsia"/>
         <w:lang w:val="en-US" w:eastAsia="zh-CN"/>
       </w:rPr>
+      <w:tab/>
     </w:r>
     <w:r>
       <w:rPr>
         <w:rFonts w:hint="eastAsia" w:eastAsiaTheme="minorEastAsia"/>
         <w:lang w:val="en-US" w:eastAsia="zh-CN"/>
       </w:rPr>
+      <w:t>重庆市鹧鸪哨信息技术有限责任公司</w:t>
     </w:r>
   </w:p>
 </w:hdr>
 </file>
 
 <file path=word/header2.xml><?xml version="1.0" encoding="utf-8"?>
-<w:hdr xmlns:m="http://schemas.openxmlformats.org/officeDocument/2006/math" xmlns:mc="http://schemas.openxmlformats.org/markup-compatibility/2006" xmlns:mo="http://schemas.microsoft.com/office/mac/office/2008/main" xmlns:mv="urn:schemas-microsoft-com:mac:vml" xmlns:o="urn:schemas-microsoft-com:office:office" xmlns:r="http://schemas.openxmlformats.org/officeDocument/2006/relationships" xmlns:v="urn:schemas-microsoft-com:vml" xmlns:w10="urn:schemas-microsoft-com:office:word" xmlns:w14="http://schemas.microsoft.com/office/word/2010/wordml" xmlns:w="http://schemas.openxmlformats.org/wordprocessingml/2006/main" xmlns:wne="http://schemas.microsoft.com/office/word/2006/wordml" xmlns:wp14="http://schemas.microsoft.com/office/word/2010/wordprocessingDrawing" xmlns:wp="http://schemas.openxmlformats.org/drawingml/2006/wordprocessingDrawing" xmlns:wpc="http://schemas.microsoft.com/office/word/2010/wordprocessingCanvas" xmlns:wpg="http://schemas.microsoft.com/office/word/2010/wordprocessingGroup" xmlns:wpi="http://schemas.microsoft.com/office/word/2010/wordprocessingInk" xmlns:wps="http://schemas.microsoft.com/office/word/2010/wordprocessingShape" mc:Ignorable="w14 wp14">
-  <w:p>
-    <w:pPr>
-      <w:pStyle w:val="Header"/>
-    </w:pPr>
-  </w:p>
+<w:hdr xmlns:wpc="http://schemas.microsoft.com/office/word/2010/wordprocessingCanvas" xmlns:mc="http://schemas.openxmlformats.org/markup-compatibility/2006" xmlns:o="urn:schemas-microsoft-com:office:office" xmlns:r="http://schemas.openxmlformats.org/officeDocument/2006/relationships" xmlns:m="http://schemas.openxmlformats.org/officeDocument/2006/math" xmlns:v="urn:schemas-microsoft-com:vml" xmlns:wp14="http://schemas.microsoft.com/office/word/2010/wordprocessingDrawing" xmlns:wp="http://schemas.openxmlformats.org/drawingml/2006/wordprocessingDrawing" xmlns:w10="urn:schemas-microsoft-com:office:word" xmlns:w="http://schemas.openxmlformats.org/wordprocessingml/2006/main" xmlns:w14="http://schemas.microsoft.com/office/word/2010/wordml" xmlns:w15="http://schemas.microsoft.com/office/word/2012/wordml" xmlns:wpg="http://schemas.microsoft.com/office/word/2010/wordprocessingGroup" xmlns:wpi="http://schemas.microsoft.com/office/word/2010/wordprocessingInk" xmlns:wne="http://schemas.microsoft.com/office/word/2006/wordml" xmlns:wps="http://schemas.microsoft.com/office/word/2010/wordprocessingShape" xmlns:wpsCustomData="http://www.wps.cn/officeDocument/2013/wpsCustomData" mc:Ignorable="w14 w15 wp14">
+  <w:p/>
 </w:hdr>
 </file>
 
 <file path=word/header3.xml><?xml version="1.0" encoding="utf-8"?>
-<w:hdr xmlns:m="http://schemas.openxmlformats.org/officeDocument/2006/math" xmlns:mc="http://schemas.openxmlformats.org/markup-compatibility/2006" xmlns:mo="http://schemas.microsoft.com/office/mac/office/2008/main" xmlns:mv="urn:schemas-microsoft-com:mac:vml" xmlns:o="urn:schemas-microsoft-com:office:office" xmlns:r="http://schemas.openxmlformats.org/officeDocument/2006/relationships" xmlns:v="urn:schemas-microsoft-com:vml" xmlns:w10="urn:schemas-microsoft-com:office:word" xmlns:w14="http://schemas.microsoft.com/office/word/2010/wordml" xmlns:w="http://schemas.openxmlformats.org/wordprocessingml/2006/main" xmlns:wne="http://schemas.microsoft.com/office/word/2006/wordml" xmlns:wp14="http://schemas.microsoft.com/office/word/2010/wordprocessingDrawing" xmlns:wp="http://schemas.openxmlformats.org/drawingml/2006/wordprocessingDrawing" xmlns:wpc="http://schemas.microsoft.com/office/word/2010/wordprocessingCanvas" xmlns:wpg="http://schemas.microsoft.com/office/word/2010/wordprocessingGroup" xmlns:wpi="http://schemas.microsoft.com/office/word/2010/wordprocessingInk" xmlns:wps="http://schemas.microsoft.com/office/word/2010/wordprocessingShape" mc:Ignorable="w14 wp14">
-  <w:p>
-    <w:pPr>
-      <w:pStyle w:val="Header"/>
-    </w:pPr>
-  </w:p>
+<w:hdr xmlns:wpc="http://schemas.microsoft.com/office/word/2010/wordprocessingCanvas" xmlns:mc="http://schemas.openxmlformats.org/markup-compatibility/2006" xmlns:o="urn:schemas-microsoft-com:office:office" xmlns:r="http://schemas.openxmlformats.org/officeDocument/2006/relationships" xmlns:m="http://schemas.openxmlformats.org/officeDocument/2006/math" xmlns:v="urn:schemas-microsoft-com:vml" xmlns:wp14="http://schemas.microsoft.com/office/word/2010/wordprocessingDrawing" xmlns:wp="http://schemas.openxmlformats.org/drawingml/2006/wordprocessingDrawing" xmlns:w10="urn:schemas-microsoft-com:office:word" xmlns:w="http://schemas.openxmlformats.org/wordprocessingml/2006/main" xmlns:w14="http://schemas.microsoft.com/office/word/2010/wordml" xmlns:w15="http://schemas.microsoft.com/office/word/2012/wordml" xmlns:wpg="http://schemas.microsoft.com/office/word/2010/wordprocessingGroup" xmlns:wpi="http://schemas.microsoft.com/office/word/2010/wordprocessingInk" xmlns:wne="http://schemas.microsoft.com/office/word/2006/wordml" xmlns:wps="http://schemas.microsoft.com/office/word/2010/wordprocessingShape" xmlns:wpsCustomData="http://www.wps.cn/officeDocument/2013/wpsCustomData" mc:Ignorable="w14 w15 wp14">
+  <w:p/>
 </w:hdr>
 </file>
 

--- a/6-过程管理/流程制度规范类文件/ZGS-06-09-服务可用性和连续性管理制度.docx
+++ b/6-过程管理/流程制度规范类文件/ZGS-06-09-服务可用性和连续性管理制度.docx
@@ -1,10 +1,11 @@
 
 <file path=word/document.xml><?xml version="1.0" encoding="utf-8"?>
-<w:document xmlns:wpc="http://schemas.microsoft.com/office/word/2010/wordprocessingCanvas" xmlns:mc="http://schemas.openxmlformats.org/markup-compatibility/2006" xmlns:o="urn:schemas-microsoft-com:office:office" xmlns:r="http://schemas.openxmlformats.org/officeDocument/2006/relationships" xmlns:m="http://schemas.openxmlformats.org/officeDocument/2006/math" xmlns:v="urn:schemas-microsoft-com:vml" xmlns:wp14="http://schemas.microsoft.com/office/word/2010/wordprocessingDrawing" xmlns:wp="http://schemas.openxmlformats.org/drawingml/2006/wordprocessingDrawing" xmlns:w="http://schemas.openxmlformats.org/wordprocessingml/2006/main" xmlns:w14="http://schemas.microsoft.com/office/word/2010/wordml" xmlns:w10="urn:schemas-microsoft-com:office:word" xmlns:w15="http://schemas.microsoft.com/office/word/2012/wordml" xmlns:wpg="http://schemas.microsoft.com/office/word/2010/wordprocessingGroup" xmlns:wpi="http://schemas.microsoft.com/office/word/2010/wordprocessingInk" xmlns:wne="http://schemas.microsoft.com/office/word/2006/wordml" xmlns:wps="http://schemas.microsoft.com/office/word/2010/wordprocessingShape" xmlns:wpsCustomData="http://www.wps.cn/officeDocument/2013/wpsCustomData" mc:Ignorable="w14 w15 wp14">
+<w:document xmlns:wpc="http://schemas.microsoft.com/office/word/2010/wordprocessingCanvas" xmlns:mc="http://schemas.openxmlformats.org/markup-compatibility/2006" xmlns:o="urn:schemas-microsoft-com:office:office" xmlns:r="http://schemas.openxmlformats.org/officeDocument/2006/relationships" xmlns:m="http://schemas.openxmlformats.org/officeDocument/2006/math" xmlns:v="urn:schemas-microsoft-com:vml" xmlns:wp14="http://schemas.microsoft.com/office/word/2010/wordprocessingDrawing" xmlns:wp="http://schemas.openxmlformats.org/drawingml/2006/wordprocessingDrawing" xmlns:w10="urn:schemas-microsoft-com:office:word" xmlns:w="http://schemas.openxmlformats.org/wordprocessingml/2006/main" xmlns:w14="http://schemas.microsoft.com/office/word/2010/wordml" xmlns:w15="http://schemas.microsoft.com/office/word/2012/wordml" xmlns:wne="http://schemas.microsoft.com/office/word/2006/wordml" xmlns:wpg="http://schemas.microsoft.com/office/word/2010/wordprocessingGroup" xmlns:wpi="http://schemas.microsoft.com/office/word/2010/wordprocessingInk" xmlns:wps="http://schemas.microsoft.com/office/word/2010/wordprocessingShape" mc:Ignorable="w14 w15 wp14">
+  <!-- Generated by Aspose.Words for .NET 13.3.0.1 -->
   <w:body>
     <w:p>
       <w:pPr>
-        <w:pStyle w:val="24"/>
+        <w:pStyle w:val="a"/>
         <w:keepNext w:val="0"/>
         <w:keepLines w:val="0"/>
         <w:pageBreakBefore w:val="0"/>
@@ -24,7 +25,7 @@
       <w:bookmarkStart w:id="0" w:name="_Toc25405"/>
       <w:r>
         <w:drawing>
-          <wp:anchor distT="0" distB="0" distL="114300" distR="114300" simplePos="0" relativeHeight="251660288" behindDoc="1" locked="0" layoutInCell="1" allowOverlap="1">
+          <wp:anchor distT="0" distB="0" distL="114300" distR="114300" simplePos="0" relativeHeight="251659264" behindDoc="1" locked="0" layoutInCell="1" allowOverlap="1">
             <wp:simplePos x="0" y="0"/>
             <wp:positionH relativeFrom="column">
               <wp:posOffset>0</wp:posOffset>
@@ -49,7 +50,7 @@
                     </pic:cNvPicPr>
                   </pic:nvPicPr>
                   <pic:blipFill>
-                    <a:blip r:embed="rId12"/>
+                    <a:blip xmlns:r="http://schemas.openxmlformats.org/officeDocument/2006/relationships" r:embed="rId4"/>
                     <a:stretch>
                       <a:fillRect/>
                     </a:stretch>
@@ -79,7 +80,7 @@
           <w:lang w:val="en-US" w:eastAsia="zh-CN"/>
         </w:rPr>
         <w:drawing>
-          <wp:anchor distT="0" distB="0" distL="114300" distR="114300" simplePos="0" relativeHeight="251659264" behindDoc="1" locked="0" layoutInCell="1" allowOverlap="1">
+          <wp:anchor distT="0" distB="0" distL="114300" distR="114300" simplePos="0" relativeHeight="251658240" behindDoc="1" locked="0" layoutInCell="1" allowOverlap="1">
             <wp:simplePos x="0" y="0"/>
             <wp:positionH relativeFrom="column">
               <wp:posOffset>635</wp:posOffset>
@@ -104,7 +105,7 @@
                     </pic:cNvPicPr>
                   </pic:nvPicPr>
                   <pic:blipFill>
-                    <a:blip r:embed="rId13">
+                    <a:blip xmlns:r="http://schemas.openxmlformats.org/officeDocument/2006/relationships" r:embed="rId5">
                       <a:alphaModFix amt="58000"/>
                       <a:lum contrast="-52000"/>
                     </a:blip>
@@ -138,7 +139,7 @@
     </w:p>
     <w:p>
       <w:pPr>
-        <w:pStyle w:val="25"/>
+        <w:pStyle w:val="a0"/>
         <w:keepNext w:val="0"/>
         <w:keepLines w:val="0"/>
         <w:pageBreakBefore w:val="0"/>
@@ -185,11 +186,11 @@
         <w:adjustRightInd w:val="0"/>
         <w:snapToGrid w:val="0"/>
         <w:spacing w:after="624" w:afterLines="200" w:line="219" w:lineRule="auto"/>
-        <w:ind w:left="0" w:leftChars="0" w:right="0" w:rightChars="0" w:firstLine="0" w:firstLineChars="0"/>
+        <w:ind w:left="0" w:right="0" w:firstLine="0" w:leftChars="0" w:rightChars="0" w:firstLineChars="0"/>
         <w:jc w:val="center"/>
         <w:textAlignment w:val="baseline"/>
         <w:rPr>
-          <w:rFonts w:hint="eastAsia" w:ascii="宋体" w:hAnsi="宋体" w:eastAsia="宋体" w:cs="宋体"/>
+          <w:rFonts w:ascii="宋体" w:eastAsia="宋体" w:hAnsi="宋体" w:cs="宋体" w:hint="eastAsia"/>
           <w:sz w:val="24"/>
           <w:szCs w:val="24"/>
           <w:lang w:val="en-US" w:eastAsia="zh-CN"/>
@@ -197,7 +198,7 @@
       </w:pPr>
       <w:r>
         <w:rPr>
-          <w:rFonts w:ascii="宋体" w:hAnsi="宋体" w:eastAsia="宋体" w:cs="宋体"/>
+          <w:rFonts w:ascii="宋体" w:eastAsia="宋体" w:hAnsi="宋体" w:cs="宋体"/>
           <w:b/>
           <w:bCs/>
           <w:spacing w:val="-3"/>
@@ -209,18 +210,17 @@
     </w:p>
     <w:tbl>
       <w:tblPr>
-        <w:tblStyle w:val="21"/>
+        <w:tblStyle w:val="TableGrid"/>
         <w:tblW w:w="0" w:type="auto"/>
         <w:jc w:val="center"/>
         <w:tblBorders>
-          <w:top w:val="none" w:color="auto" w:sz="0" w:space="0"/>
-          <w:left w:val="none" w:color="auto" w:sz="0" w:space="0"/>
-          <w:bottom w:val="none" w:color="auto" w:sz="0" w:space="0"/>
-          <w:right w:val="none" w:color="auto" w:sz="0" w:space="0"/>
-          <w:insideH w:val="none" w:color="auto" w:sz="0" w:space="0"/>
-          <w:insideV w:val="none" w:color="auto" w:sz="0" w:space="0"/>
+          <w:top w:val="nil"/>
+          <w:left w:val="nil"/>
+          <w:bottom w:val="nil"/>
+          <w:right w:val="nil"/>
+          <w:insideH w:val="nil"/>
+          <w:insideV w:val="nil"/>
         </w:tblBorders>
-        <w:tblLayout w:type="autofit"/>
         <w:tblCellMar>
           <w:top w:w="0" w:type="dxa"/>
           <w:left w:w="108" w:type="dxa"/>
@@ -234,13 +234,15 @@
       </w:tblGrid>
       <w:tr>
         <w:tblPrEx>
+          <w:tblW w:w="0" w:type="auto"/>
+          <w:jc w:val="center"/>
           <w:tblBorders>
-            <w:top w:val="none" w:color="auto" w:sz="0" w:space="0"/>
-            <w:left w:val="none" w:color="auto" w:sz="0" w:space="0"/>
-            <w:bottom w:val="none" w:color="auto" w:sz="0" w:space="0"/>
-            <w:right w:val="none" w:color="auto" w:sz="0" w:space="0"/>
-            <w:insideH w:val="none" w:color="auto" w:sz="0" w:space="0"/>
-            <w:insideV w:val="none" w:color="auto" w:sz="0" w:space="0"/>
+            <w:top w:val="nil"/>
+            <w:left w:val="nil"/>
+            <w:bottom w:val="nil"/>
+            <w:right w:val="nil"/>
+            <w:insideH w:val="nil"/>
+            <w:insideV w:val="nil"/>
           </w:tblBorders>
           <w:tblCellMar>
             <w:top w:w="0" w:type="dxa"/>
@@ -250,7 +252,7 @@
           </w:tblCellMar>
         </w:tblPrEx>
         <w:trPr>
-          <w:trHeight w:val="810" w:hRule="atLeast"/>
+          <w:trHeight w:val="810"/>
           <w:jc w:val="center"/>
         </w:trPr>
         <w:tc>
@@ -288,7 +290,7 @@
             </w:r>
             <w:r>
               <w:rPr>
-                <w:rFonts w:hint="default" w:asciiTheme="minorAscii" w:hAnsiTheme="minorAscii" w:eastAsiaTheme="minorEastAsia"/>
+                <w:rFonts w:asciiTheme="minorAscii" w:eastAsiaTheme="minorEastAsia" w:hAnsiTheme="minorAscii" w:hint="default"/>
                 <w:spacing w:val="227"/>
                 <w:sz w:val="21"/>
                 <w:vertAlign w:val="baseline"/>
@@ -342,7 +344,7 @@
             </w:r>
             <w:r>
               <w:rPr>
-                <w:rFonts w:hint="eastAsia" w:asciiTheme="minorAscii" w:hAnsiTheme="minorAscii" w:eastAsiaTheme="minorEastAsia"/>
+                <w:rFonts w:asciiTheme="minorAscii" w:eastAsiaTheme="minorEastAsia" w:hAnsiTheme="minorAscii" w:hint="eastAsia"/>
                 <w:spacing w:val="227"/>
                 <w:sz w:val="21"/>
                 <w:vertAlign w:val="baseline"/>
@@ -364,14 +366,8 @@
       </w:tr>
       <w:tr>
         <w:tblPrEx>
-          <w:tblBorders>
-            <w:top w:val="none" w:color="auto" w:sz="0" w:space="0"/>
-            <w:left w:val="none" w:color="auto" w:sz="0" w:space="0"/>
-            <w:bottom w:val="none" w:color="auto" w:sz="0" w:space="0"/>
-            <w:right w:val="none" w:color="auto" w:sz="0" w:space="0"/>
-            <w:insideH w:val="none" w:color="auto" w:sz="0" w:space="0"/>
-            <w:insideV w:val="none" w:color="auto" w:sz="0" w:space="0"/>
-          </w:tblBorders>
+          <w:tblW w:w="0" w:type="auto"/>
+          <w:jc w:val="center"/>
           <w:tblCellMar>
             <w:top w:w="0" w:type="dxa"/>
             <w:left w:w="108" w:type="dxa"/>
@@ -380,7 +376,7 @@
           </w:tblCellMar>
         </w:tblPrEx>
         <w:trPr>
-          <w:trHeight w:val="810" w:hRule="atLeast"/>
+          <w:trHeight w:val="810"/>
           <w:jc w:val="center"/>
         </w:trPr>
         <w:tc>
@@ -404,7 +400,7 @@
               <w:snapToGrid w:val="0"/>
               <w:textAlignment w:val="baseline"/>
               <w:rPr>
-                <w:rFonts w:hint="default" w:ascii="Arial" w:hAnsi="Arial" w:eastAsia="Arial" w:cs="Arial"/>
+                <w:rFonts w:ascii="Arial" w:eastAsia="Arial" w:hAnsi="Arial" w:cs="Arial" w:hint="default"/>
                 <w:snapToGrid w:val="0"/>
                 <w:color w:val="000000"/>
                 <w:kern w:val="0"/>
@@ -436,7 +432,7 @@
             </w:r>
             <w:r>
               <w:rPr>
-                <w:rFonts w:hint="default" w:asciiTheme="minorAscii" w:hAnsiTheme="minorAscii" w:eastAsiaTheme="minorEastAsia"/>
+                <w:rFonts w:asciiTheme="minorAscii" w:eastAsiaTheme="minorEastAsia" w:hAnsiTheme="minorAscii" w:hint="default"/>
                 <w:spacing w:val="227"/>
                 <w:sz w:val="21"/>
                 <w:vertAlign w:val="baseline"/>
@@ -489,7 +485,7 @@
               <w:snapToGrid w:val="0"/>
               <w:textAlignment w:val="baseline"/>
               <w:rPr>
-                <w:rFonts w:hint="default" w:ascii="Arial" w:hAnsi="Arial" w:eastAsia="Arial" w:cs="Arial"/>
+                <w:rFonts w:ascii="Arial" w:eastAsia="Arial" w:hAnsi="Arial" w:cs="Arial" w:hint="default"/>
                 <w:snapToGrid w:val="0"/>
                 <w:color w:val="000000"/>
                 <w:kern w:val="0"/>
@@ -509,7 +505,7 @@
             </w:r>
             <w:r>
               <w:rPr>
-                <w:rFonts w:hint="eastAsia" w:asciiTheme="minorAscii" w:hAnsiTheme="minorAscii" w:eastAsiaTheme="minorEastAsia"/>
+                <w:rFonts w:asciiTheme="minorAscii" w:eastAsiaTheme="minorEastAsia" w:hAnsiTheme="minorAscii" w:hint="eastAsia"/>
                 <w:spacing w:val="227"/>
                 <w:sz w:val="21"/>
                 <w:vertAlign w:val="baseline"/>
@@ -531,14 +527,8 @@
       </w:tr>
       <w:tr>
         <w:tblPrEx>
-          <w:tblBorders>
-            <w:top w:val="none" w:color="auto" w:sz="0" w:space="0"/>
-            <w:left w:val="none" w:color="auto" w:sz="0" w:space="0"/>
-            <w:bottom w:val="none" w:color="auto" w:sz="0" w:space="0"/>
-            <w:right w:val="none" w:color="auto" w:sz="0" w:space="0"/>
-            <w:insideH w:val="none" w:color="auto" w:sz="0" w:space="0"/>
-            <w:insideV w:val="none" w:color="auto" w:sz="0" w:space="0"/>
-          </w:tblBorders>
+          <w:tblW w:w="0" w:type="auto"/>
+          <w:jc w:val="center"/>
           <w:tblCellMar>
             <w:top w:w="0" w:type="dxa"/>
             <w:left w:w="108" w:type="dxa"/>
@@ -547,7 +537,7 @@
           </w:tblCellMar>
         </w:tblPrEx>
         <w:trPr>
-          <w:trHeight w:val="635" w:hRule="atLeast"/>
+          <w:trHeight w:val="635"/>
           <w:jc w:val="center"/>
         </w:trPr>
         <w:tc>
@@ -622,7 +612,7 @@
             </w:r>
             <w:r>
               <w:rPr>
-                <w:rFonts w:hint="eastAsia" w:asciiTheme="minorAscii" w:hAnsiTheme="minorAscii" w:eastAsiaTheme="minorEastAsia"/>
+                <w:rFonts w:asciiTheme="minorAscii" w:eastAsiaTheme="minorEastAsia" w:hAnsiTheme="minorAscii" w:hint="eastAsia"/>
                 <w:spacing w:val="227"/>
                 <w:sz w:val="21"/>
                 <w:vertAlign w:val="baseline"/>
@@ -681,14 +671,14 @@
         <w:ind w:left="3634"/>
         <w:textAlignment w:val="baseline"/>
         <w:rPr>
-          <w:rFonts w:ascii="宋体" w:hAnsi="宋体" w:eastAsia="宋体" w:cs="宋体"/>
+          <w:rFonts w:ascii="宋体" w:eastAsia="宋体" w:hAnsi="宋体" w:cs="宋体"/>
           <w:sz w:val="31"/>
           <w:szCs w:val="31"/>
         </w:rPr>
       </w:pPr>
       <w:r>
         <w:rPr>
-          <w:rFonts w:ascii="宋体" w:hAnsi="宋体" w:eastAsia="宋体" w:cs="宋体"/>
+          <w:rFonts w:ascii="宋体" w:eastAsia="宋体" w:hAnsi="宋体" w:cs="宋体"/>
           <w:b/>
           <w:bCs/>
           <w:spacing w:val="4"/>
@@ -700,16 +690,16 @@
     </w:p>
     <w:tbl>
       <w:tblPr>
-        <w:tblStyle w:val="26"/>
+        <w:tblStyle w:val="TableNormal0"/>
         <w:tblW w:w="7137" w:type="dxa"/>
         <w:jc w:val="center"/>
         <w:tblBorders>
-          <w:top w:val="single" w:color="000000" w:sz="2" w:space="0"/>
-          <w:left w:val="single" w:color="000000" w:sz="2" w:space="0"/>
-          <w:bottom w:val="single" w:color="000000" w:sz="2" w:space="0"/>
-          <w:right w:val="single" w:color="000000" w:sz="2" w:space="0"/>
-          <w:insideH w:val="single" w:color="000000" w:sz="2" w:space="0"/>
-          <w:insideV w:val="single" w:color="000000" w:sz="2" w:space="0"/>
+          <w:top w:val="single" w:sz="2" w:space="0" w:color="000000"/>
+          <w:left w:val="single" w:sz="2" w:space="0" w:color="000000"/>
+          <w:bottom w:val="single" w:sz="2" w:space="0" w:color="000000"/>
+          <w:right w:val="single" w:sz="2" w:space="0" w:color="000000"/>
+          <w:insideH w:val="single" w:sz="2" w:space="0" w:color="000000"/>
+          <w:insideV w:val="single" w:sz="2" w:space="0" w:color="000000"/>
         </w:tblBorders>
         <w:tblLayout w:type="fixed"/>
         <w:tblCellMar>
@@ -727,14 +717,17 @@
       </w:tblGrid>
       <w:tr>
         <w:tblPrEx>
+          <w:tblW w:w="7137" w:type="dxa"/>
+          <w:jc w:val="center"/>
           <w:tblBorders>
-            <w:top w:val="single" w:color="000000" w:sz="2" w:space="0"/>
-            <w:left w:val="single" w:color="000000" w:sz="2" w:space="0"/>
-            <w:bottom w:val="single" w:color="000000" w:sz="2" w:space="0"/>
-            <w:right w:val="single" w:color="000000" w:sz="2" w:space="0"/>
-            <w:insideH w:val="single" w:color="000000" w:sz="2" w:space="0"/>
-            <w:insideV w:val="single" w:color="000000" w:sz="2" w:space="0"/>
+            <w:top w:val="single" w:sz="2" w:space="0" w:color="000000"/>
+            <w:left w:val="single" w:sz="2" w:space="0" w:color="000000"/>
+            <w:bottom w:val="single" w:sz="2" w:space="0" w:color="000000"/>
+            <w:right w:val="single" w:sz="2" w:space="0" w:color="000000"/>
+            <w:insideH w:val="single" w:sz="2" w:space="0" w:color="000000"/>
+            <w:insideV w:val="single" w:sz="2" w:space="0" w:color="000000"/>
           </w:tblBorders>
+          <w:tblLayout w:type="fixed"/>
           <w:tblCellMar>
             <w:top w:w="0" w:type="dxa"/>
             <w:left w:w="0" w:type="dxa"/>
@@ -743,7 +736,7 @@
           </w:tblCellMar>
         </w:tblPrEx>
         <w:trPr>
-          <w:trHeight w:val="593" w:hRule="atLeast"/>
+          <w:trHeight w:val="593"/>
           <w:jc w:val="center"/>
         </w:trPr>
         <w:tc>
@@ -765,18 +758,18 @@
               <w:adjustRightInd w:val="0"/>
               <w:snapToGrid w:val="0"/>
               <w:spacing w:before="176" w:line="228" w:lineRule="auto"/>
-              <w:ind w:left="0" w:leftChars="0" w:right="0" w:rightChars="0" w:firstLine="0" w:firstLineChars="0"/>
+              <w:ind w:left="0" w:right="0" w:firstLine="0" w:leftChars="0" w:rightChars="0" w:firstLineChars="0"/>
               <w:jc w:val="center"/>
               <w:textAlignment w:val="baseline"/>
               <w:rPr>
-                <w:rFonts w:ascii="宋体" w:hAnsi="宋体" w:eastAsia="宋体" w:cs="宋体"/>
+                <w:rFonts w:ascii="宋体" w:eastAsia="宋体" w:hAnsi="宋体" w:cs="宋体"/>
                 <w:sz w:val="20"/>
                 <w:szCs w:val="20"/>
               </w:rPr>
             </w:pPr>
             <w:r>
               <w:rPr>
-                <w:rFonts w:ascii="宋体" w:hAnsi="宋体" w:eastAsia="宋体" w:cs="宋体"/>
+                <w:rFonts w:ascii="宋体" w:eastAsia="宋体" w:hAnsi="宋体" w:cs="宋体"/>
                 <w:spacing w:val="-14"/>
                 <w:sz w:val="20"/>
                 <w:szCs w:val="20"/>
@@ -804,18 +797,18 @@
               <w:adjustRightInd w:val="0"/>
               <w:snapToGrid w:val="0"/>
               <w:spacing w:before="175" w:line="227" w:lineRule="auto"/>
-              <w:ind w:left="0" w:leftChars="0" w:right="0" w:rightChars="0" w:firstLine="0" w:firstLineChars="0"/>
+              <w:ind w:left="0" w:right="0" w:firstLine="0" w:leftChars="0" w:rightChars="0" w:firstLineChars="0"/>
               <w:jc w:val="center"/>
               <w:textAlignment w:val="baseline"/>
               <w:rPr>
-                <w:rFonts w:ascii="宋体" w:hAnsi="宋体" w:eastAsia="宋体" w:cs="宋体"/>
+                <w:rFonts w:ascii="宋体" w:eastAsia="宋体" w:hAnsi="宋体" w:cs="宋体"/>
                 <w:sz w:val="20"/>
                 <w:szCs w:val="20"/>
               </w:rPr>
             </w:pPr>
             <w:r>
               <w:rPr>
-                <w:rFonts w:ascii="宋体" w:hAnsi="宋体" w:eastAsia="宋体" w:cs="宋体"/>
+                <w:rFonts w:ascii="宋体" w:eastAsia="宋体" w:hAnsi="宋体" w:cs="宋体"/>
                 <w:spacing w:val="4"/>
                 <w:sz w:val="20"/>
                 <w:szCs w:val="20"/>
@@ -843,18 +836,18 @@
               <w:adjustRightInd w:val="0"/>
               <w:snapToGrid w:val="0"/>
               <w:spacing w:before="175" w:line="228" w:lineRule="auto"/>
-              <w:ind w:left="0" w:leftChars="0" w:right="0" w:rightChars="0" w:firstLine="0" w:firstLineChars="0"/>
+              <w:ind w:left="0" w:right="0" w:firstLine="0" w:leftChars="0" w:rightChars="0" w:firstLineChars="0"/>
               <w:jc w:val="center"/>
               <w:textAlignment w:val="baseline"/>
               <w:rPr>
-                <w:rFonts w:ascii="宋体" w:hAnsi="宋体" w:eastAsia="宋体" w:cs="宋体"/>
+                <w:rFonts w:ascii="宋体" w:eastAsia="宋体" w:hAnsi="宋体" w:cs="宋体"/>
                 <w:sz w:val="20"/>
                 <w:szCs w:val="20"/>
               </w:rPr>
             </w:pPr>
             <w:r>
               <w:rPr>
-                <w:rFonts w:ascii="宋体" w:hAnsi="宋体" w:eastAsia="宋体" w:cs="宋体"/>
+                <w:rFonts w:ascii="宋体" w:eastAsia="宋体" w:hAnsi="宋体" w:cs="宋体"/>
                 <w:spacing w:val="7"/>
                 <w:sz w:val="20"/>
                 <w:szCs w:val="20"/>
@@ -882,18 +875,18 @@
               <w:adjustRightInd w:val="0"/>
               <w:snapToGrid w:val="0"/>
               <w:spacing w:before="176" w:line="229" w:lineRule="auto"/>
-              <w:ind w:left="0" w:leftChars="0" w:right="0" w:rightChars="0" w:firstLine="0" w:firstLineChars="0"/>
+              <w:ind w:left="0" w:right="0" w:firstLine="0" w:leftChars="0" w:rightChars="0" w:firstLineChars="0"/>
               <w:jc w:val="center"/>
               <w:textAlignment w:val="baseline"/>
               <w:rPr>
-                <w:rFonts w:ascii="宋体" w:hAnsi="宋体" w:eastAsia="宋体" w:cs="宋体"/>
+                <w:rFonts w:ascii="宋体" w:eastAsia="宋体" w:hAnsi="宋体" w:cs="宋体"/>
                 <w:sz w:val="20"/>
                 <w:szCs w:val="20"/>
               </w:rPr>
             </w:pPr>
             <w:r>
               <w:rPr>
-                <w:rFonts w:ascii="宋体" w:hAnsi="宋体" w:eastAsia="宋体" w:cs="宋体"/>
+                <w:rFonts w:ascii="宋体" w:eastAsia="宋体" w:hAnsi="宋体" w:cs="宋体"/>
                 <w:spacing w:val="7"/>
                 <w:sz w:val="20"/>
                 <w:szCs w:val="20"/>
@@ -905,14 +898,9 @@
       </w:tr>
       <w:tr>
         <w:tblPrEx>
-          <w:tblBorders>
-            <w:top w:val="single" w:color="000000" w:sz="2" w:space="0"/>
-            <w:left w:val="single" w:color="000000" w:sz="2" w:space="0"/>
-            <w:bottom w:val="single" w:color="000000" w:sz="2" w:space="0"/>
-            <w:right w:val="single" w:color="000000" w:sz="2" w:space="0"/>
-            <w:insideH w:val="single" w:color="000000" w:sz="2" w:space="0"/>
-            <w:insideV w:val="single" w:color="000000" w:sz="2" w:space="0"/>
-          </w:tblBorders>
+          <w:tblW w:w="7137" w:type="dxa"/>
+          <w:jc w:val="center"/>
+          <w:tblLayout w:type="fixed"/>
           <w:tblCellMar>
             <w:top w:w="0" w:type="dxa"/>
             <w:left w:w="0" w:type="dxa"/>
@@ -921,7 +909,7 @@
           </w:tblCellMar>
         </w:tblPrEx>
         <w:trPr>
-          <w:trHeight w:val="516" w:hRule="atLeast"/>
+          <w:trHeight w:val="516"/>
           <w:jc w:val="center"/>
         </w:trPr>
         <w:tc>
@@ -943,11 +931,11 @@
               <w:adjustRightInd w:val="0"/>
               <w:snapToGrid w:val="0"/>
               <w:spacing w:before="173" w:line="267" w:lineRule="exact"/>
-              <w:ind w:left="0" w:leftChars="0" w:right="0" w:rightChars="0" w:firstLine="0" w:firstLineChars="0"/>
+              <w:ind w:left="0" w:right="0" w:firstLine="0" w:leftChars="0" w:rightChars="0" w:firstLineChars="0"/>
               <w:jc w:val="center"/>
               <w:textAlignment w:val="baseline"/>
               <w:rPr>
-                <w:rFonts w:hint="default" w:ascii="宋体" w:hAnsi="宋体" w:eastAsia="宋体" w:cs="宋体"/>
+                <w:rFonts w:ascii="宋体" w:eastAsia="宋体" w:hAnsi="宋体" w:cs="宋体" w:hint="default"/>
                 <w:sz w:val="20"/>
                 <w:szCs w:val="20"/>
                 <w:lang w:val="en-US" w:eastAsia="zh-CN"/>
@@ -955,7 +943,7 @@
             </w:pPr>
             <w:r>
               <w:rPr>
-                <w:rFonts w:ascii="宋体" w:hAnsi="宋体" w:eastAsia="宋体" w:cs="宋体"/>
+                <w:rFonts w:ascii="宋体" w:eastAsia="宋体" w:hAnsi="宋体" w:cs="宋体"/>
                 <w:spacing w:val="3"/>
                 <w:position w:val="1"/>
                 <w:sz w:val="20"/>
@@ -965,7 +953,7 @@
             </w:r>
             <w:r>
               <w:rPr>
-                <w:rFonts w:hint="eastAsia" w:ascii="宋体" w:hAnsi="宋体" w:cs="宋体"/>
+                <w:rFonts w:ascii="宋体" w:hAnsi="宋体" w:cs="宋体" w:hint="eastAsia"/>
                 <w:spacing w:val="3"/>
                 <w:position w:val="1"/>
                 <w:sz w:val="20"/>
@@ -995,18 +983,18 @@
               <w:adjustRightInd w:val="0"/>
               <w:snapToGrid w:val="0"/>
               <w:spacing w:before="173" w:line="267" w:lineRule="exact"/>
-              <w:ind w:left="0" w:leftChars="0" w:right="0" w:rightChars="0" w:firstLine="0" w:firstLineChars="0"/>
+              <w:ind w:left="0" w:right="0" w:firstLine="0" w:leftChars="0" w:rightChars="0" w:firstLineChars="0"/>
               <w:jc w:val="center"/>
               <w:textAlignment w:val="baseline"/>
               <w:rPr>
-                <w:rFonts w:ascii="宋体" w:hAnsi="宋体" w:eastAsia="宋体" w:cs="宋体"/>
+                <w:rFonts w:ascii="宋体" w:eastAsia="宋体" w:hAnsi="宋体" w:cs="宋体"/>
                 <w:sz w:val="20"/>
                 <w:szCs w:val="20"/>
               </w:rPr>
             </w:pPr>
             <w:r>
               <w:rPr>
-                <w:rFonts w:ascii="宋体" w:hAnsi="宋体" w:eastAsia="宋体" w:cs="宋体"/>
+                <w:rFonts w:ascii="宋体" w:eastAsia="宋体" w:hAnsi="宋体" w:cs="宋体"/>
                 <w:spacing w:val="4"/>
                 <w:position w:val="1"/>
                 <w:sz w:val="20"/>
@@ -1035,18 +1023,18 @@
               <w:adjustRightInd w:val="0"/>
               <w:snapToGrid w:val="0"/>
               <w:spacing w:before="172" w:line="228" w:lineRule="auto"/>
-              <w:ind w:left="0" w:leftChars="0" w:right="0" w:rightChars="0" w:firstLine="0" w:firstLineChars="0"/>
+              <w:ind w:left="0" w:right="0" w:firstLine="0" w:leftChars="0" w:rightChars="0" w:firstLineChars="0"/>
               <w:jc w:val="center"/>
               <w:textAlignment w:val="baseline"/>
               <w:rPr>
-                <w:rFonts w:ascii="宋体" w:hAnsi="宋体" w:eastAsia="宋体" w:cs="宋体"/>
+                <w:rFonts w:ascii="宋体" w:eastAsia="宋体" w:hAnsi="宋体" w:cs="宋体"/>
                 <w:sz w:val="20"/>
                 <w:szCs w:val="20"/>
               </w:rPr>
             </w:pPr>
             <w:r>
               <w:rPr>
-                <w:rFonts w:ascii="宋体" w:hAnsi="宋体" w:eastAsia="宋体" w:cs="宋体"/>
+                <w:rFonts w:ascii="宋体" w:eastAsia="宋体" w:hAnsi="宋体" w:cs="宋体"/>
                 <w:spacing w:val="7"/>
                 <w:sz w:val="20"/>
                 <w:szCs w:val="20"/>
@@ -1074,11 +1062,11 @@
               <w:adjustRightInd w:val="0"/>
               <w:snapToGrid w:val="0"/>
               <w:spacing w:before="173" w:line="229" w:lineRule="auto"/>
-              <w:ind w:left="0" w:leftChars="0" w:right="0" w:rightChars="0" w:firstLine="0" w:firstLineChars="0"/>
+              <w:ind w:left="0" w:right="0" w:firstLine="0" w:leftChars="0" w:rightChars="0" w:firstLineChars="0"/>
               <w:jc w:val="center"/>
               <w:textAlignment w:val="baseline"/>
               <w:rPr>
-                <w:rFonts w:ascii="宋体" w:hAnsi="宋体" w:eastAsia="宋体" w:cs="宋体"/>
+                <w:rFonts w:ascii="宋体" w:eastAsia="宋体" w:hAnsi="宋体" w:cs="宋体"/>
                 <w:sz w:val="20"/>
                 <w:szCs w:val="20"/>
               </w:rPr>
@@ -1095,14 +1083,9 @@
       </w:tr>
       <w:tr>
         <w:tblPrEx>
-          <w:tblBorders>
-            <w:top w:val="single" w:color="000000" w:sz="2" w:space="0"/>
-            <w:left w:val="single" w:color="000000" w:sz="2" w:space="0"/>
-            <w:bottom w:val="single" w:color="000000" w:sz="2" w:space="0"/>
-            <w:right w:val="single" w:color="000000" w:sz="2" w:space="0"/>
-            <w:insideH w:val="single" w:color="000000" w:sz="2" w:space="0"/>
-            <w:insideV w:val="single" w:color="000000" w:sz="2" w:space="0"/>
-          </w:tblBorders>
+          <w:tblW w:w="7137" w:type="dxa"/>
+          <w:jc w:val="center"/>
+          <w:tblLayout w:type="fixed"/>
           <w:tblCellMar>
             <w:top w:w="0" w:type="dxa"/>
             <w:left w:w="0" w:type="dxa"/>
@@ -1111,7 +1094,7 @@
           </w:tblCellMar>
         </w:tblPrEx>
         <w:trPr>
-          <w:trHeight w:val="556" w:hRule="atLeast"/>
+          <w:trHeight w:val="556"/>
           <w:jc w:val="center"/>
         </w:trPr>
         <w:tc>
@@ -1120,7 +1103,7 @@
           </w:tcPr>
           <w:p>
             <w:pPr>
-              <w:pStyle w:val="27"/>
+              <w:pStyle w:val="TableText"/>
               <w:keepNext w:val="0"/>
               <w:keepLines w:val="0"/>
               <w:pageBreakBefore w:val="0"/>
@@ -1133,7 +1116,7 @@
               <w:bidi w:val="0"/>
               <w:adjustRightInd w:val="0"/>
               <w:snapToGrid w:val="0"/>
-              <w:ind w:left="0" w:leftChars="0" w:right="0" w:rightChars="0" w:firstLine="0" w:firstLineChars="0"/>
+              <w:ind w:left="0" w:right="0" w:firstLine="0" w:leftChars="0" w:rightChars="0" w:firstLineChars="0"/>
               <w:jc w:val="center"/>
               <w:textAlignment w:val="baseline"/>
             </w:pPr>
@@ -1145,7 +1128,7 @@
           </w:tcPr>
           <w:p>
             <w:pPr>
-              <w:pStyle w:val="27"/>
+              <w:pStyle w:val="TableText"/>
               <w:keepNext w:val="0"/>
               <w:keepLines w:val="0"/>
               <w:pageBreakBefore w:val="0"/>
@@ -1158,7 +1141,7 @@
               <w:bidi w:val="0"/>
               <w:adjustRightInd w:val="0"/>
               <w:snapToGrid w:val="0"/>
-              <w:ind w:left="0" w:leftChars="0" w:right="0" w:rightChars="0" w:firstLine="0" w:firstLineChars="0"/>
+              <w:ind w:left="0" w:right="0" w:firstLine="0" w:leftChars="0" w:rightChars="0" w:firstLineChars="0"/>
               <w:jc w:val="center"/>
               <w:textAlignment w:val="baseline"/>
             </w:pPr>
@@ -1170,7 +1153,7 @@
           </w:tcPr>
           <w:p>
             <w:pPr>
-              <w:pStyle w:val="27"/>
+              <w:pStyle w:val="TableText"/>
               <w:keepNext w:val="0"/>
               <w:keepLines w:val="0"/>
               <w:pageBreakBefore w:val="0"/>
@@ -1183,7 +1166,7 @@
               <w:bidi w:val="0"/>
               <w:adjustRightInd w:val="0"/>
               <w:snapToGrid w:val="0"/>
-              <w:ind w:left="0" w:leftChars="0" w:right="0" w:rightChars="0" w:firstLine="0" w:firstLineChars="0"/>
+              <w:ind w:left="0" w:right="0" w:firstLine="0" w:leftChars="0" w:rightChars="0" w:firstLineChars="0"/>
               <w:jc w:val="center"/>
               <w:textAlignment w:val="baseline"/>
             </w:pPr>
@@ -1195,7 +1178,7 @@
           </w:tcPr>
           <w:p>
             <w:pPr>
-              <w:pStyle w:val="27"/>
+              <w:pStyle w:val="TableText"/>
               <w:keepNext w:val="0"/>
               <w:keepLines w:val="0"/>
               <w:pageBreakBefore w:val="0"/>
@@ -1208,7 +1191,7 @@
               <w:bidi w:val="0"/>
               <w:adjustRightInd w:val="0"/>
               <w:snapToGrid w:val="0"/>
-              <w:ind w:left="0" w:leftChars="0" w:right="0" w:rightChars="0" w:firstLine="0" w:firstLineChars="0"/>
+              <w:ind w:left="0" w:right="0" w:firstLine="0" w:leftChars="0" w:rightChars="0" w:firstLineChars="0"/>
               <w:jc w:val="center"/>
               <w:textAlignment w:val="baseline"/>
             </w:pPr>
@@ -1217,14 +1200,9 @@
       </w:tr>
       <w:tr>
         <w:tblPrEx>
-          <w:tblBorders>
-            <w:top w:val="single" w:color="000000" w:sz="2" w:space="0"/>
-            <w:left w:val="single" w:color="000000" w:sz="2" w:space="0"/>
-            <w:bottom w:val="single" w:color="000000" w:sz="2" w:space="0"/>
-            <w:right w:val="single" w:color="000000" w:sz="2" w:space="0"/>
-            <w:insideH w:val="single" w:color="000000" w:sz="2" w:space="0"/>
-            <w:insideV w:val="single" w:color="000000" w:sz="2" w:space="0"/>
-          </w:tblBorders>
+          <w:tblW w:w="7137" w:type="dxa"/>
+          <w:jc w:val="center"/>
+          <w:tblLayout w:type="fixed"/>
           <w:tblCellMar>
             <w:top w:w="0" w:type="dxa"/>
             <w:left w:w="0" w:type="dxa"/>
@@ -1233,7 +1211,7 @@
           </w:tblCellMar>
         </w:tblPrEx>
         <w:trPr>
-          <w:trHeight w:val="556" w:hRule="atLeast"/>
+          <w:trHeight w:val="556"/>
           <w:jc w:val="center"/>
         </w:trPr>
         <w:tc>
@@ -1242,7 +1220,7 @@
           </w:tcPr>
           <w:p>
             <w:pPr>
-              <w:pStyle w:val="27"/>
+              <w:pStyle w:val="TableText"/>
               <w:keepNext w:val="0"/>
               <w:keepLines w:val="0"/>
               <w:pageBreakBefore w:val="0"/>
@@ -1255,7 +1233,7 @@
               <w:bidi w:val="0"/>
               <w:adjustRightInd w:val="0"/>
               <w:snapToGrid w:val="0"/>
-              <w:ind w:left="0" w:leftChars="0" w:right="0" w:rightChars="0" w:firstLine="0" w:firstLineChars="0"/>
+              <w:ind w:left="0" w:right="0" w:firstLine="0" w:leftChars="0" w:rightChars="0" w:firstLineChars="0"/>
               <w:jc w:val="center"/>
               <w:textAlignment w:val="baseline"/>
             </w:pPr>
@@ -1267,7 +1245,7 @@
           </w:tcPr>
           <w:p>
             <w:pPr>
-              <w:pStyle w:val="27"/>
+              <w:pStyle w:val="TableText"/>
               <w:keepNext w:val="0"/>
               <w:keepLines w:val="0"/>
               <w:pageBreakBefore w:val="0"/>
@@ -1280,7 +1258,7 @@
               <w:bidi w:val="0"/>
               <w:adjustRightInd w:val="0"/>
               <w:snapToGrid w:val="0"/>
-              <w:ind w:left="0" w:leftChars="0" w:right="0" w:rightChars="0" w:firstLine="0" w:firstLineChars="0"/>
+              <w:ind w:left="0" w:right="0" w:firstLine="0" w:leftChars="0" w:rightChars="0" w:firstLineChars="0"/>
               <w:jc w:val="center"/>
               <w:textAlignment w:val="baseline"/>
             </w:pPr>
@@ -1292,7 +1270,7 @@
           </w:tcPr>
           <w:p>
             <w:pPr>
-              <w:pStyle w:val="27"/>
+              <w:pStyle w:val="TableText"/>
               <w:keepNext w:val="0"/>
               <w:keepLines w:val="0"/>
               <w:pageBreakBefore w:val="0"/>
@@ -1305,7 +1283,7 @@
               <w:bidi w:val="0"/>
               <w:adjustRightInd w:val="0"/>
               <w:snapToGrid w:val="0"/>
-              <w:ind w:left="0" w:leftChars="0" w:right="0" w:rightChars="0" w:firstLine="0" w:firstLineChars="0"/>
+              <w:ind w:left="0" w:right="0" w:firstLine="0" w:leftChars="0" w:rightChars="0" w:firstLineChars="0"/>
               <w:jc w:val="center"/>
               <w:textAlignment w:val="baseline"/>
             </w:pPr>
@@ -1317,7 +1295,7 @@
           </w:tcPr>
           <w:p>
             <w:pPr>
-              <w:pStyle w:val="27"/>
+              <w:pStyle w:val="TableText"/>
               <w:keepNext w:val="0"/>
               <w:keepLines w:val="0"/>
               <w:pageBreakBefore w:val="0"/>
@@ -1330,7 +1308,7 @@
               <w:bidi w:val="0"/>
               <w:adjustRightInd w:val="0"/>
               <w:snapToGrid w:val="0"/>
-              <w:ind w:left="0" w:leftChars="0" w:right="0" w:rightChars="0" w:firstLine="0" w:firstLineChars="0"/>
+              <w:ind w:left="0" w:right="0" w:firstLine="0" w:leftChars="0" w:rightChars="0" w:firstLineChars="0"/>
               <w:jc w:val="center"/>
               <w:textAlignment w:val="baseline"/>
             </w:pPr>
@@ -1339,14 +1317,9 @@
       </w:tr>
       <w:tr>
         <w:tblPrEx>
-          <w:tblBorders>
-            <w:top w:val="single" w:color="000000" w:sz="2" w:space="0"/>
-            <w:left w:val="single" w:color="000000" w:sz="2" w:space="0"/>
-            <w:bottom w:val="single" w:color="000000" w:sz="2" w:space="0"/>
-            <w:right w:val="single" w:color="000000" w:sz="2" w:space="0"/>
-            <w:insideH w:val="single" w:color="000000" w:sz="2" w:space="0"/>
-            <w:insideV w:val="single" w:color="000000" w:sz="2" w:space="0"/>
-          </w:tblBorders>
+          <w:tblW w:w="7137" w:type="dxa"/>
+          <w:jc w:val="center"/>
+          <w:tblLayout w:type="fixed"/>
           <w:tblCellMar>
             <w:top w:w="0" w:type="dxa"/>
             <w:left w:w="0" w:type="dxa"/>
@@ -1355,7 +1328,7 @@
           </w:tblCellMar>
         </w:tblPrEx>
         <w:trPr>
-          <w:trHeight w:val="557" w:hRule="atLeast"/>
+          <w:trHeight w:val="557"/>
           <w:jc w:val="center"/>
         </w:trPr>
         <w:tc>
@@ -1364,7 +1337,7 @@
           </w:tcPr>
           <w:p>
             <w:pPr>
-              <w:pStyle w:val="27"/>
+              <w:pStyle w:val="TableText"/>
               <w:keepNext w:val="0"/>
               <w:keepLines w:val="0"/>
               <w:pageBreakBefore w:val="0"/>
@@ -1377,7 +1350,7 @@
               <w:bidi w:val="0"/>
               <w:adjustRightInd w:val="0"/>
               <w:snapToGrid w:val="0"/>
-              <w:ind w:left="0" w:leftChars="0" w:right="0" w:rightChars="0" w:firstLine="0" w:firstLineChars="0"/>
+              <w:ind w:left="0" w:right="0" w:firstLine="0" w:leftChars="0" w:rightChars="0" w:firstLineChars="0"/>
               <w:jc w:val="center"/>
               <w:textAlignment w:val="baseline"/>
             </w:pPr>
@@ -1389,7 +1362,7 @@
           </w:tcPr>
           <w:p>
             <w:pPr>
-              <w:pStyle w:val="27"/>
+              <w:pStyle w:val="TableText"/>
               <w:keepNext w:val="0"/>
               <w:keepLines w:val="0"/>
               <w:pageBreakBefore w:val="0"/>
@@ -1402,7 +1375,7 @@
               <w:bidi w:val="0"/>
               <w:adjustRightInd w:val="0"/>
               <w:snapToGrid w:val="0"/>
-              <w:ind w:left="0" w:leftChars="0" w:right="0" w:rightChars="0" w:firstLine="0" w:firstLineChars="0"/>
+              <w:ind w:left="0" w:right="0" w:firstLine="0" w:leftChars="0" w:rightChars="0" w:firstLineChars="0"/>
               <w:jc w:val="center"/>
               <w:textAlignment w:val="baseline"/>
             </w:pPr>
@@ -1414,7 +1387,7 @@
           </w:tcPr>
           <w:p>
             <w:pPr>
-              <w:pStyle w:val="27"/>
+              <w:pStyle w:val="TableText"/>
               <w:keepNext w:val="0"/>
               <w:keepLines w:val="0"/>
               <w:pageBreakBefore w:val="0"/>
@@ -1427,7 +1400,7 @@
               <w:bidi w:val="0"/>
               <w:adjustRightInd w:val="0"/>
               <w:snapToGrid w:val="0"/>
-              <w:ind w:left="0" w:leftChars="0" w:right="0" w:rightChars="0" w:firstLine="0" w:firstLineChars="0"/>
+              <w:ind w:left="0" w:right="0" w:firstLine="0" w:leftChars="0" w:rightChars="0" w:firstLineChars="0"/>
               <w:jc w:val="center"/>
               <w:textAlignment w:val="baseline"/>
             </w:pPr>
@@ -1439,7 +1412,7 @@
           </w:tcPr>
           <w:p>
             <w:pPr>
-              <w:pStyle w:val="27"/>
+              <w:pStyle w:val="TableText"/>
               <w:keepNext w:val="0"/>
               <w:keepLines w:val="0"/>
               <w:pageBreakBefore w:val="0"/>
@@ -1452,7 +1425,7 @@
               <w:bidi w:val="0"/>
               <w:adjustRightInd w:val="0"/>
               <w:snapToGrid w:val="0"/>
-              <w:ind w:left="0" w:leftChars="0" w:right="0" w:rightChars="0" w:firstLine="0" w:firstLineChars="0"/>
+              <w:ind w:left="0" w:right="0" w:firstLine="0" w:leftChars="0" w:rightChars="0" w:firstLineChars="0"/>
               <w:jc w:val="center"/>
               <w:textAlignment w:val="baseline"/>
             </w:pPr>
@@ -1483,7 +1456,7 @@
     <w:sdt>
       <w:sdtPr>
         <w:rPr>
-          <w:rFonts w:ascii="宋体" w:hAnsi="宋体" w:eastAsia="宋体" w:cs="Arial"/>
+          <w:rFonts w:ascii="宋体" w:eastAsia="宋体" w:hAnsi="宋体" w:cs="Arial"/>
           <w:snapToGrid w:val="0"/>
           <w:color w:val="000000"/>
           <w:kern w:val="0"/>
@@ -1499,7 +1472,7 @@
       </w:sdtPr>
       <w:sdtEndPr>
         <w:rPr>
-          <w:rFonts w:hint="eastAsia" w:ascii="宋体" w:hAnsi="宋体" w:eastAsia="宋体" w:cs="宋体"/>
+          <w:rFonts w:ascii="宋体" w:eastAsia="宋体" w:hAnsi="宋体" w:cs="宋体" w:hint="eastAsia"/>
           <w:snapToGrid w:val="0"/>
           <w:color w:val="000000"/>
           <w:kern w:val="0"/>
@@ -1524,18 +1497,18 @@
             <w:adjustRightInd w:val="0"/>
             <w:snapToGrid w:val="0"/>
             <w:spacing w:before="0" w:beforeLines="0" w:after="0" w:afterLines="0" w:line="240" w:lineRule="auto"/>
-            <w:ind w:left="0" w:leftChars="0" w:right="0" w:rightChars="0" w:firstLine="0" w:firstLineChars="0"/>
+            <w:ind w:left="0" w:right="0" w:firstLine="0" w:leftChars="0" w:rightChars="0" w:firstLineChars="0"/>
             <w:jc w:val="center"/>
             <w:textAlignment w:val="baseline"/>
             <w:rPr>
-              <w:rFonts w:hint="eastAsia" w:ascii="宋体" w:hAnsi="宋体" w:eastAsia="宋体" w:cs="宋体"/>
+              <w:rFonts w:ascii="宋体" w:eastAsia="宋体" w:hAnsi="宋体" w:cs="宋体" w:hint="eastAsia"/>
               <w:sz w:val="24"/>
               <w:szCs w:val="24"/>
             </w:rPr>
           </w:pPr>
           <w:r>
             <w:rPr>
-              <w:rFonts w:hint="eastAsia" w:ascii="宋体" w:hAnsi="宋体" w:eastAsia="宋体" w:cs="宋体"/>
+              <w:rFonts w:ascii="宋体" w:eastAsia="宋体" w:hAnsi="宋体" w:cs="宋体" w:hint="eastAsia"/>
               <w:sz w:val="24"/>
               <w:szCs w:val="24"/>
             </w:rPr>
@@ -1544,14 +1517,14 @@
         </w:p>
         <w:p>
           <w:pPr>
-            <w:pStyle w:val="16"/>
+            <w:pStyle w:val="TOC1"/>
             <w:tabs>
               <w:tab w:val="right" w:leader="dot" w:pos="8306"/>
             </w:tabs>
           </w:pPr>
           <w:r>
             <w:rPr>
-              <w:rFonts w:hint="eastAsia" w:ascii="宋体" w:hAnsi="宋体" w:eastAsia="宋体" w:cs="宋体"/>
+              <w:rFonts w:ascii="宋体" w:eastAsia="宋体" w:hAnsi="宋体" w:cs="宋体" w:hint="eastAsia"/>
               <w:sz w:val="24"/>
               <w:szCs w:val="24"/>
             </w:rPr>
@@ -1559,7 +1532,7 @@
           </w:r>
           <w:r>
             <w:rPr>
-              <w:rFonts w:hint="eastAsia" w:ascii="宋体" w:hAnsi="宋体" w:eastAsia="宋体" w:cs="宋体"/>
+              <w:rFonts w:ascii="宋体" w:eastAsia="宋体" w:hAnsi="宋体" w:cs="宋体" w:hint="eastAsia"/>
               <w:sz w:val="24"/>
               <w:szCs w:val="24"/>
             </w:rPr>
@@ -1567,7 +1540,7 @@
           </w:r>
           <w:r>
             <w:rPr>
-              <w:rFonts w:hint="eastAsia" w:ascii="宋体" w:hAnsi="宋体" w:eastAsia="宋体" w:cs="宋体"/>
+              <w:rFonts w:ascii="宋体" w:eastAsia="宋体" w:hAnsi="宋体" w:cs="宋体" w:hint="eastAsia"/>
               <w:sz w:val="24"/>
               <w:szCs w:val="24"/>
             </w:rPr>
@@ -1575,21 +1548,21 @@
           </w:r>
           <w:r>
             <w:rPr>
-              <w:rFonts w:hint="eastAsia" w:ascii="宋体" w:hAnsi="宋体" w:eastAsia="宋体" w:cs="宋体"/>
+              <w:rFonts w:ascii="宋体" w:eastAsia="宋体" w:hAnsi="宋体" w:cs="宋体" w:hint="eastAsia"/>
               <w:szCs w:val="24"/>
             </w:rPr>
             <w:fldChar w:fldCharType="begin"/>
           </w:r>
           <w:r>
             <w:rPr>
-              <w:rFonts w:hint="eastAsia" w:ascii="宋体" w:hAnsi="宋体" w:eastAsia="宋体" w:cs="宋体"/>
+              <w:rFonts w:ascii="宋体" w:eastAsia="宋体" w:hAnsi="宋体" w:cs="宋体" w:hint="eastAsia"/>
               <w:szCs w:val="24"/>
             </w:rPr>
             <w:instrText xml:space="preserve"> HYPERLINK \l _Toc25405 </w:instrText>
           </w:r>
           <w:r>
             <w:rPr>
-              <w:rFonts w:hint="eastAsia" w:ascii="宋体" w:hAnsi="宋体" w:eastAsia="宋体" w:cs="宋体"/>
+              <w:rFonts w:ascii="宋体" w:eastAsia="宋体" w:hAnsi="宋体" w:cs="宋体" w:hint="eastAsia"/>
               <w:szCs w:val="24"/>
             </w:rPr>
             <w:fldChar w:fldCharType="separate"/>
@@ -1621,7 +1594,7 @@
           </w:r>
           <w:r>
             <w:rPr>
-              <w:rFonts w:hint="eastAsia" w:ascii="宋体" w:hAnsi="宋体" w:eastAsia="宋体" w:cs="宋体"/>
+              <w:rFonts w:ascii="宋体" w:eastAsia="宋体" w:hAnsi="宋体" w:cs="宋体" w:hint="eastAsia"/>
               <w:szCs w:val="24"/>
             </w:rPr>
             <w:fldChar w:fldCharType="end"/>
@@ -1629,28 +1602,28 @@
         </w:p>
         <w:p>
           <w:pPr>
-            <w:pStyle w:val="16"/>
+            <w:pStyle w:val="TOC1"/>
             <w:tabs>
               <w:tab w:val="right" w:leader="dot" w:pos="8306"/>
             </w:tabs>
           </w:pPr>
           <w:r>
             <w:rPr>
-              <w:rFonts w:hint="eastAsia" w:ascii="宋体" w:hAnsi="宋体" w:eastAsia="宋体" w:cs="宋体"/>
+              <w:rFonts w:ascii="宋体" w:eastAsia="宋体" w:hAnsi="宋体" w:cs="宋体" w:hint="eastAsia"/>
               <w:szCs w:val="24"/>
             </w:rPr>
             <w:fldChar w:fldCharType="begin"/>
           </w:r>
           <w:r>
             <w:rPr>
-              <w:rFonts w:hint="eastAsia" w:ascii="宋体" w:hAnsi="宋体" w:eastAsia="宋体" w:cs="宋体"/>
+              <w:rFonts w:ascii="宋体" w:eastAsia="宋体" w:hAnsi="宋体" w:cs="宋体" w:hint="eastAsia"/>
               <w:szCs w:val="24"/>
             </w:rPr>
             <w:instrText xml:space="preserve"> HYPERLINK \l _Toc4687 </w:instrText>
           </w:r>
           <w:r>
             <w:rPr>
-              <w:rFonts w:hint="eastAsia" w:ascii="宋体" w:hAnsi="宋体" w:eastAsia="宋体" w:cs="宋体"/>
+              <w:rFonts w:ascii="宋体" w:eastAsia="宋体" w:hAnsi="宋体" w:cs="宋体" w:hint="eastAsia"/>
               <w:szCs w:val="24"/>
             </w:rPr>
             <w:fldChar w:fldCharType="separate"/>
@@ -1682,7 +1655,7 @@
           </w:r>
           <w:r>
             <w:rPr>
-              <w:rFonts w:hint="eastAsia" w:ascii="宋体" w:hAnsi="宋体" w:eastAsia="宋体" w:cs="宋体"/>
+              <w:rFonts w:ascii="宋体" w:eastAsia="宋体" w:hAnsi="宋体" w:cs="宋体" w:hint="eastAsia"/>
               <w:szCs w:val="24"/>
             </w:rPr>
             <w:fldChar w:fldCharType="end"/>
@@ -1690,28 +1663,28 @@
         </w:p>
         <w:p>
           <w:pPr>
-            <w:pStyle w:val="16"/>
+            <w:pStyle w:val="TOC1"/>
             <w:tabs>
               <w:tab w:val="right" w:leader="dot" w:pos="8306"/>
             </w:tabs>
           </w:pPr>
           <w:r>
             <w:rPr>
-              <w:rFonts w:hint="eastAsia" w:ascii="宋体" w:hAnsi="宋体" w:eastAsia="宋体" w:cs="宋体"/>
+              <w:rFonts w:ascii="宋体" w:eastAsia="宋体" w:hAnsi="宋体" w:cs="宋体" w:hint="eastAsia"/>
               <w:szCs w:val="24"/>
             </w:rPr>
             <w:fldChar w:fldCharType="begin"/>
           </w:r>
           <w:r>
             <w:rPr>
-              <w:rFonts w:hint="eastAsia" w:ascii="宋体" w:hAnsi="宋体" w:eastAsia="宋体" w:cs="宋体"/>
+              <w:rFonts w:ascii="宋体" w:eastAsia="宋体" w:hAnsi="宋体" w:cs="宋体" w:hint="eastAsia"/>
               <w:szCs w:val="24"/>
             </w:rPr>
             <w:instrText xml:space="preserve"> HYPERLINK \l _Toc11352 </w:instrText>
           </w:r>
           <w:r>
             <w:rPr>
-              <w:rFonts w:hint="eastAsia" w:ascii="宋体" w:hAnsi="宋体" w:eastAsia="宋体" w:cs="宋体"/>
+              <w:rFonts w:ascii="宋体" w:eastAsia="宋体" w:hAnsi="宋体" w:cs="宋体" w:hint="eastAsia"/>
               <w:szCs w:val="24"/>
             </w:rPr>
             <w:fldChar w:fldCharType="separate"/>
@@ -1749,7 +1722,7 @@
           </w:r>
           <w:r>
             <w:rPr>
-              <w:rFonts w:hint="eastAsia" w:ascii="宋体" w:hAnsi="宋体" w:eastAsia="宋体" w:cs="宋体"/>
+              <w:rFonts w:ascii="宋体" w:eastAsia="宋体" w:hAnsi="宋体" w:cs="宋体" w:hint="eastAsia"/>
               <w:szCs w:val="24"/>
             </w:rPr>
             <w:fldChar w:fldCharType="end"/>
@@ -1757,28 +1730,28 @@
         </w:p>
         <w:p>
           <w:pPr>
-            <w:pStyle w:val="17"/>
+            <w:pStyle w:val="TOC2"/>
             <w:tabs>
               <w:tab w:val="right" w:leader="dot" w:pos="8306"/>
             </w:tabs>
           </w:pPr>
           <w:r>
             <w:rPr>
-              <w:rFonts w:hint="eastAsia" w:ascii="宋体" w:hAnsi="宋体" w:eastAsia="宋体" w:cs="宋体"/>
+              <w:rFonts w:ascii="宋体" w:eastAsia="宋体" w:hAnsi="宋体" w:cs="宋体" w:hint="eastAsia"/>
               <w:szCs w:val="24"/>
             </w:rPr>
             <w:fldChar w:fldCharType="begin"/>
           </w:r>
           <w:r>
             <w:rPr>
-              <w:rFonts w:hint="eastAsia" w:ascii="宋体" w:hAnsi="宋体" w:eastAsia="宋体" w:cs="宋体"/>
+              <w:rFonts w:ascii="宋体" w:eastAsia="宋体" w:hAnsi="宋体" w:cs="宋体" w:hint="eastAsia"/>
               <w:szCs w:val="24"/>
             </w:rPr>
             <w:instrText xml:space="preserve"> HYPERLINK \l _Toc12659 </w:instrText>
           </w:r>
           <w:r>
             <w:rPr>
-              <w:rFonts w:hint="eastAsia" w:ascii="宋体" w:hAnsi="宋体" w:eastAsia="宋体" w:cs="宋体"/>
+              <w:rFonts w:ascii="宋体" w:eastAsia="宋体" w:hAnsi="宋体" w:cs="宋体" w:hint="eastAsia"/>
               <w:szCs w:val="24"/>
             </w:rPr>
             <w:fldChar w:fldCharType="separate"/>
@@ -1817,7 +1790,7 @@
           </w:r>
           <w:r>
             <w:rPr>
-              <w:rFonts w:hint="eastAsia" w:ascii="宋体" w:hAnsi="宋体" w:eastAsia="宋体" w:cs="宋体"/>
+              <w:rFonts w:ascii="宋体" w:eastAsia="宋体" w:hAnsi="宋体" w:cs="宋体" w:hint="eastAsia"/>
               <w:szCs w:val="24"/>
             </w:rPr>
             <w:fldChar w:fldCharType="end"/>
@@ -1825,28 +1798,28 @@
         </w:p>
         <w:p>
           <w:pPr>
-            <w:pStyle w:val="17"/>
+            <w:pStyle w:val="TOC2"/>
             <w:tabs>
               <w:tab w:val="right" w:leader="dot" w:pos="8306"/>
             </w:tabs>
           </w:pPr>
           <w:r>
             <w:rPr>
-              <w:rFonts w:hint="eastAsia" w:ascii="宋体" w:hAnsi="宋体" w:eastAsia="宋体" w:cs="宋体"/>
+              <w:rFonts w:ascii="宋体" w:eastAsia="宋体" w:hAnsi="宋体" w:cs="宋体" w:hint="eastAsia"/>
               <w:szCs w:val="24"/>
             </w:rPr>
             <w:fldChar w:fldCharType="begin"/>
           </w:r>
           <w:r>
             <w:rPr>
-              <w:rFonts w:hint="eastAsia" w:ascii="宋体" w:hAnsi="宋体" w:eastAsia="宋体" w:cs="宋体"/>
+              <w:rFonts w:ascii="宋体" w:eastAsia="宋体" w:hAnsi="宋体" w:cs="宋体" w:hint="eastAsia"/>
               <w:szCs w:val="24"/>
             </w:rPr>
             <w:instrText xml:space="preserve"> HYPERLINK \l _Toc3499 </w:instrText>
           </w:r>
           <w:r>
             <w:rPr>
-              <w:rFonts w:hint="eastAsia" w:ascii="宋体" w:hAnsi="宋体" w:eastAsia="宋体" w:cs="宋体"/>
+              <w:rFonts w:ascii="宋体" w:eastAsia="宋体" w:hAnsi="宋体" w:cs="宋体" w:hint="eastAsia"/>
               <w:szCs w:val="24"/>
             </w:rPr>
             <w:fldChar w:fldCharType="separate"/>
@@ -1885,7 +1858,7 @@
           </w:r>
           <w:r>
             <w:rPr>
-              <w:rFonts w:hint="eastAsia" w:ascii="宋体" w:hAnsi="宋体" w:eastAsia="宋体" w:cs="宋体"/>
+              <w:rFonts w:ascii="宋体" w:eastAsia="宋体" w:hAnsi="宋体" w:cs="宋体" w:hint="eastAsia"/>
               <w:szCs w:val="24"/>
             </w:rPr>
             <w:fldChar w:fldCharType="end"/>
@@ -1893,28 +1866,28 @@
         </w:p>
         <w:p>
           <w:pPr>
-            <w:pStyle w:val="17"/>
+            <w:pStyle w:val="TOC2"/>
             <w:tabs>
               <w:tab w:val="right" w:leader="dot" w:pos="8306"/>
             </w:tabs>
           </w:pPr>
           <w:r>
             <w:rPr>
-              <w:rFonts w:hint="eastAsia" w:ascii="宋体" w:hAnsi="宋体" w:eastAsia="宋体" w:cs="宋体"/>
+              <w:rFonts w:ascii="宋体" w:eastAsia="宋体" w:hAnsi="宋体" w:cs="宋体" w:hint="eastAsia"/>
               <w:szCs w:val="24"/>
             </w:rPr>
             <w:fldChar w:fldCharType="begin"/>
           </w:r>
           <w:r>
             <w:rPr>
-              <w:rFonts w:hint="eastAsia" w:ascii="宋体" w:hAnsi="宋体" w:eastAsia="宋体" w:cs="宋体"/>
+              <w:rFonts w:ascii="宋体" w:eastAsia="宋体" w:hAnsi="宋体" w:cs="宋体" w:hint="eastAsia"/>
               <w:szCs w:val="24"/>
             </w:rPr>
             <w:instrText xml:space="preserve"> HYPERLINK \l _Toc18136 </w:instrText>
           </w:r>
           <w:r>
             <w:rPr>
-              <w:rFonts w:hint="eastAsia" w:ascii="宋体" w:hAnsi="宋体" w:eastAsia="宋体" w:cs="宋体"/>
+              <w:rFonts w:ascii="宋体" w:eastAsia="宋体" w:hAnsi="宋体" w:cs="宋体" w:hint="eastAsia"/>
               <w:szCs w:val="24"/>
             </w:rPr>
             <w:fldChar w:fldCharType="separate"/>
@@ -1953,7 +1926,7 @@
           </w:r>
           <w:r>
             <w:rPr>
-              <w:rFonts w:hint="eastAsia" w:ascii="宋体" w:hAnsi="宋体" w:eastAsia="宋体" w:cs="宋体"/>
+              <w:rFonts w:ascii="宋体" w:eastAsia="宋体" w:hAnsi="宋体" w:cs="宋体" w:hint="eastAsia"/>
               <w:szCs w:val="24"/>
             </w:rPr>
             <w:fldChar w:fldCharType="end"/>
@@ -1961,28 +1934,28 @@
         </w:p>
         <w:p>
           <w:pPr>
-            <w:pStyle w:val="17"/>
+            <w:pStyle w:val="TOC2"/>
             <w:tabs>
               <w:tab w:val="right" w:leader="dot" w:pos="8306"/>
             </w:tabs>
           </w:pPr>
           <w:r>
             <w:rPr>
-              <w:rFonts w:hint="eastAsia" w:ascii="宋体" w:hAnsi="宋体" w:eastAsia="宋体" w:cs="宋体"/>
+              <w:rFonts w:ascii="宋体" w:eastAsia="宋体" w:hAnsi="宋体" w:cs="宋体" w:hint="eastAsia"/>
               <w:szCs w:val="24"/>
             </w:rPr>
             <w:fldChar w:fldCharType="begin"/>
           </w:r>
           <w:r>
             <w:rPr>
-              <w:rFonts w:hint="eastAsia" w:ascii="宋体" w:hAnsi="宋体" w:eastAsia="宋体" w:cs="宋体"/>
+              <w:rFonts w:ascii="宋体" w:eastAsia="宋体" w:hAnsi="宋体" w:cs="宋体" w:hint="eastAsia"/>
               <w:szCs w:val="24"/>
             </w:rPr>
             <w:instrText xml:space="preserve"> HYPERLINK \l _Toc16517 </w:instrText>
           </w:r>
           <w:r>
             <w:rPr>
-              <w:rFonts w:hint="eastAsia" w:ascii="宋体" w:hAnsi="宋体" w:eastAsia="宋体" w:cs="宋体"/>
+              <w:rFonts w:ascii="宋体" w:eastAsia="宋体" w:hAnsi="宋体" w:cs="宋体" w:hint="eastAsia"/>
               <w:szCs w:val="24"/>
             </w:rPr>
             <w:fldChar w:fldCharType="separate"/>
@@ -2021,7 +1994,7 @@
           </w:r>
           <w:r>
             <w:rPr>
-              <w:rFonts w:hint="eastAsia" w:ascii="宋体" w:hAnsi="宋体" w:eastAsia="宋体" w:cs="宋体"/>
+              <w:rFonts w:ascii="宋体" w:eastAsia="宋体" w:hAnsi="宋体" w:cs="宋体" w:hint="eastAsia"/>
               <w:szCs w:val="24"/>
             </w:rPr>
             <w:fldChar w:fldCharType="end"/>
@@ -2029,28 +2002,28 @@
         </w:p>
         <w:p>
           <w:pPr>
-            <w:pStyle w:val="13"/>
+            <w:pStyle w:val="TOC3"/>
             <w:tabs>
               <w:tab w:val="right" w:leader="dot" w:pos="8306"/>
             </w:tabs>
           </w:pPr>
           <w:r>
             <w:rPr>
-              <w:rFonts w:hint="eastAsia" w:ascii="宋体" w:hAnsi="宋体" w:eastAsia="宋体" w:cs="宋体"/>
+              <w:rFonts w:ascii="宋体" w:eastAsia="宋体" w:hAnsi="宋体" w:cs="宋体" w:hint="eastAsia"/>
               <w:szCs w:val="24"/>
             </w:rPr>
             <w:fldChar w:fldCharType="begin"/>
           </w:r>
           <w:r>
             <w:rPr>
-              <w:rFonts w:hint="eastAsia" w:ascii="宋体" w:hAnsi="宋体" w:eastAsia="宋体" w:cs="宋体"/>
+              <w:rFonts w:ascii="宋体" w:eastAsia="宋体" w:hAnsi="宋体" w:cs="宋体" w:hint="eastAsia"/>
               <w:szCs w:val="24"/>
             </w:rPr>
             <w:instrText xml:space="preserve"> HYPERLINK \l _Toc30672 </w:instrText>
           </w:r>
           <w:r>
             <w:rPr>
-              <w:rFonts w:hint="eastAsia" w:ascii="宋体" w:hAnsi="宋体" w:eastAsia="宋体" w:cs="宋体"/>
+              <w:rFonts w:ascii="宋体" w:eastAsia="宋体" w:hAnsi="宋体" w:cs="宋体" w:hint="eastAsia"/>
               <w:szCs w:val="24"/>
             </w:rPr>
             <w:fldChar w:fldCharType="separate"/>
@@ -2067,7 +2040,7 @@
               <w:rFonts w:hint="eastAsia"/>
               <w:lang w:val="en-US" w:eastAsia="zh-CN"/>
             </w:rPr>
-            <w:t>运维部部长</w:t>
+            <w:t>运维部经理</w:t>
           </w:r>
           <w:r>
             <w:tab/>
@@ -2089,7 +2062,7 @@
           </w:r>
           <w:r>
             <w:rPr>
-              <w:rFonts w:hint="eastAsia" w:ascii="宋体" w:hAnsi="宋体" w:eastAsia="宋体" w:cs="宋体"/>
+              <w:rFonts w:ascii="宋体" w:eastAsia="宋体" w:hAnsi="宋体" w:cs="宋体" w:hint="eastAsia"/>
               <w:szCs w:val="24"/>
             </w:rPr>
             <w:fldChar w:fldCharType="end"/>
@@ -2097,28 +2070,28 @@
         </w:p>
         <w:p>
           <w:pPr>
-            <w:pStyle w:val="13"/>
+            <w:pStyle w:val="TOC3"/>
             <w:tabs>
               <w:tab w:val="right" w:leader="dot" w:pos="8306"/>
             </w:tabs>
           </w:pPr>
           <w:r>
             <w:rPr>
-              <w:rFonts w:hint="eastAsia" w:ascii="宋体" w:hAnsi="宋体" w:eastAsia="宋体" w:cs="宋体"/>
+              <w:rFonts w:ascii="宋体" w:eastAsia="宋体" w:hAnsi="宋体" w:cs="宋体" w:hint="eastAsia"/>
               <w:szCs w:val="24"/>
             </w:rPr>
             <w:fldChar w:fldCharType="begin"/>
           </w:r>
           <w:r>
             <w:rPr>
-              <w:rFonts w:hint="eastAsia" w:ascii="宋体" w:hAnsi="宋体" w:eastAsia="宋体" w:cs="宋体"/>
+              <w:rFonts w:ascii="宋体" w:eastAsia="宋体" w:hAnsi="宋体" w:cs="宋体" w:hint="eastAsia"/>
               <w:szCs w:val="24"/>
             </w:rPr>
             <w:instrText xml:space="preserve"> HYPERLINK \l _Toc26918 </w:instrText>
           </w:r>
           <w:r>
             <w:rPr>
-              <w:rFonts w:hint="eastAsia" w:ascii="宋体" w:hAnsi="宋体" w:eastAsia="宋体" w:cs="宋体"/>
+              <w:rFonts w:ascii="宋体" w:eastAsia="宋体" w:hAnsi="宋体" w:cs="宋体" w:hint="eastAsia"/>
               <w:szCs w:val="24"/>
             </w:rPr>
             <w:fldChar w:fldCharType="separate"/>
@@ -2150,7 +2123,7 @@
           </w:r>
           <w:r>
             <w:rPr>
-              <w:rFonts w:hint="eastAsia" w:ascii="宋体" w:hAnsi="宋体" w:eastAsia="宋体" w:cs="宋体"/>
+              <w:rFonts w:ascii="宋体" w:eastAsia="宋体" w:hAnsi="宋体" w:cs="宋体" w:hint="eastAsia"/>
               <w:szCs w:val="24"/>
             </w:rPr>
             <w:fldChar w:fldCharType="end"/>
@@ -2158,28 +2131,28 @@
         </w:p>
         <w:p>
           <w:pPr>
-            <w:pStyle w:val="13"/>
+            <w:pStyle w:val="TOC3"/>
             <w:tabs>
               <w:tab w:val="right" w:leader="dot" w:pos="8306"/>
             </w:tabs>
           </w:pPr>
           <w:r>
             <w:rPr>
-              <w:rFonts w:hint="eastAsia" w:ascii="宋体" w:hAnsi="宋体" w:eastAsia="宋体" w:cs="宋体"/>
+              <w:rFonts w:ascii="宋体" w:eastAsia="宋体" w:hAnsi="宋体" w:cs="宋体" w:hint="eastAsia"/>
               <w:szCs w:val="24"/>
             </w:rPr>
             <w:fldChar w:fldCharType="begin"/>
           </w:r>
           <w:r>
             <w:rPr>
-              <w:rFonts w:hint="eastAsia" w:ascii="宋体" w:hAnsi="宋体" w:eastAsia="宋体" w:cs="宋体"/>
+              <w:rFonts w:ascii="宋体" w:eastAsia="宋体" w:hAnsi="宋体" w:cs="宋体" w:hint="eastAsia"/>
               <w:szCs w:val="24"/>
             </w:rPr>
             <w:instrText xml:space="preserve"> HYPERLINK \l _Toc754 </w:instrText>
           </w:r>
           <w:r>
             <w:rPr>
-              <w:rFonts w:hint="eastAsia" w:ascii="宋体" w:hAnsi="宋体" w:eastAsia="宋体" w:cs="宋体"/>
+              <w:rFonts w:ascii="宋体" w:eastAsia="宋体" w:hAnsi="宋体" w:cs="宋体" w:hint="eastAsia"/>
               <w:szCs w:val="24"/>
             </w:rPr>
             <w:fldChar w:fldCharType="separate"/>
@@ -2211,7 +2184,7 @@
           </w:r>
           <w:r>
             <w:rPr>
-              <w:rFonts w:hint="eastAsia" w:ascii="宋体" w:hAnsi="宋体" w:eastAsia="宋体" w:cs="宋体"/>
+              <w:rFonts w:ascii="宋体" w:eastAsia="宋体" w:hAnsi="宋体" w:cs="宋体" w:hint="eastAsia"/>
               <w:szCs w:val="24"/>
             </w:rPr>
             <w:fldChar w:fldCharType="end"/>
@@ -2219,28 +2192,28 @@
         </w:p>
         <w:p>
           <w:pPr>
-            <w:pStyle w:val="13"/>
+            <w:pStyle w:val="TOC3"/>
             <w:tabs>
               <w:tab w:val="right" w:leader="dot" w:pos="8306"/>
             </w:tabs>
           </w:pPr>
           <w:r>
             <w:rPr>
-              <w:rFonts w:hint="eastAsia" w:ascii="宋体" w:hAnsi="宋体" w:eastAsia="宋体" w:cs="宋体"/>
+              <w:rFonts w:ascii="宋体" w:eastAsia="宋体" w:hAnsi="宋体" w:cs="宋体" w:hint="eastAsia"/>
               <w:szCs w:val="24"/>
             </w:rPr>
             <w:fldChar w:fldCharType="begin"/>
           </w:r>
           <w:r>
             <w:rPr>
-              <w:rFonts w:hint="eastAsia" w:ascii="宋体" w:hAnsi="宋体" w:eastAsia="宋体" w:cs="宋体"/>
+              <w:rFonts w:ascii="宋体" w:eastAsia="宋体" w:hAnsi="宋体" w:cs="宋体" w:hint="eastAsia"/>
               <w:szCs w:val="24"/>
             </w:rPr>
             <w:instrText xml:space="preserve"> HYPERLINK \l _Toc4565 </w:instrText>
           </w:r>
           <w:r>
             <w:rPr>
-              <w:rFonts w:hint="eastAsia" w:ascii="宋体" w:hAnsi="宋体" w:eastAsia="宋体" w:cs="宋体"/>
+              <w:rFonts w:ascii="宋体" w:eastAsia="宋体" w:hAnsi="宋体" w:cs="宋体" w:hint="eastAsia"/>
               <w:szCs w:val="24"/>
             </w:rPr>
             <w:fldChar w:fldCharType="separate"/>
@@ -2272,7 +2245,7 @@
           </w:r>
           <w:r>
             <w:rPr>
-              <w:rFonts w:hint="eastAsia" w:ascii="宋体" w:hAnsi="宋体" w:eastAsia="宋体" w:cs="宋体"/>
+              <w:rFonts w:ascii="宋体" w:eastAsia="宋体" w:hAnsi="宋体" w:cs="宋体" w:hint="eastAsia"/>
               <w:szCs w:val="24"/>
             </w:rPr>
             <w:fldChar w:fldCharType="end"/>
@@ -2280,28 +2253,28 @@
         </w:p>
         <w:p>
           <w:pPr>
-            <w:pStyle w:val="16"/>
+            <w:pStyle w:val="TOC1"/>
             <w:tabs>
               <w:tab w:val="right" w:leader="dot" w:pos="8306"/>
             </w:tabs>
           </w:pPr>
           <w:r>
             <w:rPr>
-              <w:rFonts w:hint="eastAsia" w:ascii="宋体" w:hAnsi="宋体" w:eastAsia="宋体" w:cs="宋体"/>
+              <w:rFonts w:ascii="宋体" w:eastAsia="宋体" w:hAnsi="宋体" w:cs="宋体" w:hint="eastAsia"/>
               <w:szCs w:val="24"/>
             </w:rPr>
             <w:fldChar w:fldCharType="begin"/>
           </w:r>
           <w:r>
             <w:rPr>
-              <w:rFonts w:hint="eastAsia" w:ascii="宋体" w:hAnsi="宋体" w:eastAsia="宋体" w:cs="宋体"/>
+              <w:rFonts w:ascii="宋体" w:eastAsia="宋体" w:hAnsi="宋体" w:cs="宋体" w:hint="eastAsia"/>
               <w:szCs w:val="24"/>
             </w:rPr>
             <w:instrText xml:space="preserve"> HYPERLINK \l _Toc8007 </w:instrText>
           </w:r>
           <w:r>
             <w:rPr>
-              <w:rFonts w:hint="eastAsia" w:ascii="宋体" w:hAnsi="宋体" w:eastAsia="宋体" w:cs="宋体"/>
+              <w:rFonts w:ascii="宋体" w:eastAsia="宋体" w:hAnsi="宋体" w:cs="宋体" w:hint="eastAsia"/>
               <w:szCs w:val="24"/>
             </w:rPr>
             <w:fldChar w:fldCharType="separate"/>
@@ -2340,7 +2313,7 @@
           </w:r>
           <w:r>
             <w:rPr>
-              <w:rFonts w:hint="eastAsia" w:ascii="宋体" w:hAnsi="宋体" w:eastAsia="宋体" w:cs="宋体"/>
+              <w:rFonts w:ascii="宋体" w:eastAsia="宋体" w:hAnsi="宋体" w:cs="宋体" w:hint="eastAsia"/>
               <w:szCs w:val="24"/>
             </w:rPr>
             <w:fldChar w:fldCharType="end"/>
@@ -2348,28 +2321,28 @@
         </w:p>
         <w:p>
           <w:pPr>
-            <w:pStyle w:val="16"/>
+            <w:pStyle w:val="TOC1"/>
             <w:tabs>
               <w:tab w:val="right" w:leader="dot" w:pos="8306"/>
             </w:tabs>
           </w:pPr>
           <w:r>
             <w:rPr>
-              <w:rFonts w:hint="eastAsia" w:ascii="宋体" w:hAnsi="宋体" w:eastAsia="宋体" w:cs="宋体"/>
+              <w:rFonts w:ascii="宋体" w:eastAsia="宋体" w:hAnsi="宋体" w:cs="宋体" w:hint="eastAsia"/>
               <w:szCs w:val="24"/>
             </w:rPr>
             <w:fldChar w:fldCharType="begin"/>
           </w:r>
           <w:r>
             <w:rPr>
-              <w:rFonts w:hint="eastAsia" w:ascii="宋体" w:hAnsi="宋体" w:eastAsia="宋体" w:cs="宋体"/>
+              <w:rFonts w:ascii="宋体" w:eastAsia="宋体" w:hAnsi="宋体" w:cs="宋体" w:hint="eastAsia"/>
               <w:szCs w:val="24"/>
             </w:rPr>
             <w:instrText xml:space="preserve"> HYPERLINK \l _Toc7119 </w:instrText>
           </w:r>
           <w:r>
             <w:rPr>
-              <w:rFonts w:hint="eastAsia" w:ascii="宋体" w:hAnsi="宋体" w:eastAsia="宋体" w:cs="宋体"/>
+              <w:rFonts w:ascii="宋体" w:eastAsia="宋体" w:hAnsi="宋体" w:cs="宋体" w:hint="eastAsia"/>
               <w:szCs w:val="24"/>
             </w:rPr>
             <w:fldChar w:fldCharType="separate"/>
@@ -2407,7 +2380,7 @@
           </w:r>
           <w:r>
             <w:rPr>
-              <w:rFonts w:hint="eastAsia" w:ascii="宋体" w:hAnsi="宋体" w:eastAsia="宋体" w:cs="宋体"/>
+              <w:rFonts w:ascii="宋体" w:eastAsia="宋体" w:hAnsi="宋体" w:cs="宋体" w:hint="eastAsia"/>
               <w:szCs w:val="24"/>
             </w:rPr>
             <w:fldChar w:fldCharType="end"/>
@@ -2415,28 +2388,28 @@
         </w:p>
         <w:p>
           <w:pPr>
-            <w:pStyle w:val="17"/>
+            <w:pStyle w:val="TOC2"/>
             <w:tabs>
               <w:tab w:val="right" w:leader="dot" w:pos="8306"/>
             </w:tabs>
           </w:pPr>
           <w:r>
             <w:rPr>
-              <w:rFonts w:hint="eastAsia" w:ascii="宋体" w:hAnsi="宋体" w:eastAsia="宋体" w:cs="宋体"/>
+              <w:rFonts w:ascii="宋体" w:eastAsia="宋体" w:hAnsi="宋体" w:cs="宋体" w:hint="eastAsia"/>
               <w:szCs w:val="24"/>
             </w:rPr>
             <w:fldChar w:fldCharType="begin"/>
           </w:r>
           <w:r>
             <w:rPr>
-              <w:rFonts w:hint="eastAsia" w:ascii="宋体" w:hAnsi="宋体" w:eastAsia="宋体" w:cs="宋体"/>
+              <w:rFonts w:ascii="宋体" w:eastAsia="宋体" w:hAnsi="宋体" w:cs="宋体" w:hint="eastAsia"/>
               <w:szCs w:val="24"/>
             </w:rPr>
             <w:instrText xml:space="preserve"> HYPERLINK \l _Toc32269 </w:instrText>
           </w:r>
           <w:r>
             <w:rPr>
-              <w:rFonts w:hint="eastAsia" w:ascii="宋体" w:hAnsi="宋体" w:eastAsia="宋体" w:cs="宋体"/>
+              <w:rFonts w:ascii="宋体" w:eastAsia="宋体" w:hAnsi="宋体" w:cs="宋体" w:hint="eastAsia"/>
               <w:szCs w:val="24"/>
             </w:rPr>
             <w:fldChar w:fldCharType="separate"/>
@@ -2473,7 +2446,7 @@
           </w:r>
           <w:r>
             <w:rPr>
-              <w:rFonts w:hint="eastAsia" w:ascii="宋体" w:hAnsi="宋体" w:eastAsia="宋体" w:cs="宋体"/>
+              <w:rFonts w:ascii="宋体" w:eastAsia="宋体" w:hAnsi="宋体" w:cs="宋体" w:hint="eastAsia"/>
               <w:szCs w:val="24"/>
             </w:rPr>
             <w:fldChar w:fldCharType="end"/>
@@ -2481,28 +2454,28 @@
         </w:p>
         <w:p>
           <w:pPr>
-            <w:pStyle w:val="17"/>
+            <w:pStyle w:val="TOC2"/>
             <w:tabs>
               <w:tab w:val="right" w:leader="dot" w:pos="8306"/>
             </w:tabs>
           </w:pPr>
           <w:r>
             <w:rPr>
-              <w:rFonts w:hint="eastAsia" w:ascii="宋体" w:hAnsi="宋体" w:eastAsia="宋体" w:cs="宋体"/>
+              <w:rFonts w:ascii="宋体" w:eastAsia="宋体" w:hAnsi="宋体" w:cs="宋体" w:hint="eastAsia"/>
               <w:szCs w:val="24"/>
             </w:rPr>
             <w:fldChar w:fldCharType="begin"/>
           </w:r>
           <w:r>
             <w:rPr>
-              <w:rFonts w:hint="eastAsia" w:ascii="宋体" w:hAnsi="宋体" w:eastAsia="宋体" w:cs="宋体"/>
+              <w:rFonts w:ascii="宋体" w:eastAsia="宋体" w:hAnsi="宋体" w:cs="宋体" w:hint="eastAsia"/>
               <w:szCs w:val="24"/>
             </w:rPr>
             <w:instrText xml:space="preserve"> HYPERLINK \l _Toc15496 </w:instrText>
           </w:r>
           <w:r>
             <w:rPr>
-              <w:rFonts w:hint="eastAsia" w:ascii="宋体" w:hAnsi="宋体" w:eastAsia="宋体" w:cs="宋体"/>
+              <w:rFonts w:ascii="宋体" w:eastAsia="宋体" w:hAnsi="宋体" w:cs="宋体" w:hint="eastAsia"/>
               <w:szCs w:val="24"/>
             </w:rPr>
             <w:fldChar w:fldCharType="separate"/>
@@ -2539,7 +2512,7 @@
           </w:r>
           <w:r>
             <w:rPr>
-              <w:rFonts w:hint="eastAsia" w:ascii="宋体" w:hAnsi="宋体" w:eastAsia="宋体" w:cs="宋体"/>
+              <w:rFonts w:ascii="宋体" w:eastAsia="宋体" w:hAnsi="宋体" w:cs="宋体" w:hint="eastAsia"/>
               <w:szCs w:val="24"/>
             </w:rPr>
             <w:fldChar w:fldCharType="end"/>
@@ -2547,28 +2520,28 @@
         </w:p>
         <w:p>
           <w:pPr>
-            <w:pStyle w:val="17"/>
+            <w:pStyle w:val="TOC2"/>
             <w:tabs>
               <w:tab w:val="right" w:leader="dot" w:pos="8306"/>
             </w:tabs>
           </w:pPr>
           <w:r>
             <w:rPr>
-              <w:rFonts w:hint="eastAsia" w:ascii="宋体" w:hAnsi="宋体" w:eastAsia="宋体" w:cs="宋体"/>
+              <w:rFonts w:ascii="宋体" w:eastAsia="宋体" w:hAnsi="宋体" w:cs="宋体" w:hint="eastAsia"/>
               <w:szCs w:val="24"/>
             </w:rPr>
             <w:fldChar w:fldCharType="begin"/>
           </w:r>
           <w:r>
             <w:rPr>
-              <w:rFonts w:hint="eastAsia" w:ascii="宋体" w:hAnsi="宋体" w:eastAsia="宋体" w:cs="宋体"/>
+              <w:rFonts w:ascii="宋体" w:eastAsia="宋体" w:hAnsi="宋体" w:cs="宋体" w:hint="eastAsia"/>
               <w:szCs w:val="24"/>
             </w:rPr>
             <w:instrText xml:space="preserve"> HYPERLINK \l _Toc19300 </w:instrText>
           </w:r>
           <w:r>
             <w:rPr>
-              <w:rFonts w:hint="eastAsia" w:ascii="宋体" w:hAnsi="宋体" w:eastAsia="宋体" w:cs="宋体"/>
+              <w:rFonts w:ascii="宋体" w:eastAsia="宋体" w:hAnsi="宋体" w:cs="宋体" w:hint="eastAsia"/>
               <w:szCs w:val="24"/>
             </w:rPr>
             <w:fldChar w:fldCharType="separate"/>
@@ -2605,7 +2578,7 @@
           </w:r>
           <w:r>
             <w:rPr>
-              <w:rFonts w:hint="eastAsia" w:ascii="宋体" w:hAnsi="宋体" w:eastAsia="宋体" w:cs="宋体"/>
+              <w:rFonts w:ascii="宋体" w:eastAsia="宋体" w:hAnsi="宋体" w:cs="宋体" w:hint="eastAsia"/>
               <w:szCs w:val="24"/>
             </w:rPr>
             <w:fldChar w:fldCharType="end"/>
@@ -2613,28 +2586,28 @@
         </w:p>
         <w:p>
           <w:pPr>
-            <w:pStyle w:val="17"/>
+            <w:pStyle w:val="TOC2"/>
             <w:tabs>
               <w:tab w:val="right" w:leader="dot" w:pos="8306"/>
             </w:tabs>
           </w:pPr>
           <w:r>
             <w:rPr>
-              <w:rFonts w:hint="eastAsia" w:ascii="宋体" w:hAnsi="宋体" w:eastAsia="宋体" w:cs="宋体"/>
+              <w:rFonts w:ascii="宋体" w:eastAsia="宋体" w:hAnsi="宋体" w:cs="宋体" w:hint="eastAsia"/>
               <w:szCs w:val="24"/>
             </w:rPr>
             <w:fldChar w:fldCharType="begin"/>
           </w:r>
           <w:r>
             <w:rPr>
-              <w:rFonts w:hint="eastAsia" w:ascii="宋体" w:hAnsi="宋体" w:eastAsia="宋体" w:cs="宋体"/>
+              <w:rFonts w:ascii="宋体" w:eastAsia="宋体" w:hAnsi="宋体" w:cs="宋体" w:hint="eastAsia"/>
               <w:szCs w:val="24"/>
             </w:rPr>
             <w:instrText xml:space="preserve"> HYPERLINK \l _Toc4629 </w:instrText>
           </w:r>
           <w:r>
             <w:rPr>
-              <w:rFonts w:hint="eastAsia" w:ascii="宋体" w:hAnsi="宋体" w:eastAsia="宋体" w:cs="宋体"/>
+              <w:rFonts w:ascii="宋体" w:eastAsia="宋体" w:hAnsi="宋体" w:cs="宋体" w:hint="eastAsia"/>
               <w:szCs w:val="24"/>
             </w:rPr>
             <w:fldChar w:fldCharType="separate"/>
@@ -2671,7 +2644,7 @@
           </w:r>
           <w:r>
             <w:rPr>
-              <w:rFonts w:hint="eastAsia" w:ascii="宋体" w:hAnsi="宋体" w:eastAsia="宋体" w:cs="宋体"/>
+              <w:rFonts w:ascii="宋体" w:eastAsia="宋体" w:hAnsi="宋体" w:cs="宋体" w:hint="eastAsia"/>
               <w:szCs w:val="24"/>
             </w:rPr>
             <w:fldChar w:fldCharType="end"/>
@@ -2679,28 +2652,28 @@
         </w:p>
         <w:p>
           <w:pPr>
-            <w:pStyle w:val="17"/>
+            <w:pStyle w:val="TOC2"/>
             <w:tabs>
               <w:tab w:val="right" w:leader="dot" w:pos="8306"/>
             </w:tabs>
           </w:pPr>
           <w:r>
             <w:rPr>
-              <w:rFonts w:hint="eastAsia" w:ascii="宋体" w:hAnsi="宋体" w:eastAsia="宋体" w:cs="宋体"/>
+              <w:rFonts w:ascii="宋体" w:eastAsia="宋体" w:hAnsi="宋体" w:cs="宋体" w:hint="eastAsia"/>
               <w:szCs w:val="24"/>
             </w:rPr>
             <w:fldChar w:fldCharType="begin"/>
           </w:r>
           <w:r>
             <w:rPr>
-              <w:rFonts w:hint="eastAsia" w:ascii="宋体" w:hAnsi="宋体" w:eastAsia="宋体" w:cs="宋体"/>
+              <w:rFonts w:ascii="宋体" w:eastAsia="宋体" w:hAnsi="宋体" w:cs="宋体" w:hint="eastAsia"/>
               <w:szCs w:val="24"/>
             </w:rPr>
             <w:instrText xml:space="preserve"> HYPERLINK \l _Toc11686 </w:instrText>
           </w:r>
           <w:r>
             <w:rPr>
-              <w:rFonts w:hint="eastAsia" w:ascii="宋体" w:hAnsi="宋体" w:eastAsia="宋体" w:cs="宋体"/>
+              <w:rFonts w:ascii="宋体" w:eastAsia="宋体" w:hAnsi="宋体" w:cs="宋体" w:hint="eastAsia"/>
               <w:szCs w:val="24"/>
             </w:rPr>
             <w:fldChar w:fldCharType="separate"/>
@@ -2737,7 +2710,7 @@
           </w:r>
           <w:r>
             <w:rPr>
-              <w:rFonts w:hint="eastAsia" w:ascii="宋体" w:hAnsi="宋体" w:eastAsia="宋体" w:cs="宋体"/>
+              <w:rFonts w:ascii="宋体" w:eastAsia="宋体" w:hAnsi="宋体" w:cs="宋体" w:hint="eastAsia"/>
               <w:szCs w:val="24"/>
             </w:rPr>
             <w:fldChar w:fldCharType="end"/>
@@ -2745,28 +2718,28 @@
         </w:p>
         <w:p>
           <w:pPr>
-            <w:pStyle w:val="17"/>
+            <w:pStyle w:val="TOC2"/>
             <w:tabs>
               <w:tab w:val="right" w:leader="dot" w:pos="8306"/>
             </w:tabs>
           </w:pPr>
           <w:r>
             <w:rPr>
-              <w:rFonts w:hint="eastAsia" w:ascii="宋体" w:hAnsi="宋体" w:eastAsia="宋体" w:cs="宋体"/>
+              <w:rFonts w:ascii="宋体" w:eastAsia="宋体" w:hAnsi="宋体" w:cs="宋体" w:hint="eastAsia"/>
               <w:szCs w:val="24"/>
             </w:rPr>
             <w:fldChar w:fldCharType="begin"/>
           </w:r>
           <w:r>
             <w:rPr>
-              <w:rFonts w:hint="eastAsia" w:ascii="宋体" w:hAnsi="宋体" w:eastAsia="宋体" w:cs="宋体"/>
+              <w:rFonts w:ascii="宋体" w:eastAsia="宋体" w:hAnsi="宋体" w:cs="宋体" w:hint="eastAsia"/>
               <w:szCs w:val="24"/>
             </w:rPr>
             <w:instrText xml:space="preserve"> HYPERLINK \l _Toc28596 </w:instrText>
           </w:r>
           <w:r>
             <w:rPr>
-              <w:rFonts w:hint="eastAsia" w:ascii="宋体" w:hAnsi="宋体" w:eastAsia="宋体" w:cs="宋体"/>
+              <w:rFonts w:ascii="宋体" w:eastAsia="宋体" w:hAnsi="宋体" w:cs="宋体" w:hint="eastAsia"/>
               <w:szCs w:val="24"/>
             </w:rPr>
             <w:fldChar w:fldCharType="separate"/>
@@ -2803,7 +2776,7 @@
           </w:r>
           <w:r>
             <w:rPr>
-              <w:rFonts w:hint="eastAsia" w:ascii="宋体" w:hAnsi="宋体" w:eastAsia="宋体" w:cs="宋体"/>
+              <w:rFonts w:ascii="宋体" w:eastAsia="宋体" w:hAnsi="宋体" w:cs="宋体" w:hint="eastAsia"/>
               <w:szCs w:val="24"/>
             </w:rPr>
             <w:fldChar w:fldCharType="end"/>
@@ -2811,28 +2784,28 @@
         </w:p>
         <w:p>
           <w:pPr>
-            <w:pStyle w:val="17"/>
+            <w:pStyle w:val="TOC2"/>
             <w:tabs>
               <w:tab w:val="right" w:leader="dot" w:pos="8306"/>
             </w:tabs>
           </w:pPr>
           <w:r>
             <w:rPr>
-              <w:rFonts w:hint="eastAsia" w:ascii="宋体" w:hAnsi="宋体" w:eastAsia="宋体" w:cs="宋体"/>
+              <w:rFonts w:ascii="宋体" w:eastAsia="宋体" w:hAnsi="宋体" w:cs="宋体" w:hint="eastAsia"/>
               <w:szCs w:val="24"/>
             </w:rPr>
             <w:fldChar w:fldCharType="begin"/>
           </w:r>
           <w:r>
             <w:rPr>
-              <w:rFonts w:hint="eastAsia" w:ascii="宋体" w:hAnsi="宋体" w:eastAsia="宋体" w:cs="宋体"/>
+              <w:rFonts w:ascii="宋体" w:eastAsia="宋体" w:hAnsi="宋体" w:cs="宋体" w:hint="eastAsia"/>
               <w:szCs w:val="24"/>
             </w:rPr>
             <w:instrText xml:space="preserve"> HYPERLINK \l _Toc57 </w:instrText>
           </w:r>
           <w:r>
             <w:rPr>
-              <w:rFonts w:hint="eastAsia" w:ascii="宋体" w:hAnsi="宋体" w:eastAsia="宋体" w:cs="宋体"/>
+              <w:rFonts w:ascii="宋体" w:eastAsia="宋体" w:hAnsi="宋体" w:cs="宋体" w:hint="eastAsia"/>
               <w:szCs w:val="24"/>
             </w:rPr>
             <w:fldChar w:fldCharType="separate"/>
@@ -2869,7 +2842,7 @@
           </w:r>
           <w:r>
             <w:rPr>
-              <w:rFonts w:hint="eastAsia" w:ascii="宋体" w:hAnsi="宋体" w:eastAsia="宋体" w:cs="宋体"/>
+              <w:rFonts w:ascii="宋体" w:eastAsia="宋体" w:hAnsi="宋体" w:cs="宋体" w:hint="eastAsia"/>
               <w:szCs w:val="24"/>
             </w:rPr>
             <w:fldChar w:fldCharType="end"/>
@@ -2877,28 +2850,28 @@
         </w:p>
         <w:p>
           <w:pPr>
-            <w:pStyle w:val="16"/>
+            <w:pStyle w:val="TOC1"/>
             <w:tabs>
               <w:tab w:val="right" w:leader="dot" w:pos="8306"/>
             </w:tabs>
           </w:pPr>
           <w:r>
             <w:rPr>
-              <w:rFonts w:hint="eastAsia" w:ascii="宋体" w:hAnsi="宋体" w:eastAsia="宋体" w:cs="宋体"/>
+              <w:rFonts w:ascii="宋体" w:eastAsia="宋体" w:hAnsi="宋体" w:cs="宋体" w:hint="eastAsia"/>
               <w:szCs w:val="24"/>
             </w:rPr>
             <w:fldChar w:fldCharType="begin"/>
           </w:r>
           <w:r>
             <w:rPr>
-              <w:rFonts w:hint="eastAsia" w:ascii="宋体" w:hAnsi="宋体" w:eastAsia="宋体" w:cs="宋体"/>
+              <w:rFonts w:ascii="宋体" w:eastAsia="宋体" w:hAnsi="宋体" w:cs="宋体" w:hint="eastAsia"/>
               <w:szCs w:val="24"/>
             </w:rPr>
             <w:instrText xml:space="preserve"> HYPERLINK \l _Toc19407 </w:instrText>
           </w:r>
           <w:r>
             <w:rPr>
-              <w:rFonts w:hint="eastAsia" w:ascii="宋体" w:hAnsi="宋体" w:eastAsia="宋体" w:cs="宋体"/>
+              <w:rFonts w:ascii="宋体" w:eastAsia="宋体" w:hAnsi="宋体" w:cs="宋体" w:hint="eastAsia"/>
               <w:szCs w:val="24"/>
             </w:rPr>
             <w:fldChar w:fldCharType="separate"/>
@@ -2937,7 +2910,7 @@
           </w:r>
           <w:r>
             <w:rPr>
-              <w:rFonts w:hint="eastAsia" w:ascii="宋体" w:hAnsi="宋体" w:eastAsia="宋体" w:cs="宋体"/>
+              <w:rFonts w:ascii="宋体" w:eastAsia="宋体" w:hAnsi="宋体" w:cs="宋体" w:hint="eastAsia"/>
               <w:szCs w:val="24"/>
             </w:rPr>
             <w:fldChar w:fldCharType="end"/>
@@ -2945,28 +2918,28 @@
         </w:p>
         <w:p>
           <w:pPr>
-            <w:pStyle w:val="17"/>
+            <w:pStyle w:val="TOC2"/>
             <w:tabs>
               <w:tab w:val="right" w:leader="dot" w:pos="8306"/>
             </w:tabs>
           </w:pPr>
           <w:r>
             <w:rPr>
-              <w:rFonts w:hint="eastAsia" w:ascii="宋体" w:hAnsi="宋体" w:eastAsia="宋体" w:cs="宋体"/>
+              <w:rFonts w:ascii="宋体" w:eastAsia="宋体" w:hAnsi="宋体" w:cs="宋体" w:hint="eastAsia"/>
               <w:szCs w:val="24"/>
             </w:rPr>
             <w:fldChar w:fldCharType="begin"/>
           </w:r>
           <w:r>
             <w:rPr>
-              <w:rFonts w:hint="eastAsia" w:ascii="宋体" w:hAnsi="宋体" w:eastAsia="宋体" w:cs="宋体"/>
+              <w:rFonts w:ascii="宋体" w:eastAsia="宋体" w:hAnsi="宋体" w:cs="宋体" w:hint="eastAsia"/>
               <w:szCs w:val="24"/>
             </w:rPr>
             <w:instrText xml:space="preserve"> HYPERLINK \l _Toc11792 </w:instrText>
           </w:r>
           <w:r>
             <w:rPr>
-              <w:rFonts w:hint="eastAsia" w:ascii="宋体" w:hAnsi="宋体" w:eastAsia="宋体" w:cs="宋体"/>
+              <w:rFonts w:ascii="宋体" w:eastAsia="宋体" w:hAnsi="宋体" w:cs="宋体" w:hint="eastAsia"/>
               <w:szCs w:val="24"/>
             </w:rPr>
             <w:fldChar w:fldCharType="separate"/>
@@ -3005,7 +2978,7 @@
           </w:r>
           <w:r>
             <w:rPr>
-              <w:rFonts w:hint="eastAsia" w:ascii="宋体" w:hAnsi="宋体" w:eastAsia="宋体" w:cs="宋体"/>
+              <w:rFonts w:ascii="宋体" w:eastAsia="宋体" w:hAnsi="宋体" w:cs="宋体" w:hint="eastAsia"/>
               <w:szCs w:val="24"/>
             </w:rPr>
             <w:fldChar w:fldCharType="end"/>
@@ -3013,28 +2986,28 @@
         </w:p>
         <w:p>
           <w:pPr>
-            <w:pStyle w:val="13"/>
+            <w:pStyle w:val="TOC3"/>
             <w:tabs>
               <w:tab w:val="right" w:leader="dot" w:pos="8306"/>
             </w:tabs>
           </w:pPr>
           <w:r>
             <w:rPr>
-              <w:rFonts w:hint="eastAsia" w:ascii="宋体" w:hAnsi="宋体" w:eastAsia="宋体" w:cs="宋体"/>
+              <w:rFonts w:ascii="宋体" w:eastAsia="宋体" w:hAnsi="宋体" w:cs="宋体" w:hint="eastAsia"/>
               <w:szCs w:val="24"/>
             </w:rPr>
             <w:fldChar w:fldCharType="begin"/>
           </w:r>
           <w:r>
             <w:rPr>
-              <w:rFonts w:hint="eastAsia" w:ascii="宋体" w:hAnsi="宋体" w:eastAsia="宋体" w:cs="宋体"/>
+              <w:rFonts w:ascii="宋体" w:eastAsia="宋体" w:hAnsi="宋体" w:cs="宋体" w:hint="eastAsia"/>
               <w:szCs w:val="24"/>
             </w:rPr>
             <w:instrText xml:space="preserve"> HYPERLINK \l _Toc17138 </w:instrText>
           </w:r>
           <w:r>
             <w:rPr>
-              <w:rFonts w:hint="eastAsia" w:ascii="宋体" w:hAnsi="宋体" w:eastAsia="宋体" w:cs="宋体"/>
+              <w:rFonts w:ascii="宋体" w:eastAsia="宋体" w:hAnsi="宋体" w:cs="宋体" w:hint="eastAsia"/>
               <w:szCs w:val="24"/>
             </w:rPr>
             <w:fldChar w:fldCharType="separate"/>
@@ -3066,7 +3039,7 @@
           </w:r>
           <w:r>
             <w:rPr>
-              <w:rFonts w:hint="eastAsia" w:ascii="宋体" w:hAnsi="宋体" w:eastAsia="宋体" w:cs="宋体"/>
+              <w:rFonts w:ascii="宋体" w:eastAsia="宋体" w:hAnsi="宋体" w:cs="宋体" w:hint="eastAsia"/>
               <w:szCs w:val="24"/>
             </w:rPr>
             <w:fldChar w:fldCharType="end"/>
@@ -3074,28 +3047,28 @@
         </w:p>
         <w:p>
           <w:pPr>
-            <w:pStyle w:val="13"/>
+            <w:pStyle w:val="TOC3"/>
             <w:tabs>
               <w:tab w:val="right" w:leader="dot" w:pos="8306"/>
             </w:tabs>
           </w:pPr>
           <w:r>
             <w:rPr>
-              <w:rFonts w:hint="eastAsia" w:ascii="宋体" w:hAnsi="宋体" w:eastAsia="宋体" w:cs="宋体"/>
+              <w:rFonts w:ascii="宋体" w:eastAsia="宋体" w:hAnsi="宋体" w:cs="宋体" w:hint="eastAsia"/>
               <w:szCs w:val="24"/>
             </w:rPr>
             <w:fldChar w:fldCharType="begin"/>
           </w:r>
           <w:r>
             <w:rPr>
-              <w:rFonts w:hint="eastAsia" w:ascii="宋体" w:hAnsi="宋体" w:eastAsia="宋体" w:cs="宋体"/>
+              <w:rFonts w:ascii="宋体" w:eastAsia="宋体" w:hAnsi="宋体" w:cs="宋体" w:hint="eastAsia"/>
               <w:szCs w:val="24"/>
             </w:rPr>
             <w:instrText xml:space="preserve"> HYPERLINK \l _Toc29000 </w:instrText>
           </w:r>
           <w:r>
             <w:rPr>
-              <w:rFonts w:hint="eastAsia" w:ascii="宋体" w:hAnsi="宋体" w:eastAsia="宋体" w:cs="宋体"/>
+              <w:rFonts w:ascii="宋体" w:eastAsia="宋体" w:hAnsi="宋体" w:cs="宋体" w:hint="eastAsia"/>
               <w:szCs w:val="24"/>
             </w:rPr>
             <w:fldChar w:fldCharType="separate"/>
@@ -3127,7 +3100,7 @@
           </w:r>
           <w:r>
             <w:rPr>
-              <w:rFonts w:hint="eastAsia" w:ascii="宋体" w:hAnsi="宋体" w:eastAsia="宋体" w:cs="宋体"/>
+              <w:rFonts w:ascii="宋体" w:eastAsia="宋体" w:hAnsi="宋体" w:cs="宋体" w:hint="eastAsia"/>
               <w:szCs w:val="24"/>
             </w:rPr>
             <w:fldChar w:fldCharType="end"/>
@@ -3135,28 +3108,28 @@
         </w:p>
         <w:p>
           <w:pPr>
-            <w:pStyle w:val="13"/>
+            <w:pStyle w:val="TOC3"/>
             <w:tabs>
               <w:tab w:val="right" w:leader="dot" w:pos="8306"/>
             </w:tabs>
           </w:pPr>
           <w:r>
             <w:rPr>
-              <w:rFonts w:hint="eastAsia" w:ascii="宋体" w:hAnsi="宋体" w:eastAsia="宋体" w:cs="宋体"/>
+              <w:rFonts w:ascii="宋体" w:eastAsia="宋体" w:hAnsi="宋体" w:cs="宋体" w:hint="eastAsia"/>
               <w:szCs w:val="24"/>
             </w:rPr>
             <w:fldChar w:fldCharType="begin"/>
           </w:r>
           <w:r>
             <w:rPr>
-              <w:rFonts w:hint="eastAsia" w:ascii="宋体" w:hAnsi="宋体" w:eastAsia="宋体" w:cs="宋体"/>
+              <w:rFonts w:ascii="宋体" w:eastAsia="宋体" w:hAnsi="宋体" w:cs="宋体" w:hint="eastAsia"/>
               <w:szCs w:val="24"/>
             </w:rPr>
             <w:instrText xml:space="preserve"> HYPERLINK \l _Toc32648 </w:instrText>
           </w:r>
           <w:r>
             <w:rPr>
-              <w:rFonts w:hint="eastAsia" w:ascii="宋体" w:hAnsi="宋体" w:eastAsia="宋体" w:cs="宋体"/>
+              <w:rFonts w:ascii="宋体" w:eastAsia="宋体" w:hAnsi="宋体" w:cs="宋体" w:hint="eastAsia"/>
               <w:szCs w:val="24"/>
             </w:rPr>
             <w:fldChar w:fldCharType="separate"/>
@@ -3188,7 +3161,7 @@
           </w:r>
           <w:r>
             <w:rPr>
-              <w:rFonts w:hint="eastAsia" w:ascii="宋体" w:hAnsi="宋体" w:eastAsia="宋体" w:cs="宋体"/>
+              <w:rFonts w:ascii="宋体" w:eastAsia="宋体" w:hAnsi="宋体" w:cs="宋体" w:hint="eastAsia"/>
               <w:szCs w:val="24"/>
             </w:rPr>
             <w:fldChar w:fldCharType="end"/>
@@ -3196,28 +3169,28 @@
         </w:p>
         <w:p>
           <w:pPr>
-            <w:pStyle w:val="13"/>
+            <w:pStyle w:val="TOC3"/>
             <w:tabs>
               <w:tab w:val="right" w:leader="dot" w:pos="8306"/>
             </w:tabs>
           </w:pPr>
           <w:r>
             <w:rPr>
-              <w:rFonts w:hint="eastAsia" w:ascii="宋体" w:hAnsi="宋体" w:eastAsia="宋体" w:cs="宋体"/>
+              <w:rFonts w:ascii="宋体" w:eastAsia="宋体" w:hAnsi="宋体" w:cs="宋体" w:hint="eastAsia"/>
               <w:szCs w:val="24"/>
             </w:rPr>
             <w:fldChar w:fldCharType="begin"/>
           </w:r>
           <w:r>
             <w:rPr>
-              <w:rFonts w:hint="eastAsia" w:ascii="宋体" w:hAnsi="宋体" w:eastAsia="宋体" w:cs="宋体"/>
+              <w:rFonts w:ascii="宋体" w:eastAsia="宋体" w:hAnsi="宋体" w:cs="宋体" w:hint="eastAsia"/>
               <w:szCs w:val="24"/>
             </w:rPr>
             <w:instrText xml:space="preserve"> HYPERLINK \l _Toc10357 </w:instrText>
           </w:r>
           <w:r>
             <w:rPr>
-              <w:rFonts w:hint="eastAsia" w:ascii="宋体" w:hAnsi="宋体" w:eastAsia="宋体" w:cs="宋体"/>
+              <w:rFonts w:ascii="宋体" w:eastAsia="宋体" w:hAnsi="宋体" w:cs="宋体" w:hint="eastAsia"/>
               <w:szCs w:val="24"/>
             </w:rPr>
             <w:fldChar w:fldCharType="separate"/>
@@ -3249,7 +3222,7 @@
           </w:r>
           <w:r>
             <w:rPr>
-              <w:rFonts w:hint="eastAsia" w:ascii="宋体" w:hAnsi="宋体" w:eastAsia="宋体" w:cs="宋体"/>
+              <w:rFonts w:ascii="宋体" w:eastAsia="宋体" w:hAnsi="宋体" w:cs="宋体" w:hint="eastAsia"/>
               <w:szCs w:val="24"/>
             </w:rPr>
             <w:fldChar w:fldCharType="end"/>
@@ -3257,28 +3230,28 @@
         </w:p>
         <w:p>
           <w:pPr>
-            <w:pStyle w:val="17"/>
+            <w:pStyle w:val="TOC2"/>
             <w:tabs>
               <w:tab w:val="right" w:leader="dot" w:pos="8306"/>
             </w:tabs>
           </w:pPr>
           <w:r>
             <w:rPr>
-              <w:rFonts w:hint="eastAsia" w:ascii="宋体" w:hAnsi="宋体" w:eastAsia="宋体" w:cs="宋体"/>
+              <w:rFonts w:ascii="宋体" w:eastAsia="宋体" w:hAnsi="宋体" w:cs="宋体" w:hint="eastAsia"/>
               <w:szCs w:val="24"/>
             </w:rPr>
             <w:fldChar w:fldCharType="begin"/>
           </w:r>
           <w:r>
             <w:rPr>
-              <w:rFonts w:hint="eastAsia" w:ascii="宋体" w:hAnsi="宋体" w:eastAsia="宋体" w:cs="宋体"/>
+              <w:rFonts w:ascii="宋体" w:eastAsia="宋体" w:hAnsi="宋体" w:cs="宋体" w:hint="eastAsia"/>
               <w:szCs w:val="24"/>
             </w:rPr>
             <w:instrText xml:space="preserve"> HYPERLINK \l _Toc5207 </w:instrText>
           </w:r>
           <w:r>
             <w:rPr>
-              <w:rFonts w:hint="eastAsia" w:ascii="宋体" w:hAnsi="宋体" w:eastAsia="宋体" w:cs="宋体"/>
+              <w:rFonts w:ascii="宋体" w:eastAsia="宋体" w:hAnsi="宋体" w:cs="宋体" w:hint="eastAsia"/>
               <w:szCs w:val="24"/>
             </w:rPr>
             <w:fldChar w:fldCharType="separate"/>
@@ -3310,7 +3283,7 @@
           </w:r>
           <w:r>
             <w:rPr>
-              <w:rFonts w:hint="eastAsia" w:ascii="宋体" w:hAnsi="宋体" w:eastAsia="宋体" w:cs="宋体"/>
+              <w:rFonts w:ascii="宋体" w:eastAsia="宋体" w:hAnsi="宋体" w:cs="宋体" w:hint="eastAsia"/>
               <w:szCs w:val="24"/>
             </w:rPr>
             <w:fldChar w:fldCharType="end"/>
@@ -3318,28 +3291,28 @@
         </w:p>
         <w:p>
           <w:pPr>
-            <w:pStyle w:val="13"/>
+            <w:pStyle w:val="TOC3"/>
             <w:tabs>
               <w:tab w:val="right" w:leader="dot" w:pos="8306"/>
             </w:tabs>
           </w:pPr>
           <w:r>
             <w:rPr>
-              <w:rFonts w:hint="eastAsia" w:ascii="宋体" w:hAnsi="宋体" w:eastAsia="宋体" w:cs="宋体"/>
+              <w:rFonts w:ascii="宋体" w:eastAsia="宋体" w:hAnsi="宋体" w:cs="宋体" w:hint="eastAsia"/>
               <w:szCs w:val="24"/>
             </w:rPr>
             <w:fldChar w:fldCharType="begin"/>
           </w:r>
           <w:r>
             <w:rPr>
-              <w:rFonts w:hint="eastAsia" w:ascii="宋体" w:hAnsi="宋体" w:eastAsia="宋体" w:cs="宋体"/>
+              <w:rFonts w:ascii="宋体" w:eastAsia="宋体" w:hAnsi="宋体" w:cs="宋体" w:hint="eastAsia"/>
               <w:szCs w:val="24"/>
             </w:rPr>
             <w:instrText xml:space="preserve"> HYPERLINK \l _Toc14243 </w:instrText>
           </w:r>
           <w:r>
             <w:rPr>
-              <w:rFonts w:hint="eastAsia" w:ascii="宋体" w:hAnsi="宋体" w:eastAsia="宋体" w:cs="宋体"/>
+              <w:rFonts w:ascii="宋体" w:eastAsia="宋体" w:hAnsi="宋体" w:cs="宋体" w:hint="eastAsia"/>
               <w:szCs w:val="24"/>
             </w:rPr>
             <w:fldChar w:fldCharType="separate"/>
@@ -3371,7 +3344,7 @@
           </w:r>
           <w:r>
             <w:rPr>
-              <w:rFonts w:hint="eastAsia" w:ascii="宋体" w:hAnsi="宋体" w:eastAsia="宋体" w:cs="宋体"/>
+              <w:rFonts w:ascii="宋体" w:eastAsia="宋体" w:hAnsi="宋体" w:cs="宋体" w:hint="eastAsia"/>
               <w:szCs w:val="24"/>
             </w:rPr>
             <w:fldChar w:fldCharType="end"/>
@@ -3379,28 +3352,28 @@
         </w:p>
         <w:p>
           <w:pPr>
-            <w:pStyle w:val="13"/>
+            <w:pStyle w:val="TOC3"/>
             <w:tabs>
               <w:tab w:val="right" w:leader="dot" w:pos="8306"/>
             </w:tabs>
           </w:pPr>
           <w:r>
             <w:rPr>
-              <w:rFonts w:hint="eastAsia" w:ascii="宋体" w:hAnsi="宋体" w:eastAsia="宋体" w:cs="宋体"/>
+              <w:rFonts w:ascii="宋体" w:eastAsia="宋体" w:hAnsi="宋体" w:cs="宋体" w:hint="eastAsia"/>
               <w:szCs w:val="24"/>
             </w:rPr>
             <w:fldChar w:fldCharType="begin"/>
           </w:r>
           <w:r>
             <w:rPr>
-              <w:rFonts w:hint="eastAsia" w:ascii="宋体" w:hAnsi="宋体" w:eastAsia="宋体" w:cs="宋体"/>
+              <w:rFonts w:ascii="宋体" w:eastAsia="宋体" w:hAnsi="宋体" w:cs="宋体" w:hint="eastAsia"/>
               <w:szCs w:val="24"/>
             </w:rPr>
             <w:instrText xml:space="preserve"> HYPERLINK \l _Toc2073 </w:instrText>
           </w:r>
           <w:r>
             <w:rPr>
-              <w:rFonts w:hint="eastAsia" w:ascii="宋体" w:hAnsi="宋体" w:eastAsia="宋体" w:cs="宋体"/>
+              <w:rFonts w:ascii="宋体" w:eastAsia="宋体" w:hAnsi="宋体" w:cs="宋体" w:hint="eastAsia"/>
               <w:szCs w:val="24"/>
             </w:rPr>
             <w:fldChar w:fldCharType="separate"/>
@@ -3432,7 +3405,7 @@
           </w:r>
           <w:r>
             <w:rPr>
-              <w:rFonts w:hint="eastAsia" w:ascii="宋体" w:hAnsi="宋体" w:eastAsia="宋体" w:cs="宋体"/>
+              <w:rFonts w:ascii="宋体" w:eastAsia="宋体" w:hAnsi="宋体" w:cs="宋体" w:hint="eastAsia"/>
               <w:szCs w:val="24"/>
             </w:rPr>
             <w:fldChar w:fldCharType="end"/>
@@ -3440,28 +3413,28 @@
         </w:p>
         <w:p>
           <w:pPr>
-            <w:pStyle w:val="13"/>
+            <w:pStyle w:val="TOC3"/>
             <w:tabs>
               <w:tab w:val="right" w:leader="dot" w:pos="8306"/>
             </w:tabs>
           </w:pPr>
           <w:r>
             <w:rPr>
-              <w:rFonts w:hint="eastAsia" w:ascii="宋体" w:hAnsi="宋体" w:eastAsia="宋体" w:cs="宋体"/>
+              <w:rFonts w:ascii="宋体" w:eastAsia="宋体" w:hAnsi="宋体" w:cs="宋体" w:hint="eastAsia"/>
               <w:szCs w:val="24"/>
             </w:rPr>
             <w:fldChar w:fldCharType="begin"/>
           </w:r>
           <w:r>
             <w:rPr>
-              <w:rFonts w:hint="eastAsia" w:ascii="宋体" w:hAnsi="宋体" w:eastAsia="宋体" w:cs="宋体"/>
+              <w:rFonts w:ascii="宋体" w:eastAsia="宋体" w:hAnsi="宋体" w:cs="宋体" w:hint="eastAsia"/>
               <w:szCs w:val="24"/>
             </w:rPr>
             <w:instrText xml:space="preserve"> HYPERLINK \l _Toc23064 </w:instrText>
           </w:r>
           <w:r>
             <w:rPr>
-              <w:rFonts w:hint="eastAsia" w:ascii="宋体" w:hAnsi="宋体" w:eastAsia="宋体" w:cs="宋体"/>
+              <w:rFonts w:ascii="宋体" w:eastAsia="宋体" w:hAnsi="宋体" w:cs="宋体" w:hint="eastAsia"/>
               <w:szCs w:val="24"/>
             </w:rPr>
             <w:fldChar w:fldCharType="separate"/>
@@ -3493,7 +3466,7 @@
           </w:r>
           <w:r>
             <w:rPr>
-              <w:rFonts w:hint="eastAsia" w:ascii="宋体" w:hAnsi="宋体" w:eastAsia="宋体" w:cs="宋体"/>
+              <w:rFonts w:ascii="宋体" w:eastAsia="宋体" w:hAnsi="宋体" w:cs="宋体" w:hint="eastAsia"/>
               <w:szCs w:val="24"/>
             </w:rPr>
             <w:fldChar w:fldCharType="end"/>
@@ -3501,28 +3474,28 @@
         </w:p>
         <w:p>
           <w:pPr>
-            <w:pStyle w:val="13"/>
+            <w:pStyle w:val="TOC3"/>
             <w:tabs>
               <w:tab w:val="right" w:leader="dot" w:pos="8306"/>
             </w:tabs>
           </w:pPr>
           <w:r>
             <w:rPr>
-              <w:rFonts w:hint="eastAsia" w:ascii="宋体" w:hAnsi="宋体" w:eastAsia="宋体" w:cs="宋体"/>
+              <w:rFonts w:ascii="宋体" w:eastAsia="宋体" w:hAnsi="宋体" w:cs="宋体" w:hint="eastAsia"/>
               <w:szCs w:val="24"/>
             </w:rPr>
             <w:fldChar w:fldCharType="begin"/>
           </w:r>
           <w:r>
             <w:rPr>
-              <w:rFonts w:hint="eastAsia" w:ascii="宋体" w:hAnsi="宋体" w:eastAsia="宋体" w:cs="宋体"/>
+              <w:rFonts w:ascii="宋体" w:eastAsia="宋体" w:hAnsi="宋体" w:cs="宋体" w:hint="eastAsia"/>
               <w:szCs w:val="24"/>
             </w:rPr>
             <w:instrText xml:space="preserve"> HYPERLINK \l _Toc678 </w:instrText>
           </w:r>
           <w:r>
             <w:rPr>
-              <w:rFonts w:hint="eastAsia" w:ascii="宋体" w:hAnsi="宋体" w:eastAsia="宋体" w:cs="宋体"/>
+              <w:rFonts w:ascii="宋体" w:eastAsia="宋体" w:hAnsi="宋体" w:cs="宋体" w:hint="eastAsia"/>
               <w:szCs w:val="24"/>
             </w:rPr>
             <w:fldChar w:fldCharType="separate"/>
@@ -3554,7 +3527,7 @@
           </w:r>
           <w:r>
             <w:rPr>
-              <w:rFonts w:hint="eastAsia" w:ascii="宋体" w:hAnsi="宋体" w:eastAsia="宋体" w:cs="宋体"/>
+              <w:rFonts w:ascii="宋体" w:eastAsia="宋体" w:hAnsi="宋体" w:cs="宋体" w:hint="eastAsia"/>
               <w:szCs w:val="24"/>
             </w:rPr>
             <w:fldChar w:fldCharType="end"/>
@@ -3562,28 +3535,28 @@
         </w:p>
         <w:p>
           <w:pPr>
-            <w:pStyle w:val="13"/>
+            <w:pStyle w:val="TOC3"/>
             <w:tabs>
               <w:tab w:val="right" w:leader="dot" w:pos="8306"/>
             </w:tabs>
           </w:pPr>
           <w:r>
             <w:rPr>
-              <w:rFonts w:hint="eastAsia" w:ascii="宋体" w:hAnsi="宋体" w:eastAsia="宋体" w:cs="宋体"/>
+              <w:rFonts w:ascii="宋体" w:eastAsia="宋体" w:hAnsi="宋体" w:cs="宋体" w:hint="eastAsia"/>
               <w:szCs w:val="24"/>
             </w:rPr>
             <w:fldChar w:fldCharType="begin"/>
           </w:r>
           <w:r>
             <w:rPr>
-              <w:rFonts w:hint="eastAsia" w:ascii="宋体" w:hAnsi="宋体" w:eastAsia="宋体" w:cs="宋体"/>
+              <w:rFonts w:ascii="宋体" w:eastAsia="宋体" w:hAnsi="宋体" w:cs="宋体" w:hint="eastAsia"/>
               <w:szCs w:val="24"/>
             </w:rPr>
             <w:instrText xml:space="preserve"> HYPERLINK \l _Toc13137 </w:instrText>
           </w:r>
           <w:r>
             <w:rPr>
-              <w:rFonts w:hint="eastAsia" w:ascii="宋体" w:hAnsi="宋体" w:eastAsia="宋体" w:cs="宋体"/>
+              <w:rFonts w:ascii="宋体" w:eastAsia="宋体" w:hAnsi="宋体" w:cs="宋体" w:hint="eastAsia"/>
               <w:szCs w:val="24"/>
             </w:rPr>
             <w:fldChar w:fldCharType="separate"/>
@@ -3615,7 +3588,7 @@
           </w:r>
           <w:r>
             <w:rPr>
-              <w:rFonts w:hint="eastAsia" w:ascii="宋体" w:hAnsi="宋体" w:eastAsia="宋体" w:cs="宋体"/>
+              <w:rFonts w:ascii="宋体" w:eastAsia="宋体" w:hAnsi="宋体" w:cs="宋体" w:hint="eastAsia"/>
               <w:szCs w:val="24"/>
             </w:rPr>
             <w:fldChar w:fldCharType="end"/>
@@ -3623,28 +3596,28 @@
         </w:p>
         <w:p>
           <w:pPr>
-            <w:pStyle w:val="17"/>
+            <w:pStyle w:val="TOC2"/>
             <w:tabs>
               <w:tab w:val="right" w:leader="dot" w:pos="8306"/>
             </w:tabs>
           </w:pPr>
           <w:r>
             <w:rPr>
-              <w:rFonts w:hint="eastAsia" w:ascii="宋体" w:hAnsi="宋体" w:eastAsia="宋体" w:cs="宋体"/>
+              <w:rFonts w:ascii="宋体" w:eastAsia="宋体" w:hAnsi="宋体" w:cs="宋体" w:hint="eastAsia"/>
               <w:szCs w:val="24"/>
             </w:rPr>
             <w:fldChar w:fldCharType="begin"/>
           </w:r>
           <w:r>
             <w:rPr>
-              <w:rFonts w:hint="eastAsia" w:ascii="宋体" w:hAnsi="宋体" w:eastAsia="宋体" w:cs="宋体"/>
+              <w:rFonts w:ascii="宋体" w:eastAsia="宋体" w:hAnsi="宋体" w:cs="宋体" w:hint="eastAsia"/>
               <w:szCs w:val="24"/>
             </w:rPr>
             <w:instrText xml:space="preserve"> HYPERLINK \l _Toc20606 </w:instrText>
           </w:r>
           <w:r>
             <w:rPr>
-              <w:rFonts w:hint="eastAsia" w:ascii="宋体" w:hAnsi="宋体" w:eastAsia="宋体" w:cs="宋体"/>
+              <w:rFonts w:ascii="宋体" w:eastAsia="宋体" w:hAnsi="宋体" w:cs="宋体" w:hint="eastAsia"/>
               <w:szCs w:val="24"/>
             </w:rPr>
             <w:fldChar w:fldCharType="separate"/>
@@ -3676,7 +3649,7 @@
           </w:r>
           <w:r>
             <w:rPr>
-              <w:rFonts w:hint="eastAsia" w:ascii="宋体" w:hAnsi="宋体" w:eastAsia="宋体" w:cs="宋体"/>
+              <w:rFonts w:ascii="宋体" w:eastAsia="宋体" w:hAnsi="宋体" w:cs="宋体" w:hint="eastAsia"/>
               <w:szCs w:val="24"/>
             </w:rPr>
             <w:fldChar w:fldCharType="end"/>
@@ -3684,28 +3657,28 @@
         </w:p>
         <w:p>
           <w:pPr>
-            <w:pStyle w:val="13"/>
+            <w:pStyle w:val="TOC3"/>
             <w:tabs>
               <w:tab w:val="right" w:leader="dot" w:pos="8306"/>
             </w:tabs>
           </w:pPr>
           <w:r>
             <w:rPr>
-              <w:rFonts w:hint="eastAsia" w:ascii="宋体" w:hAnsi="宋体" w:eastAsia="宋体" w:cs="宋体"/>
+              <w:rFonts w:ascii="宋体" w:eastAsia="宋体" w:hAnsi="宋体" w:cs="宋体" w:hint="eastAsia"/>
               <w:szCs w:val="24"/>
             </w:rPr>
             <w:fldChar w:fldCharType="begin"/>
           </w:r>
           <w:r>
             <w:rPr>
-              <w:rFonts w:hint="eastAsia" w:ascii="宋体" w:hAnsi="宋体" w:eastAsia="宋体" w:cs="宋体"/>
+              <w:rFonts w:ascii="宋体" w:eastAsia="宋体" w:hAnsi="宋体" w:cs="宋体" w:hint="eastAsia"/>
               <w:szCs w:val="24"/>
             </w:rPr>
             <w:instrText xml:space="preserve"> HYPERLINK \l _Toc8412 </w:instrText>
           </w:r>
           <w:r>
             <w:rPr>
-              <w:rFonts w:hint="eastAsia" w:ascii="宋体" w:hAnsi="宋体" w:eastAsia="宋体" w:cs="宋体"/>
+              <w:rFonts w:ascii="宋体" w:eastAsia="宋体" w:hAnsi="宋体" w:cs="宋体" w:hint="eastAsia"/>
               <w:szCs w:val="24"/>
             </w:rPr>
             <w:fldChar w:fldCharType="separate"/>
@@ -3737,7 +3710,7 @@
           </w:r>
           <w:r>
             <w:rPr>
-              <w:rFonts w:hint="eastAsia" w:ascii="宋体" w:hAnsi="宋体" w:eastAsia="宋体" w:cs="宋体"/>
+              <w:rFonts w:ascii="宋体" w:eastAsia="宋体" w:hAnsi="宋体" w:cs="宋体" w:hint="eastAsia"/>
               <w:szCs w:val="24"/>
             </w:rPr>
             <w:fldChar w:fldCharType="end"/>
@@ -3745,28 +3718,28 @@
         </w:p>
         <w:p>
           <w:pPr>
-            <w:pStyle w:val="13"/>
+            <w:pStyle w:val="TOC3"/>
             <w:tabs>
               <w:tab w:val="right" w:leader="dot" w:pos="8306"/>
             </w:tabs>
           </w:pPr>
           <w:r>
             <w:rPr>
-              <w:rFonts w:hint="eastAsia" w:ascii="宋体" w:hAnsi="宋体" w:eastAsia="宋体" w:cs="宋体"/>
+              <w:rFonts w:ascii="宋体" w:eastAsia="宋体" w:hAnsi="宋体" w:cs="宋体" w:hint="eastAsia"/>
               <w:szCs w:val="24"/>
             </w:rPr>
             <w:fldChar w:fldCharType="begin"/>
           </w:r>
           <w:r>
             <w:rPr>
-              <w:rFonts w:hint="eastAsia" w:ascii="宋体" w:hAnsi="宋体" w:eastAsia="宋体" w:cs="宋体"/>
+              <w:rFonts w:ascii="宋体" w:eastAsia="宋体" w:hAnsi="宋体" w:cs="宋体" w:hint="eastAsia"/>
               <w:szCs w:val="24"/>
             </w:rPr>
             <w:instrText xml:space="preserve"> HYPERLINK \l _Toc22467 </w:instrText>
           </w:r>
           <w:r>
             <w:rPr>
-              <w:rFonts w:hint="eastAsia" w:ascii="宋体" w:hAnsi="宋体" w:eastAsia="宋体" w:cs="宋体"/>
+              <w:rFonts w:ascii="宋体" w:eastAsia="宋体" w:hAnsi="宋体" w:cs="宋体" w:hint="eastAsia"/>
               <w:szCs w:val="24"/>
             </w:rPr>
             <w:fldChar w:fldCharType="separate"/>
@@ -3798,7 +3771,7 @@
           </w:r>
           <w:r>
             <w:rPr>
-              <w:rFonts w:hint="eastAsia" w:ascii="宋体" w:hAnsi="宋体" w:eastAsia="宋体" w:cs="宋体"/>
+              <w:rFonts w:ascii="宋体" w:eastAsia="宋体" w:hAnsi="宋体" w:cs="宋体" w:hint="eastAsia"/>
               <w:szCs w:val="24"/>
             </w:rPr>
             <w:fldChar w:fldCharType="end"/>
@@ -3806,28 +3779,28 @@
         </w:p>
         <w:p>
           <w:pPr>
-            <w:pStyle w:val="17"/>
+            <w:pStyle w:val="TOC2"/>
             <w:tabs>
               <w:tab w:val="right" w:leader="dot" w:pos="8306"/>
             </w:tabs>
           </w:pPr>
           <w:r>
             <w:rPr>
-              <w:rFonts w:hint="eastAsia" w:ascii="宋体" w:hAnsi="宋体" w:eastAsia="宋体" w:cs="宋体"/>
+              <w:rFonts w:ascii="宋体" w:eastAsia="宋体" w:hAnsi="宋体" w:cs="宋体" w:hint="eastAsia"/>
               <w:szCs w:val="24"/>
             </w:rPr>
             <w:fldChar w:fldCharType="begin"/>
           </w:r>
           <w:r>
             <w:rPr>
-              <w:rFonts w:hint="eastAsia" w:ascii="宋体" w:hAnsi="宋体" w:eastAsia="宋体" w:cs="宋体"/>
+              <w:rFonts w:ascii="宋体" w:eastAsia="宋体" w:hAnsi="宋体" w:cs="宋体" w:hint="eastAsia"/>
               <w:szCs w:val="24"/>
             </w:rPr>
             <w:instrText xml:space="preserve"> HYPERLINK \l _Toc7156 </w:instrText>
           </w:r>
           <w:r>
             <w:rPr>
-              <w:rFonts w:hint="eastAsia" w:ascii="宋体" w:hAnsi="宋体" w:eastAsia="宋体" w:cs="宋体"/>
+              <w:rFonts w:ascii="宋体" w:eastAsia="宋体" w:hAnsi="宋体" w:cs="宋体" w:hint="eastAsia"/>
               <w:szCs w:val="24"/>
             </w:rPr>
             <w:fldChar w:fldCharType="separate"/>
@@ -3859,7 +3832,7 @@
           </w:r>
           <w:r>
             <w:rPr>
-              <w:rFonts w:hint="eastAsia" w:ascii="宋体" w:hAnsi="宋体" w:eastAsia="宋体" w:cs="宋体"/>
+              <w:rFonts w:ascii="宋体" w:eastAsia="宋体" w:hAnsi="宋体" w:cs="宋体" w:hint="eastAsia"/>
               <w:szCs w:val="24"/>
             </w:rPr>
             <w:fldChar w:fldCharType="end"/>
@@ -3867,28 +3840,28 @@
         </w:p>
         <w:p>
           <w:pPr>
-            <w:pStyle w:val="13"/>
+            <w:pStyle w:val="TOC3"/>
             <w:tabs>
               <w:tab w:val="right" w:leader="dot" w:pos="8306"/>
             </w:tabs>
           </w:pPr>
           <w:r>
             <w:rPr>
-              <w:rFonts w:hint="eastAsia" w:ascii="宋体" w:hAnsi="宋体" w:eastAsia="宋体" w:cs="宋体"/>
+              <w:rFonts w:ascii="宋体" w:eastAsia="宋体" w:hAnsi="宋体" w:cs="宋体" w:hint="eastAsia"/>
               <w:szCs w:val="24"/>
             </w:rPr>
             <w:fldChar w:fldCharType="begin"/>
           </w:r>
           <w:r>
             <w:rPr>
-              <w:rFonts w:hint="eastAsia" w:ascii="宋体" w:hAnsi="宋体" w:eastAsia="宋体" w:cs="宋体"/>
+              <w:rFonts w:ascii="宋体" w:eastAsia="宋体" w:hAnsi="宋体" w:cs="宋体" w:hint="eastAsia"/>
               <w:szCs w:val="24"/>
             </w:rPr>
             <w:instrText xml:space="preserve"> HYPERLINK \l _Toc12770 </w:instrText>
           </w:r>
           <w:r>
             <w:rPr>
-              <w:rFonts w:hint="eastAsia" w:ascii="宋体" w:hAnsi="宋体" w:eastAsia="宋体" w:cs="宋体"/>
+              <w:rFonts w:ascii="宋体" w:eastAsia="宋体" w:hAnsi="宋体" w:cs="宋体" w:hint="eastAsia"/>
               <w:szCs w:val="24"/>
             </w:rPr>
             <w:fldChar w:fldCharType="separate"/>
@@ -3920,7 +3893,7 @@
           </w:r>
           <w:r>
             <w:rPr>
-              <w:rFonts w:hint="eastAsia" w:ascii="宋体" w:hAnsi="宋体" w:eastAsia="宋体" w:cs="宋体"/>
+              <w:rFonts w:ascii="宋体" w:eastAsia="宋体" w:hAnsi="宋体" w:cs="宋体" w:hint="eastAsia"/>
               <w:szCs w:val="24"/>
             </w:rPr>
             <w:fldChar w:fldCharType="end"/>
@@ -3928,28 +3901,28 @@
         </w:p>
         <w:p>
           <w:pPr>
-            <w:pStyle w:val="13"/>
+            <w:pStyle w:val="TOC3"/>
             <w:tabs>
               <w:tab w:val="right" w:leader="dot" w:pos="8306"/>
             </w:tabs>
           </w:pPr>
           <w:r>
             <w:rPr>
-              <w:rFonts w:hint="eastAsia" w:ascii="宋体" w:hAnsi="宋体" w:eastAsia="宋体" w:cs="宋体"/>
+              <w:rFonts w:ascii="宋体" w:eastAsia="宋体" w:hAnsi="宋体" w:cs="宋体" w:hint="eastAsia"/>
               <w:szCs w:val="24"/>
             </w:rPr>
             <w:fldChar w:fldCharType="begin"/>
           </w:r>
           <w:r>
             <w:rPr>
-              <w:rFonts w:hint="eastAsia" w:ascii="宋体" w:hAnsi="宋体" w:eastAsia="宋体" w:cs="宋体"/>
+              <w:rFonts w:ascii="宋体" w:eastAsia="宋体" w:hAnsi="宋体" w:cs="宋体" w:hint="eastAsia"/>
               <w:szCs w:val="24"/>
             </w:rPr>
             <w:instrText xml:space="preserve"> HYPERLINK \l _Toc12554 </w:instrText>
           </w:r>
           <w:r>
             <w:rPr>
-              <w:rFonts w:hint="eastAsia" w:ascii="宋体" w:hAnsi="宋体" w:eastAsia="宋体" w:cs="宋体"/>
+              <w:rFonts w:ascii="宋体" w:eastAsia="宋体" w:hAnsi="宋体" w:cs="宋体" w:hint="eastAsia"/>
               <w:szCs w:val="24"/>
             </w:rPr>
             <w:fldChar w:fldCharType="separate"/>
@@ -3981,7 +3954,7 @@
           </w:r>
           <w:r>
             <w:rPr>
-              <w:rFonts w:hint="eastAsia" w:ascii="宋体" w:hAnsi="宋体" w:eastAsia="宋体" w:cs="宋体"/>
+              <w:rFonts w:ascii="宋体" w:eastAsia="宋体" w:hAnsi="宋体" w:cs="宋体" w:hint="eastAsia"/>
               <w:szCs w:val="24"/>
             </w:rPr>
             <w:fldChar w:fldCharType="end"/>
@@ -3989,28 +3962,28 @@
         </w:p>
         <w:p>
           <w:pPr>
-            <w:pStyle w:val="13"/>
+            <w:pStyle w:val="TOC3"/>
             <w:tabs>
               <w:tab w:val="right" w:leader="dot" w:pos="8306"/>
             </w:tabs>
           </w:pPr>
           <w:r>
             <w:rPr>
-              <w:rFonts w:hint="eastAsia" w:ascii="宋体" w:hAnsi="宋体" w:eastAsia="宋体" w:cs="宋体"/>
+              <w:rFonts w:ascii="宋体" w:eastAsia="宋体" w:hAnsi="宋体" w:cs="宋体" w:hint="eastAsia"/>
               <w:szCs w:val="24"/>
             </w:rPr>
             <w:fldChar w:fldCharType="begin"/>
           </w:r>
           <w:r>
             <w:rPr>
-              <w:rFonts w:hint="eastAsia" w:ascii="宋体" w:hAnsi="宋体" w:eastAsia="宋体" w:cs="宋体"/>
+              <w:rFonts w:ascii="宋体" w:eastAsia="宋体" w:hAnsi="宋体" w:cs="宋体" w:hint="eastAsia"/>
               <w:szCs w:val="24"/>
             </w:rPr>
             <w:instrText xml:space="preserve"> HYPERLINK \l _Toc30571 </w:instrText>
           </w:r>
           <w:r>
             <w:rPr>
-              <w:rFonts w:hint="eastAsia" w:ascii="宋体" w:hAnsi="宋体" w:eastAsia="宋体" w:cs="宋体"/>
+              <w:rFonts w:ascii="宋体" w:eastAsia="宋体" w:hAnsi="宋体" w:cs="宋体" w:hint="eastAsia"/>
               <w:szCs w:val="24"/>
             </w:rPr>
             <w:fldChar w:fldCharType="separate"/>
@@ -4049,7 +4022,7 @@
           </w:r>
           <w:r>
             <w:rPr>
-              <w:rFonts w:hint="eastAsia" w:ascii="宋体" w:hAnsi="宋体" w:eastAsia="宋体" w:cs="宋体"/>
+              <w:rFonts w:ascii="宋体" w:eastAsia="宋体" w:hAnsi="宋体" w:cs="宋体" w:hint="eastAsia"/>
               <w:szCs w:val="24"/>
             </w:rPr>
             <w:fldChar w:fldCharType="end"/>
@@ -4057,42 +4030,42 @@
         </w:p>
         <w:p>
           <w:pPr>
-            <w:pStyle w:val="16"/>
+            <w:pStyle w:val="TOC1"/>
             <w:tabs>
               <w:tab w:val="right" w:leader="dot" w:pos="8306"/>
             </w:tabs>
           </w:pPr>
           <w:r>
             <w:rPr>
-              <w:rFonts w:hint="eastAsia" w:ascii="宋体" w:hAnsi="宋体" w:eastAsia="宋体" w:cs="宋体"/>
+              <w:rFonts w:ascii="宋体" w:eastAsia="宋体" w:hAnsi="宋体" w:cs="宋体" w:hint="eastAsia"/>
               <w:szCs w:val="24"/>
             </w:rPr>
             <w:fldChar w:fldCharType="begin"/>
           </w:r>
           <w:r>
             <w:rPr>
-              <w:rFonts w:hint="eastAsia" w:ascii="宋体" w:hAnsi="宋体" w:eastAsia="宋体" w:cs="宋体"/>
+              <w:rFonts w:ascii="宋体" w:eastAsia="宋体" w:hAnsi="宋体" w:cs="宋体" w:hint="eastAsia"/>
               <w:szCs w:val="24"/>
             </w:rPr>
             <w:instrText xml:space="preserve"> HYPERLINK \l _Toc1193 </w:instrText>
           </w:r>
           <w:r>
             <w:rPr>
-              <w:rFonts w:hint="eastAsia" w:ascii="宋体" w:hAnsi="宋体" w:eastAsia="宋体" w:cs="宋体"/>
+              <w:rFonts w:ascii="宋体" w:eastAsia="宋体" w:hAnsi="宋体" w:cs="宋体" w:hint="eastAsia"/>
               <w:szCs w:val="24"/>
             </w:rPr>
             <w:fldChar w:fldCharType="separate"/>
           </w:r>
           <w:r>
             <w:rPr>
-              <w:rFonts w:hint="default" w:eastAsia="宋体"/>
+              <w:rFonts w:eastAsia="宋体" w:hint="default"/>
               <w:lang w:val="en-US" w:eastAsia="zh-CN"/>
             </w:rPr>
             <w:t xml:space="preserve">5. </w:t>
           </w:r>
           <w:r>
             <w:rPr>
-              <w:rFonts w:hint="eastAsia" w:eastAsia="宋体"/>
+              <w:rFonts w:eastAsia="宋体" w:hint="eastAsia"/>
               <w:lang w:val="en-US" w:eastAsia="zh-CN"/>
             </w:rPr>
             <w:t>附则</w:t>
@@ -4117,7 +4090,7 @@
           </w:r>
           <w:r>
             <w:rPr>
-              <w:rFonts w:hint="eastAsia" w:ascii="宋体" w:hAnsi="宋体" w:eastAsia="宋体" w:cs="宋体"/>
+              <w:rFonts w:ascii="宋体" w:eastAsia="宋体" w:hAnsi="宋体" w:cs="宋体" w:hint="eastAsia"/>
               <w:szCs w:val="24"/>
             </w:rPr>
             <w:fldChar w:fldCharType="end"/>
@@ -4125,28 +4098,28 @@
         </w:p>
         <w:p>
           <w:pPr>
-            <w:pStyle w:val="16"/>
+            <w:pStyle w:val="TOC1"/>
             <w:tabs>
               <w:tab w:val="right" w:leader="dot" w:pos="8306"/>
             </w:tabs>
           </w:pPr>
           <w:r>
             <w:rPr>
-              <w:rFonts w:hint="eastAsia" w:ascii="宋体" w:hAnsi="宋体" w:eastAsia="宋体" w:cs="宋体"/>
+              <w:rFonts w:ascii="宋体" w:eastAsia="宋体" w:hAnsi="宋体" w:cs="宋体" w:hint="eastAsia"/>
               <w:szCs w:val="24"/>
             </w:rPr>
             <w:fldChar w:fldCharType="begin"/>
           </w:r>
           <w:r>
             <w:rPr>
-              <w:rFonts w:hint="eastAsia" w:ascii="宋体" w:hAnsi="宋体" w:eastAsia="宋体" w:cs="宋体"/>
+              <w:rFonts w:ascii="宋体" w:eastAsia="宋体" w:hAnsi="宋体" w:cs="宋体" w:hint="eastAsia"/>
               <w:szCs w:val="24"/>
             </w:rPr>
             <w:instrText xml:space="preserve"> HYPERLINK \l _Toc30716 </w:instrText>
           </w:r>
           <w:r>
             <w:rPr>
-              <w:rFonts w:hint="eastAsia" w:ascii="宋体" w:hAnsi="宋体" w:eastAsia="宋体" w:cs="宋体"/>
+              <w:rFonts w:ascii="宋体" w:eastAsia="宋体" w:hAnsi="宋体" w:cs="宋体" w:hint="eastAsia"/>
               <w:szCs w:val="24"/>
             </w:rPr>
             <w:fldChar w:fldCharType="separate"/>
@@ -4185,7 +4158,7 @@
           </w:r>
           <w:r>
             <w:rPr>
-              <w:rFonts w:hint="eastAsia" w:ascii="宋体" w:hAnsi="宋体" w:eastAsia="宋体" w:cs="宋体"/>
+              <w:rFonts w:ascii="宋体" w:eastAsia="宋体" w:hAnsi="宋体" w:cs="宋体" w:hint="eastAsia"/>
               <w:szCs w:val="24"/>
             </w:rPr>
             <w:fldChar w:fldCharType="end"/>
@@ -4193,28 +4166,28 @@
         </w:p>
         <w:p>
           <w:pPr>
-            <w:pStyle w:val="16"/>
+            <w:pStyle w:val="TOC1"/>
             <w:tabs>
               <w:tab w:val="right" w:leader="dot" w:pos="8306"/>
             </w:tabs>
           </w:pPr>
           <w:r>
             <w:rPr>
-              <w:rFonts w:hint="eastAsia" w:ascii="宋体" w:hAnsi="宋体" w:eastAsia="宋体" w:cs="宋体"/>
+              <w:rFonts w:ascii="宋体" w:eastAsia="宋体" w:hAnsi="宋体" w:cs="宋体" w:hint="eastAsia"/>
               <w:szCs w:val="24"/>
             </w:rPr>
             <w:fldChar w:fldCharType="begin"/>
           </w:r>
           <w:r>
             <w:rPr>
-              <w:rFonts w:hint="eastAsia" w:ascii="宋体" w:hAnsi="宋体" w:eastAsia="宋体" w:cs="宋体"/>
+              <w:rFonts w:ascii="宋体" w:eastAsia="宋体" w:hAnsi="宋体" w:cs="宋体" w:hint="eastAsia"/>
               <w:szCs w:val="24"/>
             </w:rPr>
             <w:instrText xml:space="preserve"> HYPERLINK \l _Toc22607 </w:instrText>
           </w:r>
           <w:r>
             <w:rPr>
-              <w:rFonts w:hint="eastAsia" w:ascii="宋体" w:hAnsi="宋体" w:eastAsia="宋体" w:cs="宋体"/>
+              <w:rFonts w:ascii="宋体" w:eastAsia="宋体" w:hAnsi="宋体" w:cs="宋体" w:hint="eastAsia"/>
               <w:szCs w:val="24"/>
             </w:rPr>
             <w:fldChar w:fldCharType="separate"/>
@@ -4253,7 +4226,7 @@
           </w:r>
           <w:r>
             <w:rPr>
-              <w:rFonts w:hint="eastAsia" w:ascii="宋体" w:hAnsi="宋体" w:eastAsia="宋体" w:cs="宋体"/>
+              <w:rFonts w:ascii="宋体" w:eastAsia="宋体" w:hAnsi="宋体" w:cs="宋体" w:hint="eastAsia"/>
               <w:szCs w:val="24"/>
             </w:rPr>
             <w:fldChar w:fldCharType="end"/>
@@ -4275,7 +4248,7 @@
             <w:snapToGrid w:val="0"/>
             <w:textAlignment w:val="baseline"/>
             <w:rPr>
-              <w:rFonts w:hint="eastAsia" w:ascii="宋体" w:hAnsi="宋体" w:eastAsia="宋体" w:cs="宋体"/>
+              <w:rFonts w:ascii="宋体" w:eastAsia="宋体" w:hAnsi="宋体" w:cs="宋体" w:hint="eastAsia"/>
               <w:snapToGrid w:val="0"/>
               <w:color w:val="000000"/>
               <w:kern w:val="0"/>
@@ -4286,7 +4259,7 @@
           </w:pPr>
           <w:r>
             <w:rPr>
-              <w:rFonts w:hint="eastAsia" w:ascii="宋体" w:hAnsi="宋体" w:eastAsia="宋体" w:cs="宋体"/>
+              <w:rFonts w:ascii="宋体" w:eastAsia="宋体" w:hAnsi="宋体" w:cs="宋体" w:hint="eastAsia"/>
               <w:szCs w:val="24"/>
             </w:rPr>
             <w:fldChar w:fldCharType="end"/>
@@ -4310,7 +4283,7 @@
         <w:snapToGrid w:val="0"/>
         <w:textAlignment w:val="baseline"/>
         <w:rPr>
-          <w:rFonts w:ascii="Arial" w:hAnsi="Arial" w:eastAsia="Arial" w:cs="Arial"/>
+          <w:rFonts w:ascii="Arial" w:eastAsia="Arial" w:hAnsi="Arial" w:cs="Arial"/>
           <w:snapToGrid w:val="0"/>
           <w:color w:val="000000"/>
           <w:kern w:val="0"/>
@@ -4321,7 +4294,7 @@
       </w:pPr>
       <w:r>
         <w:rPr>
-          <w:rFonts w:ascii="Arial" w:hAnsi="Arial" w:eastAsia="Arial" w:cs="Arial"/>
+          <w:rFonts w:ascii="Arial" w:eastAsia="Arial" w:hAnsi="Arial" w:cs="Arial"/>
           <w:snapToGrid w:val="0"/>
           <w:color w:val="000000"/>
           <w:kern w:val="0"/>
@@ -4334,7 +4307,7 @@
     </w:p>
     <w:p>
       <w:pPr>
-        <w:pStyle w:val="28"/>
+        <w:pStyle w:val="1"/>
         <w:keepNext w:val="0"/>
         <w:keepLines w:val="0"/>
         <w:pageBreakBefore w:val="0"/>
@@ -4361,7 +4334,7 @@
     </w:p>
     <w:p>
       <w:pPr>
-        <w:pStyle w:val="30"/>
+        <w:pStyle w:val="2"/>
         <w:keepNext w:val="0"/>
         <w:keepLines w:val="0"/>
         <w:pageBreakBefore w:val="0"/>
@@ -4392,7 +4365,7 @@
     </w:p>
     <w:p>
       <w:pPr>
-        <w:pStyle w:val="29"/>
+        <w:pStyle w:val="a1"/>
         <w:keepNext w:val="0"/>
         <w:keepLines w:val="0"/>
         <w:pageBreakBefore w:val="0"/>
@@ -4421,7 +4394,7 @@
     </w:p>
     <w:p>
       <w:pPr>
-        <w:pStyle w:val="30"/>
+        <w:pStyle w:val="2"/>
         <w:keepNext w:val="0"/>
         <w:keepLines w:val="0"/>
         <w:pageBreakBefore w:val="0"/>
@@ -4452,7 +4425,7 @@
     </w:p>
     <w:p>
       <w:pPr>
-        <w:pStyle w:val="29"/>
+        <w:pStyle w:val="a1"/>
         <w:keepNext w:val="0"/>
         <w:keepLines w:val="0"/>
         <w:pageBreakBefore w:val="0"/>
@@ -4481,7 +4454,7 @@
     </w:p>
     <w:p>
       <w:pPr>
-        <w:pStyle w:val="30"/>
+        <w:pStyle w:val="2"/>
         <w:keepNext w:val="0"/>
         <w:keepLines w:val="0"/>
         <w:pageBreakBefore w:val="0"/>
@@ -4512,7 +4485,7 @@
     </w:p>
     <w:p>
       <w:pPr>
-        <w:pStyle w:val="29"/>
+        <w:pStyle w:val="a1"/>
         <w:keepNext w:val="0"/>
         <w:keepLines w:val="0"/>
         <w:pageBreakBefore w:val="0"/>
@@ -4529,7 +4502,7 @@
         <w:bidi w:val="0"/>
         <w:adjustRightInd w:val="0"/>
         <w:snapToGrid w:val="0"/>
-        <w:ind w:left="425" w:leftChars="0" w:hanging="425" w:firstLineChars="0"/>
+        <w:ind w:left="425" w:hanging="425" w:leftChars="0" w:firstLineChars="0"/>
         <w:textAlignment w:val="baseline"/>
         <w:rPr>
           <w:rFonts w:hint="eastAsia"/>
@@ -4546,7 +4519,7 @@
     </w:p>
     <w:p>
       <w:pPr>
-        <w:pStyle w:val="29"/>
+        <w:pStyle w:val="a1"/>
         <w:keepNext w:val="0"/>
         <w:keepLines w:val="0"/>
         <w:pageBreakBefore w:val="0"/>
@@ -4563,7 +4536,7 @@
         <w:bidi w:val="0"/>
         <w:adjustRightInd w:val="0"/>
         <w:snapToGrid w:val="0"/>
-        <w:ind w:left="425" w:leftChars="0" w:hanging="425" w:firstLineChars="0"/>
+        <w:ind w:left="425" w:hanging="425" w:leftChars="0" w:firstLineChars="0"/>
         <w:textAlignment w:val="baseline"/>
         <w:rPr>
           <w:rFonts w:hint="eastAsia"/>
@@ -4580,7 +4553,7 @@
     </w:p>
     <w:p>
       <w:pPr>
-        <w:pStyle w:val="29"/>
+        <w:pStyle w:val="a1"/>
         <w:keepNext w:val="0"/>
         <w:keepLines w:val="0"/>
         <w:pageBreakBefore w:val="0"/>
@@ -4597,7 +4570,7 @@
         <w:bidi w:val="0"/>
         <w:adjustRightInd w:val="0"/>
         <w:snapToGrid w:val="0"/>
-        <w:ind w:left="425" w:leftChars="0" w:hanging="425" w:firstLineChars="0"/>
+        <w:ind w:left="425" w:hanging="425" w:leftChars="0" w:firstLineChars="0"/>
         <w:textAlignment w:val="baseline"/>
         <w:rPr>
           <w:rFonts w:hint="eastAsia"/>
@@ -4614,7 +4587,7 @@
     </w:p>
     <w:p>
       <w:pPr>
-        <w:pStyle w:val="29"/>
+        <w:pStyle w:val="a1"/>
         <w:keepNext w:val="0"/>
         <w:keepLines w:val="0"/>
         <w:pageBreakBefore w:val="0"/>
@@ -4631,7 +4604,7 @@
         <w:bidi w:val="0"/>
         <w:adjustRightInd w:val="0"/>
         <w:snapToGrid w:val="0"/>
-        <w:ind w:left="425" w:leftChars="0" w:hanging="425" w:firstLineChars="0"/>
+        <w:ind w:left="425" w:hanging="425" w:leftChars="0" w:firstLineChars="0"/>
         <w:textAlignment w:val="baseline"/>
         <w:rPr>
           <w:rFonts w:hint="eastAsia"/>
@@ -4648,7 +4621,7 @@
     </w:p>
     <w:p>
       <w:pPr>
-        <w:pStyle w:val="30"/>
+        <w:pStyle w:val="2"/>
         <w:keepNext w:val="0"/>
         <w:keepLines w:val="0"/>
         <w:pageBreakBefore w:val="0"/>
@@ -4679,7 +4652,7 @@
     </w:p>
     <w:p>
       <w:pPr>
-        <w:pStyle w:val="31"/>
+        <w:pStyle w:val="3"/>
         <w:keepNext w:val="0"/>
         <w:keepLines w:val="0"/>
         <w:pageBreakBefore w:val="0"/>
@@ -4704,13 +4677,13 @@
           <w:rFonts w:hint="eastAsia"/>
           <w:lang w:val="en-US" w:eastAsia="zh-CN"/>
         </w:rPr>
-        <w:t>运维部部长</w:t>
+        <w:t>运维部经理</w:t>
       </w:r>
       <w:bookmarkEnd w:id="7"/>
     </w:p>
     <w:p>
       <w:pPr>
-        <w:pStyle w:val="29"/>
+        <w:pStyle w:val="a1"/>
         <w:keepNext w:val="0"/>
         <w:keepLines w:val="0"/>
         <w:pageBreakBefore w:val="0"/>
@@ -4727,7 +4700,7 @@
         <w:bidi w:val="0"/>
         <w:adjustRightInd w:val="0"/>
         <w:snapToGrid w:val="0"/>
-        <w:ind w:left="425" w:leftChars="0" w:hanging="425" w:firstLineChars="0"/>
+        <w:ind w:left="425" w:hanging="425" w:leftChars="0" w:firstLineChars="0"/>
         <w:textAlignment w:val="baseline"/>
         <w:rPr>
           <w:rFonts w:hint="default"/>
@@ -4744,7 +4717,7 @@
     </w:p>
     <w:p>
       <w:pPr>
-        <w:pStyle w:val="29"/>
+        <w:pStyle w:val="a1"/>
         <w:keepNext w:val="0"/>
         <w:keepLines w:val="0"/>
         <w:pageBreakBefore w:val="0"/>
@@ -4761,7 +4734,7 @@
         <w:bidi w:val="0"/>
         <w:adjustRightInd w:val="0"/>
         <w:snapToGrid w:val="0"/>
-        <w:ind w:left="425" w:leftChars="0" w:hanging="425" w:firstLineChars="0"/>
+        <w:ind w:left="425" w:hanging="425" w:leftChars="0" w:firstLineChars="0"/>
         <w:textAlignment w:val="baseline"/>
         <w:rPr>
           <w:rFonts w:hint="default"/>
@@ -4778,7 +4751,7 @@
     </w:p>
     <w:p>
       <w:pPr>
-        <w:pStyle w:val="29"/>
+        <w:pStyle w:val="a1"/>
         <w:keepNext w:val="0"/>
         <w:keepLines w:val="0"/>
         <w:pageBreakBefore w:val="0"/>
@@ -4795,7 +4768,7 @@
         <w:bidi w:val="0"/>
         <w:adjustRightInd w:val="0"/>
         <w:snapToGrid w:val="0"/>
-        <w:ind w:left="425" w:leftChars="0" w:hanging="425" w:firstLineChars="0"/>
+        <w:ind w:left="425" w:hanging="425" w:leftChars="0" w:firstLineChars="0"/>
         <w:textAlignment w:val="baseline"/>
         <w:rPr>
           <w:rFonts w:hint="default"/>
@@ -4812,7 +4785,7 @@
     </w:p>
     <w:p>
       <w:pPr>
-        <w:pStyle w:val="31"/>
+        <w:pStyle w:val="3"/>
         <w:keepNext w:val="0"/>
         <w:keepLines w:val="0"/>
         <w:pageBreakBefore w:val="0"/>
@@ -4843,7 +4816,7 @@
     </w:p>
     <w:p>
       <w:pPr>
-        <w:pStyle w:val="29"/>
+        <w:pStyle w:val="a1"/>
         <w:keepNext w:val="0"/>
         <w:keepLines w:val="0"/>
         <w:pageBreakBefore w:val="0"/>
@@ -4860,7 +4833,7 @@
         <w:bidi w:val="0"/>
         <w:adjustRightInd w:val="0"/>
         <w:snapToGrid w:val="0"/>
-        <w:ind w:left="425" w:leftChars="0" w:hanging="425" w:firstLineChars="0"/>
+        <w:ind w:left="425" w:hanging="425" w:leftChars="0" w:firstLineChars="0"/>
         <w:textAlignment w:val="baseline"/>
         <w:rPr>
           <w:rFonts w:hint="default"/>
@@ -4877,7 +4850,7 @@
     </w:p>
     <w:p>
       <w:pPr>
-        <w:pStyle w:val="29"/>
+        <w:pStyle w:val="a1"/>
         <w:keepNext w:val="0"/>
         <w:keepLines w:val="0"/>
         <w:pageBreakBefore w:val="0"/>
@@ -4894,7 +4867,7 @@
         <w:bidi w:val="0"/>
         <w:adjustRightInd w:val="0"/>
         <w:snapToGrid w:val="0"/>
-        <w:ind w:left="425" w:leftChars="0" w:hanging="425" w:firstLineChars="0"/>
+        <w:ind w:left="425" w:hanging="425" w:leftChars="0" w:firstLineChars="0"/>
         <w:textAlignment w:val="baseline"/>
         <w:rPr>
           <w:rFonts w:hint="default"/>
@@ -4911,7 +4884,7 @@
     </w:p>
     <w:p>
       <w:pPr>
-        <w:pStyle w:val="29"/>
+        <w:pStyle w:val="a1"/>
         <w:keepNext w:val="0"/>
         <w:keepLines w:val="0"/>
         <w:pageBreakBefore w:val="0"/>
@@ -4928,7 +4901,7 @@
         <w:bidi w:val="0"/>
         <w:adjustRightInd w:val="0"/>
         <w:snapToGrid w:val="0"/>
-        <w:ind w:left="425" w:leftChars="0" w:hanging="425" w:firstLineChars="0"/>
+        <w:ind w:left="425" w:hanging="425" w:leftChars="0" w:firstLineChars="0"/>
         <w:textAlignment w:val="baseline"/>
         <w:rPr>
           <w:rFonts w:hint="default"/>
@@ -4945,7 +4918,7 @@
     </w:p>
     <w:p>
       <w:pPr>
-        <w:pStyle w:val="31"/>
+        <w:pStyle w:val="3"/>
         <w:keepNext w:val="0"/>
         <w:keepLines w:val="0"/>
         <w:pageBreakBefore w:val="0"/>
@@ -4976,7 +4949,7 @@
     </w:p>
     <w:p>
       <w:pPr>
-        <w:pStyle w:val="29"/>
+        <w:pStyle w:val="a1"/>
         <w:keepNext w:val="0"/>
         <w:keepLines w:val="0"/>
         <w:pageBreakBefore w:val="0"/>
@@ -4993,7 +4966,7 @@
         <w:bidi w:val="0"/>
         <w:adjustRightInd w:val="0"/>
         <w:snapToGrid w:val="0"/>
-        <w:ind w:left="425" w:leftChars="0" w:hanging="425" w:firstLineChars="0"/>
+        <w:ind w:left="425" w:hanging="425" w:leftChars="0" w:firstLineChars="0"/>
         <w:textAlignment w:val="baseline"/>
         <w:rPr>
           <w:rFonts w:hint="default"/>
@@ -5010,7 +4983,7 @@
     </w:p>
     <w:p>
       <w:pPr>
-        <w:pStyle w:val="29"/>
+        <w:pStyle w:val="a1"/>
         <w:keepNext w:val="0"/>
         <w:keepLines w:val="0"/>
         <w:pageBreakBefore w:val="0"/>
@@ -5027,7 +5000,7 @@
         <w:bidi w:val="0"/>
         <w:adjustRightInd w:val="0"/>
         <w:snapToGrid w:val="0"/>
-        <w:ind w:left="425" w:leftChars="0" w:hanging="425" w:firstLineChars="0"/>
+        <w:ind w:left="425" w:hanging="425" w:leftChars="0" w:firstLineChars="0"/>
         <w:textAlignment w:val="baseline"/>
         <w:rPr>
           <w:rFonts w:hint="default"/>
@@ -5044,7 +5017,7 @@
     </w:p>
     <w:p>
       <w:pPr>
-        <w:pStyle w:val="31"/>
+        <w:pStyle w:val="3"/>
         <w:keepNext w:val="0"/>
         <w:keepLines w:val="0"/>
         <w:pageBreakBefore w:val="0"/>
@@ -5075,7 +5048,7 @@
     </w:p>
     <w:p>
       <w:pPr>
-        <w:pStyle w:val="29"/>
+        <w:pStyle w:val="a1"/>
         <w:keepNext w:val="0"/>
         <w:keepLines w:val="0"/>
         <w:pageBreakBefore w:val="0"/>
@@ -5092,7 +5065,7 @@
         <w:bidi w:val="0"/>
         <w:adjustRightInd w:val="0"/>
         <w:snapToGrid w:val="0"/>
-        <w:ind w:left="425" w:leftChars="0" w:hanging="425" w:firstLineChars="0"/>
+        <w:ind w:left="425" w:hanging="425" w:leftChars="0" w:firstLineChars="0"/>
         <w:textAlignment w:val="baseline"/>
         <w:rPr>
           <w:rFonts w:hint="default"/>
@@ -5109,7 +5082,7 @@
     </w:p>
     <w:p>
       <w:pPr>
-        <w:pStyle w:val="28"/>
+        <w:pStyle w:val="1"/>
         <w:keepNext w:val="0"/>
         <w:keepLines w:val="0"/>
         <w:pageBreakBefore w:val="0"/>
@@ -5140,7 +5113,7 @@
     </w:p>
     <w:p>
       <w:pPr>
-        <w:pStyle w:val="29"/>
+        <w:pStyle w:val="a1"/>
         <w:keepNext w:val="0"/>
         <w:keepLines w:val="0"/>
         <w:pageBreakBefore w:val="0"/>
@@ -5169,7 +5142,7 @@
     </w:p>
     <w:p>
       <w:pPr>
-        <w:pStyle w:val="29"/>
+        <w:pStyle w:val="a1"/>
         <w:keepNext w:val="0"/>
         <w:keepLines w:val="0"/>
         <w:pageBreakBefore w:val="0"/>
@@ -5186,7 +5159,7 @@
         <w:bidi w:val="0"/>
         <w:adjustRightInd w:val="0"/>
         <w:snapToGrid w:val="0"/>
-        <w:ind w:left="425" w:leftChars="0" w:hanging="425" w:firstLineChars="0"/>
+        <w:ind w:left="425" w:hanging="425" w:leftChars="0" w:firstLineChars="0"/>
         <w:textAlignment w:val="baseline"/>
         <w:rPr>
           <w:rFonts w:hint="eastAsia"/>
@@ -5203,7 +5176,7 @@
     </w:p>
     <w:p>
       <w:pPr>
-        <w:pStyle w:val="29"/>
+        <w:pStyle w:val="a1"/>
         <w:keepNext w:val="0"/>
         <w:keepLines w:val="0"/>
         <w:pageBreakBefore w:val="0"/>
@@ -5220,7 +5193,7 @@
         <w:bidi w:val="0"/>
         <w:adjustRightInd w:val="0"/>
         <w:snapToGrid w:val="0"/>
-        <w:ind w:left="425" w:leftChars="0" w:hanging="425" w:firstLineChars="0"/>
+        <w:ind w:left="425" w:hanging="425" w:leftChars="0" w:firstLineChars="0"/>
         <w:textAlignment w:val="baseline"/>
         <w:rPr>
           <w:rFonts w:hint="eastAsia"/>
@@ -5237,7 +5210,7 @@
     </w:p>
     <w:p>
       <w:pPr>
-        <w:pStyle w:val="29"/>
+        <w:pStyle w:val="a1"/>
         <w:keepNext w:val="0"/>
         <w:keepLines w:val="0"/>
         <w:pageBreakBefore w:val="0"/>
@@ -5254,7 +5227,7 @@
         <w:bidi w:val="0"/>
         <w:adjustRightInd w:val="0"/>
         <w:snapToGrid w:val="0"/>
-        <w:ind w:left="425" w:leftChars="0" w:hanging="425" w:firstLineChars="0"/>
+        <w:ind w:left="425" w:hanging="425" w:leftChars="0" w:firstLineChars="0"/>
         <w:textAlignment w:val="baseline"/>
         <w:rPr>
           <w:rFonts w:hint="eastAsia"/>
@@ -5271,7 +5244,7 @@
     </w:p>
     <w:p>
       <w:pPr>
-        <w:pStyle w:val="29"/>
+        <w:pStyle w:val="a1"/>
         <w:keepNext w:val="0"/>
         <w:keepLines w:val="0"/>
         <w:pageBreakBefore w:val="0"/>
@@ -5288,7 +5261,7 @@
         <w:bidi w:val="0"/>
         <w:adjustRightInd w:val="0"/>
         <w:snapToGrid w:val="0"/>
-        <w:ind w:left="425" w:leftChars="0" w:hanging="425" w:firstLineChars="0"/>
+        <w:ind w:left="425" w:hanging="425" w:leftChars="0" w:firstLineChars="0"/>
         <w:textAlignment w:val="baseline"/>
         <w:rPr>
           <w:rFonts w:hint="eastAsia"/>
@@ -5305,7 +5278,7 @@
     </w:p>
     <w:p>
       <w:pPr>
-        <w:pStyle w:val="28"/>
+        <w:pStyle w:val="1"/>
         <w:keepNext w:val="0"/>
         <w:keepLines w:val="0"/>
         <w:pageBreakBefore w:val="0"/>
@@ -5332,7 +5305,7 @@
     </w:p>
     <w:p>
       <w:pPr>
-        <w:pStyle w:val="30"/>
+        <w:pStyle w:val="2"/>
         <w:keepNext w:val="0"/>
         <w:keepLines w:val="0"/>
         <w:pageBreakBefore w:val="0"/>
@@ -5361,7 +5334,7 @@
     </w:p>
     <w:p>
       <w:pPr>
-        <w:pStyle w:val="29"/>
+        <w:pStyle w:val="a1"/>
         <w:keepNext w:val="0"/>
         <w:keepLines w:val="0"/>
         <w:pageBreakBefore w:val="0"/>
@@ -5388,7 +5361,7 @@
     </w:p>
     <w:p>
       <w:pPr>
-        <w:pStyle w:val="30"/>
+        <w:pStyle w:val="2"/>
         <w:keepNext w:val="0"/>
         <w:keepLines w:val="0"/>
         <w:pageBreakBefore w:val="0"/>
@@ -5417,7 +5390,7 @@
     </w:p>
     <w:p>
       <w:pPr>
-        <w:pStyle w:val="29"/>
+        <w:pStyle w:val="a1"/>
         <w:keepNext w:val="0"/>
         <w:keepLines w:val="0"/>
         <w:pageBreakBefore w:val="0"/>
@@ -5444,7 +5417,7 @@
     </w:p>
     <w:p>
       <w:pPr>
-        <w:pStyle w:val="30"/>
+        <w:pStyle w:val="2"/>
         <w:keepNext w:val="0"/>
         <w:keepLines w:val="0"/>
         <w:pageBreakBefore w:val="0"/>
@@ -5473,7 +5446,7 @@
     </w:p>
     <w:p>
       <w:pPr>
-        <w:pStyle w:val="29"/>
+        <w:pStyle w:val="a1"/>
         <w:keepNext w:val="0"/>
         <w:keepLines w:val="0"/>
         <w:pageBreakBefore w:val="0"/>
@@ -5500,7 +5473,7 @@
     </w:p>
     <w:p>
       <w:pPr>
-        <w:pStyle w:val="30"/>
+        <w:pStyle w:val="2"/>
         <w:keepNext w:val="0"/>
         <w:keepLines w:val="0"/>
         <w:pageBreakBefore w:val="0"/>
@@ -5529,7 +5502,7 @@
     </w:p>
     <w:p>
       <w:pPr>
-        <w:pStyle w:val="29"/>
+        <w:pStyle w:val="a1"/>
         <w:keepNext w:val="0"/>
         <w:keepLines w:val="0"/>
         <w:pageBreakBefore w:val="0"/>
@@ -5556,7 +5529,7 @@
     </w:p>
     <w:p>
       <w:pPr>
-        <w:pStyle w:val="30"/>
+        <w:pStyle w:val="2"/>
         <w:keepNext w:val="0"/>
         <w:keepLines w:val="0"/>
         <w:pageBreakBefore w:val="0"/>
@@ -5585,7 +5558,7 @@
     </w:p>
     <w:p>
       <w:pPr>
-        <w:pStyle w:val="29"/>
+        <w:pStyle w:val="a1"/>
         <w:keepNext w:val="0"/>
         <w:keepLines w:val="0"/>
         <w:pageBreakBefore w:val="0"/>
@@ -5612,7 +5585,7 @@
     </w:p>
     <w:p>
       <w:pPr>
-        <w:pStyle w:val="30"/>
+        <w:pStyle w:val="2"/>
         <w:keepNext w:val="0"/>
         <w:keepLines w:val="0"/>
         <w:pageBreakBefore w:val="0"/>
@@ -5641,7 +5614,7 @@
     </w:p>
     <w:p>
       <w:pPr>
-        <w:pStyle w:val="29"/>
+        <w:pStyle w:val="a1"/>
         <w:keepNext w:val="0"/>
         <w:keepLines w:val="0"/>
         <w:pageBreakBefore w:val="0"/>
@@ -5668,7 +5641,7 @@
     </w:p>
     <w:p>
       <w:pPr>
-        <w:pStyle w:val="30"/>
+        <w:pStyle w:val="2"/>
         <w:keepNext w:val="0"/>
         <w:keepLines w:val="0"/>
         <w:pageBreakBefore w:val="0"/>
@@ -5697,7 +5670,7 @@
     </w:p>
     <w:p>
       <w:pPr>
-        <w:pStyle w:val="29"/>
+        <w:pStyle w:val="a1"/>
         <w:keepNext w:val="0"/>
         <w:keepLines w:val="0"/>
         <w:pageBreakBefore w:val="0"/>
@@ -5721,7 +5694,7 @@
     </w:p>
     <w:p>
       <w:pPr>
-        <w:pStyle w:val="28"/>
+        <w:pStyle w:val="1"/>
         <w:keepNext w:val="0"/>
         <w:keepLines w:val="0"/>
         <w:pageBreakBefore w:val="0"/>
@@ -5752,7 +5725,7 @@
     </w:p>
     <w:p>
       <w:pPr>
-        <w:pStyle w:val="30"/>
+        <w:pStyle w:val="2"/>
         <w:keepNext w:val="0"/>
         <w:keepLines w:val="0"/>
         <w:pageBreakBefore w:val="0"/>
@@ -5783,7 +5756,7 @@
     </w:p>
     <w:p>
       <w:pPr>
-        <w:pStyle w:val="31"/>
+        <w:pStyle w:val="3"/>
         <w:keepNext w:val="0"/>
         <w:keepLines w:val="0"/>
         <w:pageBreakBefore w:val="0"/>
@@ -5814,7 +5787,7 @@
     </w:p>
     <w:p>
       <w:pPr>
-        <w:pStyle w:val="29"/>
+        <w:pStyle w:val="a1"/>
         <w:keepNext w:val="0"/>
         <w:keepLines w:val="0"/>
         <w:pageBreakBefore w:val="0"/>
@@ -5843,7 +5816,7 @@
     </w:p>
     <w:p>
       <w:pPr>
-        <w:pStyle w:val="29"/>
+        <w:pStyle w:val="a1"/>
         <w:keepNext w:val="0"/>
         <w:keepLines w:val="0"/>
         <w:pageBreakBefore w:val="0"/>
@@ -5872,7 +5845,7 @@
     </w:p>
     <w:p>
       <w:pPr>
-        <w:pStyle w:val="29"/>
+        <w:pStyle w:val="a1"/>
         <w:keepNext w:val="0"/>
         <w:keepLines w:val="0"/>
         <w:pageBreakBefore w:val="0"/>
@@ -5903,12 +5876,12 @@
           <w:rFonts w:hint="eastAsia"/>
           <w:lang w:val="en-US" w:eastAsia="zh-CN"/>
         </w:rPr>
-        <w:t>运维部部长审批</w:t>
-      </w:r>
-    </w:p>
-    <w:p>
-      <w:pPr>
-        <w:pStyle w:val="31"/>
+        <w:t>运维部经理审批</w:t>
+      </w:r>
+    </w:p>
+    <w:p>
+      <w:pPr>
+        <w:pStyle w:val="3"/>
         <w:keepNext w:val="0"/>
         <w:keepLines w:val="0"/>
         <w:pageBreakBefore w:val="0"/>
@@ -5939,7 +5912,7 @@
     </w:p>
     <w:p>
       <w:pPr>
-        <w:pStyle w:val="29"/>
+        <w:pStyle w:val="a1"/>
         <w:keepNext w:val="0"/>
         <w:keepLines w:val="0"/>
         <w:pageBreakBefore w:val="0"/>
@@ -5956,7 +5929,7 @@
         <w:bidi w:val="0"/>
         <w:adjustRightInd w:val="0"/>
         <w:snapToGrid w:val="0"/>
-        <w:ind w:left="425" w:leftChars="0" w:hanging="425" w:firstLineChars="0"/>
+        <w:ind w:left="425" w:hanging="425" w:leftChars="0" w:firstLineChars="0"/>
         <w:textAlignment w:val="baseline"/>
         <w:rPr>
           <w:rFonts w:hint="default"/>
@@ -5973,7 +5946,7 @@
     </w:p>
     <w:p>
       <w:pPr>
-        <w:pStyle w:val="29"/>
+        <w:pStyle w:val="a1"/>
         <w:keepNext w:val="0"/>
         <w:keepLines w:val="0"/>
         <w:pageBreakBefore w:val="0"/>
@@ -5990,7 +5963,7 @@
         <w:bidi w:val="0"/>
         <w:adjustRightInd w:val="0"/>
         <w:snapToGrid w:val="0"/>
-        <w:ind w:left="425" w:leftChars="0" w:hanging="425" w:firstLineChars="0"/>
+        <w:ind w:left="425" w:hanging="425" w:leftChars="0" w:firstLineChars="0"/>
         <w:textAlignment w:val="baseline"/>
         <w:rPr>
           <w:rFonts w:hint="default"/>
@@ -6007,7 +5980,7 @@
     </w:p>
     <w:p>
       <w:pPr>
-        <w:pStyle w:val="29"/>
+        <w:pStyle w:val="a1"/>
         <w:keepNext w:val="0"/>
         <w:keepLines w:val="0"/>
         <w:pageBreakBefore w:val="0"/>
@@ -6024,7 +5997,7 @@
         <w:bidi w:val="0"/>
         <w:adjustRightInd w:val="0"/>
         <w:snapToGrid w:val="0"/>
-        <w:ind w:left="425" w:leftChars="0" w:hanging="425" w:firstLineChars="0"/>
+        <w:ind w:left="425" w:hanging="425" w:leftChars="0" w:firstLineChars="0"/>
         <w:textAlignment w:val="baseline"/>
         <w:rPr>
           <w:rFonts w:hint="default"/>
@@ -6041,7 +6014,7 @@
     </w:p>
     <w:p>
       <w:pPr>
-        <w:pStyle w:val="29"/>
+        <w:pStyle w:val="a1"/>
         <w:keepNext w:val="0"/>
         <w:keepLines w:val="0"/>
         <w:pageBreakBefore w:val="0"/>
@@ -6058,7 +6031,7 @@
         <w:bidi w:val="0"/>
         <w:adjustRightInd w:val="0"/>
         <w:snapToGrid w:val="0"/>
-        <w:ind w:left="425" w:leftChars="0" w:hanging="425" w:firstLineChars="0"/>
+        <w:ind w:left="425" w:hanging="425" w:leftChars="0" w:firstLineChars="0"/>
         <w:textAlignment w:val="baseline"/>
         <w:rPr>
           <w:rFonts w:hint="default"/>
@@ -6075,7 +6048,7 @@
     </w:p>
     <w:p>
       <w:pPr>
-        <w:pStyle w:val="31"/>
+        <w:pStyle w:val="3"/>
         <w:keepNext w:val="0"/>
         <w:keepLines w:val="0"/>
         <w:pageBreakBefore w:val="0"/>
@@ -6106,7 +6079,7 @@
     </w:p>
     <w:p>
       <w:pPr>
-        <w:pStyle w:val="29"/>
+        <w:pStyle w:val="a1"/>
         <w:keepNext w:val="0"/>
         <w:keepLines w:val="0"/>
         <w:pageBreakBefore w:val="0"/>
@@ -6123,7 +6096,7 @@
         <w:bidi w:val="0"/>
         <w:adjustRightInd w:val="0"/>
         <w:snapToGrid w:val="0"/>
-        <w:ind w:left="425" w:leftChars="0" w:hanging="425" w:firstLineChars="0"/>
+        <w:ind w:left="425" w:hanging="425" w:leftChars="0" w:firstLineChars="0"/>
         <w:textAlignment w:val="baseline"/>
         <w:rPr>
           <w:rFonts w:hint="default"/>
@@ -6140,7 +6113,7 @@
     </w:p>
     <w:p>
       <w:pPr>
-        <w:pStyle w:val="29"/>
+        <w:pStyle w:val="a1"/>
         <w:keepNext w:val="0"/>
         <w:keepLines w:val="0"/>
         <w:pageBreakBefore w:val="0"/>
@@ -6157,7 +6130,7 @@
         <w:bidi w:val="0"/>
         <w:adjustRightInd w:val="0"/>
         <w:snapToGrid w:val="0"/>
-        <w:ind w:left="425" w:leftChars="0" w:hanging="425" w:firstLineChars="0"/>
+        <w:ind w:left="425" w:hanging="425" w:leftChars="0" w:firstLineChars="0"/>
         <w:textAlignment w:val="baseline"/>
         <w:rPr>
           <w:rFonts w:hint="default"/>
@@ -6174,7 +6147,7 @@
     </w:p>
     <w:p>
       <w:pPr>
-        <w:pStyle w:val="29"/>
+        <w:pStyle w:val="a1"/>
         <w:keepNext w:val="0"/>
         <w:keepLines w:val="0"/>
         <w:pageBreakBefore w:val="0"/>
@@ -6191,7 +6164,7 @@
         <w:bidi w:val="0"/>
         <w:adjustRightInd w:val="0"/>
         <w:snapToGrid w:val="0"/>
-        <w:ind w:left="425" w:leftChars="0" w:hanging="425" w:firstLineChars="0"/>
+        <w:ind w:left="425" w:hanging="425" w:leftChars="0" w:firstLineChars="0"/>
         <w:textAlignment w:val="baseline"/>
         <w:rPr>
           <w:rFonts w:hint="default"/>
@@ -6208,7 +6181,7 @@
     </w:p>
     <w:p>
       <w:pPr>
-        <w:pStyle w:val="29"/>
+        <w:pStyle w:val="a1"/>
         <w:keepNext w:val="0"/>
         <w:keepLines w:val="0"/>
         <w:pageBreakBefore w:val="0"/>
@@ -6225,7 +6198,7 @@
         <w:bidi w:val="0"/>
         <w:adjustRightInd w:val="0"/>
         <w:snapToGrid w:val="0"/>
-        <w:ind w:left="425" w:leftChars="0" w:hanging="425" w:firstLineChars="0"/>
+        <w:ind w:left="425" w:hanging="425" w:leftChars="0" w:firstLineChars="0"/>
         <w:textAlignment w:val="baseline"/>
         <w:rPr>
           <w:rFonts w:hint="default"/>
@@ -6242,7 +6215,7 @@
     </w:p>
     <w:p>
       <w:pPr>
-        <w:pStyle w:val="31"/>
+        <w:pStyle w:val="3"/>
         <w:keepNext w:val="0"/>
         <w:keepLines w:val="0"/>
         <w:pageBreakBefore w:val="0"/>
@@ -6273,7 +6246,7 @@
     </w:p>
     <w:p>
       <w:pPr>
-        <w:pStyle w:val="29"/>
+        <w:pStyle w:val="a1"/>
         <w:keepNext w:val="0"/>
         <w:keepLines w:val="0"/>
         <w:pageBreakBefore w:val="0"/>
@@ -6290,7 +6263,7 @@
         <w:bidi w:val="0"/>
         <w:adjustRightInd w:val="0"/>
         <w:snapToGrid w:val="0"/>
-        <w:ind w:left="425" w:leftChars="0" w:hanging="425" w:firstLineChars="0"/>
+        <w:ind w:left="425" w:hanging="425" w:leftChars="0" w:firstLineChars="0"/>
         <w:textAlignment w:val="baseline"/>
         <w:rPr>
           <w:rFonts w:hint="default"/>
@@ -6307,7 +6280,7 @@
     </w:p>
     <w:p>
       <w:pPr>
-        <w:pStyle w:val="29"/>
+        <w:pStyle w:val="a1"/>
         <w:keepNext w:val="0"/>
         <w:keepLines w:val="0"/>
         <w:pageBreakBefore w:val="0"/>
@@ -6324,7 +6297,7 @@
         <w:bidi w:val="0"/>
         <w:adjustRightInd w:val="0"/>
         <w:snapToGrid w:val="0"/>
-        <w:ind w:left="845" w:leftChars="0" w:hanging="425" w:firstLineChars="0"/>
+        <w:ind w:left="845" w:hanging="425" w:leftChars="0" w:firstLineChars="0"/>
         <w:textAlignment w:val="baseline"/>
         <w:rPr>
           <w:rFonts w:hint="default"/>
@@ -6341,7 +6314,7 @@
     </w:p>
     <w:p>
       <w:pPr>
-        <w:pStyle w:val="29"/>
+        <w:pStyle w:val="a1"/>
         <w:keepNext w:val="0"/>
         <w:keepLines w:val="0"/>
         <w:pageBreakBefore w:val="0"/>
@@ -6358,7 +6331,7 @@
         <w:bidi w:val="0"/>
         <w:adjustRightInd w:val="0"/>
         <w:snapToGrid w:val="0"/>
-        <w:ind w:left="845" w:leftChars="0" w:hanging="425" w:firstLineChars="0"/>
+        <w:ind w:left="845" w:hanging="425" w:leftChars="0" w:firstLineChars="0"/>
         <w:textAlignment w:val="baseline"/>
         <w:rPr>
           <w:rFonts w:hint="default"/>
@@ -6375,7 +6348,7 @@
     </w:p>
     <w:p>
       <w:pPr>
-        <w:pStyle w:val="29"/>
+        <w:pStyle w:val="a1"/>
         <w:keepNext w:val="0"/>
         <w:keepLines w:val="0"/>
         <w:pageBreakBefore w:val="0"/>
@@ -6392,7 +6365,7 @@
         <w:bidi w:val="0"/>
         <w:adjustRightInd w:val="0"/>
         <w:snapToGrid w:val="0"/>
-        <w:ind w:left="845" w:leftChars="0" w:hanging="425" w:firstLineChars="0"/>
+        <w:ind w:left="845" w:hanging="425" w:leftChars="0" w:firstLineChars="0"/>
         <w:textAlignment w:val="baseline"/>
         <w:rPr>
           <w:rFonts w:hint="default"/>
@@ -6409,7 +6382,7 @@
     </w:p>
     <w:p>
       <w:pPr>
-        <w:pStyle w:val="29"/>
+        <w:pStyle w:val="a1"/>
         <w:keepNext w:val="0"/>
         <w:keepLines w:val="0"/>
         <w:pageBreakBefore w:val="0"/>
@@ -6426,7 +6399,7 @@
         <w:bidi w:val="0"/>
         <w:adjustRightInd w:val="0"/>
         <w:snapToGrid w:val="0"/>
-        <w:ind w:left="845" w:leftChars="0" w:hanging="425" w:firstLineChars="0"/>
+        <w:ind w:left="845" w:hanging="425" w:leftChars="0" w:firstLineChars="0"/>
         <w:textAlignment w:val="baseline"/>
         <w:rPr>
           <w:rFonts w:hint="default"/>
@@ -6443,7 +6416,7 @@
     </w:p>
     <w:p>
       <w:pPr>
-        <w:pStyle w:val="29"/>
+        <w:pStyle w:val="a1"/>
         <w:keepNext w:val="0"/>
         <w:keepLines w:val="0"/>
         <w:pageBreakBefore w:val="0"/>
@@ -6460,7 +6433,7 @@
         <w:bidi w:val="0"/>
         <w:adjustRightInd w:val="0"/>
         <w:snapToGrid w:val="0"/>
-        <w:ind w:left="425" w:leftChars="0" w:hanging="425" w:firstLineChars="0"/>
+        <w:ind w:left="425" w:hanging="425" w:leftChars="0" w:firstLineChars="0"/>
         <w:textAlignment w:val="baseline"/>
         <w:rPr>
           <w:rFonts w:hint="default"/>
@@ -6477,7 +6450,7 @@
     </w:p>
     <w:p>
       <w:pPr>
-        <w:pStyle w:val="29"/>
+        <w:pStyle w:val="a1"/>
         <w:keepNext w:val="0"/>
         <w:keepLines w:val="0"/>
         <w:pageBreakBefore w:val="0"/>
@@ -6494,7 +6467,7 @@
         <w:bidi w:val="0"/>
         <w:adjustRightInd w:val="0"/>
         <w:snapToGrid w:val="0"/>
-        <w:ind w:left="425" w:leftChars="0" w:hanging="425" w:firstLineChars="0"/>
+        <w:ind w:left="425" w:hanging="425" w:leftChars="0" w:firstLineChars="0"/>
         <w:textAlignment w:val="baseline"/>
         <w:rPr>
           <w:rFonts w:hint="default"/>
@@ -6511,7 +6484,7 @@
     </w:p>
     <w:p>
       <w:pPr>
-        <w:pStyle w:val="30"/>
+        <w:pStyle w:val="2"/>
         <w:keepNext w:val="0"/>
         <w:keepLines w:val="0"/>
         <w:pageBreakBefore w:val="0"/>
@@ -6542,7 +6515,7 @@
     </w:p>
     <w:p>
       <w:pPr>
-        <w:pStyle w:val="31"/>
+        <w:pStyle w:val="3"/>
         <w:keepNext w:val="0"/>
         <w:keepLines w:val="0"/>
         <w:pageBreakBefore w:val="0"/>
@@ -6573,7 +6546,7 @@
     </w:p>
     <w:p>
       <w:pPr>
-        <w:pStyle w:val="29"/>
+        <w:pStyle w:val="a1"/>
         <w:keepNext w:val="0"/>
         <w:keepLines w:val="0"/>
         <w:pageBreakBefore w:val="0"/>
@@ -6590,7 +6563,7 @@
         <w:bidi w:val="0"/>
         <w:adjustRightInd w:val="0"/>
         <w:snapToGrid w:val="0"/>
-        <w:ind w:left="425" w:leftChars="0" w:hanging="425" w:firstLineChars="0"/>
+        <w:ind w:left="425" w:hanging="425" w:leftChars="0" w:firstLineChars="0"/>
         <w:textAlignment w:val="baseline"/>
         <w:rPr>
           <w:rFonts w:hint="default"/>
@@ -6607,7 +6580,7 @@
     </w:p>
     <w:p>
       <w:pPr>
-        <w:pStyle w:val="29"/>
+        <w:pStyle w:val="a1"/>
         <w:keepNext w:val="0"/>
         <w:keepLines w:val="0"/>
         <w:pageBreakBefore w:val="0"/>
@@ -6624,7 +6597,7 @@
         <w:bidi w:val="0"/>
         <w:adjustRightInd w:val="0"/>
         <w:snapToGrid w:val="0"/>
-        <w:ind w:left="425" w:leftChars="0" w:hanging="425" w:firstLineChars="0"/>
+        <w:ind w:left="425" w:hanging="425" w:leftChars="0" w:firstLineChars="0"/>
         <w:textAlignment w:val="baseline"/>
         <w:rPr>
           <w:rFonts w:hint="default"/>
@@ -6641,7 +6614,7 @@
     </w:p>
     <w:p>
       <w:pPr>
-        <w:pStyle w:val="29"/>
+        <w:pStyle w:val="a1"/>
         <w:keepNext w:val="0"/>
         <w:keepLines w:val="0"/>
         <w:pageBreakBefore w:val="0"/>
@@ -6658,7 +6631,7 @@
         <w:bidi w:val="0"/>
         <w:adjustRightInd w:val="0"/>
         <w:snapToGrid w:val="0"/>
-        <w:ind w:left="845" w:leftChars="0" w:hanging="425" w:firstLineChars="0"/>
+        <w:ind w:left="845" w:hanging="425" w:leftChars="0" w:firstLineChars="0"/>
         <w:textAlignment w:val="baseline"/>
         <w:rPr>
           <w:rFonts w:hint="default"/>
@@ -6675,7 +6648,7 @@
     </w:p>
     <w:p>
       <w:pPr>
-        <w:pStyle w:val="29"/>
+        <w:pStyle w:val="a1"/>
         <w:keepNext w:val="0"/>
         <w:keepLines w:val="0"/>
         <w:pageBreakBefore w:val="0"/>
@@ -6692,7 +6665,7 @@
         <w:bidi w:val="0"/>
         <w:adjustRightInd w:val="0"/>
         <w:snapToGrid w:val="0"/>
-        <w:ind w:left="845" w:leftChars="0" w:hanging="425" w:firstLineChars="0"/>
+        <w:ind w:left="845" w:hanging="425" w:leftChars="0" w:firstLineChars="0"/>
         <w:textAlignment w:val="baseline"/>
         <w:rPr>
           <w:rFonts w:hint="default"/>
@@ -6709,7 +6682,7 @@
     </w:p>
     <w:p>
       <w:pPr>
-        <w:pStyle w:val="29"/>
+        <w:pStyle w:val="a1"/>
         <w:keepNext w:val="0"/>
         <w:keepLines w:val="0"/>
         <w:pageBreakBefore w:val="0"/>
@@ -6726,7 +6699,7 @@
         <w:bidi w:val="0"/>
         <w:adjustRightInd w:val="0"/>
         <w:snapToGrid w:val="0"/>
-        <w:ind w:left="845" w:leftChars="0" w:hanging="425" w:firstLineChars="0"/>
+        <w:ind w:left="845" w:hanging="425" w:leftChars="0" w:firstLineChars="0"/>
         <w:textAlignment w:val="baseline"/>
         <w:rPr>
           <w:rFonts w:hint="default"/>
@@ -6743,7 +6716,7 @@
     </w:p>
     <w:p>
       <w:pPr>
-        <w:pStyle w:val="29"/>
+        <w:pStyle w:val="a1"/>
         <w:keepNext w:val="0"/>
         <w:keepLines w:val="0"/>
         <w:pageBreakBefore w:val="0"/>
@@ -6760,7 +6733,7 @@
         <w:bidi w:val="0"/>
         <w:adjustRightInd w:val="0"/>
         <w:snapToGrid w:val="0"/>
-        <w:ind w:left="845" w:leftChars="0" w:hanging="425" w:firstLineChars="0"/>
+        <w:ind w:left="845" w:hanging="425" w:leftChars="0" w:firstLineChars="0"/>
         <w:textAlignment w:val="baseline"/>
         <w:rPr>
           <w:rFonts w:hint="default"/>
@@ -6777,7 +6750,7 @@
     </w:p>
     <w:p>
       <w:pPr>
-        <w:pStyle w:val="29"/>
+        <w:pStyle w:val="a1"/>
         <w:keepNext w:val="0"/>
         <w:keepLines w:val="0"/>
         <w:pageBreakBefore w:val="0"/>
@@ -6794,7 +6767,7 @@
         <w:bidi w:val="0"/>
         <w:adjustRightInd w:val="0"/>
         <w:snapToGrid w:val="0"/>
-        <w:ind w:left="425" w:leftChars="0" w:hanging="425" w:firstLineChars="0"/>
+        <w:ind w:left="425" w:hanging="425" w:leftChars="0" w:firstLineChars="0"/>
         <w:textAlignment w:val="baseline"/>
         <w:rPr>
           <w:rFonts w:hint="default"/>
@@ -6811,7 +6784,7 @@
     </w:p>
     <w:p>
       <w:pPr>
-        <w:pStyle w:val="31"/>
+        <w:pStyle w:val="3"/>
         <w:keepNext w:val="0"/>
         <w:keepLines w:val="0"/>
         <w:pageBreakBefore w:val="0"/>
@@ -6842,7 +6815,7 @@
     </w:p>
     <w:p>
       <w:pPr>
-        <w:pStyle w:val="29"/>
+        <w:pStyle w:val="a1"/>
         <w:keepNext w:val="0"/>
         <w:keepLines w:val="0"/>
         <w:pageBreakBefore w:val="0"/>
@@ -6859,7 +6832,7 @@
         <w:bidi w:val="0"/>
         <w:adjustRightInd w:val="0"/>
         <w:snapToGrid w:val="0"/>
-        <w:ind w:left="425" w:leftChars="0" w:hanging="425" w:firstLineChars="0"/>
+        <w:ind w:left="425" w:hanging="425" w:leftChars="0" w:firstLineChars="0"/>
         <w:textAlignment w:val="baseline"/>
         <w:rPr>
           <w:rFonts w:hint="default"/>
@@ -6876,7 +6849,7 @@
     </w:p>
     <w:p>
       <w:pPr>
-        <w:pStyle w:val="29"/>
+        <w:pStyle w:val="a1"/>
         <w:keepNext w:val="0"/>
         <w:keepLines w:val="0"/>
         <w:pageBreakBefore w:val="0"/>
@@ -6893,7 +6866,7 @@
         <w:bidi w:val="0"/>
         <w:adjustRightInd w:val="0"/>
         <w:snapToGrid w:val="0"/>
-        <w:ind w:left="845" w:leftChars="0" w:hanging="425" w:firstLineChars="0"/>
+        <w:ind w:left="845" w:hanging="425" w:leftChars="0" w:firstLineChars="0"/>
         <w:textAlignment w:val="baseline"/>
         <w:rPr>
           <w:rFonts w:hint="default"/>
@@ -6910,7 +6883,7 @@
     </w:p>
     <w:p>
       <w:pPr>
-        <w:pStyle w:val="29"/>
+        <w:pStyle w:val="a1"/>
         <w:keepNext w:val="0"/>
         <w:keepLines w:val="0"/>
         <w:pageBreakBefore w:val="0"/>
@@ -6927,7 +6900,7 @@
         <w:bidi w:val="0"/>
         <w:adjustRightInd w:val="0"/>
         <w:snapToGrid w:val="0"/>
-        <w:ind w:left="845" w:leftChars="0" w:hanging="425" w:firstLineChars="0"/>
+        <w:ind w:left="845" w:hanging="425" w:leftChars="0" w:firstLineChars="0"/>
         <w:textAlignment w:val="baseline"/>
         <w:rPr>
           <w:rFonts w:hint="default"/>
@@ -6944,7 +6917,7 @@
     </w:p>
     <w:p>
       <w:pPr>
-        <w:pStyle w:val="29"/>
+        <w:pStyle w:val="a1"/>
         <w:keepNext w:val="0"/>
         <w:keepLines w:val="0"/>
         <w:pageBreakBefore w:val="0"/>
@@ -6961,7 +6934,7 @@
         <w:bidi w:val="0"/>
         <w:adjustRightInd w:val="0"/>
         <w:snapToGrid w:val="0"/>
-        <w:ind w:left="845" w:leftChars="0" w:hanging="425" w:firstLineChars="0"/>
+        <w:ind w:left="845" w:hanging="425" w:leftChars="0" w:firstLineChars="0"/>
         <w:textAlignment w:val="baseline"/>
         <w:rPr>
           <w:rFonts w:hint="default"/>
@@ -6978,7 +6951,7 @@
     </w:p>
     <w:p>
       <w:pPr>
-        <w:pStyle w:val="29"/>
+        <w:pStyle w:val="a1"/>
         <w:keepNext w:val="0"/>
         <w:keepLines w:val="0"/>
         <w:pageBreakBefore w:val="0"/>
@@ -6995,7 +6968,7 @@
         <w:bidi w:val="0"/>
         <w:adjustRightInd w:val="0"/>
         <w:snapToGrid w:val="0"/>
-        <w:ind w:left="425" w:leftChars="0" w:hanging="425" w:firstLineChars="0"/>
+        <w:ind w:left="425" w:hanging="425" w:leftChars="0" w:firstLineChars="0"/>
         <w:textAlignment w:val="baseline"/>
         <w:rPr>
           <w:rFonts w:hint="default"/>
@@ -7012,7 +6985,7 @@
     </w:p>
     <w:p>
       <w:pPr>
-        <w:pStyle w:val="29"/>
+        <w:pStyle w:val="a1"/>
         <w:keepNext w:val="0"/>
         <w:keepLines w:val="0"/>
         <w:pageBreakBefore w:val="0"/>
@@ -7029,7 +7002,7 @@
         <w:bidi w:val="0"/>
         <w:adjustRightInd w:val="0"/>
         <w:snapToGrid w:val="0"/>
-        <w:ind w:left="425" w:leftChars="0" w:hanging="425" w:firstLineChars="0"/>
+        <w:ind w:left="425" w:hanging="425" w:leftChars="0" w:firstLineChars="0"/>
         <w:textAlignment w:val="baseline"/>
         <w:rPr>
           <w:rFonts w:hint="default"/>
@@ -7046,7 +7019,7 @@
     </w:p>
     <w:p>
       <w:pPr>
-        <w:pStyle w:val="31"/>
+        <w:pStyle w:val="3"/>
         <w:keepNext w:val="0"/>
         <w:keepLines w:val="0"/>
         <w:pageBreakBefore w:val="0"/>
@@ -7077,7 +7050,7 @@
     </w:p>
     <w:p>
       <w:pPr>
-        <w:pStyle w:val="29"/>
+        <w:pStyle w:val="a1"/>
         <w:keepNext w:val="0"/>
         <w:keepLines w:val="0"/>
         <w:pageBreakBefore w:val="0"/>
@@ -7106,7 +7079,7 @@
     </w:p>
     <w:p>
       <w:pPr>
-        <w:pStyle w:val="29"/>
+        <w:pStyle w:val="a1"/>
         <w:keepNext w:val="0"/>
         <w:keepLines w:val="0"/>
         <w:pageBreakBefore w:val="0"/>
@@ -7123,7 +7096,7 @@
         <w:bidi w:val="0"/>
         <w:adjustRightInd w:val="0"/>
         <w:snapToGrid w:val="0"/>
-        <w:ind w:left="425" w:leftChars="0" w:hanging="425" w:firstLineChars="0"/>
+        <w:ind w:left="425" w:hanging="425" w:leftChars="0" w:firstLineChars="0"/>
         <w:textAlignment w:val="baseline"/>
         <w:rPr>
           <w:rFonts w:hint="default"/>
@@ -7140,7 +7113,7 @@
     </w:p>
     <w:p>
       <w:pPr>
-        <w:pStyle w:val="29"/>
+        <w:pStyle w:val="a1"/>
         <w:keepNext w:val="0"/>
         <w:keepLines w:val="0"/>
         <w:pageBreakBefore w:val="0"/>
@@ -7157,7 +7130,7 @@
         <w:bidi w:val="0"/>
         <w:adjustRightInd w:val="0"/>
         <w:snapToGrid w:val="0"/>
-        <w:ind w:left="845" w:leftChars="0" w:hanging="425" w:firstLineChars="0"/>
+        <w:ind w:left="845" w:hanging="425" w:leftChars="0" w:firstLineChars="0"/>
         <w:textAlignment w:val="baseline"/>
         <w:rPr>
           <w:rFonts w:hint="default"/>
@@ -7174,7 +7147,7 @@
     </w:p>
     <w:p>
       <w:pPr>
-        <w:pStyle w:val="29"/>
+        <w:pStyle w:val="a1"/>
         <w:keepNext w:val="0"/>
         <w:keepLines w:val="0"/>
         <w:pageBreakBefore w:val="0"/>
@@ -7191,7 +7164,7 @@
         <w:bidi w:val="0"/>
         <w:adjustRightInd w:val="0"/>
         <w:snapToGrid w:val="0"/>
-        <w:ind w:left="845" w:leftChars="0" w:hanging="425" w:firstLineChars="0"/>
+        <w:ind w:left="845" w:hanging="425" w:leftChars="0" w:firstLineChars="0"/>
         <w:textAlignment w:val="baseline"/>
         <w:rPr>
           <w:rFonts w:hint="default"/>
@@ -7208,7 +7181,7 @@
     </w:p>
     <w:p>
       <w:pPr>
-        <w:pStyle w:val="29"/>
+        <w:pStyle w:val="a1"/>
         <w:keepNext w:val="0"/>
         <w:keepLines w:val="0"/>
         <w:pageBreakBefore w:val="0"/>
@@ -7225,7 +7198,7 @@
         <w:bidi w:val="0"/>
         <w:adjustRightInd w:val="0"/>
         <w:snapToGrid w:val="0"/>
-        <w:ind w:left="845" w:leftChars="0" w:hanging="425" w:firstLineChars="0"/>
+        <w:ind w:left="845" w:hanging="425" w:leftChars="0" w:firstLineChars="0"/>
         <w:textAlignment w:val="baseline"/>
         <w:rPr>
           <w:rFonts w:hint="default"/>
@@ -7242,7 +7215,7 @@
     </w:p>
     <w:p>
       <w:pPr>
-        <w:pStyle w:val="29"/>
+        <w:pStyle w:val="a1"/>
         <w:keepNext w:val="0"/>
         <w:keepLines w:val="0"/>
         <w:pageBreakBefore w:val="0"/>
@@ -7259,7 +7232,7 @@
         <w:bidi w:val="0"/>
         <w:adjustRightInd w:val="0"/>
         <w:snapToGrid w:val="0"/>
-        <w:ind w:left="845" w:leftChars="0" w:hanging="425" w:firstLineChars="0"/>
+        <w:ind w:left="845" w:hanging="425" w:leftChars="0" w:firstLineChars="0"/>
         <w:textAlignment w:val="baseline"/>
         <w:rPr>
           <w:rFonts w:hint="default"/>
@@ -7276,7 +7249,7 @@
     </w:p>
     <w:p>
       <w:pPr>
-        <w:pStyle w:val="29"/>
+        <w:pStyle w:val="a1"/>
         <w:keepNext w:val="0"/>
         <w:keepLines w:val="0"/>
         <w:pageBreakBefore w:val="0"/>
@@ -7293,7 +7266,7 @@
         <w:bidi w:val="0"/>
         <w:adjustRightInd w:val="0"/>
         <w:snapToGrid w:val="0"/>
-        <w:ind w:left="425" w:leftChars="0" w:hanging="425" w:firstLineChars="0"/>
+        <w:ind w:left="425" w:hanging="425" w:leftChars="0" w:firstLineChars="0"/>
         <w:textAlignment w:val="baseline"/>
         <w:rPr>
           <w:rFonts w:hint="default"/>
@@ -7310,7 +7283,7 @@
     </w:p>
     <w:p>
       <w:pPr>
-        <w:pStyle w:val="29"/>
+        <w:pStyle w:val="a1"/>
         <w:keepNext w:val="0"/>
         <w:keepLines w:val="0"/>
         <w:pageBreakBefore w:val="0"/>
@@ -7327,7 +7300,7 @@
         <w:bidi w:val="0"/>
         <w:adjustRightInd w:val="0"/>
         <w:snapToGrid w:val="0"/>
-        <w:ind w:left="425" w:leftChars="0" w:hanging="425" w:firstLineChars="0"/>
+        <w:ind w:left="425" w:hanging="425" w:leftChars="0" w:firstLineChars="0"/>
         <w:textAlignment w:val="baseline"/>
         <w:rPr>
           <w:rFonts w:hint="default"/>
@@ -7344,7 +7317,7 @@
     </w:p>
     <w:p>
       <w:pPr>
-        <w:pStyle w:val="31"/>
+        <w:pStyle w:val="3"/>
         <w:keepNext w:val="0"/>
         <w:keepLines w:val="0"/>
         <w:pageBreakBefore w:val="0"/>
@@ -7375,7 +7348,7 @@
     </w:p>
     <w:p>
       <w:pPr>
-        <w:pStyle w:val="29"/>
+        <w:pStyle w:val="a1"/>
         <w:keepNext w:val="0"/>
         <w:keepLines w:val="0"/>
         <w:pageBreakBefore w:val="0"/>
@@ -7392,7 +7365,7 @@
         <w:bidi w:val="0"/>
         <w:adjustRightInd w:val="0"/>
         <w:snapToGrid w:val="0"/>
-        <w:ind w:left="425" w:leftChars="0" w:hanging="425" w:firstLineChars="0"/>
+        <w:ind w:left="425" w:hanging="425" w:leftChars="0" w:firstLineChars="0"/>
         <w:textAlignment w:val="baseline"/>
         <w:rPr>
           <w:rFonts w:hint="default"/>
@@ -7409,7 +7382,7 @@
     </w:p>
     <w:p>
       <w:pPr>
-        <w:pStyle w:val="29"/>
+        <w:pStyle w:val="a1"/>
         <w:keepNext w:val="0"/>
         <w:keepLines w:val="0"/>
         <w:pageBreakBefore w:val="0"/>
@@ -7426,7 +7399,7 @@
         <w:bidi w:val="0"/>
         <w:adjustRightInd w:val="0"/>
         <w:snapToGrid w:val="0"/>
-        <w:ind w:left="425" w:leftChars="0" w:hanging="425" w:firstLineChars="0"/>
+        <w:ind w:left="425" w:hanging="425" w:leftChars="0" w:firstLineChars="0"/>
         <w:textAlignment w:val="baseline"/>
         <w:rPr>
           <w:rFonts w:hint="default"/>
@@ -7443,7 +7416,7 @@
     </w:p>
     <w:p>
       <w:pPr>
-        <w:pStyle w:val="29"/>
+        <w:pStyle w:val="a1"/>
         <w:keepNext w:val="0"/>
         <w:keepLines w:val="0"/>
         <w:pageBreakBefore w:val="0"/>
@@ -7460,7 +7433,7 @@
         <w:bidi w:val="0"/>
         <w:adjustRightInd w:val="0"/>
         <w:snapToGrid w:val="0"/>
-        <w:ind w:left="425" w:leftChars="0" w:hanging="425" w:firstLineChars="0"/>
+        <w:ind w:left="425" w:hanging="425" w:leftChars="0" w:firstLineChars="0"/>
         <w:textAlignment w:val="baseline"/>
         <w:rPr>
           <w:rFonts w:hint="default"/>
@@ -7477,7 +7450,7 @@
     </w:p>
     <w:p>
       <w:pPr>
-        <w:pStyle w:val="29"/>
+        <w:pStyle w:val="a1"/>
         <w:keepNext w:val="0"/>
         <w:keepLines w:val="0"/>
         <w:pageBreakBefore w:val="0"/>
@@ -7494,7 +7467,7 @@
         <w:bidi w:val="0"/>
         <w:adjustRightInd w:val="0"/>
         <w:snapToGrid w:val="0"/>
-        <w:ind w:left="425" w:leftChars="0" w:hanging="425" w:firstLineChars="0"/>
+        <w:ind w:left="425" w:hanging="425" w:leftChars="0" w:firstLineChars="0"/>
         <w:textAlignment w:val="baseline"/>
         <w:rPr>
           <w:rFonts w:hint="default"/>
@@ -7511,7 +7484,7 @@
     </w:p>
     <w:p>
       <w:pPr>
-        <w:pStyle w:val="29"/>
+        <w:pStyle w:val="a1"/>
         <w:keepNext w:val="0"/>
         <w:keepLines w:val="0"/>
         <w:pageBreakBefore w:val="0"/>
@@ -7528,7 +7501,7 @@
         <w:bidi w:val="0"/>
         <w:adjustRightInd w:val="0"/>
         <w:snapToGrid w:val="0"/>
-        <w:ind w:left="425" w:leftChars="0" w:hanging="425" w:firstLineChars="0"/>
+        <w:ind w:left="425" w:hanging="425" w:leftChars="0" w:firstLineChars="0"/>
         <w:textAlignment w:val="baseline"/>
         <w:rPr>
           <w:rFonts w:hint="default"/>
@@ -7545,7 +7518,7 @@
     </w:p>
     <w:p>
       <w:pPr>
-        <w:pStyle w:val="29"/>
+        <w:pStyle w:val="a1"/>
         <w:keepNext w:val="0"/>
         <w:keepLines w:val="0"/>
         <w:pageBreakBefore w:val="0"/>
@@ -7562,7 +7535,7 @@
         <w:bidi w:val="0"/>
         <w:adjustRightInd w:val="0"/>
         <w:snapToGrid w:val="0"/>
-        <w:ind w:left="425" w:leftChars="0" w:hanging="425" w:firstLineChars="0"/>
+        <w:ind w:left="425" w:hanging="425" w:leftChars="0" w:firstLineChars="0"/>
         <w:textAlignment w:val="baseline"/>
         <w:rPr>
           <w:rFonts w:hint="default"/>
@@ -7579,7 +7552,7 @@
     </w:p>
     <w:p>
       <w:pPr>
-        <w:pStyle w:val="29"/>
+        <w:pStyle w:val="a1"/>
         <w:keepNext w:val="0"/>
         <w:keepLines w:val="0"/>
         <w:pageBreakBefore w:val="0"/>
@@ -7596,7 +7569,7 @@
         <w:bidi w:val="0"/>
         <w:adjustRightInd w:val="0"/>
         <w:snapToGrid w:val="0"/>
-        <w:ind w:left="845" w:leftChars="0" w:hanging="425" w:firstLineChars="0"/>
+        <w:ind w:left="845" w:hanging="425" w:leftChars="0" w:firstLineChars="0"/>
         <w:textAlignment w:val="baseline"/>
         <w:rPr>
           <w:rFonts w:hint="default"/>
@@ -7613,7 +7586,7 @@
     </w:p>
     <w:p>
       <w:pPr>
-        <w:pStyle w:val="29"/>
+        <w:pStyle w:val="a1"/>
         <w:keepNext w:val="0"/>
         <w:keepLines w:val="0"/>
         <w:pageBreakBefore w:val="0"/>
@@ -7630,7 +7603,7 @@
         <w:bidi w:val="0"/>
         <w:adjustRightInd w:val="0"/>
         <w:snapToGrid w:val="0"/>
-        <w:ind w:left="845" w:leftChars="0" w:hanging="425" w:firstLineChars="0"/>
+        <w:ind w:left="845" w:hanging="425" w:leftChars="0" w:firstLineChars="0"/>
         <w:textAlignment w:val="baseline"/>
         <w:rPr>
           <w:rFonts w:hint="default"/>
@@ -7647,7 +7620,7 @@
     </w:p>
     <w:p>
       <w:pPr>
-        <w:pStyle w:val="29"/>
+        <w:pStyle w:val="a1"/>
         <w:keepNext w:val="0"/>
         <w:keepLines w:val="0"/>
         <w:pageBreakBefore w:val="0"/>
@@ -7664,7 +7637,7 @@
         <w:bidi w:val="0"/>
         <w:adjustRightInd w:val="0"/>
         <w:snapToGrid w:val="0"/>
-        <w:ind w:left="845" w:leftChars="0" w:hanging="425" w:firstLineChars="0"/>
+        <w:ind w:left="845" w:hanging="425" w:leftChars="0" w:firstLineChars="0"/>
         <w:textAlignment w:val="baseline"/>
         <w:rPr>
           <w:rFonts w:hint="default"/>
@@ -7681,7 +7654,7 @@
     </w:p>
     <w:p>
       <w:pPr>
-        <w:pStyle w:val="29"/>
+        <w:pStyle w:val="a1"/>
         <w:keepNext w:val="0"/>
         <w:keepLines w:val="0"/>
         <w:pageBreakBefore w:val="0"/>
@@ -7698,7 +7671,7 @@
         <w:bidi w:val="0"/>
         <w:adjustRightInd w:val="0"/>
         <w:snapToGrid w:val="0"/>
-        <w:ind w:left="425" w:leftChars="0" w:hanging="425" w:firstLineChars="0"/>
+        <w:ind w:left="425" w:hanging="425" w:leftChars="0" w:firstLineChars="0"/>
         <w:textAlignment w:val="baseline"/>
         <w:rPr>
           <w:rFonts w:hint="default"/>
@@ -7715,7 +7688,7 @@
     </w:p>
     <w:p>
       <w:pPr>
-        <w:pStyle w:val="31"/>
+        <w:pStyle w:val="3"/>
         <w:keepNext w:val="0"/>
         <w:keepLines w:val="0"/>
         <w:pageBreakBefore w:val="0"/>
@@ -7746,7 +7719,7 @@
     </w:p>
     <w:p>
       <w:pPr>
-        <w:pStyle w:val="29"/>
+        <w:pStyle w:val="a1"/>
         <w:keepNext w:val="0"/>
         <w:keepLines w:val="0"/>
         <w:pageBreakBefore w:val="0"/>
@@ -7763,7 +7736,7 @@
         <w:bidi w:val="0"/>
         <w:adjustRightInd w:val="0"/>
         <w:snapToGrid w:val="0"/>
-        <w:ind w:left="425" w:leftChars="0" w:hanging="425" w:firstLineChars="0"/>
+        <w:ind w:left="425" w:hanging="425" w:leftChars="0" w:firstLineChars="0"/>
         <w:textAlignment w:val="baseline"/>
         <w:rPr>
           <w:rFonts w:hint="default"/>
@@ -7780,7 +7753,7 @@
     </w:p>
     <w:p>
       <w:pPr>
-        <w:pStyle w:val="29"/>
+        <w:pStyle w:val="a1"/>
         <w:keepNext w:val="0"/>
         <w:keepLines w:val="0"/>
         <w:pageBreakBefore w:val="0"/>
@@ -7797,7 +7770,7 @@
         <w:bidi w:val="0"/>
         <w:adjustRightInd w:val="0"/>
         <w:snapToGrid w:val="0"/>
-        <w:ind w:left="845" w:leftChars="0" w:hanging="425" w:firstLineChars="0"/>
+        <w:ind w:left="845" w:hanging="425" w:leftChars="0" w:firstLineChars="0"/>
         <w:textAlignment w:val="baseline"/>
         <w:rPr>
           <w:rFonts w:hint="default"/>
@@ -7814,7 +7787,7 @@
     </w:p>
     <w:p>
       <w:pPr>
-        <w:pStyle w:val="29"/>
+        <w:pStyle w:val="a1"/>
         <w:keepNext w:val="0"/>
         <w:keepLines w:val="0"/>
         <w:pageBreakBefore w:val="0"/>
@@ -7831,7 +7804,7 @@
         <w:bidi w:val="0"/>
         <w:adjustRightInd w:val="0"/>
         <w:snapToGrid w:val="0"/>
-        <w:ind w:left="845" w:leftChars="0" w:hanging="425" w:firstLineChars="0"/>
+        <w:ind w:left="845" w:hanging="425" w:leftChars="0" w:firstLineChars="0"/>
         <w:textAlignment w:val="baseline"/>
         <w:rPr>
           <w:rFonts w:hint="default"/>
@@ -7848,7 +7821,7 @@
     </w:p>
     <w:p>
       <w:pPr>
-        <w:pStyle w:val="29"/>
+        <w:pStyle w:val="a1"/>
         <w:keepNext w:val="0"/>
         <w:keepLines w:val="0"/>
         <w:pageBreakBefore w:val="0"/>
@@ -7865,7 +7838,7 @@
         <w:bidi w:val="0"/>
         <w:adjustRightInd w:val="0"/>
         <w:snapToGrid w:val="0"/>
-        <w:ind w:left="845" w:leftChars="0" w:hanging="425" w:firstLineChars="0"/>
+        <w:ind w:left="845" w:hanging="425" w:leftChars="0" w:firstLineChars="0"/>
         <w:textAlignment w:val="baseline"/>
         <w:rPr>
           <w:rFonts w:hint="default"/>
@@ -7882,7 +7855,7 @@
     </w:p>
     <w:p>
       <w:pPr>
-        <w:pStyle w:val="29"/>
+        <w:pStyle w:val="a1"/>
         <w:keepNext w:val="0"/>
         <w:keepLines w:val="0"/>
         <w:pageBreakBefore w:val="0"/>
@@ -7899,7 +7872,7 @@
         <w:bidi w:val="0"/>
         <w:adjustRightInd w:val="0"/>
         <w:snapToGrid w:val="0"/>
-        <w:ind w:left="845" w:leftChars="0" w:hanging="425" w:firstLineChars="0"/>
+        <w:ind w:left="845" w:hanging="425" w:leftChars="0" w:firstLineChars="0"/>
         <w:textAlignment w:val="baseline"/>
         <w:rPr>
           <w:rFonts w:hint="default"/>
@@ -7916,7 +7889,7 @@
     </w:p>
     <w:p>
       <w:pPr>
-        <w:pStyle w:val="29"/>
+        <w:pStyle w:val="a1"/>
         <w:keepNext w:val="0"/>
         <w:keepLines w:val="0"/>
         <w:pageBreakBefore w:val="0"/>
@@ -7933,7 +7906,7 @@
         <w:bidi w:val="0"/>
         <w:adjustRightInd w:val="0"/>
         <w:snapToGrid w:val="0"/>
-        <w:ind w:left="845" w:leftChars="0" w:hanging="425" w:firstLineChars="0"/>
+        <w:ind w:left="845" w:hanging="425" w:leftChars="0" w:firstLineChars="0"/>
         <w:textAlignment w:val="baseline"/>
         <w:rPr>
           <w:rFonts w:hint="default"/>
@@ -7950,7 +7923,7 @@
     </w:p>
     <w:p>
       <w:pPr>
-        <w:pStyle w:val="29"/>
+        <w:pStyle w:val="a1"/>
         <w:keepNext w:val="0"/>
         <w:keepLines w:val="0"/>
         <w:pageBreakBefore w:val="0"/>
@@ -7967,7 +7940,7 @@
         <w:bidi w:val="0"/>
         <w:adjustRightInd w:val="0"/>
         <w:snapToGrid w:val="0"/>
-        <w:ind w:left="425" w:leftChars="0" w:hanging="425" w:firstLineChars="0"/>
+        <w:ind w:left="425" w:hanging="425" w:leftChars="0" w:firstLineChars="0"/>
         <w:textAlignment w:val="baseline"/>
         <w:rPr>
           <w:rFonts w:hint="default"/>
@@ -7984,7 +7957,7 @@
     </w:p>
     <w:p>
       <w:pPr>
-        <w:pStyle w:val="30"/>
+        <w:pStyle w:val="2"/>
         <w:keepNext w:val="0"/>
         <w:keepLines w:val="0"/>
         <w:pageBreakBefore w:val="0"/>
@@ -8015,7 +7988,7 @@
     </w:p>
     <w:p>
       <w:pPr>
-        <w:pStyle w:val="31"/>
+        <w:pStyle w:val="3"/>
         <w:keepNext w:val="0"/>
         <w:keepLines w:val="0"/>
         <w:pageBreakBefore w:val="0"/>
@@ -8046,7 +8019,7 @@
     </w:p>
     <w:p>
       <w:pPr>
-        <w:pStyle w:val="29"/>
+        <w:pStyle w:val="a1"/>
         <w:keepNext w:val="0"/>
         <w:keepLines w:val="0"/>
         <w:pageBreakBefore w:val="0"/>
@@ -8063,7 +8036,7 @@
         <w:bidi w:val="0"/>
         <w:adjustRightInd w:val="0"/>
         <w:snapToGrid w:val="0"/>
-        <w:ind w:left="425" w:leftChars="0" w:hanging="425" w:firstLineChars="0"/>
+        <w:ind w:left="425" w:hanging="425" w:leftChars="0" w:firstLineChars="0"/>
         <w:textAlignment w:val="baseline"/>
         <w:rPr>
           <w:rFonts w:hint="default"/>
@@ -8080,7 +8053,7 @@
     </w:p>
     <w:p>
       <w:pPr>
-        <w:pStyle w:val="29"/>
+        <w:pStyle w:val="a1"/>
         <w:keepNext w:val="0"/>
         <w:keepLines w:val="0"/>
         <w:pageBreakBefore w:val="0"/>
@@ -8097,7 +8070,7 @@
         <w:bidi w:val="0"/>
         <w:adjustRightInd w:val="0"/>
         <w:snapToGrid w:val="0"/>
-        <w:ind w:left="425" w:leftChars="0" w:hanging="425" w:firstLineChars="0"/>
+        <w:ind w:left="425" w:hanging="425" w:leftChars="0" w:firstLineChars="0"/>
         <w:textAlignment w:val="baseline"/>
         <w:rPr>
           <w:rFonts w:hint="default"/>
@@ -8114,7 +8087,7 @@
     </w:p>
     <w:p>
       <w:pPr>
-        <w:pStyle w:val="29"/>
+        <w:pStyle w:val="a1"/>
         <w:keepNext w:val="0"/>
         <w:keepLines w:val="0"/>
         <w:pageBreakBefore w:val="0"/>
@@ -8131,7 +8104,7 @@
         <w:bidi w:val="0"/>
         <w:adjustRightInd w:val="0"/>
         <w:snapToGrid w:val="0"/>
-        <w:ind w:left="425" w:leftChars="0" w:hanging="425" w:firstLineChars="0"/>
+        <w:ind w:left="425" w:hanging="425" w:leftChars="0" w:firstLineChars="0"/>
         <w:textAlignment w:val="baseline"/>
         <w:rPr>
           <w:rFonts w:hint="default"/>
@@ -8148,7 +8121,7 @@
     </w:p>
     <w:p>
       <w:pPr>
-        <w:pStyle w:val="29"/>
+        <w:pStyle w:val="a1"/>
         <w:keepNext w:val="0"/>
         <w:keepLines w:val="0"/>
         <w:pageBreakBefore w:val="0"/>
@@ -8165,7 +8138,7 @@
         <w:bidi w:val="0"/>
         <w:adjustRightInd w:val="0"/>
         <w:snapToGrid w:val="0"/>
-        <w:ind w:left="845" w:leftChars="0" w:hanging="425" w:firstLineChars="0"/>
+        <w:ind w:left="845" w:hanging="425" w:leftChars="0" w:firstLineChars="0"/>
         <w:textAlignment w:val="baseline"/>
         <w:rPr>
           <w:rFonts w:hint="default"/>
@@ -8182,7 +8155,7 @@
     </w:p>
     <w:p>
       <w:pPr>
-        <w:pStyle w:val="29"/>
+        <w:pStyle w:val="a1"/>
         <w:keepNext w:val="0"/>
         <w:keepLines w:val="0"/>
         <w:pageBreakBefore w:val="0"/>
@@ -8199,7 +8172,7 @@
         <w:bidi w:val="0"/>
         <w:adjustRightInd w:val="0"/>
         <w:snapToGrid w:val="0"/>
-        <w:ind w:left="845" w:leftChars="0" w:hanging="425" w:firstLineChars="0"/>
+        <w:ind w:left="845" w:hanging="425" w:leftChars="0" w:firstLineChars="0"/>
         <w:textAlignment w:val="baseline"/>
         <w:rPr>
           <w:rFonts w:hint="default"/>
@@ -8216,7 +8189,7 @@
     </w:p>
     <w:p>
       <w:pPr>
-        <w:pStyle w:val="29"/>
+        <w:pStyle w:val="a1"/>
         <w:keepNext w:val="0"/>
         <w:keepLines w:val="0"/>
         <w:pageBreakBefore w:val="0"/>
@@ -8233,7 +8206,7 @@
         <w:bidi w:val="0"/>
         <w:adjustRightInd w:val="0"/>
         <w:snapToGrid w:val="0"/>
-        <w:ind w:left="845" w:leftChars="0" w:hanging="425" w:firstLineChars="0"/>
+        <w:ind w:left="845" w:hanging="425" w:leftChars="0" w:firstLineChars="0"/>
         <w:textAlignment w:val="baseline"/>
         <w:rPr>
           <w:rFonts w:hint="default"/>
@@ -8250,7 +8223,7 @@
     </w:p>
     <w:p>
       <w:pPr>
-        <w:pStyle w:val="29"/>
+        <w:pStyle w:val="a1"/>
         <w:keepNext w:val="0"/>
         <w:keepLines w:val="0"/>
         <w:pageBreakBefore w:val="0"/>
@@ -8267,7 +8240,7 @@
         <w:bidi w:val="0"/>
         <w:adjustRightInd w:val="0"/>
         <w:snapToGrid w:val="0"/>
-        <w:ind w:left="845" w:leftChars="0" w:hanging="425" w:firstLineChars="0"/>
+        <w:ind w:left="845" w:hanging="425" w:leftChars="0" w:firstLineChars="0"/>
         <w:textAlignment w:val="baseline"/>
         <w:rPr>
           <w:rFonts w:hint="default"/>
@@ -8284,7 +8257,7 @@
     </w:p>
     <w:p>
       <w:pPr>
-        <w:pStyle w:val="31"/>
+        <w:pStyle w:val="3"/>
         <w:keepNext w:val="0"/>
         <w:keepLines w:val="0"/>
         <w:pageBreakBefore w:val="0"/>
@@ -8315,7 +8288,7 @@
     </w:p>
     <w:p>
       <w:pPr>
-        <w:pStyle w:val="29"/>
+        <w:pStyle w:val="a1"/>
         <w:keepNext w:val="0"/>
         <w:keepLines w:val="0"/>
         <w:pageBreakBefore w:val="0"/>
@@ -8332,7 +8305,7 @@
         <w:bidi w:val="0"/>
         <w:adjustRightInd w:val="0"/>
         <w:snapToGrid w:val="0"/>
-        <w:ind w:left="425" w:leftChars="0" w:hanging="425" w:firstLineChars="0"/>
+        <w:ind w:left="425" w:hanging="425" w:leftChars="0" w:firstLineChars="0"/>
         <w:textAlignment w:val="baseline"/>
         <w:rPr>
           <w:rFonts w:hint="default"/>
@@ -8349,7 +8322,7 @@
     </w:p>
     <w:p>
       <w:pPr>
-        <w:pStyle w:val="29"/>
+        <w:pStyle w:val="a1"/>
         <w:keepNext w:val="0"/>
         <w:keepLines w:val="0"/>
         <w:pageBreakBefore w:val="0"/>
@@ -8366,7 +8339,7 @@
         <w:bidi w:val="0"/>
         <w:adjustRightInd w:val="0"/>
         <w:snapToGrid w:val="0"/>
-        <w:ind w:left="425" w:leftChars="0" w:hanging="425" w:firstLineChars="0"/>
+        <w:ind w:left="425" w:hanging="425" w:leftChars="0" w:firstLineChars="0"/>
         <w:textAlignment w:val="baseline"/>
         <w:rPr>
           <w:rFonts w:hint="default"/>
@@ -8383,7 +8356,7 @@
     </w:p>
     <w:p>
       <w:pPr>
-        <w:pStyle w:val="29"/>
+        <w:pStyle w:val="a1"/>
         <w:keepNext w:val="0"/>
         <w:keepLines w:val="0"/>
         <w:pageBreakBefore w:val="0"/>
@@ -8400,7 +8373,7 @@
         <w:bidi w:val="0"/>
         <w:adjustRightInd w:val="0"/>
         <w:snapToGrid w:val="0"/>
-        <w:ind w:left="425" w:leftChars="0" w:hanging="425" w:firstLineChars="0"/>
+        <w:ind w:left="425" w:hanging="425" w:leftChars="0" w:firstLineChars="0"/>
         <w:textAlignment w:val="baseline"/>
         <w:rPr>
           <w:rFonts w:hint="default"/>
@@ -8417,7 +8390,7 @@
     </w:p>
     <w:p>
       <w:pPr>
-        <w:pStyle w:val="30"/>
+        <w:pStyle w:val="2"/>
         <w:keepNext w:val="0"/>
         <w:keepLines w:val="0"/>
         <w:pageBreakBefore w:val="0"/>
@@ -8448,7 +8421,7 @@
     </w:p>
     <w:p>
       <w:pPr>
-        <w:pStyle w:val="31"/>
+        <w:pStyle w:val="3"/>
         <w:keepNext w:val="0"/>
         <w:keepLines w:val="0"/>
         <w:pageBreakBefore w:val="0"/>
@@ -8479,7 +8452,7 @@
     </w:p>
     <w:p>
       <w:pPr>
-        <w:pStyle w:val="29"/>
+        <w:pStyle w:val="a1"/>
         <w:keepNext w:val="0"/>
         <w:keepLines w:val="0"/>
         <w:pageBreakBefore w:val="0"/>
@@ -8496,7 +8469,7 @@
         <w:bidi w:val="0"/>
         <w:adjustRightInd w:val="0"/>
         <w:snapToGrid w:val="0"/>
-        <w:ind w:left="425" w:leftChars="0" w:hanging="425" w:firstLineChars="0"/>
+        <w:ind w:left="425" w:hanging="425" w:leftChars="0" w:firstLineChars="0"/>
         <w:textAlignment w:val="baseline"/>
         <w:rPr>
           <w:rFonts w:hint="default"/>
@@ -8513,7 +8486,7 @@
     </w:p>
     <w:p>
       <w:pPr>
-        <w:pStyle w:val="29"/>
+        <w:pStyle w:val="a1"/>
         <w:keepNext w:val="0"/>
         <w:keepLines w:val="0"/>
         <w:pageBreakBefore w:val="0"/>
@@ -8530,7 +8503,7 @@
         <w:bidi w:val="0"/>
         <w:adjustRightInd w:val="0"/>
         <w:snapToGrid w:val="0"/>
-        <w:ind w:left="425" w:leftChars="0" w:hanging="425" w:firstLineChars="0"/>
+        <w:ind w:left="425" w:hanging="425" w:leftChars="0" w:firstLineChars="0"/>
         <w:textAlignment w:val="baseline"/>
         <w:rPr>
           <w:rFonts w:hint="default"/>
@@ -8547,7 +8520,7 @@
     </w:p>
     <w:p>
       <w:pPr>
-        <w:pStyle w:val="29"/>
+        <w:pStyle w:val="a1"/>
         <w:keepNext w:val="0"/>
         <w:keepLines w:val="0"/>
         <w:pageBreakBefore w:val="0"/>
@@ -8564,7 +8537,7 @@
         <w:bidi w:val="0"/>
         <w:adjustRightInd w:val="0"/>
         <w:snapToGrid w:val="0"/>
-        <w:ind w:left="425" w:leftChars="0" w:hanging="425" w:firstLineChars="0"/>
+        <w:ind w:left="425" w:hanging="425" w:leftChars="0" w:firstLineChars="0"/>
         <w:textAlignment w:val="baseline"/>
         <w:rPr>
           <w:rFonts w:hint="default"/>
@@ -8581,7 +8554,7 @@
     </w:p>
     <w:p>
       <w:pPr>
-        <w:pStyle w:val="29"/>
+        <w:pStyle w:val="a1"/>
         <w:keepNext w:val="0"/>
         <w:keepLines w:val="0"/>
         <w:pageBreakBefore w:val="0"/>
@@ -8598,7 +8571,7 @@
         <w:bidi w:val="0"/>
         <w:adjustRightInd w:val="0"/>
         <w:snapToGrid w:val="0"/>
-        <w:ind w:left="425" w:leftChars="0" w:hanging="425" w:firstLineChars="0"/>
+        <w:ind w:left="425" w:hanging="425" w:leftChars="0" w:firstLineChars="0"/>
         <w:textAlignment w:val="baseline"/>
         <w:rPr>
           <w:rFonts w:hint="default"/>
@@ -8615,7 +8588,7 @@
     </w:p>
     <w:p>
       <w:pPr>
-        <w:pStyle w:val="29"/>
+        <w:pStyle w:val="a1"/>
         <w:keepNext w:val="0"/>
         <w:keepLines w:val="0"/>
         <w:pageBreakBefore w:val="0"/>
@@ -8632,7 +8605,7 @@
         <w:bidi w:val="0"/>
         <w:adjustRightInd w:val="0"/>
         <w:snapToGrid w:val="0"/>
-        <w:ind w:left="425" w:leftChars="0" w:hanging="425" w:firstLineChars="0"/>
+        <w:ind w:left="425" w:hanging="425" w:leftChars="0" w:firstLineChars="0"/>
         <w:textAlignment w:val="baseline"/>
         <w:rPr>
           <w:rFonts w:hint="default"/>
@@ -8649,7 +8622,7 @@
     </w:p>
     <w:p>
       <w:pPr>
-        <w:pStyle w:val="31"/>
+        <w:pStyle w:val="3"/>
         <w:bidi w:val="0"/>
         <w:rPr>
           <w:rFonts w:hint="default"/>
@@ -8668,7 +8641,7 @@
     </w:p>
     <w:p>
       <w:pPr>
-        <w:pStyle w:val="29"/>
+        <w:pStyle w:val="a1"/>
         <w:keepNext w:val="0"/>
         <w:keepLines w:val="0"/>
         <w:pageBreakBefore w:val="0"/>
@@ -8685,7 +8658,7 @@
         <w:bidi w:val="0"/>
         <w:adjustRightInd w:val="0"/>
         <w:snapToGrid w:val="0"/>
-        <w:ind w:left="425" w:leftChars="0" w:hanging="425" w:firstLineChars="0"/>
+        <w:ind w:left="425" w:hanging="425" w:leftChars="0" w:firstLineChars="0"/>
         <w:textAlignment w:val="baseline"/>
         <w:rPr>
           <w:rFonts w:hint="default"/>
@@ -8702,7 +8675,7 @@
     </w:p>
     <w:p>
       <w:pPr>
-        <w:pStyle w:val="29"/>
+        <w:pStyle w:val="a1"/>
         <w:keepNext w:val="0"/>
         <w:keepLines w:val="0"/>
         <w:pageBreakBefore w:val="0"/>
@@ -8719,7 +8692,7 @@
         <w:bidi w:val="0"/>
         <w:adjustRightInd w:val="0"/>
         <w:snapToGrid w:val="0"/>
-        <w:ind w:left="425" w:leftChars="0" w:hanging="425" w:firstLineChars="0"/>
+        <w:ind w:left="425" w:hanging="425" w:leftChars="0" w:firstLineChars="0"/>
         <w:textAlignment w:val="baseline"/>
         <w:rPr>
           <w:rFonts w:hint="default"/>
@@ -8736,7 +8709,7 @@
     </w:p>
     <w:p>
       <w:pPr>
-        <w:pStyle w:val="29"/>
+        <w:pStyle w:val="a1"/>
         <w:keepNext w:val="0"/>
         <w:keepLines w:val="0"/>
         <w:pageBreakBefore w:val="0"/>
@@ -8753,7 +8726,7 @@
         <w:bidi w:val="0"/>
         <w:adjustRightInd w:val="0"/>
         <w:snapToGrid w:val="0"/>
-        <w:ind w:left="425" w:leftChars="0" w:hanging="425" w:firstLineChars="0"/>
+        <w:ind w:left="425" w:hanging="425" w:leftChars="0" w:firstLineChars="0"/>
         <w:textAlignment w:val="baseline"/>
         <w:rPr>
           <w:rFonts w:hint="default"/>
@@ -8770,7 +8743,7 @@
     </w:p>
     <w:p>
       <w:pPr>
-        <w:pStyle w:val="29"/>
+        <w:pStyle w:val="a1"/>
         <w:keepNext w:val="0"/>
         <w:keepLines w:val="0"/>
         <w:pageBreakBefore w:val="0"/>
@@ -8787,7 +8760,7 @@
         <w:bidi w:val="0"/>
         <w:adjustRightInd w:val="0"/>
         <w:snapToGrid w:val="0"/>
-        <w:ind w:left="425" w:leftChars="0" w:hanging="425" w:firstLineChars="0"/>
+        <w:ind w:left="425" w:hanging="425" w:leftChars="0" w:firstLineChars="0"/>
         <w:textAlignment w:val="baseline"/>
         <w:rPr>
           <w:rFonts w:hint="default"/>
@@ -8804,7 +8777,7 @@
     </w:p>
     <w:p>
       <w:pPr>
-        <w:pStyle w:val="31"/>
+        <w:pStyle w:val="3"/>
         <w:bidi w:val="0"/>
         <w:rPr>
           <w:rFonts w:hint="default"/>
@@ -8823,7 +8796,7 @@
     </w:p>
     <w:p>
       <w:pPr>
-        <w:pStyle w:val="29"/>
+        <w:pStyle w:val="a1"/>
         <w:rPr>
           <w:rFonts w:hint="eastAsia"/>
           <w:lang w:val="en-US" w:eastAsia="zh-CN"/>
@@ -8839,11 +8812,11 @@
     </w:p>
     <w:p>
       <w:pPr>
-        <w:pStyle w:val="29"/>
-        <w:ind w:left="0" w:leftChars="0" w:right="0" w:rightChars="0" w:firstLine="0" w:firstLineChars="0"/>
+        <w:pStyle w:val="a1"/>
+        <w:ind w:left="0" w:right="0" w:firstLine="0" w:leftChars="0" w:rightChars="0" w:firstLineChars="0"/>
         <w:jc w:val="center"/>
         <w:rPr>
-          <w:rFonts w:hint="eastAsia" w:eastAsia="宋体"/>
+          <w:rFonts w:eastAsia="宋体" w:hint="eastAsia"/>
           <w:lang w:val="en-US" w:eastAsia="zh-CN"/>
         </w:rPr>
       </w:pPr>
@@ -8947,18 +8920,17 @@
     </w:p>
     <w:tbl>
       <w:tblPr>
-        <w:tblStyle w:val="21"/>
+        <w:tblStyle w:val="TableGrid"/>
         <w:tblW w:w="0" w:type="auto"/>
         <w:jc w:val="center"/>
         <w:tblBorders>
-          <w:top w:val="single" w:color="auto" w:sz="4" w:space="0"/>
-          <w:left w:val="single" w:color="auto" w:sz="4" w:space="0"/>
-          <w:bottom w:val="single" w:color="auto" w:sz="4" w:space="0"/>
-          <w:right w:val="single" w:color="auto" w:sz="4" w:space="0"/>
-          <w:insideH w:val="single" w:color="auto" w:sz="4" w:space="0"/>
-          <w:insideV w:val="single" w:color="auto" w:sz="4" w:space="0"/>
+          <w:top w:val="single" w:sz="4" w:space="0" w:color="auto"/>
+          <w:left w:val="single" w:sz="4" w:space="0" w:color="auto"/>
+          <w:bottom w:val="single" w:sz="4" w:space="0" w:color="auto"/>
+          <w:right w:val="single" w:sz="4" w:space="0" w:color="auto"/>
+          <w:insideH w:val="single" w:sz="4" w:space="0" w:color="auto"/>
+          <w:insideV w:val="single" w:sz="4" w:space="0" w:color="auto"/>
         </w:tblBorders>
-        <w:tblLayout w:type="autofit"/>
         <w:tblCellMar>
           <w:top w:w="0" w:type="dxa"/>
           <w:left w:w="108" w:type="dxa"/>
@@ -8975,14 +8947,22 @@
       </w:tblGrid>
       <w:tr>
         <w:tblPrEx>
+          <w:tblW w:w="0" w:type="auto"/>
+          <w:jc w:val="center"/>
           <w:tblBorders>
-            <w:top w:val="single" w:color="auto" w:sz="4" w:space="0"/>
-            <w:left w:val="single" w:color="auto" w:sz="4" w:space="0"/>
-            <w:bottom w:val="single" w:color="auto" w:sz="4" w:space="0"/>
-            <w:right w:val="single" w:color="auto" w:sz="4" w:space="0"/>
-            <w:insideH w:val="single" w:color="auto" w:sz="4" w:space="0"/>
-            <w:insideV w:val="single" w:color="auto" w:sz="4" w:space="0"/>
+            <w:top w:val="single" w:sz="4" w:space="0" w:color="auto"/>
+            <w:left w:val="single" w:sz="4" w:space="0" w:color="auto"/>
+            <w:bottom w:val="single" w:sz="4" w:space="0" w:color="auto"/>
+            <w:right w:val="single" w:sz="4" w:space="0" w:color="auto"/>
+            <w:insideH w:val="single" w:sz="4" w:space="0" w:color="auto"/>
+            <w:insideV w:val="single" w:sz="4" w:space="0" w:color="auto"/>
           </w:tblBorders>
+          <w:tblCellMar>
+            <w:top w:w="0" w:type="dxa"/>
+            <w:left w:w="108" w:type="dxa"/>
+            <w:bottom w:w="0" w:type="dxa"/>
+            <w:right w:w="108" w:type="dxa"/>
+          </w:tblCellMar>
         </w:tblPrEx>
         <w:trPr>
           <w:jc w:val="center"/>
@@ -9006,7 +8986,7 @@
               <w:bidi w:val="0"/>
               <w:adjustRightInd w:val="0"/>
               <w:snapToGrid w:val="0"/>
-              <w:ind w:left="0" w:leftChars="0" w:right="0" w:rightChars="0" w:firstLine="0" w:firstLineChars="0"/>
+              <w:ind w:left="0" w:right="0" w:firstLine="0" w:leftChars="0" w:rightChars="0" w:firstLineChars="0"/>
               <w:jc w:val="center"/>
               <w:textAlignment w:val="baseline"/>
               <w:rPr>
@@ -9046,7 +9026,7 @@
               <w:bidi w:val="0"/>
               <w:adjustRightInd w:val="0"/>
               <w:snapToGrid w:val="0"/>
-              <w:ind w:left="0" w:leftChars="0" w:right="0" w:rightChars="0" w:firstLine="0" w:firstLineChars="0"/>
+              <w:ind w:left="0" w:right="0" w:firstLine="0" w:leftChars="0" w:rightChars="0" w:firstLineChars="0"/>
               <w:jc w:val="center"/>
               <w:textAlignment w:val="baseline"/>
               <w:rPr>
@@ -9086,7 +9066,7 @@
               <w:bidi w:val="0"/>
               <w:adjustRightInd w:val="0"/>
               <w:snapToGrid w:val="0"/>
-              <w:ind w:left="0" w:leftChars="0" w:right="0" w:rightChars="0" w:firstLine="0" w:firstLineChars="0"/>
+              <w:ind w:left="0" w:right="0" w:firstLine="0" w:leftChars="0" w:rightChars="0" w:firstLineChars="0"/>
               <w:jc w:val="center"/>
               <w:textAlignment w:val="baseline"/>
               <w:rPr>
@@ -9126,7 +9106,7 @@
               <w:bidi w:val="0"/>
               <w:adjustRightInd w:val="0"/>
               <w:snapToGrid w:val="0"/>
-              <w:ind w:left="0" w:leftChars="0" w:right="0" w:rightChars="0" w:firstLine="0" w:firstLineChars="0"/>
+              <w:ind w:left="0" w:right="0" w:firstLine="0" w:leftChars="0" w:rightChars="0" w:firstLineChars="0"/>
               <w:jc w:val="center"/>
               <w:textAlignment w:val="baseline"/>
               <w:rPr>
@@ -9166,7 +9146,7 @@
               <w:bidi w:val="0"/>
               <w:adjustRightInd w:val="0"/>
               <w:snapToGrid w:val="0"/>
-              <w:ind w:left="0" w:leftChars="0" w:right="0" w:rightChars="0" w:firstLine="0" w:firstLineChars="0"/>
+              <w:ind w:left="0" w:right="0" w:firstLine="0" w:leftChars="0" w:rightChars="0" w:firstLineChars="0"/>
               <w:jc w:val="center"/>
               <w:textAlignment w:val="baseline"/>
               <w:rPr>
@@ -9190,14 +9170,8 @@
       </w:tr>
       <w:tr>
         <w:tblPrEx>
-          <w:tblBorders>
-            <w:top w:val="single" w:color="auto" w:sz="4" w:space="0"/>
-            <w:left w:val="single" w:color="auto" w:sz="4" w:space="0"/>
-            <w:bottom w:val="single" w:color="auto" w:sz="4" w:space="0"/>
-            <w:right w:val="single" w:color="auto" w:sz="4" w:space="0"/>
-            <w:insideH w:val="single" w:color="auto" w:sz="4" w:space="0"/>
-            <w:insideV w:val="single" w:color="auto" w:sz="4" w:space="0"/>
-          </w:tblBorders>
+          <w:tblW w:w="0" w:type="auto"/>
+          <w:jc w:val="center"/>
           <w:tblCellMar>
             <w:top w:w="0" w:type="dxa"/>
             <w:left w:w="108" w:type="dxa"/>
@@ -9214,7 +9188,7 @@
           </w:tcPr>
           <w:p>
             <w:pPr>
-              <w:pStyle w:val="29"/>
+              <w:pStyle w:val="a1"/>
               <w:keepNext w:val="0"/>
               <w:keepLines w:val="0"/>
               <w:pageBreakBefore w:val="0"/>
@@ -9228,7 +9202,7 @@
               <w:bidi w:val="0"/>
               <w:adjustRightInd w:val="0"/>
               <w:snapToGrid w:val="0"/>
-              <w:ind w:left="0" w:leftChars="0" w:right="0" w:rightChars="0" w:firstLine="0" w:firstLineChars="0"/>
+              <w:ind w:left="0" w:right="0" w:firstLine="0" w:leftChars="0" w:rightChars="0" w:firstLineChars="0"/>
               <w:jc w:val="center"/>
               <w:textAlignment w:val="baseline"/>
               <w:rPr>
@@ -9257,12 +9231,12 @@
           </w:tcPr>
           <w:p>
             <w:pPr>
-              <w:pStyle w:val="29"/>
+              <w:pStyle w:val="a1"/>
               <w:widowControl w:val="0"/>
-              <w:ind w:left="0" w:leftChars="0" w:firstLine="0" w:firstLineChars="0"/>
+              <w:ind w:left="0" w:firstLine="0" w:leftChars="0" w:firstLineChars="0"/>
               <w:jc w:val="left"/>
               <w:rPr>
-                <w:rFonts w:hint="default" w:eastAsia="宋体"/>
+                <w:rFonts w:eastAsia="宋体" w:hint="default"/>
                 <w:sz w:val="21"/>
                 <w:szCs w:val="21"/>
                 <w:vertAlign w:val="baseline"/>
@@ -9271,7 +9245,7 @@
             </w:pPr>
             <w:r>
               <w:rPr>
-                <w:rFonts w:hint="eastAsia" w:ascii="Segoe UI" w:hAnsi="Segoe UI" w:eastAsia="Segoe UI" w:cs="Segoe UI"/>
+                <w:rFonts w:ascii="Segoe UI" w:eastAsia="Segoe UI" w:hAnsi="Segoe UI" w:cs="Segoe UI" w:hint="eastAsia"/>
                 <w:i w:val="0"/>
                 <w:iCs w:val="0"/>
                 <w:caps w:val="0"/>
@@ -9292,9 +9266,9 @@
           </w:tcPr>
           <w:p>
             <w:pPr>
-              <w:pStyle w:val="29"/>
+              <w:pStyle w:val="a1"/>
               <w:widowControl w:val="0"/>
-              <w:ind w:left="0" w:leftChars="0" w:firstLine="0" w:firstLineChars="0"/>
+              <w:ind w:left="0" w:firstLine="0" w:leftChars="0" w:firstLineChars="0"/>
               <w:jc w:val="left"/>
               <w:rPr>
                 <w:rFonts w:hint="default"/>
@@ -9306,7 +9280,7 @@
             </w:pPr>
             <w:r>
               <w:rPr>
-                <w:rFonts w:hint="eastAsia" w:ascii="Segoe UI" w:hAnsi="Segoe UI" w:eastAsia="Segoe UI" w:cs="Segoe UI"/>
+                <w:rFonts w:ascii="Segoe UI" w:eastAsia="Segoe UI" w:hAnsi="Segoe UI" w:cs="Segoe UI" w:hint="eastAsia"/>
                 <w:i w:val="0"/>
                 <w:iCs w:val="0"/>
                 <w:caps w:val="0"/>
@@ -9327,7 +9301,7 @@
           </w:tcPr>
           <w:p>
             <w:pPr>
-              <w:pStyle w:val="29"/>
+              <w:pStyle w:val="a1"/>
               <w:keepNext w:val="0"/>
               <w:keepLines w:val="0"/>
               <w:pageBreakBefore w:val="0"/>
@@ -9341,7 +9315,7 @@
               <w:bidi w:val="0"/>
               <w:adjustRightInd w:val="0"/>
               <w:snapToGrid w:val="0"/>
-              <w:ind w:left="0" w:leftChars="0" w:right="0" w:rightChars="0" w:firstLine="0" w:firstLineChars="0"/>
+              <w:ind w:left="0" w:right="0" w:firstLine="0" w:leftChars="0" w:rightChars="0" w:firstLineChars="0"/>
               <w:jc w:val="center"/>
               <w:textAlignment w:val="baseline"/>
               <w:rPr>
@@ -9370,7 +9344,7 @@
           </w:tcPr>
           <w:p>
             <w:pPr>
-              <w:pStyle w:val="29"/>
+              <w:pStyle w:val="a1"/>
               <w:keepNext w:val="0"/>
               <w:keepLines w:val="0"/>
               <w:pageBreakBefore w:val="0"/>
@@ -9384,7 +9358,7 @@
               <w:bidi w:val="0"/>
               <w:adjustRightInd w:val="0"/>
               <w:snapToGrid w:val="0"/>
-              <w:ind w:left="0" w:leftChars="0" w:right="0" w:rightChars="0" w:firstLine="0" w:firstLineChars="0"/>
+              <w:ind w:left="0" w:right="0" w:firstLine="0" w:leftChars="0" w:rightChars="0" w:firstLineChars="0"/>
               <w:jc w:val="center"/>
               <w:textAlignment w:val="baseline"/>
               <w:rPr>
@@ -9397,7 +9371,7 @@
             </w:pPr>
             <w:r>
               <w:rPr>
-                <w:rFonts w:hint="eastAsia" w:ascii="微软雅黑" w:hAnsi="微软雅黑" w:eastAsia="微软雅黑" w:cs="微软雅黑"/>
+                <w:rFonts w:ascii="微软雅黑" w:eastAsia="微软雅黑" w:hAnsi="微软雅黑" w:cs="微软雅黑" w:hint="eastAsia"/>
                 <w:sz w:val="21"/>
                 <w:szCs w:val="21"/>
                 <w:vertAlign w:val="baseline"/>
@@ -9410,14 +9384,8 @@
       </w:tr>
       <w:tr>
         <w:tblPrEx>
-          <w:tblBorders>
-            <w:top w:val="single" w:color="auto" w:sz="4" w:space="0"/>
-            <w:left w:val="single" w:color="auto" w:sz="4" w:space="0"/>
-            <w:bottom w:val="single" w:color="auto" w:sz="4" w:space="0"/>
-            <w:right w:val="single" w:color="auto" w:sz="4" w:space="0"/>
-            <w:insideH w:val="single" w:color="auto" w:sz="4" w:space="0"/>
-            <w:insideV w:val="single" w:color="auto" w:sz="4" w:space="0"/>
-          </w:tblBorders>
+          <w:tblW w:w="0" w:type="auto"/>
+          <w:jc w:val="center"/>
           <w:tblCellMar>
             <w:top w:w="0" w:type="dxa"/>
             <w:left w:w="108" w:type="dxa"/>
@@ -9434,7 +9402,7 @@
           </w:tcPr>
           <w:p>
             <w:pPr>
-              <w:pStyle w:val="29"/>
+              <w:pStyle w:val="a1"/>
               <w:keepNext w:val="0"/>
               <w:keepLines w:val="0"/>
               <w:pageBreakBefore w:val="0"/>
@@ -9448,7 +9416,7 @@
               <w:bidi w:val="0"/>
               <w:adjustRightInd w:val="0"/>
               <w:snapToGrid w:val="0"/>
-              <w:ind w:left="0" w:leftChars="0" w:right="0" w:rightChars="0" w:firstLine="0" w:firstLineChars="0"/>
+              <w:ind w:left="0" w:right="0" w:firstLine="0" w:leftChars="0" w:rightChars="0" w:firstLineChars="0"/>
               <w:jc w:val="center"/>
               <w:textAlignment w:val="baseline"/>
               <w:rPr>
@@ -9477,12 +9445,12 @@
           </w:tcPr>
           <w:p>
             <w:pPr>
-              <w:pStyle w:val="29"/>
+              <w:pStyle w:val="a1"/>
               <w:widowControl w:val="0"/>
-              <w:ind w:left="0" w:leftChars="0" w:firstLine="0" w:firstLineChars="0"/>
+              <w:ind w:left="0" w:firstLine="0" w:leftChars="0" w:firstLineChars="0"/>
               <w:jc w:val="left"/>
               <w:rPr>
-                <w:rFonts w:hint="eastAsia" w:ascii="Segoe UI" w:hAnsi="Segoe UI" w:eastAsia="Segoe UI" w:cs="Segoe UI"/>
+                <w:rFonts w:ascii="Segoe UI" w:eastAsia="Segoe UI" w:hAnsi="Segoe UI" w:cs="Segoe UI" w:hint="eastAsia"/>
                 <w:i w:val="0"/>
                 <w:iCs w:val="0"/>
                 <w:caps w:val="0"/>
@@ -9496,7 +9464,7 @@
             </w:pPr>
             <w:r>
               <w:rPr>
-                <w:rFonts w:hint="eastAsia" w:ascii="Segoe UI" w:hAnsi="Segoe UI" w:eastAsia="Segoe UI" w:cs="Segoe UI"/>
+                <w:rFonts w:ascii="Segoe UI" w:eastAsia="Segoe UI" w:hAnsi="Segoe UI" w:cs="Segoe UI" w:hint="eastAsia"/>
                 <w:i w:val="0"/>
                 <w:iCs w:val="0"/>
                 <w:caps w:val="0"/>
@@ -9517,12 +9485,12 @@
           </w:tcPr>
           <w:p>
             <w:pPr>
-              <w:pStyle w:val="29"/>
+              <w:pStyle w:val="a1"/>
               <w:widowControl w:val="0"/>
-              <w:ind w:left="0" w:leftChars="0" w:firstLine="0" w:firstLineChars="0"/>
+              <w:ind w:left="0" w:firstLine="0" w:leftChars="0" w:firstLineChars="0"/>
               <w:jc w:val="left"/>
               <w:rPr>
-                <w:rFonts w:hint="eastAsia" w:ascii="Segoe UI" w:hAnsi="Segoe UI" w:eastAsia="Segoe UI" w:cs="Segoe UI"/>
+                <w:rFonts w:ascii="Segoe UI" w:eastAsia="Segoe UI" w:hAnsi="Segoe UI" w:cs="Segoe UI" w:hint="eastAsia"/>
                 <w:i w:val="0"/>
                 <w:iCs w:val="0"/>
                 <w:caps w:val="0"/>
@@ -9536,7 +9504,7 @@
             </w:pPr>
             <w:r>
               <w:rPr>
-                <w:rFonts w:ascii="Segoe UI" w:hAnsi="Segoe UI" w:eastAsia="Segoe UI" w:cs="Segoe UI"/>
+                <w:rFonts w:ascii="Segoe UI" w:eastAsia="Segoe UI" w:hAnsi="Segoe UI" w:cs="Segoe UI"/>
                 <w:i w:val="0"/>
                 <w:iCs w:val="0"/>
                 <w:caps w:val="0"/>
@@ -9556,7 +9524,7 @@
           </w:tcPr>
           <w:p>
             <w:pPr>
-              <w:pStyle w:val="29"/>
+              <w:pStyle w:val="a1"/>
               <w:keepNext w:val="0"/>
               <w:keepLines w:val="0"/>
               <w:pageBreakBefore w:val="0"/>
@@ -9570,7 +9538,7 @@
               <w:bidi w:val="0"/>
               <w:adjustRightInd w:val="0"/>
               <w:snapToGrid w:val="0"/>
-              <w:ind w:left="0" w:leftChars="0" w:right="0" w:rightChars="0" w:firstLine="0" w:firstLineChars="0"/>
+              <w:ind w:left="0" w:right="0" w:firstLine="0" w:leftChars="0" w:rightChars="0" w:firstLineChars="0"/>
               <w:jc w:val="center"/>
               <w:textAlignment w:val="baseline"/>
               <w:rPr>
@@ -9599,7 +9567,7 @@
           </w:tcPr>
           <w:p>
             <w:pPr>
-              <w:pStyle w:val="29"/>
+              <w:pStyle w:val="a1"/>
               <w:keepNext w:val="0"/>
               <w:keepLines w:val="0"/>
               <w:pageBreakBefore w:val="0"/>
@@ -9613,11 +9581,11 @@
               <w:bidi w:val="0"/>
               <w:adjustRightInd w:val="0"/>
               <w:snapToGrid w:val="0"/>
-              <w:ind w:left="0" w:leftChars="0" w:right="0" w:rightChars="0" w:firstLine="0" w:firstLineChars="0"/>
+              <w:ind w:left="0" w:right="0" w:firstLine="0" w:leftChars="0" w:rightChars="0" w:firstLineChars="0"/>
               <w:jc w:val="center"/>
               <w:textAlignment w:val="baseline"/>
               <w:rPr>
-                <w:rFonts w:hint="eastAsia" w:ascii="微软雅黑" w:hAnsi="微软雅黑" w:eastAsia="微软雅黑" w:cs="微软雅黑"/>
+                <w:rFonts w:ascii="微软雅黑" w:eastAsia="微软雅黑" w:hAnsi="微软雅黑" w:cs="微软雅黑" w:hint="eastAsia"/>
                 <w:sz w:val="21"/>
                 <w:szCs w:val="21"/>
                 <w:vertAlign w:val="baseline"/>
@@ -9626,7 +9594,7 @@
             </w:pPr>
             <w:r>
               <w:rPr>
-                <w:rFonts w:ascii="Segoe UI" w:hAnsi="Segoe UI" w:eastAsia="Segoe UI" w:cs="Segoe UI"/>
+                <w:rFonts w:ascii="Segoe UI" w:eastAsia="Segoe UI" w:hAnsi="Segoe UI" w:cs="Segoe UI"/>
                 <w:i w:val="0"/>
                 <w:iCs w:val="0"/>
                 <w:caps w:val="0"/>
@@ -9640,7 +9608,7 @@
             </w:r>
             <w:r>
               <w:rPr>
-                <w:rFonts w:hint="eastAsia" w:ascii="Segoe UI" w:hAnsi="Segoe UI" w:eastAsia="宋体" w:cs="Segoe UI"/>
+                <w:rFonts w:ascii="Segoe UI" w:eastAsia="宋体" w:hAnsi="Segoe UI" w:cs="Segoe UI" w:hint="eastAsia"/>
                 <w:i w:val="0"/>
                 <w:iCs w:val="0"/>
                 <w:caps w:val="0"/>
@@ -9655,7 +9623,7 @@
             </w:r>
             <w:r>
               <w:rPr>
-                <w:rFonts w:ascii="Segoe UI" w:hAnsi="Segoe UI" w:eastAsia="Segoe UI" w:cs="Segoe UI"/>
+                <w:rFonts w:ascii="Segoe UI" w:eastAsia="Segoe UI" w:hAnsi="Segoe UI" w:cs="Segoe UI"/>
                 <w:i w:val="0"/>
                 <w:iCs w:val="0"/>
                 <w:caps w:val="0"/>
@@ -9673,23 +9641,23 @@
     </w:tbl>
     <w:p>
       <w:pPr>
-        <w:pStyle w:val="28"/>
-        <w:keepNext w:val="0"/>
-        <w:keepLines w:val="0"/>
-        <w:pageBreakBefore w:val="0"/>
-        <w:widowControl w:val="0"/>
-        <w:kinsoku w:val="0"/>
-        <w:wordWrap/>
-        <w:overflowPunct/>
-        <w:autoSpaceDE w:val="0"/>
-        <w:autoSpaceDN w:val="0"/>
-        <w:bidi w:val="0"/>
-        <w:adjustRightInd w:val="0"/>
-        <w:snapToGrid w:val="0"/>
-        <w:textAlignment w:val="baseline"/>
-        <w:rPr>
-          <w:rStyle w:val="38"/>
-          <w:rFonts w:hint="default" w:eastAsia="宋体"/>
+        <w:pStyle w:val="1"/>
+        <w:keepNext w:val="0"/>
+        <w:keepLines w:val="0"/>
+        <w:pageBreakBefore w:val="0"/>
+        <w:widowControl w:val="0"/>
+        <w:kinsoku w:val="0"/>
+        <w:wordWrap/>
+        <w:overflowPunct/>
+        <w:autoSpaceDE w:val="0"/>
+        <w:autoSpaceDN w:val="0"/>
+        <w:bidi w:val="0"/>
+        <w:adjustRightInd w:val="0"/>
+        <w:snapToGrid w:val="0"/>
+        <w:textAlignment w:val="baseline"/>
+        <w:rPr>
+          <w:rStyle w:val="1Char"/>
+          <w:rFonts w:eastAsia="宋体" w:hint="default"/>
           <w:lang w:val="en-US" w:eastAsia="zh-CN"/>
         </w:rPr>
       </w:pPr>
@@ -9699,8 +9667,8 @@
       <w:bookmarkStart w:id="41" w:name="_Toc1193"/>
       <w:r>
         <w:rPr>
-          <w:rStyle w:val="38"/>
-          <w:rFonts w:hint="eastAsia" w:eastAsia="宋体"/>
+          <w:rStyle w:val="1Char"/>
+          <w:rFonts w:eastAsia="宋体" w:hint="eastAsia"/>
           <w:lang w:val="en-US" w:eastAsia="zh-CN"/>
         </w:rPr>
         <w:t>附则</w:t>
@@ -9728,17 +9696,17 @@
         <w:adjustRightInd w:val="0"/>
         <w:snapToGrid w:val="0"/>
         <w:spacing w:line="360" w:lineRule="auto"/>
-        <w:ind w:left="425" w:leftChars="0" w:hanging="425" w:firstLineChars="0"/>
-        <w:textAlignment w:val="baseline"/>
-        <w:rPr>
-          <w:rFonts w:ascii="宋体" w:hAnsi="宋体" w:eastAsia="宋体" w:cs="宋体"/>
+        <w:ind w:left="425" w:hanging="425" w:leftChars="0" w:firstLineChars="0"/>
+        <w:textAlignment w:val="baseline"/>
+        <w:rPr>
+          <w:rFonts w:ascii="宋体" w:eastAsia="宋体" w:hAnsi="宋体" w:cs="宋体"/>
           <w:sz w:val="24"/>
           <w:szCs w:val="24"/>
         </w:rPr>
       </w:pPr>
       <w:r>
         <w:rPr>
-          <w:rFonts w:ascii="宋体" w:hAnsi="宋体" w:eastAsia="宋体" w:cs="宋体"/>
+          <w:rFonts w:ascii="宋体" w:eastAsia="宋体" w:hAnsi="宋体" w:cs="宋体"/>
           <w:spacing w:val="-1"/>
           <w:sz w:val="24"/>
           <w:szCs w:val="24"/>
@@ -9747,7 +9715,7 @@
       </w:r>
       <w:r>
         <w:rPr>
-          <w:rFonts w:hint="eastAsia" w:ascii="宋体" w:hAnsi="宋体" w:cs="宋体"/>
+          <w:rFonts w:ascii="宋体" w:hAnsi="宋体" w:cs="宋体" w:hint="eastAsia"/>
           <w:spacing w:val="-1"/>
           <w:sz w:val="24"/>
           <w:szCs w:val="24"/>
@@ -9755,11 +9723,11 @@
         </w:rPr>
         <w:t>运维</w:t>
       </w:r>
-      <w:bookmarkStart w:id="45" w:name="_GoBack"/>
-      <w:bookmarkEnd w:id="45"/>
-      <w:r>
-        <w:rPr>
-          <w:rFonts w:ascii="宋体" w:hAnsi="宋体" w:eastAsia="宋体" w:cs="宋体"/>
+      <w:bookmarkStart w:id="42" w:name="_GoBack"/>
+      <w:bookmarkEnd w:id="42"/>
+      <w:r>
+        <w:rPr>
+          <w:rFonts w:ascii="宋体" w:eastAsia="宋体" w:hAnsi="宋体" w:cs="宋体"/>
           <w:spacing w:val="-1"/>
           <w:sz w:val="24"/>
           <w:szCs w:val="24"/>
@@ -9787,16 +9755,16 @@
         <w:adjustRightInd w:val="0"/>
         <w:snapToGrid w:val="0"/>
         <w:spacing w:line="360" w:lineRule="auto"/>
-        <w:ind w:left="425" w:leftChars="0" w:hanging="425" w:firstLineChars="0"/>
-        <w:textAlignment w:val="baseline"/>
-        <w:rPr>
-          <w:rFonts w:hint="default"/>
-          <w:lang w:val="en-US" w:eastAsia="zh-CN"/>
-        </w:rPr>
-      </w:pPr>
-      <w:r>
-        <w:rPr>
-          <w:rFonts w:ascii="宋体" w:hAnsi="宋体" w:eastAsia="宋体" w:cs="宋体"/>
+        <w:ind w:left="425" w:hanging="425" w:leftChars="0" w:firstLineChars="0"/>
+        <w:textAlignment w:val="baseline"/>
+        <w:rPr>
+          <w:rFonts w:hint="default"/>
+          <w:lang w:val="en-US" w:eastAsia="zh-CN"/>
+        </w:rPr>
+      </w:pPr>
+      <w:r>
+        <w:rPr>
+          <w:rFonts w:ascii="宋体" w:eastAsia="宋体" w:hAnsi="宋体" w:cs="宋体"/>
           <w:spacing w:val="-2"/>
           <w:sz w:val="24"/>
           <w:szCs w:val="24"/>
@@ -9806,28 +9774,28 @@
     </w:p>
     <w:p>
       <w:pPr>
-        <w:pStyle w:val="28"/>
-        <w:keepNext w:val="0"/>
-        <w:keepLines w:val="0"/>
-        <w:pageBreakBefore w:val="0"/>
-        <w:widowControl w:val="0"/>
-        <w:kinsoku w:val="0"/>
-        <w:wordWrap/>
-        <w:overflowPunct/>
-        <w:autoSpaceDE w:val="0"/>
-        <w:autoSpaceDN w:val="0"/>
-        <w:bidi w:val="0"/>
-        <w:adjustRightInd w:val="0"/>
-        <w:snapToGrid w:val="0"/>
-        <w:textAlignment w:val="baseline"/>
-        <w:rPr>
-          <w:rFonts w:hint="default"/>
-          <w:lang w:val="en-US" w:eastAsia="zh-CN"/>
-        </w:rPr>
-      </w:pPr>
-      <w:bookmarkStart w:id="42" w:name="bookmark14"/>
-      <w:bookmarkEnd w:id="42"/>
-      <w:bookmarkStart w:id="43" w:name="_Toc30716"/>
+        <w:pStyle w:val="1"/>
+        <w:keepNext w:val="0"/>
+        <w:keepLines w:val="0"/>
+        <w:pageBreakBefore w:val="0"/>
+        <w:widowControl w:val="0"/>
+        <w:kinsoku w:val="0"/>
+        <w:wordWrap/>
+        <w:overflowPunct/>
+        <w:autoSpaceDE w:val="0"/>
+        <w:autoSpaceDN w:val="0"/>
+        <w:bidi w:val="0"/>
+        <w:adjustRightInd w:val="0"/>
+        <w:snapToGrid w:val="0"/>
+        <w:textAlignment w:val="baseline"/>
+        <w:rPr>
+          <w:rFonts w:hint="default"/>
+          <w:lang w:val="en-US" w:eastAsia="zh-CN"/>
+        </w:rPr>
+      </w:pPr>
+      <w:bookmarkStart w:id="43" w:name="bookmark14"/>
+      <w:bookmarkEnd w:id="43"/>
+      <w:bookmarkStart w:id="44" w:name="_Toc30716"/>
       <w:r>
         <w:rPr>
           <w:rFonts w:hint="eastAsia"/>
@@ -9835,11 +9803,11 @@
         </w:rPr>
         <w:t>附件</w:t>
       </w:r>
-      <w:bookmarkEnd w:id="43"/>
-    </w:p>
-    <w:p>
-      <w:pPr>
-        <w:pStyle w:val="28"/>
+      <w:bookmarkEnd w:id="44"/>
+    </w:p>
+    <w:p>
+      <w:pPr>
+        <w:pStyle w:val="1"/>
         <w:keepNext w:val="0"/>
         <w:keepLines w:val="0"/>
         <w:pageBreakBefore w:val="0"/>
@@ -9858,7 +9826,7 @@
           <w:lang w:val="en-US" w:eastAsia="zh-CN"/>
         </w:rPr>
       </w:pPr>
-      <w:bookmarkStart w:id="44" w:name="_Toc22607"/>
+      <w:bookmarkStart w:id="45" w:name="_Toc22607"/>
       <w:r>
         <w:rPr>
           <w:rFonts w:hint="eastAsia"/>
@@ -9866,11 +9834,11 @@
         </w:rPr>
         <w:t>记录</w:t>
       </w:r>
-      <w:bookmarkEnd w:id="44"/>
-    </w:p>
-    <w:p>
-      <w:pPr>
-        <w:pStyle w:val="29"/>
+      <w:bookmarkEnd w:id="45"/>
+    </w:p>
+    <w:p>
+      <w:pPr>
+        <w:pStyle w:val="a1"/>
         <w:keepNext w:val="0"/>
         <w:keepLines w:val="0"/>
         <w:pageBreakBefore w:val="0"/>
@@ -9898,96 +9866,52 @@
       </w:r>
     </w:p>
     <w:sectPr>
-      <w:headerReference r:id="rId7" w:type="first"/>
-      <w:footerReference r:id="rId10" w:type="first"/>
-      <w:headerReference r:id="rId5" w:type="default"/>
-      <w:footerReference r:id="rId8" w:type="default"/>
-      <w:headerReference r:id="rId6" w:type="even"/>
-      <w:footerReference r:id="rId9" w:type="even"/>
+      <w:headerReference w:type="even" r:id="rId6"/>
+      <w:headerReference w:type="default" r:id="rId7"/>
+      <w:footerReference w:type="even" r:id="rId8"/>
+      <w:footerReference w:type="default" r:id="rId9"/>
+      <w:headerReference w:type="first" r:id="rId10"/>
+      <w:footerReference w:type="first" r:id="rId11"/>
       <w:pgSz w:w="11906" w:h="16838"/>
       <w:pgMar w:top="1417" w:right="1800" w:bottom="1440" w:left="1800" w:header="1140" w:footer="992" w:gutter="0"/>
-      <w:cols w:space="425" w:num="1"/>
+      <w:cols w:num="1" w:space="425"/>
       <w:docGrid w:type="lines" w:linePitch="312" w:charSpace="0"/>
     </w:sectPr>
   </w:body>
 </w:document>
 </file>
 
-<file path=word/endnotes.xml><?xml version="1.0" encoding="utf-8"?>
-<w:endnotes xmlns:wpc="http://schemas.microsoft.com/office/word/2010/wordprocessingCanvas" xmlns:mc="http://schemas.openxmlformats.org/markup-compatibility/2006" xmlns:o="urn:schemas-microsoft-com:office:office" xmlns:r="http://schemas.openxmlformats.org/officeDocument/2006/relationships" xmlns:m="http://schemas.openxmlformats.org/officeDocument/2006/math" xmlns:v="urn:schemas-microsoft-com:vml" xmlns:wp14="http://schemas.microsoft.com/office/word/2010/wordprocessingDrawing" xmlns:wp="http://schemas.openxmlformats.org/drawingml/2006/wordprocessingDrawing" xmlns:w="http://schemas.openxmlformats.org/wordprocessingml/2006/main" xmlns:w14="http://schemas.microsoft.com/office/word/2010/wordml" xmlns:w15="http://schemas.microsoft.com/office/word/2012/wordml" xmlns:w10="urn:schemas-microsoft-com:office:word" xmlns:wpg="http://schemas.microsoft.com/office/word/2010/wordprocessingGroup" xmlns:wpi="http://schemas.microsoft.com/office/word/2010/wordprocessingInk" xmlns:wne="http://schemas.microsoft.com/office/word/2006/wordml" xmlns:wps="http://schemas.microsoft.com/office/word/2010/wordprocessingShape" xmlns:wpsCustomData="http://www.wps.cn/officeDocument/2013/wpsCustomData" mc:Ignorable="w14 w15 wp14">
-  <w:endnote w:type="separator" w:id="0">
-    <w:p>
-      <w:pPr>
-        <w:spacing w:line="240" w:lineRule="auto"/>
-      </w:pPr>
-      <w:r>
-        <w:separator/>
-      </w:r>
-    </w:p>
-  </w:endnote>
-  <w:endnote w:type="continuationSeparator" w:id="1">
-    <w:p>
-      <w:pPr>
-        <w:spacing w:line="240" w:lineRule="auto"/>
-      </w:pPr>
-      <w:r>
-        <w:continuationSeparator/>
-      </w:r>
-    </w:p>
-  </w:endnote>
-</w:endnotes>
-</file>
-
 <file path=word/footer1.xml><?xml version="1.0" encoding="utf-8"?>
-<w:ftr xmlns:wpc="http://schemas.microsoft.com/office/word/2010/wordprocessingCanvas" xmlns:mc="http://schemas.openxmlformats.org/markup-compatibility/2006" xmlns:o="urn:schemas-microsoft-com:office:office" xmlns:r="http://schemas.openxmlformats.org/officeDocument/2006/relationships" xmlns:m="http://schemas.openxmlformats.org/officeDocument/2006/math" xmlns:v="urn:schemas-microsoft-com:vml" xmlns:wp14="http://schemas.microsoft.com/office/word/2010/wordprocessingDrawing" xmlns:wp="http://schemas.openxmlformats.org/drawingml/2006/wordprocessingDrawing" xmlns:w10="urn:schemas-microsoft-com:office:word" xmlns:w="http://schemas.openxmlformats.org/wordprocessingml/2006/main" xmlns:w14="http://schemas.microsoft.com/office/word/2010/wordml" xmlns:w15="http://schemas.microsoft.com/office/word/2012/wordml" xmlns:wpg="http://schemas.microsoft.com/office/word/2010/wordprocessingGroup" xmlns:wpi="http://schemas.microsoft.com/office/word/2010/wordprocessingInk" xmlns:wne="http://schemas.microsoft.com/office/word/2006/wordml" xmlns:wps="http://schemas.microsoft.com/office/word/2010/wordprocessingShape" xmlns:wpsCustomData="http://www.wps.cn/officeDocument/2013/wpsCustomData" mc:Ignorable="w14 w15 wp14">
+<w:ftr xmlns:wpc="http://schemas.microsoft.com/office/word/2010/wordprocessingCanvas" xmlns:mc="http://schemas.openxmlformats.org/markup-compatibility/2006" xmlns:o="urn:schemas-microsoft-com:office:office" xmlns:r="http://schemas.openxmlformats.org/officeDocument/2006/relationships" xmlns:m="http://schemas.openxmlformats.org/officeDocument/2006/math" xmlns:v="urn:schemas-microsoft-com:vml" xmlns:wp14="http://schemas.microsoft.com/office/word/2010/wordprocessingDrawing" xmlns:wp="http://schemas.openxmlformats.org/drawingml/2006/wordprocessingDrawing" xmlns:w10="urn:schemas-microsoft-com:office:word" xmlns:w="http://schemas.openxmlformats.org/wordprocessingml/2006/main" xmlns:w14="http://schemas.microsoft.com/office/word/2010/wordml" xmlns:w15="http://schemas.microsoft.com/office/word/2012/wordml" xmlns:wne="http://schemas.microsoft.com/office/word/2006/wordml" xmlns:wpg="http://schemas.microsoft.com/office/word/2010/wordprocessingGroup" xmlns:wpi="http://schemas.microsoft.com/office/word/2010/wordprocessingInk" xmlns:wps="http://schemas.microsoft.com/office/word/2010/wordprocessingShape" mc:Ignorable="w14 w15 wp14">
   <w:p/>
 </w:ftr>
 </file>
 
 <file path=word/footer2.xml><?xml version="1.0" encoding="utf-8"?>
-<w:ftr xmlns:wpc="http://schemas.microsoft.com/office/word/2010/wordprocessingCanvas" xmlns:mc="http://schemas.openxmlformats.org/markup-compatibility/2006" xmlns:o="urn:schemas-microsoft-com:office:office" xmlns:r="http://schemas.openxmlformats.org/officeDocument/2006/relationships" xmlns:m="http://schemas.openxmlformats.org/officeDocument/2006/math" xmlns:v="urn:schemas-microsoft-com:vml" xmlns:wp14="http://schemas.microsoft.com/office/word/2010/wordprocessingDrawing" xmlns:wp="http://schemas.openxmlformats.org/drawingml/2006/wordprocessingDrawing" xmlns:w10="urn:schemas-microsoft-com:office:word" xmlns:w="http://schemas.openxmlformats.org/wordprocessingml/2006/main" xmlns:w14="http://schemas.microsoft.com/office/word/2010/wordml" xmlns:w15="http://schemas.microsoft.com/office/word/2012/wordml" xmlns:wpg="http://schemas.microsoft.com/office/word/2010/wordprocessingGroup" xmlns:wpi="http://schemas.microsoft.com/office/word/2010/wordprocessingInk" xmlns:wne="http://schemas.microsoft.com/office/word/2006/wordml" xmlns:wps="http://schemas.microsoft.com/office/word/2010/wordprocessingShape" xmlns:wpsCustomData="http://www.wps.cn/officeDocument/2013/wpsCustomData" mc:Ignorable="w14 w15 wp14">
+<w:ftr xmlns:wpc="http://schemas.microsoft.com/office/word/2010/wordprocessingCanvas" xmlns:mc="http://schemas.openxmlformats.org/markup-compatibility/2006" xmlns:o="urn:schemas-microsoft-com:office:office" xmlns:r="http://schemas.openxmlformats.org/officeDocument/2006/relationships" xmlns:m="http://schemas.openxmlformats.org/officeDocument/2006/math" xmlns:v="urn:schemas-microsoft-com:vml" xmlns:wp14="http://schemas.microsoft.com/office/word/2010/wordprocessingDrawing" xmlns:wp="http://schemas.openxmlformats.org/drawingml/2006/wordprocessingDrawing" xmlns:w10="urn:schemas-microsoft-com:office:word" xmlns:w="http://schemas.openxmlformats.org/wordprocessingml/2006/main" xmlns:w14="http://schemas.microsoft.com/office/word/2010/wordml" xmlns:w15="http://schemas.microsoft.com/office/word/2012/wordml" xmlns:wne="http://schemas.microsoft.com/office/word/2006/wordml" xmlns:wpg="http://schemas.microsoft.com/office/word/2010/wordprocessingGroup" xmlns:wpi="http://schemas.microsoft.com/office/word/2010/wordprocessingInk" xmlns:wps="http://schemas.microsoft.com/office/word/2010/wordprocessingShape" mc:Ignorable="w14 w15 wp14">
   <w:p/>
 </w:ftr>
 </file>
 
 <file path=word/footer3.xml><?xml version="1.0" encoding="utf-8"?>
-<w:ftr xmlns:wpc="http://schemas.microsoft.com/office/word/2010/wordprocessingCanvas" xmlns:mc="http://schemas.openxmlformats.org/markup-compatibility/2006" xmlns:o="urn:schemas-microsoft-com:office:office" xmlns:r="http://schemas.openxmlformats.org/officeDocument/2006/relationships" xmlns:m="http://schemas.openxmlformats.org/officeDocument/2006/math" xmlns:v="urn:schemas-microsoft-com:vml" xmlns:wp14="http://schemas.microsoft.com/office/word/2010/wordprocessingDrawing" xmlns:wp="http://schemas.openxmlformats.org/drawingml/2006/wordprocessingDrawing" xmlns:w10="urn:schemas-microsoft-com:office:word" xmlns:w="http://schemas.openxmlformats.org/wordprocessingml/2006/main" xmlns:w14="http://schemas.microsoft.com/office/word/2010/wordml" xmlns:w15="http://schemas.microsoft.com/office/word/2012/wordml" xmlns:wpg="http://schemas.microsoft.com/office/word/2010/wordprocessingGroup" xmlns:wpi="http://schemas.microsoft.com/office/word/2010/wordprocessingInk" xmlns:wne="http://schemas.microsoft.com/office/word/2006/wordml" xmlns:wps="http://schemas.microsoft.com/office/word/2010/wordprocessingShape" xmlns:wpsCustomData="http://www.wps.cn/officeDocument/2013/wpsCustomData" mc:Ignorable="w14 w15 wp14">
+<w:ftr xmlns:wpc="http://schemas.microsoft.com/office/word/2010/wordprocessingCanvas" xmlns:mc="http://schemas.openxmlformats.org/markup-compatibility/2006" xmlns:o="urn:schemas-microsoft-com:office:office" xmlns:r="http://schemas.openxmlformats.org/officeDocument/2006/relationships" xmlns:m="http://schemas.openxmlformats.org/officeDocument/2006/math" xmlns:v="urn:schemas-microsoft-com:vml" xmlns:wp14="http://schemas.microsoft.com/office/word/2010/wordprocessingDrawing" xmlns:wp="http://schemas.openxmlformats.org/drawingml/2006/wordprocessingDrawing" xmlns:w10="urn:schemas-microsoft-com:office:word" xmlns:w="http://schemas.openxmlformats.org/wordprocessingml/2006/main" xmlns:w14="http://schemas.microsoft.com/office/word/2010/wordml" xmlns:w15="http://schemas.microsoft.com/office/word/2012/wordml" xmlns:wne="http://schemas.microsoft.com/office/word/2006/wordml" xmlns:wpg="http://schemas.microsoft.com/office/word/2010/wordprocessingGroup" xmlns:wpi="http://schemas.microsoft.com/office/word/2010/wordprocessingInk" xmlns:wps="http://schemas.microsoft.com/office/word/2010/wordprocessingShape" mc:Ignorable="w14 w15 wp14">
   <w:p/>
 </w:ftr>
 </file>
 
-<file path=word/footnotes.xml><?xml version="1.0" encoding="utf-8"?>
-<w:footnotes xmlns:wpc="http://schemas.microsoft.com/office/word/2010/wordprocessingCanvas" xmlns:mc="http://schemas.openxmlformats.org/markup-compatibility/2006" xmlns:o="urn:schemas-microsoft-com:office:office" xmlns:r="http://schemas.openxmlformats.org/officeDocument/2006/relationships" xmlns:m="http://schemas.openxmlformats.org/officeDocument/2006/math" xmlns:v="urn:schemas-microsoft-com:vml" xmlns:wp14="http://schemas.microsoft.com/office/word/2010/wordprocessingDrawing" xmlns:wp="http://schemas.openxmlformats.org/drawingml/2006/wordprocessingDrawing" xmlns:w="http://schemas.openxmlformats.org/wordprocessingml/2006/main" xmlns:w14="http://schemas.microsoft.com/office/word/2010/wordml" xmlns:w15="http://schemas.microsoft.com/office/word/2012/wordml" xmlns:w10="urn:schemas-microsoft-com:office:word" xmlns:wpg="http://schemas.microsoft.com/office/word/2010/wordprocessingGroup" xmlns:wpi="http://schemas.microsoft.com/office/word/2010/wordprocessingInk" xmlns:wne="http://schemas.microsoft.com/office/word/2006/wordml" xmlns:wps="http://schemas.microsoft.com/office/word/2010/wordprocessingShape" xmlns:wpsCustomData="http://www.wps.cn/officeDocument/2013/wpsCustomData" mc:Ignorable="w14 w15 wp14">
-  <w:footnote w:type="separator" w:id="0">
-    <w:p>
-      <w:pPr>
-        <w:spacing w:line="360" w:lineRule="auto"/>
-      </w:pPr>
-      <w:r>
-        <w:separator/>
-      </w:r>
-    </w:p>
-  </w:footnote>
-  <w:footnote w:type="continuationSeparator" w:id="1">
-    <w:p>
-      <w:pPr>
-        <w:spacing w:line="360" w:lineRule="auto"/>
-      </w:pPr>
-      <w:r>
-        <w:continuationSeparator/>
-      </w:r>
-    </w:p>
-  </w:footnote>
-</w:footnotes>
+<file path=word/header1.xml><?xml version="1.0" encoding="utf-8"?>
+<w:hdr xmlns:wpc="http://schemas.microsoft.com/office/word/2010/wordprocessingCanvas" xmlns:mc="http://schemas.openxmlformats.org/markup-compatibility/2006" xmlns:o="urn:schemas-microsoft-com:office:office" xmlns:r="http://schemas.openxmlformats.org/officeDocument/2006/relationships" xmlns:m="http://schemas.openxmlformats.org/officeDocument/2006/math" xmlns:v="urn:schemas-microsoft-com:vml" xmlns:wp14="http://schemas.microsoft.com/office/word/2010/wordprocessingDrawing" xmlns:wp="http://schemas.openxmlformats.org/drawingml/2006/wordprocessingDrawing" xmlns:w10="urn:schemas-microsoft-com:office:word" xmlns:w="http://schemas.openxmlformats.org/wordprocessingml/2006/main" xmlns:w14="http://schemas.microsoft.com/office/word/2010/wordml" xmlns:w15="http://schemas.microsoft.com/office/word/2012/wordml" xmlns:wne="http://schemas.microsoft.com/office/word/2006/wordml" xmlns:wpg="http://schemas.microsoft.com/office/word/2010/wordprocessingGroup" xmlns:wpi="http://schemas.microsoft.com/office/word/2010/wordprocessingInk" xmlns:wps="http://schemas.microsoft.com/office/word/2010/wordprocessingShape" mc:Ignorable="w14 w15 wp14">
+  <w:p/>
+</w:hdr>
 </file>
 
-<file path=word/header1.xml><?xml version="1.0" encoding="utf-8"?>
-<w:hdr xmlns:wpc="http://schemas.microsoft.com/office/word/2010/wordprocessingCanvas" xmlns:mc="http://schemas.openxmlformats.org/markup-compatibility/2006" xmlns:o="urn:schemas-microsoft-com:office:office" xmlns:r="http://schemas.openxmlformats.org/officeDocument/2006/relationships" xmlns:m="http://schemas.openxmlformats.org/officeDocument/2006/math" xmlns:v="urn:schemas-microsoft-com:vml" xmlns:wp14="http://schemas.microsoft.com/office/word/2010/wordprocessingDrawing" xmlns:wp="http://schemas.openxmlformats.org/drawingml/2006/wordprocessingDrawing" xmlns:w10="urn:schemas-microsoft-com:office:word" xmlns:w="http://schemas.openxmlformats.org/wordprocessingml/2006/main" xmlns:w14="http://schemas.microsoft.com/office/word/2010/wordml" xmlns:w15="http://schemas.microsoft.com/office/word/2012/wordml" xmlns:wpg="http://schemas.microsoft.com/office/word/2010/wordprocessingGroup" xmlns:wpi="http://schemas.microsoft.com/office/word/2010/wordprocessingInk" xmlns:wne="http://schemas.microsoft.com/office/word/2006/wordml" xmlns:wps="http://schemas.microsoft.com/office/word/2010/wordprocessingShape" xmlns:wpsCustomData="http://www.wps.cn/officeDocument/2013/wpsCustomData" mc:Ignorable="w14 w15 wp14">
+<file path=word/header2.xml><?xml version="1.0" encoding="utf-8"?>
+<w:hdr xmlns:wpc="http://schemas.microsoft.com/office/word/2010/wordprocessingCanvas" xmlns:mc="http://schemas.openxmlformats.org/markup-compatibility/2006" xmlns:o="urn:schemas-microsoft-com:office:office" xmlns:r="http://schemas.openxmlformats.org/officeDocument/2006/relationships" xmlns:m="http://schemas.openxmlformats.org/officeDocument/2006/math" xmlns:v="urn:schemas-microsoft-com:vml" xmlns:wp14="http://schemas.microsoft.com/office/word/2010/wordprocessingDrawing" xmlns:wp="http://schemas.openxmlformats.org/drawingml/2006/wordprocessingDrawing" xmlns:w10="urn:schemas-microsoft-com:office:word" xmlns:w="http://schemas.openxmlformats.org/wordprocessingml/2006/main" xmlns:w14="http://schemas.microsoft.com/office/word/2010/wordml" xmlns:w15="http://schemas.microsoft.com/office/word/2012/wordml" xmlns:wne="http://schemas.microsoft.com/office/word/2006/wordml" xmlns:wpg="http://schemas.microsoft.com/office/word/2010/wordprocessingGroup" xmlns:wpi="http://schemas.microsoft.com/office/word/2010/wordprocessingInk" xmlns:wps="http://schemas.microsoft.com/office/word/2010/wordprocessingShape" mc:Ignorable="w14 w15 wp14">
   <w:p>
     <w:pPr>
-      <w:pStyle w:val="15"/>
+      <w:pStyle w:val="Header"/>
       <w:pBdr>
-        <w:bottom w:val="single" w:color="auto" w:sz="4" w:space="1"/>
+        <w:bottom w:val="single" w:sz="4" w:space="1" w:color="auto"/>
       </w:pBdr>
       <w:tabs>
         <w:tab w:val="left" w:pos="335"/>
@@ -9995,27 +9919,27 @@
       </w:tabs>
       <w:jc w:val="right"/>
       <w:rPr>
-        <w:rFonts w:hint="eastAsia" w:eastAsiaTheme="minorEastAsia"/>
+        <w:rFonts w:eastAsiaTheme="minorEastAsia" w:hint="eastAsia"/>
         <w:lang w:eastAsia="zh-CN"/>
       </w:rPr>
     </w:pPr>
     <w:r>
       <w:rPr>
-        <w:rFonts w:hint="eastAsia" w:eastAsiaTheme="minorEastAsia"/>
+        <w:rFonts w:eastAsiaTheme="minorEastAsia" w:hint="eastAsia"/>
         <w:lang w:val="en-US" w:eastAsia="zh-CN"/>
       </w:rPr>
       <w:tab/>
     </w:r>
     <w:r>
       <w:rPr>
-        <w:rFonts w:hint="eastAsia" w:eastAsiaTheme="minorEastAsia"/>
+        <w:rFonts w:eastAsiaTheme="minorEastAsia" w:hint="eastAsia"/>
         <w:lang w:val="en-US" w:eastAsia="zh-CN"/>
       </w:rPr>
       <w:tab/>
     </w:r>
     <w:r>
       <w:rPr>
-        <w:rFonts w:hint="eastAsia" w:eastAsiaTheme="minorEastAsia"/>
+        <w:rFonts w:eastAsiaTheme="minorEastAsia" w:hint="eastAsia"/>
         <w:lang w:val="en-US" w:eastAsia="zh-CN"/>
       </w:rPr>
       <w:t>重庆市鹧鸪哨信息技术有限责任公司</w:t>
@@ -10024,25 +9948,19 @@
 </w:hdr>
 </file>
 
-<file path=word/header2.xml><?xml version="1.0" encoding="utf-8"?>
-<w:hdr xmlns:wpc="http://schemas.microsoft.com/office/word/2010/wordprocessingCanvas" xmlns:mc="http://schemas.openxmlformats.org/markup-compatibility/2006" xmlns:o="urn:schemas-microsoft-com:office:office" xmlns:r="http://schemas.openxmlformats.org/officeDocument/2006/relationships" xmlns:m="http://schemas.openxmlformats.org/officeDocument/2006/math" xmlns:v="urn:schemas-microsoft-com:vml" xmlns:wp14="http://schemas.microsoft.com/office/word/2010/wordprocessingDrawing" xmlns:wp="http://schemas.openxmlformats.org/drawingml/2006/wordprocessingDrawing" xmlns:w10="urn:schemas-microsoft-com:office:word" xmlns:w="http://schemas.openxmlformats.org/wordprocessingml/2006/main" xmlns:w14="http://schemas.microsoft.com/office/word/2010/wordml" xmlns:w15="http://schemas.microsoft.com/office/word/2012/wordml" xmlns:wpg="http://schemas.microsoft.com/office/word/2010/wordprocessingGroup" xmlns:wpi="http://schemas.microsoft.com/office/word/2010/wordprocessingInk" xmlns:wne="http://schemas.microsoft.com/office/word/2006/wordml" xmlns:wps="http://schemas.microsoft.com/office/word/2010/wordprocessingShape" xmlns:wpsCustomData="http://www.wps.cn/officeDocument/2013/wpsCustomData" mc:Ignorable="w14 w15 wp14">
-  <w:p/>
-</w:hdr>
-</file>
-
 <file path=word/header3.xml><?xml version="1.0" encoding="utf-8"?>
-<w:hdr xmlns:wpc="http://schemas.microsoft.com/office/word/2010/wordprocessingCanvas" xmlns:mc="http://schemas.openxmlformats.org/markup-compatibility/2006" xmlns:o="urn:schemas-microsoft-com:office:office" xmlns:r="http://schemas.openxmlformats.org/officeDocument/2006/relationships" xmlns:m="http://schemas.openxmlformats.org/officeDocument/2006/math" xmlns:v="urn:schemas-microsoft-com:vml" xmlns:wp14="http://schemas.microsoft.com/office/word/2010/wordprocessingDrawing" xmlns:wp="http://schemas.openxmlformats.org/drawingml/2006/wordprocessingDrawing" xmlns:w10="urn:schemas-microsoft-com:office:word" xmlns:w="http://schemas.openxmlformats.org/wordprocessingml/2006/main" xmlns:w14="http://schemas.microsoft.com/office/word/2010/wordml" xmlns:w15="http://schemas.microsoft.com/office/word/2012/wordml" xmlns:wpg="http://schemas.microsoft.com/office/word/2010/wordprocessingGroup" xmlns:wpi="http://schemas.microsoft.com/office/word/2010/wordprocessingInk" xmlns:wne="http://schemas.microsoft.com/office/word/2006/wordml" xmlns:wps="http://schemas.microsoft.com/office/word/2010/wordprocessingShape" xmlns:wpsCustomData="http://www.wps.cn/officeDocument/2013/wpsCustomData" mc:Ignorable="w14 w15 wp14">
+<w:hdr xmlns:wpc="http://schemas.microsoft.com/office/word/2010/wordprocessingCanvas" xmlns:mc="http://schemas.openxmlformats.org/markup-compatibility/2006" xmlns:o="urn:schemas-microsoft-com:office:office" xmlns:r="http://schemas.openxmlformats.org/officeDocument/2006/relationships" xmlns:m="http://schemas.openxmlformats.org/officeDocument/2006/math" xmlns:v="urn:schemas-microsoft-com:vml" xmlns:wp14="http://schemas.microsoft.com/office/word/2010/wordprocessingDrawing" xmlns:wp="http://schemas.openxmlformats.org/drawingml/2006/wordprocessingDrawing" xmlns:w10="urn:schemas-microsoft-com:office:word" xmlns:w="http://schemas.openxmlformats.org/wordprocessingml/2006/main" xmlns:w14="http://schemas.microsoft.com/office/word/2010/wordml" xmlns:w15="http://schemas.microsoft.com/office/word/2012/wordml" xmlns:wne="http://schemas.microsoft.com/office/word/2006/wordml" xmlns:wpg="http://schemas.microsoft.com/office/word/2010/wordprocessingGroup" xmlns:wpi="http://schemas.microsoft.com/office/word/2010/wordprocessingInk" xmlns:wps="http://schemas.microsoft.com/office/word/2010/wordprocessingShape" mc:Ignorable="w14 w15 wp14">
   <w:p/>
 </w:hdr>
 </file>
 
 <file path=word/numbering.xml><?xml version="1.0" encoding="utf-8"?>
-<w:numbering xmlns:wpc="http://schemas.microsoft.com/office/word/2010/wordprocessingCanvas" xmlns:mc="http://schemas.openxmlformats.org/markup-compatibility/2006" xmlns:o="urn:schemas-microsoft-com:office:office" xmlns:r="http://schemas.openxmlformats.org/officeDocument/2006/relationships" xmlns:m="http://schemas.openxmlformats.org/officeDocument/2006/math" xmlns:v="urn:schemas-microsoft-com:vml" xmlns:wp14="http://schemas.microsoft.com/office/word/2010/wordprocessingDrawing" xmlns:wp="http://schemas.openxmlformats.org/drawingml/2006/wordprocessingDrawing" xmlns:w10="urn:schemas-microsoft-com:office:word" xmlns:w="http://schemas.openxmlformats.org/wordprocessingml/2006/main" xmlns:w14="http://schemas.microsoft.com/office/word/2010/wordml" xmlns:wpg="http://schemas.microsoft.com/office/word/2010/wordprocessingGroup" xmlns:wpi="http://schemas.microsoft.com/office/word/2010/wordprocessingInk" xmlns:wne="http://schemas.microsoft.com/office/word/2006/wordml" xmlns:wps="http://schemas.microsoft.com/office/word/2010/wordprocessingShape" xmlns:wpsCustomData="http://www.wps.cn/officeDocument/2013/wpsCustomData" mc:Ignorable="w14 wp14">
+<w:numbering xmlns:wpc="http://schemas.microsoft.com/office/word/2010/wordprocessingCanvas" xmlns:mc="http://schemas.openxmlformats.org/markup-compatibility/2006" xmlns:o="urn:schemas-microsoft-com:office:office" xmlns:r="http://schemas.openxmlformats.org/officeDocument/2006/relationships" xmlns:m="http://schemas.openxmlformats.org/officeDocument/2006/math" xmlns:v="urn:schemas-microsoft-com:vml" xmlns:wp14="http://schemas.microsoft.com/office/word/2010/wordprocessingDrawing" xmlns:wp="http://schemas.openxmlformats.org/drawingml/2006/wordprocessingDrawing" xmlns:w10="urn:schemas-microsoft-com:office:word" xmlns:w="http://schemas.openxmlformats.org/wordprocessingml/2006/main" xmlns:w14="http://schemas.microsoft.com/office/word/2010/wordml" xmlns:w15="http://schemas.microsoft.com/office/word/2012/wordml" xmlns:wne="http://schemas.microsoft.com/office/word/2006/wordml" xmlns:wpg="http://schemas.microsoft.com/office/word/2010/wordprocessingGroup" xmlns:wpi="http://schemas.microsoft.com/office/word/2010/wordprocessingInk" xmlns:wps="http://schemas.microsoft.com/office/word/2010/wordprocessingShape" mc:Ignorable="w14 w15 wp14">
   <w:abstractNum w:abstractNumId="0">
     <w:nsid w:val="8886BC0D"/>
     <w:multiLevelType w:val="singleLevel"/>
     <w:tmpl w:val="8886BC0D"/>
-    <w:lvl w:ilvl="0" w:tentative="0">
+    <w:lvl w:ilvl="0">
       <w:start w:val="1"/>
       <w:numFmt w:val="decimal"/>
       <w:lvlText w:val="(%1)"/>
@@ -10062,10 +9980,10 @@
     <w:nsid w:val="8E964DCE"/>
     <w:multiLevelType w:val="multilevel"/>
     <w:tmpl w:val="8E964DCE"/>
-    <w:lvl w:ilvl="0" w:tentative="0">
+    <w:lvl w:ilvl="0">
       <w:start w:val="1"/>
       <w:numFmt w:val="decimal"/>
-      <w:pStyle w:val="2"/>
+      <w:pStyle w:val="Heading1"/>
       <w:lvlText w:val="%1."/>
       <w:lvlJc w:val="left"/>
       <w:pPr>
@@ -10075,10 +9993,10 @@
         <w:rFonts w:hint="default"/>
       </w:rPr>
     </w:lvl>
-    <w:lvl w:ilvl="1" w:tentative="0">
+    <w:lvl w:ilvl="1">
       <w:start w:val="1"/>
       <w:numFmt w:val="decimal"/>
-      <w:pStyle w:val="3"/>
+      <w:pStyle w:val="Heading2"/>
       <w:lvlText w:val="%1.%2."/>
       <w:lvlJc w:val="left"/>
       <w:pPr>
@@ -10088,10 +10006,10 @@
         <w:rFonts w:hint="default"/>
       </w:rPr>
     </w:lvl>
-    <w:lvl w:ilvl="2" w:tentative="0">
+    <w:lvl w:ilvl="2">
       <w:start w:val="1"/>
       <w:numFmt w:val="decimal"/>
-      <w:pStyle w:val="4"/>
+      <w:pStyle w:val="Heading3"/>
       <w:lvlText w:val="%1.%2.%3."/>
       <w:lvlJc w:val="left"/>
       <w:pPr>
@@ -10101,10 +10019,10 @@
         <w:rFonts w:hint="default"/>
       </w:rPr>
     </w:lvl>
-    <w:lvl w:ilvl="3" w:tentative="0">
+    <w:lvl w:ilvl="3">
       <w:start w:val="1"/>
       <w:numFmt w:val="decimal"/>
-      <w:pStyle w:val="5"/>
+      <w:pStyle w:val="Heading4"/>
       <w:lvlText w:val="%1.%2.%3.%4."/>
       <w:lvlJc w:val="left"/>
       <w:pPr>
@@ -10114,10 +10032,10 @@
         <w:rFonts w:hint="default"/>
       </w:rPr>
     </w:lvl>
-    <w:lvl w:ilvl="4" w:tentative="0">
+    <w:lvl w:ilvl="4">
       <w:start w:val="1"/>
       <w:numFmt w:val="decimal"/>
-      <w:pStyle w:val="6"/>
+      <w:pStyle w:val="Heading5"/>
       <w:lvlText w:val="%1.%2.%3.%4.%5."/>
       <w:lvlJc w:val="left"/>
       <w:pPr>
@@ -10127,10 +10045,10 @@
         <w:rFonts w:hint="default"/>
       </w:rPr>
     </w:lvl>
-    <w:lvl w:ilvl="5" w:tentative="0">
+    <w:lvl w:ilvl="5">
       <w:start w:val="1"/>
       <w:numFmt w:val="decimal"/>
-      <w:pStyle w:val="7"/>
+      <w:pStyle w:val="Heading6"/>
       <w:lvlText w:val="%1.%2.%3.%4.%5.%6."/>
       <w:lvlJc w:val="left"/>
       <w:pPr>
@@ -10140,10 +10058,10 @@
         <w:rFonts w:hint="default"/>
       </w:rPr>
     </w:lvl>
-    <w:lvl w:ilvl="6" w:tentative="0">
+    <w:lvl w:ilvl="6">
       <w:start w:val="1"/>
       <w:numFmt w:val="decimal"/>
-      <w:pStyle w:val="8"/>
+      <w:pStyle w:val="Heading7"/>
       <w:lvlText w:val="%1.%2.%3.%4.%5.%6.%7."/>
       <w:lvlJc w:val="left"/>
       <w:pPr>
@@ -10153,10 +10071,10 @@
         <w:rFonts w:hint="default"/>
       </w:rPr>
     </w:lvl>
-    <w:lvl w:ilvl="7" w:tentative="0">
+    <w:lvl w:ilvl="7">
       <w:start w:val="1"/>
       <w:numFmt w:val="decimal"/>
-      <w:pStyle w:val="9"/>
+      <w:pStyle w:val="Heading8"/>
       <w:lvlText w:val="%1.%2.%3.%4.%5.%6.%7.%8."/>
       <w:lvlJc w:val="left"/>
       <w:pPr>
@@ -10166,10 +10084,10 @@
         <w:rFonts w:hint="default"/>
       </w:rPr>
     </w:lvl>
-    <w:lvl w:ilvl="8" w:tentative="0">
+    <w:lvl w:ilvl="8">
       <w:start w:val="1"/>
       <w:numFmt w:val="decimal"/>
-      <w:pStyle w:val="10"/>
+      <w:pStyle w:val="Heading9"/>
       <w:lvlText w:val="%1.%2.%3.%4.%5.%6.%7.%8.%9."/>
       <w:lvlJc w:val="left"/>
       <w:pPr>
@@ -10184,7 +10102,7 @@
     <w:nsid w:val="8F775B85"/>
     <w:multiLevelType w:val="singleLevel"/>
     <w:tmpl w:val="8F775B85"/>
-    <w:lvl w:ilvl="0" w:tentative="0">
+    <w:lvl w:ilvl="0">
       <w:start w:val="1"/>
       <w:numFmt w:val="decimal"/>
       <w:lvlText w:val="%1."/>
@@ -10201,7 +10119,7 @@
     <w:nsid w:val="9B893E50"/>
     <w:multiLevelType w:val="singleLevel"/>
     <w:tmpl w:val="9B893E50"/>
-    <w:lvl w:ilvl="0" w:tentative="0">
+    <w:lvl w:ilvl="0">
       <w:start w:val="1"/>
       <w:numFmt w:val="decimal"/>
       <w:lvlText w:val="%1."/>
@@ -10218,7 +10136,7 @@
     <w:nsid w:val="9D3EBC90"/>
     <w:multiLevelType w:val="singleLevel"/>
     <w:tmpl w:val="9D3EBC90"/>
-    <w:lvl w:ilvl="0" w:tentative="0">
+    <w:lvl w:ilvl="0">
       <w:start w:val="1"/>
       <w:numFmt w:val="decimal"/>
       <w:lvlText w:val="(%1)"/>
@@ -10238,7 +10156,7 @@
     <w:nsid w:val="A1F41FA0"/>
     <w:multiLevelType w:val="singleLevel"/>
     <w:tmpl w:val="A1F41FA0"/>
-    <w:lvl w:ilvl="0" w:tentative="0">
+    <w:lvl w:ilvl="0">
       <w:start w:val="1"/>
       <w:numFmt w:val="decimal"/>
       <w:lvlText w:val="(%1)"/>
@@ -10258,7 +10176,7 @@
     <w:nsid w:val="A4765F0D"/>
     <w:multiLevelType w:val="singleLevel"/>
     <w:tmpl w:val="A4765F0D"/>
-    <w:lvl w:ilvl="0" w:tentative="0">
+    <w:lvl w:ilvl="0">
       <w:start w:val="1"/>
       <w:numFmt w:val="decimal"/>
       <w:lvlText w:val="%1."/>
@@ -10275,7 +10193,7 @@
     <w:nsid w:val="A56C2F11"/>
     <w:multiLevelType w:val="singleLevel"/>
     <w:tmpl w:val="A56C2F11"/>
-    <w:lvl w:ilvl="0" w:tentative="0">
+    <w:lvl w:ilvl="0">
       <w:start w:val="1"/>
       <w:numFmt w:val="decimal"/>
       <w:lvlText w:val="(%1)"/>
@@ -10295,7 +10213,7 @@
     <w:nsid w:val="A690AE1D"/>
     <w:multiLevelType w:val="singleLevel"/>
     <w:tmpl w:val="A690AE1D"/>
-    <w:lvl w:ilvl="0" w:tentative="0">
+    <w:lvl w:ilvl="0">
       <w:start w:val="1"/>
       <w:numFmt w:val="decimal"/>
       <w:lvlText w:val="%1."/>
@@ -10312,7 +10230,7 @@
     <w:nsid w:val="A785F193"/>
     <w:multiLevelType w:val="singleLevel"/>
     <w:tmpl w:val="A785F193"/>
-    <w:lvl w:ilvl="0" w:tentative="0">
+    <w:lvl w:ilvl="0">
       <w:start w:val="1"/>
       <w:numFmt w:val="decimal"/>
       <w:lvlText w:val="%1."/>
@@ -10329,7 +10247,7 @@
     <w:nsid w:val="B7060A27"/>
     <w:multiLevelType w:val="singleLevel"/>
     <w:tmpl w:val="B7060A27"/>
-    <w:lvl w:ilvl="0" w:tentative="0">
+    <w:lvl w:ilvl="0">
       <w:start w:val="1"/>
       <w:numFmt w:val="decimal"/>
       <w:lvlText w:val="%1."/>
@@ -10346,7 +10264,7 @@
     <w:nsid w:val="BA054120"/>
     <w:multiLevelType w:val="singleLevel"/>
     <w:tmpl w:val="BA054120"/>
-    <w:lvl w:ilvl="0" w:tentative="0">
+    <w:lvl w:ilvl="0">
       <w:start w:val="1"/>
       <w:numFmt w:val="decimal"/>
       <w:lvlText w:val="%1."/>
@@ -10363,7 +10281,7 @@
     <w:nsid w:val="C9BFB0F4"/>
     <w:multiLevelType w:val="singleLevel"/>
     <w:tmpl w:val="C9BFB0F4"/>
-    <w:lvl w:ilvl="0" w:tentative="0">
+    <w:lvl w:ilvl="0">
       <w:start w:val="1"/>
       <w:numFmt w:val="decimal"/>
       <w:lvlText w:val="(%1)"/>
@@ -10380,7 +10298,7 @@
     <w:nsid w:val="CD5B835A"/>
     <w:multiLevelType w:val="singleLevel"/>
     <w:tmpl w:val="CD5B835A"/>
-    <w:lvl w:ilvl="0" w:tentative="0">
+    <w:lvl w:ilvl="0">
       <w:start w:val="1"/>
       <w:numFmt w:val="decimal"/>
       <w:lvlText w:val="%1."/>
@@ -10397,7 +10315,7 @@
     <w:nsid w:val="D092D5FB"/>
     <w:multiLevelType w:val="singleLevel"/>
     <w:tmpl w:val="D092D5FB"/>
-    <w:lvl w:ilvl="0" w:tentative="0">
+    <w:lvl w:ilvl="0">
       <w:start w:val="1"/>
       <w:numFmt w:val="decimal"/>
       <w:lvlText w:val="%1."/>
@@ -10414,7 +10332,7 @@
     <w:nsid w:val="E4D03AA4"/>
     <w:multiLevelType w:val="singleLevel"/>
     <w:tmpl w:val="E4D03AA4"/>
-    <w:lvl w:ilvl="0" w:tentative="0">
+    <w:lvl w:ilvl="0">
       <w:start w:val="1"/>
       <w:numFmt w:val="decimal"/>
       <w:lvlText w:val="%1."/>
@@ -10431,7 +10349,7 @@
     <w:nsid w:val="F4663B23"/>
     <w:multiLevelType w:val="singleLevel"/>
     <w:tmpl w:val="F4663B23"/>
-    <w:lvl w:ilvl="0" w:tentative="0">
+    <w:lvl w:ilvl="0">
       <w:start w:val="1"/>
       <w:numFmt w:val="decimal"/>
       <w:lvlText w:val="(%1)"/>
@@ -10451,7 +10369,7 @@
     <w:nsid w:val="F9539CF3"/>
     <w:multiLevelType w:val="singleLevel"/>
     <w:tmpl w:val="F9539CF3"/>
-    <w:lvl w:ilvl="0" w:tentative="0">
+    <w:lvl w:ilvl="0">
       <w:start w:val="1"/>
       <w:numFmt w:val="decimal"/>
       <w:lvlText w:val="%1."/>
@@ -10468,7 +10386,7 @@
     <w:nsid w:val="051D2CC1"/>
     <w:multiLevelType w:val="singleLevel"/>
     <w:tmpl w:val="051D2CC1"/>
-    <w:lvl w:ilvl="0" w:tentative="0">
+    <w:lvl w:ilvl="0">
       <w:start w:val="1"/>
       <w:numFmt w:val="decimal"/>
       <w:lvlText w:val="%1."/>
@@ -10485,7 +10403,7 @@
     <w:nsid w:val="236B5546"/>
     <w:multiLevelType w:val="singleLevel"/>
     <w:tmpl w:val="236B5546"/>
-    <w:lvl w:ilvl="0" w:tentative="0">
+    <w:lvl w:ilvl="0">
       <w:start w:val="1"/>
       <w:numFmt w:val="decimal"/>
       <w:lvlText w:val="%1."/>
@@ -10502,7 +10420,7 @@
     <w:nsid w:val="247B630F"/>
     <w:multiLevelType w:val="singleLevel"/>
     <w:tmpl w:val="247B630F"/>
-    <w:lvl w:ilvl="0" w:tentative="0">
+    <w:lvl w:ilvl="0">
       <w:start w:val="1"/>
       <w:numFmt w:val="decimal"/>
       <w:lvlText w:val="%1."/>
@@ -10519,7 +10437,7 @@
     <w:nsid w:val="454B5F9F"/>
     <w:multiLevelType w:val="singleLevel"/>
     <w:tmpl w:val="454B5F9F"/>
-    <w:lvl w:ilvl="0" w:tentative="0">
+    <w:lvl w:ilvl="0">
       <w:start w:val="1"/>
       <w:numFmt w:val="decimal"/>
       <w:lvlText w:val="%1."/>
@@ -10536,7 +10454,7 @@
     <w:nsid w:val="58D3A087"/>
     <w:multiLevelType w:val="singleLevel"/>
     <w:tmpl w:val="58D3A087"/>
-    <w:lvl w:ilvl="0" w:tentative="0">
+    <w:lvl w:ilvl="0">
       <w:start w:val="1"/>
       <w:numFmt w:val="decimal"/>
       <w:lvlText w:val="%1."/>
@@ -10553,7 +10471,7 @@
     <w:nsid w:val="5A262505"/>
     <w:multiLevelType w:val="singleLevel"/>
     <w:tmpl w:val="5A262505"/>
-    <w:lvl w:ilvl="0" w:tentative="0">
+    <w:lvl w:ilvl="0">
       <w:start w:val="1"/>
       <w:numFmt w:val="decimal"/>
       <w:lvlText w:val="(%1)"/>
@@ -10573,7 +10491,7 @@
     <w:nsid w:val="5B3DEA92"/>
     <w:multiLevelType w:val="singleLevel"/>
     <w:tmpl w:val="5B3DEA92"/>
-    <w:lvl w:ilvl="0" w:tentative="0">
+    <w:lvl w:ilvl="0">
       <w:start w:val="1"/>
       <w:numFmt w:val="decimal"/>
       <w:lvlText w:val="(%1)"/>
@@ -10593,7 +10511,7 @@
     <w:nsid w:val="5F5071D4"/>
     <w:multiLevelType w:val="singleLevel"/>
     <w:tmpl w:val="5F5071D4"/>
-    <w:lvl w:ilvl="0" w:tentative="0">
+    <w:lvl w:ilvl="0">
       <w:start w:val="1"/>
       <w:numFmt w:val="decimal"/>
       <w:lvlText w:val="%1."/>
@@ -10610,7 +10528,7 @@
     <w:nsid w:val="70272A2B"/>
     <w:multiLevelType w:val="singleLevel"/>
     <w:tmpl w:val="70272A2B"/>
-    <w:lvl w:ilvl="0" w:tentative="0">
+    <w:lvl w:ilvl="0">
       <w:start w:val="1"/>
       <w:numFmt w:val="decimal"/>
       <w:lvlText w:val="%1."/>
@@ -10627,7 +10545,7 @@
     <w:nsid w:val="7DFA36E5"/>
     <w:multiLevelType w:val="singleLevel"/>
     <w:tmpl w:val="7DFA36E5"/>
-    <w:lvl w:ilvl="0" w:tentative="0">
+    <w:lvl w:ilvl="0">
       <w:start w:val="1"/>
       <w:numFmt w:val="decimal"/>
       <w:lvlText w:val="%1."/>
@@ -10728,269 +10646,267 @@
 </file>
 
 <file path=word/styles.xml><?xml version="1.0" encoding="utf-8"?>
-<w:styles xmlns:mc="http://schemas.openxmlformats.org/markup-compatibility/2006" xmlns:o="urn:schemas-microsoft-com:office:office" xmlns:r="http://schemas.openxmlformats.org/officeDocument/2006/relationships" xmlns:m="http://schemas.openxmlformats.org/officeDocument/2006/math" xmlns:v="urn:schemas-microsoft-com:vml" xmlns:w="http://schemas.openxmlformats.org/wordprocessingml/2006/main" xmlns:w14="http://schemas.microsoft.com/office/word/2010/wordml" xmlns:w10="urn:schemas-microsoft-com:office:word" xmlns:sl="http://schemas.openxmlformats.org/schemaLibrary/2006/main" xmlns:wpsCustomData="http://www.wps.cn/officeDocument/2013/wpsCustomData" mc:Ignorable="w14">
+<w:styles xmlns:mc="http://schemas.openxmlformats.org/markup-compatibility/2006" xmlns:r="http://schemas.openxmlformats.org/officeDocument/2006/relationships" xmlns:w="http://schemas.openxmlformats.org/wordprocessingml/2006/main" xmlns:w14="http://schemas.microsoft.com/office/word/2010/wordml" xmlns:w15="http://schemas.microsoft.com/office/word/2012/wordml" mc:Ignorable="w14 w15">
   <w:docDefaults>
     <w:rPrDefault>
       <w:rPr>
-        <w:rFonts w:ascii="Times New Roman" w:hAnsi="Times New Roman" w:eastAsia="宋体" w:cs="Times New Roman"/>
+        <w:rFonts w:ascii="Times New Roman" w:eastAsia="宋体" w:hAnsi="Times New Roman" w:cs="Times New Roman"/>
       </w:rPr>
     </w:rPrDefault>
     <w:pPrDefault/>
   </w:docDefaults>
-  <w:latentStyles w:count="260" w:defQFormat="0" w:defUnhideWhenUsed="1" w:defSemiHidden="1" w:defUIPriority="99" w:defLockedState="0">
-    <w:lsdException w:qFormat="1" w:unhideWhenUsed="0" w:uiPriority="0" w:semiHidden="0" w:name="Normal"/>
-    <w:lsdException w:qFormat="1" w:unhideWhenUsed="0" w:uiPriority="0" w:semiHidden="0" w:name="heading 1"/>
-    <w:lsdException w:qFormat="1" w:uiPriority="0" w:semiHidden="0" w:name="heading 2"/>
-    <w:lsdException w:qFormat="1" w:uiPriority="0" w:name="heading 3"/>
-    <w:lsdException w:qFormat="1" w:uiPriority="0" w:semiHidden="0" w:name="heading 4"/>
-    <w:lsdException w:qFormat="1" w:uiPriority="0" w:name="heading 5"/>
-    <w:lsdException w:qFormat="1" w:uiPriority="0" w:name="heading 6"/>
-    <w:lsdException w:qFormat="1" w:uiPriority="0" w:name="heading 7"/>
-    <w:lsdException w:qFormat="1" w:uiPriority="0" w:name="heading 8"/>
-    <w:lsdException w:qFormat="1" w:uiPriority="0" w:name="heading 9"/>
-    <w:lsdException w:unhideWhenUsed="0" w:uiPriority="0" w:semiHidden="0" w:name="index 1"/>
-    <w:lsdException w:unhideWhenUsed="0" w:uiPriority="0" w:semiHidden="0" w:name="index 2"/>
-    <w:lsdException w:unhideWhenUsed="0" w:uiPriority="0" w:semiHidden="0" w:name="index 3"/>
-    <w:lsdException w:unhideWhenUsed="0" w:uiPriority="0" w:semiHidden="0" w:name="index 4"/>
-    <w:lsdException w:unhideWhenUsed="0" w:uiPriority="0" w:semiHidden="0" w:name="index 5"/>
-    <w:lsdException w:unhideWhenUsed="0" w:uiPriority="0" w:semiHidden="0" w:name="index 6"/>
-    <w:lsdException w:unhideWhenUsed="0" w:uiPriority="0" w:semiHidden="0" w:name="index 7"/>
-    <w:lsdException w:unhideWhenUsed="0" w:uiPriority="0" w:semiHidden="0" w:name="index 8"/>
-    <w:lsdException w:unhideWhenUsed="0" w:uiPriority="0" w:semiHidden="0" w:name="index 9"/>
-    <w:lsdException w:qFormat="1" w:unhideWhenUsed="0" w:uiPriority="0" w:semiHidden="0" w:name="toc 1"/>
-    <w:lsdException w:qFormat="1" w:unhideWhenUsed="0" w:uiPriority="0" w:semiHidden="0" w:name="toc 2"/>
-    <w:lsdException w:qFormat="1" w:unhideWhenUsed="0" w:uiPriority="0" w:semiHidden="0" w:name="toc 3"/>
-    <w:lsdException w:unhideWhenUsed="0" w:uiPriority="0" w:semiHidden="0" w:name="toc 4"/>
-    <w:lsdException w:unhideWhenUsed="0" w:uiPriority="0" w:semiHidden="0" w:name="toc 5"/>
-    <w:lsdException w:unhideWhenUsed="0" w:uiPriority="0" w:semiHidden="0" w:name="toc 6"/>
-    <w:lsdException w:unhideWhenUsed="0" w:uiPriority="0" w:semiHidden="0" w:name="toc 7"/>
-    <w:lsdException w:unhideWhenUsed="0" w:uiPriority="0" w:semiHidden="0" w:name="toc 8"/>
-    <w:lsdException w:unhideWhenUsed="0" w:uiPriority="0" w:semiHidden="0" w:name="toc 9"/>
-    <w:lsdException w:unhideWhenUsed="0" w:uiPriority="0" w:semiHidden="0" w:name="Normal Indent"/>
-    <w:lsdException w:unhideWhenUsed="0" w:uiPriority="0" w:semiHidden="0" w:name="footnote text"/>
-    <w:lsdException w:qFormat="1" w:unhideWhenUsed="0" w:uiPriority="0" w:semiHidden="0" w:name="annotation text"/>
-    <w:lsdException w:qFormat="1" w:unhideWhenUsed="0" w:uiPriority="0" w:semiHidden="0" w:name="header"/>
-    <w:lsdException w:qFormat="1" w:unhideWhenUsed="0" w:uiPriority="0" w:semiHidden="0" w:name="footer"/>
-    <w:lsdException w:unhideWhenUsed="0" w:uiPriority="0" w:semiHidden="0" w:name="index heading"/>
-    <w:lsdException w:qFormat="1" w:uiPriority="0" w:name="caption"/>
-    <w:lsdException w:unhideWhenUsed="0" w:uiPriority="0" w:semiHidden="0" w:name="table of figures"/>
-    <w:lsdException w:unhideWhenUsed="0" w:uiPriority="0" w:semiHidden="0" w:name="envelope address"/>
-    <w:lsdException w:unhideWhenUsed="0" w:uiPriority="0" w:semiHidden="0" w:name="envelope return"/>
-    <w:lsdException w:unhideWhenUsed="0" w:uiPriority="0" w:semiHidden="0" w:name="footnote reference"/>
-    <w:lsdException w:unhideWhenUsed="0" w:uiPriority="0" w:semiHidden="0" w:name="annotation reference"/>
-    <w:lsdException w:unhideWhenUsed="0" w:uiPriority="0" w:semiHidden="0" w:name="line number"/>
-    <w:lsdException w:unhideWhenUsed="0" w:uiPriority="0" w:semiHidden="0" w:name="page number"/>
-    <w:lsdException w:unhideWhenUsed="0" w:uiPriority="0" w:semiHidden="0" w:name="endnote reference"/>
-    <w:lsdException w:unhideWhenUsed="0" w:uiPriority="0" w:semiHidden="0" w:name="endnote text"/>
-    <w:lsdException w:unhideWhenUsed="0" w:uiPriority="0" w:semiHidden="0" w:name="table of authorities"/>
-    <w:lsdException w:unhideWhenUsed="0" w:uiPriority="0" w:semiHidden="0" w:name="macro"/>
-    <w:lsdException w:unhideWhenUsed="0" w:uiPriority="0" w:semiHidden="0" w:name="toa heading"/>
-    <w:lsdException w:unhideWhenUsed="0" w:uiPriority="0" w:semiHidden="0" w:name="List"/>
-    <w:lsdException w:unhideWhenUsed="0" w:uiPriority="0" w:semiHidden="0" w:name="List Bullet"/>
-    <w:lsdException w:unhideWhenUsed="0" w:uiPriority="0" w:semiHidden="0" w:name="List Number"/>
-    <w:lsdException w:unhideWhenUsed="0" w:uiPriority="0" w:semiHidden="0" w:name="List 2"/>
-    <w:lsdException w:unhideWhenUsed="0" w:uiPriority="0" w:semiHidden="0" w:name="List 3"/>
-    <w:lsdException w:unhideWhenUsed="0" w:uiPriority="0" w:semiHidden="0" w:name="List 4"/>
-    <w:lsdException w:unhideWhenUsed="0" w:uiPriority="0" w:semiHidden="0" w:name="List 5"/>
-    <w:lsdException w:unhideWhenUsed="0" w:uiPriority="0" w:semiHidden="0" w:name="List Bullet 2"/>
-    <w:lsdException w:unhideWhenUsed="0" w:uiPriority="0" w:semiHidden="0" w:name="List Bullet 3"/>
-    <w:lsdException w:unhideWhenUsed="0" w:uiPriority="0" w:semiHidden="0" w:name="List Bullet 4"/>
-    <w:lsdException w:unhideWhenUsed="0" w:uiPriority="0" w:semiHidden="0" w:name="List Bullet 5"/>
-    <w:lsdException w:unhideWhenUsed="0" w:uiPriority="0" w:semiHidden="0" w:name="List Number 2"/>
-    <w:lsdException w:unhideWhenUsed="0" w:uiPriority="0" w:semiHidden="0" w:name="List Number 3"/>
-    <w:lsdException w:unhideWhenUsed="0" w:uiPriority="0" w:semiHidden="0" w:name="List Number 4"/>
-    <w:lsdException w:unhideWhenUsed="0" w:uiPriority="0" w:semiHidden="0" w:name="List Number 5"/>
-    <w:lsdException w:qFormat="1" w:unhideWhenUsed="0" w:uiPriority="0" w:semiHidden="0" w:name="Title"/>
-    <w:lsdException w:unhideWhenUsed="0" w:uiPriority="0" w:semiHidden="0" w:name="Closing"/>
-    <w:lsdException w:unhideWhenUsed="0" w:uiPriority="0" w:semiHidden="0" w:name="Signature"/>
-    <w:lsdException w:qFormat="1" w:unhideWhenUsed="0" w:uiPriority="0" w:name="Default Paragraph Font"/>
-    <w:lsdException w:qFormat="1" w:unhideWhenUsed="0" w:uiPriority="0" w:name="Body Text"/>
-    <w:lsdException w:unhideWhenUsed="0" w:uiPriority="0" w:semiHidden="0" w:name="Body Text Indent"/>
-    <w:lsdException w:unhideWhenUsed="0" w:uiPriority="0" w:semiHidden="0" w:name="List Continue"/>
-    <w:lsdException w:unhideWhenUsed="0" w:uiPriority="0" w:semiHidden="0" w:name="List Continue 2"/>
-    <w:lsdException w:unhideWhenUsed="0" w:uiPriority="0" w:semiHidden="0" w:name="List Continue 3"/>
-    <w:lsdException w:unhideWhenUsed="0" w:uiPriority="0" w:semiHidden="0" w:name="List Continue 4"/>
-    <w:lsdException w:unhideWhenUsed="0" w:uiPriority="0" w:semiHidden="0" w:name="List Continue 5"/>
-    <w:lsdException w:unhideWhenUsed="0" w:uiPriority="0" w:semiHidden="0" w:name="Message Header"/>
-    <w:lsdException w:qFormat="1" w:unhideWhenUsed="0" w:uiPriority="0" w:semiHidden="0" w:name="Subtitle"/>
-    <w:lsdException w:unhideWhenUsed="0" w:uiPriority="0" w:semiHidden="0" w:name="Salutation"/>
-    <w:lsdException w:unhideWhenUsed="0" w:uiPriority="0" w:semiHidden="0" w:name="Date"/>
-    <w:lsdException w:unhideWhenUsed="0" w:uiPriority="0" w:semiHidden="0" w:name="Body Text First Indent"/>
-    <w:lsdException w:unhideWhenUsed="0" w:uiPriority="0" w:semiHidden="0" w:name="Body Text First Indent 2"/>
-    <w:lsdException w:uiPriority="99" w:name="Note Heading"/>
-    <w:lsdException w:unhideWhenUsed="0" w:uiPriority="0" w:semiHidden="0" w:name="Body Text 2"/>
-    <w:lsdException w:unhideWhenUsed="0" w:uiPriority="0" w:semiHidden="0" w:name="Body Text 3"/>
-    <w:lsdException w:unhideWhenUsed="0" w:uiPriority="0" w:semiHidden="0" w:name="Body Text Indent 2"/>
-    <w:lsdException w:unhideWhenUsed="0" w:uiPriority="0" w:semiHidden="0" w:name="Body Text Indent 3"/>
-    <w:lsdException w:unhideWhenUsed="0" w:uiPriority="0" w:semiHidden="0" w:name="Block Text"/>
-    <w:lsdException w:unhideWhenUsed="0" w:uiPriority="0" w:semiHidden="0" w:name="Hyperlink"/>
-    <w:lsdException w:unhideWhenUsed="0" w:uiPriority="0" w:semiHidden="0" w:name="FollowedHyperlink"/>
-    <w:lsdException w:qFormat="1" w:unhideWhenUsed="0" w:uiPriority="0" w:semiHidden="0" w:name="Strong"/>
-    <w:lsdException w:qFormat="1" w:unhideWhenUsed="0" w:uiPriority="0" w:semiHidden="0" w:name="Emphasis"/>
-    <w:lsdException w:unhideWhenUsed="0" w:uiPriority="0" w:semiHidden="0" w:name="Document Map"/>
-    <w:lsdException w:unhideWhenUsed="0" w:uiPriority="0" w:semiHidden="0" w:name="Plain Text"/>
-    <w:lsdException w:unhideWhenUsed="0" w:uiPriority="0" w:semiHidden="0" w:name="E-mail Signature"/>
-    <w:lsdException w:qFormat="1" w:unhideWhenUsed="0" w:uiPriority="0" w:semiHidden="0" w:name="Normal (Web)"/>
-    <w:lsdException w:unhideWhenUsed="0" w:uiPriority="0" w:semiHidden="0" w:name="HTML Acronym"/>
-    <w:lsdException w:unhideWhenUsed="0" w:uiPriority="0" w:semiHidden="0" w:name="HTML Address"/>
-    <w:lsdException w:unhideWhenUsed="0" w:uiPriority="0" w:semiHidden="0" w:name="HTML Cite"/>
-    <w:lsdException w:unhideWhenUsed="0" w:uiPriority="0" w:semiHidden="0" w:name="HTML Code"/>
-    <w:lsdException w:unhideWhenUsed="0" w:uiPriority="0" w:semiHidden="0" w:name="HTML Definition"/>
-    <w:lsdException w:unhideWhenUsed="0" w:uiPriority="0" w:semiHidden="0" w:name="HTML Keyboard"/>
-    <w:lsdException w:unhideWhenUsed="0" w:uiPriority="0" w:semiHidden="0" w:name="HTML Preformatted"/>
-    <w:lsdException w:unhideWhenUsed="0" w:uiPriority="0" w:semiHidden="0" w:name="HTML Sample"/>
-    <w:lsdException w:unhideWhenUsed="0" w:uiPriority="0" w:semiHidden="0" w:name="HTML Typewriter"/>
-    <w:lsdException w:unhideWhenUsed="0" w:uiPriority="0" w:semiHidden="0" w:name="HTML Variable"/>
-    <w:lsdException w:qFormat="1" w:unhideWhenUsed="0" w:uiPriority="0" w:name="Normal Table"/>
-    <w:lsdException w:unhideWhenUsed="0" w:uiPriority="0" w:semiHidden="0" w:name="annotation subject"/>
-    <w:lsdException w:unhideWhenUsed="0" w:uiPriority="0" w:semiHidden="0" w:name="Table Simple 1"/>
-    <w:lsdException w:unhideWhenUsed="0" w:uiPriority="0" w:semiHidden="0" w:name="Table Simple 2"/>
-    <w:lsdException w:unhideWhenUsed="0" w:uiPriority="0" w:semiHidden="0" w:name="Table Simple 3"/>
-    <w:lsdException w:unhideWhenUsed="0" w:uiPriority="0" w:semiHidden="0" w:name="Table Classic 1"/>
-    <w:lsdException w:unhideWhenUsed="0" w:uiPriority="0" w:semiHidden="0" w:name="Table Classic 2"/>
-    <w:lsdException w:unhideWhenUsed="0" w:uiPriority="0" w:semiHidden="0" w:name="Table Classic 3"/>
-    <w:lsdException w:unhideWhenUsed="0" w:uiPriority="0" w:semiHidden="0" w:name="Table Classic 4"/>
-    <w:lsdException w:unhideWhenUsed="0" w:uiPriority="0" w:semiHidden="0" w:name="Table Colorful 1"/>
-    <w:lsdException w:unhideWhenUsed="0" w:uiPriority="0" w:semiHidden="0" w:name="Table Colorful 2"/>
-    <w:lsdException w:unhideWhenUsed="0" w:uiPriority="0" w:semiHidden="0" w:name="Table Colorful 3"/>
-    <w:lsdException w:unhideWhenUsed="0" w:uiPriority="0" w:semiHidden="0" w:name="Table Columns 1"/>
-    <w:lsdException w:unhideWhenUsed="0" w:uiPriority="0" w:semiHidden="0" w:name="Table Columns 2"/>
-    <w:lsdException w:unhideWhenUsed="0" w:uiPriority="0" w:semiHidden="0" w:name="Table Columns 3"/>
-    <w:lsdException w:unhideWhenUsed="0" w:uiPriority="0" w:semiHidden="0" w:name="Table Columns 4"/>
-    <w:lsdException w:unhideWhenUsed="0" w:uiPriority="0" w:semiHidden="0" w:name="Table Columns 5"/>
-    <w:lsdException w:unhideWhenUsed="0" w:uiPriority="0" w:semiHidden="0" w:name="Table Grid 1"/>
-    <w:lsdException w:unhideWhenUsed="0" w:uiPriority="0" w:semiHidden="0" w:name="Table Grid 2"/>
-    <w:lsdException w:unhideWhenUsed="0" w:uiPriority="0" w:semiHidden="0" w:name="Table Grid 3"/>
-    <w:lsdException w:unhideWhenUsed="0" w:uiPriority="0" w:semiHidden="0" w:name="Table Grid 4"/>
-    <w:lsdException w:unhideWhenUsed="0" w:uiPriority="0" w:semiHidden="0" w:name="Table Grid 5"/>
-    <w:lsdException w:unhideWhenUsed="0" w:uiPriority="0" w:semiHidden="0" w:name="Table Grid 6"/>
-    <w:lsdException w:unhideWhenUsed="0" w:uiPriority="0" w:semiHidden="0" w:name="Table Grid 7"/>
-    <w:lsdException w:unhideWhenUsed="0" w:uiPriority="0" w:semiHidden="0" w:name="Table Grid 8"/>
-    <w:lsdException w:unhideWhenUsed="0" w:uiPriority="0" w:semiHidden="0" w:name="Table List 1"/>
-    <w:lsdException w:unhideWhenUsed="0" w:uiPriority="0" w:semiHidden="0" w:name="Table List 2"/>
-    <w:lsdException w:unhideWhenUsed="0" w:uiPriority="0" w:semiHidden="0" w:name="Table List 3"/>
-    <w:lsdException w:unhideWhenUsed="0" w:uiPriority="0" w:semiHidden="0" w:name="Table List 4"/>
-    <w:lsdException w:unhideWhenUsed="0" w:uiPriority="0" w:semiHidden="0" w:name="Table List 5"/>
-    <w:lsdException w:unhideWhenUsed="0" w:uiPriority="0" w:semiHidden="0" w:name="Table List 6"/>
-    <w:lsdException w:unhideWhenUsed="0" w:uiPriority="0" w:semiHidden="0" w:name="Table List 7"/>
-    <w:lsdException w:unhideWhenUsed="0" w:uiPriority="0" w:semiHidden="0" w:name="Table List 8"/>
-    <w:lsdException w:unhideWhenUsed="0" w:uiPriority="0" w:semiHidden="0" w:name="Table 3D effects 1"/>
-    <w:lsdException w:unhideWhenUsed="0" w:uiPriority="0" w:semiHidden="0" w:name="Table 3D effects 2"/>
-    <w:lsdException w:unhideWhenUsed="0" w:uiPriority="0" w:semiHidden="0" w:name="Table 3D effects 3"/>
-    <w:lsdException w:unhideWhenUsed="0" w:uiPriority="0" w:semiHidden="0" w:name="Table Contemporary"/>
-    <w:lsdException w:unhideWhenUsed="0" w:uiPriority="0" w:semiHidden="0" w:name="Table Elegant"/>
-    <w:lsdException w:unhideWhenUsed="0" w:uiPriority="0" w:semiHidden="0" w:name="Table Professional"/>
-    <w:lsdException w:unhideWhenUsed="0" w:uiPriority="0" w:semiHidden="0" w:name="Table Subtle 1"/>
-    <w:lsdException w:unhideWhenUsed="0" w:uiPriority="0" w:semiHidden="0" w:name="Table Subtle 2"/>
-    <w:lsdException w:unhideWhenUsed="0" w:uiPriority="0" w:semiHidden="0" w:name="Table Web 1"/>
-    <w:lsdException w:unhideWhenUsed="0" w:uiPriority="0" w:semiHidden="0" w:name="Table Web 2"/>
-    <w:lsdException w:unhideWhenUsed="0" w:uiPriority="0" w:semiHidden="0" w:name="Table Web 3"/>
-    <w:lsdException w:unhideWhenUsed="0" w:uiPriority="0" w:semiHidden="0" w:name="Balloon Text"/>
-    <w:lsdException w:qFormat="1" w:unhideWhenUsed="0" w:uiPriority="0" w:semiHidden="0" w:name="Table Grid"/>
-    <w:lsdException w:unhideWhenUsed="0" w:uiPriority="0" w:semiHidden="0" w:name="Table Theme"/>
-    <w:lsdException w:unhideWhenUsed="0" w:uiPriority="60" w:semiHidden="0" w:name="Light Shading"/>
-    <w:lsdException w:unhideWhenUsed="0" w:uiPriority="61" w:semiHidden="0" w:name="Light List"/>
-    <w:lsdException w:unhideWhenUsed="0" w:uiPriority="62" w:semiHidden="0" w:name="Light Grid"/>
-    <w:lsdException w:unhideWhenUsed="0" w:uiPriority="63" w:semiHidden="0" w:name="Medium Shading 1"/>
-    <w:lsdException w:unhideWhenUsed="0" w:uiPriority="64" w:semiHidden="0" w:name="Medium Shading 2"/>
-    <w:lsdException w:unhideWhenUsed="0" w:uiPriority="65" w:semiHidden="0" w:name="Medium List 1"/>
-    <w:lsdException w:unhideWhenUsed="0" w:uiPriority="66" w:semiHidden="0" w:name="Medium List 2"/>
-    <w:lsdException w:unhideWhenUsed="0" w:uiPriority="67" w:semiHidden="0" w:name="Medium Grid 1"/>
-    <w:lsdException w:unhideWhenUsed="0" w:uiPriority="68" w:semiHidden="0" w:name="Medium Grid 2"/>
-    <w:lsdException w:unhideWhenUsed="0" w:uiPriority="69" w:semiHidden="0" w:name="Medium Grid 3"/>
-    <w:lsdException w:unhideWhenUsed="0" w:uiPriority="70" w:semiHidden="0" w:name="Dark List"/>
-    <w:lsdException w:unhideWhenUsed="0" w:uiPriority="71" w:semiHidden="0" w:name="Colorful Shading"/>
-    <w:lsdException w:unhideWhenUsed="0" w:uiPriority="72" w:semiHidden="0" w:name="Colorful List"/>
-    <w:lsdException w:unhideWhenUsed="0" w:uiPriority="73" w:semiHidden="0" w:name="Colorful Grid"/>
-    <w:lsdException w:unhideWhenUsed="0" w:uiPriority="60" w:semiHidden="0" w:name="Light Shading Accent 1"/>
-    <w:lsdException w:unhideWhenUsed="0" w:uiPriority="61" w:semiHidden="0" w:name="Light List Accent 1"/>
-    <w:lsdException w:unhideWhenUsed="0" w:uiPriority="62" w:semiHidden="0" w:name="Light Grid Accent 1"/>
-    <w:lsdException w:unhideWhenUsed="0" w:uiPriority="63" w:semiHidden="0" w:name="Medium Shading 1 Accent 1"/>
-    <w:lsdException w:unhideWhenUsed="0" w:uiPriority="64" w:semiHidden="0" w:name="Medium Shading 2 Accent 1"/>
-    <w:lsdException w:unhideWhenUsed="0" w:uiPriority="65" w:semiHidden="0" w:name="Medium List 1 Accent 1"/>
-    <w:lsdException w:unhideWhenUsed="0" w:uiPriority="66" w:semiHidden="0" w:name="Medium List 2 Accent 1"/>
-    <w:lsdException w:unhideWhenUsed="0" w:uiPriority="67" w:semiHidden="0" w:name="Medium Grid 1 Accent 1"/>
-    <w:lsdException w:unhideWhenUsed="0" w:uiPriority="68" w:semiHidden="0" w:name="Medium Grid 2 Accent 1"/>
-    <w:lsdException w:unhideWhenUsed="0" w:uiPriority="69" w:semiHidden="0" w:name="Medium Grid 3 Accent 1"/>
-    <w:lsdException w:unhideWhenUsed="0" w:uiPriority="70" w:semiHidden="0" w:name="Dark List Accent 1"/>
-    <w:lsdException w:unhideWhenUsed="0" w:uiPriority="71" w:semiHidden="0" w:name="Colorful Shading Accent 1"/>
-    <w:lsdException w:unhideWhenUsed="0" w:uiPriority="72" w:semiHidden="0" w:name="Colorful List Accent 1"/>
-    <w:lsdException w:unhideWhenUsed="0" w:uiPriority="73" w:semiHidden="0" w:name="Colorful Grid Accent 1"/>
-    <w:lsdException w:unhideWhenUsed="0" w:uiPriority="60" w:semiHidden="0" w:name="Light Shading Accent 2"/>
-    <w:lsdException w:unhideWhenUsed="0" w:uiPriority="61" w:semiHidden="0" w:name="Light List Accent 2"/>
-    <w:lsdException w:unhideWhenUsed="0" w:uiPriority="62" w:semiHidden="0" w:name="Light Grid Accent 2"/>
-    <w:lsdException w:unhideWhenUsed="0" w:uiPriority="63" w:semiHidden="0" w:name="Medium Shading 1 Accent 2"/>
-    <w:lsdException w:unhideWhenUsed="0" w:uiPriority="64" w:semiHidden="0" w:name="Medium Shading 2 Accent 2"/>
-    <w:lsdException w:unhideWhenUsed="0" w:uiPriority="65" w:semiHidden="0" w:name="Medium List 1 Accent 2"/>
-    <w:lsdException w:unhideWhenUsed="0" w:uiPriority="66" w:semiHidden="0" w:name="Medium List 2 Accent 2"/>
-    <w:lsdException w:unhideWhenUsed="0" w:uiPriority="67" w:semiHidden="0" w:name="Medium Grid 1 Accent 2"/>
-    <w:lsdException w:unhideWhenUsed="0" w:uiPriority="68" w:semiHidden="0" w:name="Medium Grid 2 Accent 2"/>
-    <w:lsdException w:unhideWhenUsed="0" w:uiPriority="69" w:semiHidden="0" w:name="Medium Grid 3 Accent 2"/>
-    <w:lsdException w:unhideWhenUsed="0" w:uiPriority="70" w:semiHidden="0" w:name="Dark List Accent 2"/>
-    <w:lsdException w:unhideWhenUsed="0" w:uiPriority="71" w:semiHidden="0" w:name="Colorful Shading Accent 2"/>
-    <w:lsdException w:unhideWhenUsed="0" w:uiPriority="72" w:semiHidden="0" w:name="Colorful List Accent 2"/>
-    <w:lsdException w:unhideWhenUsed="0" w:uiPriority="73" w:semiHidden="0" w:name="Colorful Grid Accent 2"/>
-    <w:lsdException w:unhideWhenUsed="0" w:uiPriority="60" w:semiHidden="0" w:name="Light Shading Accent 3"/>
-    <w:lsdException w:unhideWhenUsed="0" w:uiPriority="61" w:semiHidden="0" w:name="Light List Accent 3"/>
-    <w:lsdException w:unhideWhenUsed="0" w:uiPriority="62" w:semiHidden="0" w:name="Light Grid Accent 3"/>
-    <w:lsdException w:unhideWhenUsed="0" w:uiPriority="63" w:semiHidden="0" w:name="Medium Shading 1 Accent 3"/>
-    <w:lsdException w:unhideWhenUsed="0" w:uiPriority="64" w:semiHidden="0" w:name="Medium Shading 2 Accent 3"/>
-    <w:lsdException w:unhideWhenUsed="0" w:uiPriority="65" w:semiHidden="0" w:name="Medium List 1 Accent 3"/>
-    <w:lsdException w:unhideWhenUsed="0" w:uiPriority="66" w:semiHidden="0" w:name="Medium List 2 Accent 3"/>
-    <w:lsdException w:unhideWhenUsed="0" w:uiPriority="67" w:semiHidden="0" w:name="Medium Grid 1 Accent 3"/>
-    <w:lsdException w:unhideWhenUsed="0" w:uiPriority="68" w:semiHidden="0" w:name="Medium Grid 2 Accent 3"/>
-    <w:lsdException w:unhideWhenUsed="0" w:uiPriority="69" w:semiHidden="0" w:name="Medium Grid 3 Accent 3"/>
-    <w:lsdException w:unhideWhenUsed="0" w:uiPriority="70" w:semiHidden="0" w:name="Dark List Accent 3"/>
-    <w:lsdException w:unhideWhenUsed="0" w:uiPriority="71" w:semiHidden="0" w:name="Colorful Shading Accent 3"/>
-    <w:lsdException w:unhideWhenUsed="0" w:uiPriority="72" w:semiHidden="0" w:name="Colorful List Accent 3"/>
-    <w:lsdException w:unhideWhenUsed="0" w:uiPriority="73" w:semiHidden="0" w:name="Colorful Grid Accent 3"/>
-    <w:lsdException w:unhideWhenUsed="0" w:uiPriority="60" w:semiHidden="0" w:name="Light Shading Accent 4"/>
-    <w:lsdException w:unhideWhenUsed="0" w:uiPriority="61" w:semiHidden="0" w:name="Light List Accent 4"/>
-    <w:lsdException w:unhideWhenUsed="0" w:uiPriority="62" w:semiHidden="0" w:name="Light Grid Accent 4"/>
-    <w:lsdException w:unhideWhenUsed="0" w:uiPriority="63" w:semiHidden="0" w:name="Medium Shading 1 Accent 4"/>
-    <w:lsdException w:unhideWhenUsed="0" w:uiPriority="64" w:semiHidden="0" w:name="Medium Shading 2 Accent 4"/>
-    <w:lsdException w:unhideWhenUsed="0" w:uiPriority="65" w:semiHidden="0" w:name="Medium List 1 Accent 4"/>
-    <w:lsdException w:unhideWhenUsed="0" w:uiPriority="66" w:semiHidden="0" w:name="Medium List 2 Accent 4"/>
-    <w:lsdException w:unhideWhenUsed="0" w:uiPriority="67" w:semiHidden="0" w:name="Medium Grid 1 Accent 4"/>
-    <w:lsdException w:unhideWhenUsed="0" w:uiPriority="68" w:semiHidden="0" w:name="Medium Grid 2 Accent 4"/>
-    <w:lsdException w:unhideWhenUsed="0" w:uiPriority="69" w:semiHidden="0" w:name="Medium Grid 3 Accent 4"/>
-    <w:lsdException w:unhideWhenUsed="0" w:uiPriority="70" w:semiHidden="0" w:name="Dark List Accent 4"/>
-    <w:lsdException w:unhideWhenUsed="0" w:uiPriority="71" w:semiHidden="0" w:name="Colorful Shading Accent 4"/>
-    <w:lsdException w:unhideWhenUsed="0" w:uiPriority="72" w:semiHidden="0" w:name="Colorful List Accent 4"/>
-    <w:lsdException w:unhideWhenUsed="0" w:uiPriority="73" w:semiHidden="0" w:name="Colorful Grid Accent 4"/>
-    <w:lsdException w:unhideWhenUsed="0" w:uiPriority="60" w:semiHidden="0" w:name="Light Shading Accent 5"/>
-    <w:lsdException w:unhideWhenUsed="0" w:uiPriority="61" w:semiHidden="0" w:name="Light List Accent 5"/>
-    <w:lsdException w:unhideWhenUsed="0" w:uiPriority="62" w:semiHidden="0" w:name="Light Grid Accent 5"/>
-    <w:lsdException w:unhideWhenUsed="0" w:uiPriority="63" w:semiHidden="0" w:name="Medium Shading 1 Accent 5"/>
-    <w:lsdException w:unhideWhenUsed="0" w:uiPriority="64" w:semiHidden="0" w:name="Medium Shading 2 Accent 5"/>
-    <w:lsdException w:unhideWhenUsed="0" w:uiPriority="65" w:semiHidden="0" w:name="Medium List 1 Accent 5"/>
-    <w:lsdException w:unhideWhenUsed="0" w:uiPriority="66" w:semiHidden="0" w:name="Medium List 2 Accent 5"/>
-    <w:lsdException w:unhideWhenUsed="0" w:uiPriority="67" w:semiHidden="0" w:name="Medium Grid 1 Accent 5"/>
-    <w:lsdException w:unhideWhenUsed="0" w:uiPriority="68" w:semiHidden="0" w:name="Medium Grid 2 Accent 5"/>
-    <w:lsdException w:unhideWhenUsed="0" w:uiPriority="69" w:semiHidden="0" w:name="Medium Grid 3 Accent 5"/>
-    <w:lsdException w:unhideWhenUsed="0" w:uiPriority="70" w:semiHidden="0" w:name="Dark List Accent 5"/>
-    <w:lsdException w:unhideWhenUsed="0" w:uiPriority="71" w:semiHidden="0" w:name="Colorful Shading Accent 5"/>
-    <w:lsdException w:unhideWhenUsed="0" w:uiPriority="72" w:semiHidden="0" w:name="Colorful List Accent 5"/>
-    <w:lsdException w:unhideWhenUsed="0" w:uiPriority="73" w:semiHidden="0" w:name="Colorful Grid Accent 5"/>
-    <w:lsdException w:unhideWhenUsed="0" w:uiPriority="60" w:semiHidden="0" w:name="Light Shading Accent 6"/>
-    <w:lsdException w:unhideWhenUsed="0" w:uiPriority="61" w:semiHidden="0" w:name="Light List Accent 6"/>
-    <w:lsdException w:unhideWhenUsed="0" w:uiPriority="62" w:semiHidden="0" w:name="Light Grid Accent 6"/>
-    <w:lsdException w:unhideWhenUsed="0" w:uiPriority="63" w:semiHidden="0" w:name="Medium Shading 1 Accent 6"/>
-    <w:lsdException w:unhideWhenUsed="0" w:uiPriority="64" w:semiHidden="0" w:name="Medium Shading 2 Accent 6"/>
-    <w:lsdException w:unhideWhenUsed="0" w:uiPriority="65" w:semiHidden="0" w:name="Medium List 1 Accent 6"/>
-    <w:lsdException w:unhideWhenUsed="0" w:uiPriority="66" w:semiHidden="0" w:name="Medium List 2 Accent 6"/>
-    <w:lsdException w:unhideWhenUsed="0" w:uiPriority="67" w:semiHidden="0" w:name="Medium Grid 1 Accent 6"/>
-    <w:lsdException w:unhideWhenUsed="0" w:uiPriority="68" w:semiHidden="0" w:name="Medium Grid 2 Accent 6"/>
-    <w:lsdException w:unhideWhenUsed="0" w:uiPriority="69" w:semiHidden="0" w:name="Medium Grid 3 Accent 6"/>
-    <w:lsdException w:unhideWhenUsed="0" w:uiPriority="70" w:semiHidden="0" w:name="Dark List Accent 6"/>
-    <w:lsdException w:unhideWhenUsed="0" w:uiPriority="71" w:semiHidden="0" w:name="Colorful Shading Accent 6"/>
-    <w:lsdException w:unhideWhenUsed="0" w:uiPriority="72" w:semiHidden="0" w:name="Colorful List Accent 6"/>
-    <w:lsdException w:unhideWhenUsed="0" w:uiPriority="73" w:semiHidden="0" w:name="Colorful Grid Accent 6"/>
+  <w:latentStyles w:defLockedState="0" w:defUIPriority="99" w:defSemiHidden="1" w:defUnhideWhenUsed="1" w:defQFormat="0" w:count="260">
+    <w:lsdException w:name="Normal" w:semiHidden="0" w:uiPriority="0" w:unhideWhenUsed="0" w:qFormat="1"/>
+    <w:lsdException w:name="heading 1" w:semiHidden="0" w:uiPriority="0" w:unhideWhenUsed="0" w:qFormat="1"/>
+    <w:lsdException w:name="heading 2" w:semiHidden="0" w:uiPriority="0" w:qFormat="1"/>
+    <w:lsdException w:name="heading 3" w:uiPriority="0" w:qFormat="1"/>
+    <w:lsdException w:name="heading 4" w:semiHidden="0" w:uiPriority="0" w:qFormat="1"/>
+    <w:lsdException w:name="heading 5" w:uiPriority="0" w:qFormat="1"/>
+    <w:lsdException w:name="heading 6" w:uiPriority="0" w:qFormat="1"/>
+    <w:lsdException w:name="heading 7" w:uiPriority="0" w:qFormat="1"/>
+    <w:lsdException w:name="heading 8" w:uiPriority="0" w:qFormat="1"/>
+    <w:lsdException w:name="heading 9" w:uiPriority="0" w:qFormat="1"/>
+    <w:lsdException w:name="index 1" w:semiHidden="0" w:uiPriority="0" w:unhideWhenUsed="0"/>
+    <w:lsdException w:name="index 2" w:semiHidden="0" w:uiPriority="0" w:unhideWhenUsed="0"/>
+    <w:lsdException w:name="index 3" w:semiHidden="0" w:uiPriority="0" w:unhideWhenUsed="0"/>
+    <w:lsdException w:name="index 4" w:semiHidden="0" w:uiPriority="0" w:unhideWhenUsed="0"/>
+    <w:lsdException w:name="index 5" w:semiHidden="0" w:uiPriority="0" w:unhideWhenUsed="0"/>
+    <w:lsdException w:name="index 6" w:semiHidden="0" w:uiPriority="0" w:unhideWhenUsed="0"/>
+    <w:lsdException w:name="index 7" w:semiHidden="0" w:uiPriority="0" w:unhideWhenUsed="0"/>
+    <w:lsdException w:name="index 8" w:semiHidden="0" w:uiPriority="0" w:unhideWhenUsed="0"/>
+    <w:lsdException w:name="index 9" w:semiHidden="0" w:uiPriority="0" w:unhideWhenUsed="0"/>
+    <w:lsdException w:name="toc 1" w:semiHidden="0" w:uiPriority="0" w:unhideWhenUsed="0" w:qFormat="1"/>
+    <w:lsdException w:name="toc 2" w:semiHidden="0" w:uiPriority="0" w:unhideWhenUsed="0" w:qFormat="1"/>
+    <w:lsdException w:name="toc 3" w:semiHidden="0" w:uiPriority="0" w:unhideWhenUsed="0" w:qFormat="1"/>
+    <w:lsdException w:name="toc 4" w:semiHidden="0" w:uiPriority="0" w:unhideWhenUsed="0"/>
+    <w:lsdException w:name="toc 5" w:semiHidden="0" w:uiPriority="0" w:unhideWhenUsed="0"/>
+    <w:lsdException w:name="toc 6" w:semiHidden="0" w:uiPriority="0" w:unhideWhenUsed="0"/>
+    <w:lsdException w:name="toc 7" w:semiHidden="0" w:uiPriority="0" w:unhideWhenUsed="0"/>
+    <w:lsdException w:name="toc 8" w:semiHidden="0" w:uiPriority="0" w:unhideWhenUsed="0"/>
+    <w:lsdException w:name="toc 9" w:semiHidden="0" w:uiPriority="0" w:unhideWhenUsed="0"/>
+    <w:lsdException w:name="Normal Indent" w:semiHidden="0" w:uiPriority="0" w:unhideWhenUsed="0"/>
+    <w:lsdException w:name="footnote text" w:semiHidden="0" w:uiPriority="0" w:unhideWhenUsed="0"/>
+    <w:lsdException w:name="annotation text" w:semiHidden="0" w:uiPriority="0" w:unhideWhenUsed="0" w:qFormat="1"/>
+    <w:lsdException w:name="header" w:semiHidden="0" w:uiPriority="0" w:unhideWhenUsed="0" w:qFormat="1"/>
+    <w:lsdException w:name="footer" w:semiHidden="0" w:uiPriority="0" w:unhideWhenUsed="0" w:qFormat="1"/>
+    <w:lsdException w:name="index heading" w:semiHidden="0" w:uiPriority="0" w:unhideWhenUsed="0"/>
+    <w:lsdException w:name="caption" w:uiPriority="0" w:qFormat="1"/>
+    <w:lsdException w:name="table of figures" w:semiHidden="0" w:uiPriority="0" w:unhideWhenUsed="0"/>
+    <w:lsdException w:name="envelope address" w:semiHidden="0" w:uiPriority="0" w:unhideWhenUsed="0"/>
+    <w:lsdException w:name="envelope return" w:semiHidden="0" w:uiPriority="0" w:unhideWhenUsed="0"/>
+    <w:lsdException w:name="footnote reference" w:semiHidden="0" w:uiPriority="0" w:unhideWhenUsed="0"/>
+    <w:lsdException w:name="annotation reference" w:semiHidden="0" w:uiPriority="0" w:unhideWhenUsed="0"/>
+    <w:lsdException w:name="line number" w:semiHidden="0" w:uiPriority="0" w:unhideWhenUsed="0"/>
+    <w:lsdException w:name="page number" w:semiHidden="0" w:uiPriority="0" w:unhideWhenUsed="0"/>
+    <w:lsdException w:name="endnote reference" w:semiHidden="0" w:uiPriority="0" w:unhideWhenUsed="0"/>
+    <w:lsdException w:name="endnote text" w:semiHidden="0" w:uiPriority="0" w:unhideWhenUsed="0"/>
+    <w:lsdException w:name="table of authorities" w:semiHidden="0" w:uiPriority="0" w:unhideWhenUsed="0"/>
+    <w:lsdException w:name="macro" w:semiHidden="0" w:uiPriority="0" w:unhideWhenUsed="0"/>
+    <w:lsdException w:name="toa heading" w:semiHidden="0" w:uiPriority="0" w:unhideWhenUsed="0"/>
+    <w:lsdException w:name="List" w:semiHidden="0" w:uiPriority="0" w:unhideWhenUsed="0"/>
+    <w:lsdException w:name="List Bullet" w:semiHidden="0" w:uiPriority="0" w:unhideWhenUsed="0"/>
+    <w:lsdException w:name="List Number" w:semiHidden="0" w:uiPriority="0" w:unhideWhenUsed="0"/>
+    <w:lsdException w:name="List 2" w:semiHidden="0" w:uiPriority="0" w:unhideWhenUsed="0"/>
+    <w:lsdException w:name="List 3" w:semiHidden="0" w:uiPriority="0" w:unhideWhenUsed="0"/>
+    <w:lsdException w:name="List 4" w:semiHidden="0" w:uiPriority="0" w:unhideWhenUsed="0"/>
+    <w:lsdException w:name="List 5" w:semiHidden="0" w:uiPriority="0" w:unhideWhenUsed="0"/>
+    <w:lsdException w:name="List Bullet 2" w:semiHidden="0" w:uiPriority="0" w:unhideWhenUsed="0"/>
+    <w:lsdException w:name="List Bullet 3" w:semiHidden="0" w:uiPriority="0" w:unhideWhenUsed="0"/>
+    <w:lsdException w:name="List Bullet 4" w:semiHidden="0" w:uiPriority="0" w:unhideWhenUsed="0"/>
+    <w:lsdException w:name="List Bullet 5" w:semiHidden="0" w:uiPriority="0" w:unhideWhenUsed="0"/>
+    <w:lsdException w:name="List Number 2" w:semiHidden="0" w:uiPriority="0" w:unhideWhenUsed="0"/>
+    <w:lsdException w:name="List Number 3" w:semiHidden="0" w:uiPriority="0" w:unhideWhenUsed="0"/>
+    <w:lsdException w:name="List Number 4" w:semiHidden="0" w:uiPriority="0" w:unhideWhenUsed="0"/>
+    <w:lsdException w:name="List Number 5" w:semiHidden="0" w:uiPriority="0" w:unhideWhenUsed="0"/>
+    <w:lsdException w:name="Title" w:semiHidden="0" w:uiPriority="0" w:unhideWhenUsed="0" w:qFormat="1"/>
+    <w:lsdException w:name="Closing" w:semiHidden="0" w:uiPriority="0" w:unhideWhenUsed="0"/>
+    <w:lsdException w:name="Signature" w:semiHidden="0" w:uiPriority="0" w:unhideWhenUsed="0"/>
+    <w:lsdException w:name="Default Paragraph Font" w:uiPriority="0" w:unhideWhenUsed="0" w:qFormat="1"/>
+    <w:lsdException w:name="Body Text" w:uiPriority="0" w:unhideWhenUsed="0" w:qFormat="1"/>
+    <w:lsdException w:name="Body Text Indent" w:semiHidden="0" w:uiPriority="0" w:unhideWhenUsed="0"/>
+    <w:lsdException w:name="List Continue" w:semiHidden="0" w:uiPriority="0" w:unhideWhenUsed="0"/>
+    <w:lsdException w:name="List Continue 2" w:semiHidden="0" w:uiPriority="0" w:unhideWhenUsed="0"/>
+    <w:lsdException w:name="List Continue 3" w:semiHidden="0" w:uiPriority="0" w:unhideWhenUsed="0"/>
+    <w:lsdException w:name="List Continue 4" w:semiHidden="0" w:uiPriority="0" w:unhideWhenUsed="0"/>
+    <w:lsdException w:name="List Continue 5" w:semiHidden="0" w:uiPriority="0" w:unhideWhenUsed="0"/>
+    <w:lsdException w:name="Message Header" w:semiHidden="0" w:uiPriority="0" w:unhideWhenUsed="0"/>
+    <w:lsdException w:name="Subtitle" w:semiHidden="0" w:uiPriority="0" w:unhideWhenUsed="0" w:qFormat="1"/>
+    <w:lsdException w:name="Salutation" w:semiHidden="0" w:uiPriority="0" w:unhideWhenUsed="0"/>
+    <w:lsdException w:name="Date" w:semiHidden="0" w:uiPriority="0" w:unhideWhenUsed="0"/>
+    <w:lsdException w:name="Body Text First Indent" w:semiHidden="0" w:uiPriority="0" w:unhideWhenUsed="0"/>
+    <w:lsdException w:name="Body Text First Indent 2" w:semiHidden="0" w:uiPriority="0" w:unhideWhenUsed="0"/>
+    <w:lsdException w:name="Body Text 2" w:semiHidden="0" w:uiPriority="0" w:unhideWhenUsed="0"/>
+    <w:lsdException w:name="Body Text 3" w:semiHidden="0" w:uiPriority="0" w:unhideWhenUsed="0"/>
+    <w:lsdException w:name="Body Text Indent 2" w:semiHidden="0" w:uiPriority="0" w:unhideWhenUsed="0"/>
+    <w:lsdException w:name="Body Text Indent 3" w:semiHidden="0" w:uiPriority="0" w:unhideWhenUsed="0"/>
+    <w:lsdException w:name="Block Text" w:semiHidden="0" w:uiPriority="0" w:unhideWhenUsed="0"/>
+    <w:lsdException w:name="Hyperlink" w:semiHidden="0" w:uiPriority="0" w:unhideWhenUsed="0"/>
+    <w:lsdException w:name="FollowedHyperlink" w:semiHidden="0" w:uiPriority="0" w:unhideWhenUsed="0"/>
+    <w:lsdException w:name="Strong" w:semiHidden="0" w:uiPriority="0" w:unhideWhenUsed="0" w:qFormat="1"/>
+    <w:lsdException w:name="Emphasis" w:semiHidden="0" w:uiPriority="0" w:unhideWhenUsed="0" w:qFormat="1"/>
+    <w:lsdException w:name="Document Map" w:semiHidden="0" w:uiPriority="0" w:unhideWhenUsed="0"/>
+    <w:lsdException w:name="Plain Text" w:semiHidden="0" w:uiPriority="0" w:unhideWhenUsed="0"/>
+    <w:lsdException w:name="E-mail Signature" w:semiHidden="0" w:uiPriority="0" w:unhideWhenUsed="0"/>
+    <w:lsdException w:name="Normal (Web)" w:semiHidden="0" w:uiPriority="0" w:unhideWhenUsed="0" w:qFormat="1"/>
+    <w:lsdException w:name="HTML Acronym" w:semiHidden="0" w:uiPriority="0" w:unhideWhenUsed="0"/>
+    <w:lsdException w:name="HTML Address" w:semiHidden="0" w:uiPriority="0" w:unhideWhenUsed="0"/>
+    <w:lsdException w:name="HTML Cite" w:semiHidden="0" w:uiPriority="0" w:unhideWhenUsed="0"/>
+    <w:lsdException w:name="HTML Code" w:semiHidden="0" w:uiPriority="0" w:unhideWhenUsed="0"/>
+    <w:lsdException w:name="HTML Definition" w:semiHidden="0" w:uiPriority="0" w:unhideWhenUsed="0"/>
+    <w:lsdException w:name="HTML Keyboard" w:semiHidden="0" w:uiPriority="0" w:unhideWhenUsed="0"/>
+    <w:lsdException w:name="HTML Preformatted" w:semiHidden="0" w:uiPriority="0" w:unhideWhenUsed="0"/>
+    <w:lsdException w:name="HTML Sample" w:semiHidden="0" w:uiPriority="0" w:unhideWhenUsed="0"/>
+    <w:lsdException w:name="HTML Typewriter" w:semiHidden="0" w:uiPriority="0" w:unhideWhenUsed="0"/>
+    <w:lsdException w:name="HTML Variable" w:semiHidden="0" w:uiPriority="0" w:unhideWhenUsed="0"/>
+    <w:lsdException w:name="Normal Table" w:uiPriority="0" w:unhideWhenUsed="0" w:qFormat="1"/>
+    <w:lsdException w:name="annotation subject" w:semiHidden="0" w:uiPriority="0" w:unhideWhenUsed="0"/>
+    <w:lsdException w:name="Table Simple 1" w:semiHidden="0" w:uiPriority="0" w:unhideWhenUsed="0"/>
+    <w:lsdException w:name="Table Simple 2" w:semiHidden="0" w:uiPriority="0" w:unhideWhenUsed="0"/>
+    <w:lsdException w:name="Table Simple 3" w:semiHidden="0" w:uiPriority="0" w:unhideWhenUsed="0"/>
+    <w:lsdException w:name="Table Classic 1" w:semiHidden="0" w:uiPriority="0" w:unhideWhenUsed="0"/>
+    <w:lsdException w:name="Table Classic 2" w:semiHidden="0" w:uiPriority="0" w:unhideWhenUsed="0"/>
+    <w:lsdException w:name="Table Classic 3" w:semiHidden="0" w:uiPriority="0" w:unhideWhenUsed="0"/>
+    <w:lsdException w:name="Table Classic 4" w:semiHidden="0" w:uiPriority="0" w:unhideWhenUsed="0"/>
+    <w:lsdException w:name="Table Colorful 1" w:semiHidden="0" w:uiPriority="0" w:unhideWhenUsed="0"/>
+    <w:lsdException w:name="Table Colorful 2" w:semiHidden="0" w:uiPriority="0" w:unhideWhenUsed="0"/>
+    <w:lsdException w:name="Table Colorful 3" w:semiHidden="0" w:uiPriority="0" w:unhideWhenUsed="0"/>
+    <w:lsdException w:name="Table Columns 1" w:semiHidden="0" w:uiPriority="0" w:unhideWhenUsed="0"/>
+    <w:lsdException w:name="Table Columns 2" w:semiHidden="0" w:uiPriority="0" w:unhideWhenUsed="0"/>
+    <w:lsdException w:name="Table Columns 3" w:semiHidden="0" w:uiPriority="0" w:unhideWhenUsed="0"/>
+    <w:lsdException w:name="Table Columns 4" w:semiHidden="0" w:uiPriority="0" w:unhideWhenUsed="0"/>
+    <w:lsdException w:name="Table Columns 5" w:semiHidden="0" w:uiPriority="0" w:unhideWhenUsed="0"/>
+    <w:lsdException w:name="Table Grid 1" w:semiHidden="0" w:uiPriority="0" w:unhideWhenUsed="0"/>
+    <w:lsdException w:name="Table Grid 2" w:semiHidden="0" w:uiPriority="0" w:unhideWhenUsed="0"/>
+    <w:lsdException w:name="Table Grid 3" w:semiHidden="0" w:uiPriority="0" w:unhideWhenUsed="0"/>
+    <w:lsdException w:name="Table Grid 4" w:semiHidden="0" w:uiPriority="0" w:unhideWhenUsed="0"/>
+    <w:lsdException w:name="Table Grid 5" w:semiHidden="0" w:uiPriority="0" w:unhideWhenUsed="0"/>
+    <w:lsdException w:name="Table Grid 6" w:semiHidden="0" w:uiPriority="0" w:unhideWhenUsed="0"/>
+    <w:lsdException w:name="Table Grid 7" w:semiHidden="0" w:uiPriority="0" w:unhideWhenUsed="0"/>
+    <w:lsdException w:name="Table Grid 8" w:semiHidden="0" w:uiPriority="0" w:unhideWhenUsed="0"/>
+    <w:lsdException w:name="Table List 1" w:semiHidden="0" w:uiPriority="0" w:unhideWhenUsed="0"/>
+    <w:lsdException w:name="Table List 2" w:semiHidden="0" w:uiPriority="0" w:unhideWhenUsed="0"/>
+    <w:lsdException w:name="Table List 3" w:semiHidden="0" w:uiPriority="0" w:unhideWhenUsed="0"/>
+    <w:lsdException w:name="Table List 4" w:semiHidden="0" w:uiPriority="0" w:unhideWhenUsed="0"/>
+    <w:lsdException w:name="Table List 5" w:semiHidden="0" w:uiPriority="0" w:unhideWhenUsed="0"/>
+    <w:lsdException w:name="Table List 6" w:semiHidden="0" w:uiPriority="0" w:unhideWhenUsed="0"/>
+    <w:lsdException w:name="Table List 7" w:semiHidden="0" w:uiPriority="0" w:unhideWhenUsed="0"/>
+    <w:lsdException w:name="Table List 8" w:semiHidden="0" w:uiPriority="0" w:unhideWhenUsed="0"/>
+    <w:lsdException w:name="Table 3D effects 1" w:semiHidden="0" w:uiPriority="0" w:unhideWhenUsed="0"/>
+    <w:lsdException w:name="Table 3D effects 2" w:semiHidden="0" w:uiPriority="0" w:unhideWhenUsed="0"/>
+    <w:lsdException w:name="Table 3D effects 3" w:semiHidden="0" w:uiPriority="0" w:unhideWhenUsed="0"/>
+    <w:lsdException w:name="Table Contemporary" w:semiHidden="0" w:uiPriority="0" w:unhideWhenUsed="0"/>
+    <w:lsdException w:name="Table Elegant" w:semiHidden="0" w:uiPriority="0" w:unhideWhenUsed="0"/>
+    <w:lsdException w:name="Table Professional" w:semiHidden="0" w:uiPriority="0" w:unhideWhenUsed="0"/>
+    <w:lsdException w:name="Table Subtle 1" w:semiHidden="0" w:uiPriority="0" w:unhideWhenUsed="0"/>
+    <w:lsdException w:name="Table Subtle 2" w:semiHidden="0" w:uiPriority="0" w:unhideWhenUsed="0"/>
+    <w:lsdException w:name="Table Web 1" w:semiHidden="0" w:uiPriority="0" w:unhideWhenUsed="0"/>
+    <w:lsdException w:name="Table Web 2" w:semiHidden="0" w:uiPriority="0" w:unhideWhenUsed="0"/>
+    <w:lsdException w:name="Table Web 3" w:semiHidden="0" w:uiPriority="0" w:unhideWhenUsed="0"/>
+    <w:lsdException w:name="Balloon Text" w:semiHidden="0" w:uiPriority="0" w:unhideWhenUsed="0"/>
+    <w:lsdException w:name="Table Grid" w:semiHidden="0" w:uiPriority="0" w:unhideWhenUsed="0" w:qFormat="1"/>
+    <w:lsdException w:name="Table Theme" w:semiHidden="0" w:uiPriority="0" w:unhideWhenUsed="0"/>
+    <w:lsdException w:name="Light Shading" w:semiHidden="0" w:uiPriority="60" w:unhideWhenUsed="0"/>
+    <w:lsdException w:name="Light List" w:semiHidden="0" w:uiPriority="61" w:unhideWhenUsed="0"/>
+    <w:lsdException w:name="Light Grid" w:semiHidden="0" w:uiPriority="62" w:unhideWhenUsed="0"/>
+    <w:lsdException w:name="Medium Shading 1" w:semiHidden="0" w:uiPriority="63" w:unhideWhenUsed="0"/>
+    <w:lsdException w:name="Medium Shading 2" w:semiHidden="0" w:uiPriority="64" w:unhideWhenUsed="0"/>
+    <w:lsdException w:name="Medium List 1" w:semiHidden="0" w:uiPriority="65" w:unhideWhenUsed="0"/>
+    <w:lsdException w:name="Medium List 2" w:semiHidden="0" w:uiPriority="66" w:unhideWhenUsed="0"/>
+    <w:lsdException w:name="Medium Grid 1" w:semiHidden="0" w:uiPriority="67" w:unhideWhenUsed="0"/>
+    <w:lsdException w:name="Medium Grid 2" w:semiHidden="0" w:uiPriority="68" w:unhideWhenUsed="0"/>
+    <w:lsdException w:name="Medium Grid 3" w:semiHidden="0" w:uiPriority="69" w:unhideWhenUsed="0"/>
+    <w:lsdException w:name="Dark List" w:semiHidden="0" w:uiPriority="70" w:unhideWhenUsed="0"/>
+    <w:lsdException w:name="Colorful Shading" w:semiHidden="0" w:uiPriority="71" w:unhideWhenUsed="0"/>
+    <w:lsdException w:name="Colorful List" w:semiHidden="0" w:uiPriority="72" w:unhideWhenUsed="0"/>
+    <w:lsdException w:name="Colorful Grid" w:semiHidden="0" w:uiPriority="73" w:unhideWhenUsed="0"/>
+    <w:lsdException w:name="Light Shading Accent 1" w:semiHidden="0" w:uiPriority="60" w:unhideWhenUsed="0"/>
+    <w:lsdException w:name="Light List Accent 1" w:semiHidden="0" w:uiPriority="61" w:unhideWhenUsed="0"/>
+    <w:lsdException w:name="Light Grid Accent 1" w:semiHidden="0" w:uiPriority="62" w:unhideWhenUsed="0"/>
+    <w:lsdException w:name="Medium Shading 1 Accent 1" w:semiHidden="0" w:uiPriority="63" w:unhideWhenUsed="0"/>
+    <w:lsdException w:name="Medium Shading 2 Accent 1" w:semiHidden="0" w:uiPriority="64" w:unhideWhenUsed="0"/>
+    <w:lsdException w:name="Medium List 1 Accent 1" w:semiHidden="0" w:uiPriority="65" w:unhideWhenUsed="0"/>
+    <w:lsdException w:name="Medium List 2 Accent 1" w:semiHidden="0" w:uiPriority="66" w:unhideWhenUsed="0"/>
+    <w:lsdException w:name="Medium Grid 1 Accent 1" w:semiHidden="0" w:uiPriority="67" w:unhideWhenUsed="0"/>
+    <w:lsdException w:name="Medium Grid 2 Accent 1" w:semiHidden="0" w:uiPriority="68" w:unhideWhenUsed="0"/>
+    <w:lsdException w:name="Medium Grid 3 Accent 1" w:semiHidden="0" w:uiPriority="69" w:unhideWhenUsed="0"/>
+    <w:lsdException w:name="Dark List Accent 1" w:semiHidden="0" w:uiPriority="70" w:unhideWhenUsed="0"/>
+    <w:lsdException w:name="Colorful Shading Accent 1" w:semiHidden="0" w:uiPriority="71" w:unhideWhenUsed="0"/>
+    <w:lsdException w:name="Colorful List Accent 1" w:semiHidden="0" w:uiPriority="72" w:unhideWhenUsed="0"/>
+    <w:lsdException w:name="Colorful Grid Accent 1" w:semiHidden="0" w:uiPriority="73" w:unhideWhenUsed="0"/>
+    <w:lsdException w:name="Light Shading Accent 2" w:semiHidden="0" w:uiPriority="60" w:unhideWhenUsed="0"/>
+    <w:lsdException w:name="Light List Accent 2" w:semiHidden="0" w:uiPriority="61" w:unhideWhenUsed="0"/>
+    <w:lsdException w:name="Light Grid Accent 2" w:semiHidden="0" w:uiPriority="62" w:unhideWhenUsed="0"/>
+    <w:lsdException w:name="Medium Shading 1 Accent 2" w:semiHidden="0" w:uiPriority="63" w:unhideWhenUsed="0"/>
+    <w:lsdException w:name="Medium Shading 2 Accent 2" w:semiHidden="0" w:uiPriority="64" w:unhideWhenUsed="0"/>
+    <w:lsdException w:name="Medium List 1 Accent 2" w:semiHidden="0" w:uiPriority="65" w:unhideWhenUsed="0"/>
+    <w:lsdException w:name="Medium List 2 Accent 2" w:semiHidden="0" w:uiPriority="66" w:unhideWhenUsed="0"/>
+    <w:lsdException w:name="Medium Grid 1 Accent 2" w:semiHidden="0" w:uiPriority="67" w:unhideWhenUsed="0"/>
+    <w:lsdException w:name="Medium Grid 2 Accent 2" w:semiHidden="0" w:uiPriority="68" w:unhideWhenUsed="0"/>
+    <w:lsdException w:name="Medium Grid 3 Accent 2" w:semiHidden="0" w:uiPriority="69" w:unhideWhenUsed="0"/>
+    <w:lsdException w:name="Dark List Accent 2" w:semiHidden="0" w:uiPriority="70" w:unhideWhenUsed="0"/>
+    <w:lsdException w:name="Colorful Shading Accent 2" w:semiHidden="0" w:uiPriority="71" w:unhideWhenUsed="0"/>
+    <w:lsdException w:name="Colorful List Accent 2" w:semiHidden="0" w:uiPriority="72" w:unhideWhenUsed="0"/>
+    <w:lsdException w:name="Colorful Grid Accent 2" w:semiHidden="0" w:uiPriority="73" w:unhideWhenUsed="0"/>
+    <w:lsdException w:name="Light Shading Accent 3" w:semiHidden="0" w:uiPriority="60" w:unhideWhenUsed="0"/>
+    <w:lsdException w:name="Light List Accent 3" w:semiHidden="0" w:uiPriority="61" w:unhideWhenUsed="0"/>
+    <w:lsdException w:name="Light Grid Accent 3" w:semiHidden="0" w:uiPriority="62" w:unhideWhenUsed="0"/>
+    <w:lsdException w:name="Medium Shading 1 Accent 3" w:semiHidden="0" w:uiPriority="63" w:unhideWhenUsed="0"/>
+    <w:lsdException w:name="Medium Shading 2 Accent 3" w:semiHidden="0" w:uiPriority="64" w:unhideWhenUsed="0"/>
+    <w:lsdException w:name="Medium List 1 Accent 3" w:semiHidden="0" w:uiPriority="65" w:unhideWhenUsed="0"/>
+    <w:lsdException w:name="Medium List 2 Accent 3" w:semiHidden="0" w:uiPriority="66" w:unhideWhenUsed="0"/>
+    <w:lsdException w:name="Medium Grid 1 Accent 3" w:semiHidden="0" w:uiPriority="67" w:unhideWhenUsed="0"/>
+    <w:lsdException w:name="Medium Grid 2 Accent 3" w:semiHidden="0" w:uiPriority="68" w:unhideWhenUsed="0"/>
+    <w:lsdException w:name="Medium Grid 3 Accent 3" w:semiHidden="0" w:uiPriority="69" w:unhideWhenUsed="0"/>
+    <w:lsdException w:name="Dark List Accent 3" w:semiHidden="0" w:uiPriority="70" w:unhideWhenUsed="0"/>
+    <w:lsdException w:name="Colorful Shading Accent 3" w:semiHidden="0" w:uiPriority="71" w:unhideWhenUsed="0"/>
+    <w:lsdException w:name="Colorful List Accent 3" w:semiHidden="0" w:uiPriority="72" w:unhideWhenUsed="0"/>
+    <w:lsdException w:name="Colorful Grid Accent 3" w:semiHidden="0" w:uiPriority="73" w:unhideWhenUsed="0"/>
+    <w:lsdException w:name="Light Shading Accent 4" w:semiHidden="0" w:uiPriority="60" w:unhideWhenUsed="0"/>
+    <w:lsdException w:name="Light List Accent 4" w:semiHidden="0" w:uiPriority="61" w:unhideWhenUsed="0"/>
+    <w:lsdException w:name="Light Grid Accent 4" w:semiHidden="0" w:uiPriority="62" w:unhideWhenUsed="0"/>
+    <w:lsdException w:name="Medium Shading 1 Accent 4" w:semiHidden="0" w:uiPriority="63" w:unhideWhenUsed="0"/>
+    <w:lsdException w:name="Medium Shading 2 Accent 4" w:semiHidden="0" w:uiPriority="64" w:unhideWhenUsed="0"/>
+    <w:lsdException w:name="Medium List 1 Accent 4" w:semiHidden="0" w:uiPriority="65" w:unhideWhenUsed="0"/>
+    <w:lsdException w:name="Medium List 2 Accent 4" w:semiHidden="0" w:uiPriority="66" w:unhideWhenUsed="0"/>
+    <w:lsdException w:name="Medium Grid 1 Accent 4" w:semiHidden="0" w:uiPriority="67" w:unhideWhenUsed="0"/>
+    <w:lsdException w:name="Medium Grid 2 Accent 4" w:semiHidden="0" w:uiPriority="68" w:unhideWhenUsed="0"/>
+    <w:lsdException w:name="Medium Grid 3 Accent 4" w:semiHidden="0" w:uiPriority="69" w:unhideWhenUsed="0"/>
+    <w:lsdException w:name="Dark List Accent 4" w:semiHidden="0" w:uiPriority="70" w:unhideWhenUsed="0"/>
+    <w:lsdException w:name="Colorful Shading Accent 4" w:semiHidden="0" w:uiPriority="71" w:unhideWhenUsed="0"/>
+    <w:lsdException w:name="Colorful List Accent 4" w:semiHidden="0" w:uiPriority="72" w:unhideWhenUsed="0"/>
+    <w:lsdException w:name="Colorful Grid Accent 4" w:semiHidden="0" w:uiPriority="73" w:unhideWhenUsed="0"/>
+    <w:lsdException w:name="Light Shading Accent 5" w:semiHidden="0" w:uiPriority="60" w:unhideWhenUsed="0"/>
+    <w:lsdException w:name="Light List Accent 5" w:semiHidden="0" w:uiPriority="61" w:unhideWhenUsed="0"/>
+    <w:lsdException w:name="Light Grid Accent 5" w:semiHidden="0" w:uiPriority="62" w:unhideWhenUsed="0"/>
+    <w:lsdException w:name="Medium Shading 1 Accent 5" w:semiHidden="0" w:uiPriority="63" w:unhideWhenUsed="0"/>
+    <w:lsdException w:name="Medium Shading 2 Accent 5" w:semiHidden="0" w:uiPriority="64" w:unhideWhenUsed="0"/>
+    <w:lsdException w:name="Medium List 1 Accent 5" w:semiHidden="0" w:uiPriority="65" w:unhideWhenUsed="0"/>
+    <w:lsdException w:name="Medium List 2 Accent 5" w:semiHidden="0" w:uiPriority="66" w:unhideWhenUsed="0"/>
+    <w:lsdException w:name="Medium Grid 1 Accent 5" w:semiHidden="0" w:uiPriority="67" w:unhideWhenUsed="0"/>
+    <w:lsdException w:name="Medium Grid 2 Accent 5" w:semiHidden="0" w:uiPriority="68" w:unhideWhenUsed="0"/>
+    <w:lsdException w:name="Medium Grid 3 Accent 5" w:semiHidden="0" w:uiPriority="69" w:unhideWhenUsed="0"/>
+    <w:lsdException w:name="Dark List Accent 5" w:semiHidden="0" w:uiPriority="70" w:unhideWhenUsed="0"/>
+    <w:lsdException w:name="Colorful Shading Accent 5" w:semiHidden="0" w:uiPriority="71" w:unhideWhenUsed="0"/>
+    <w:lsdException w:name="Colorful List Accent 5" w:semiHidden="0" w:uiPriority="72" w:unhideWhenUsed="0"/>
+    <w:lsdException w:name="Colorful Grid Accent 5" w:semiHidden="0" w:uiPriority="73" w:unhideWhenUsed="0"/>
+    <w:lsdException w:name="Light Shading Accent 6" w:semiHidden="0" w:uiPriority="60" w:unhideWhenUsed="0"/>
+    <w:lsdException w:name="Light List Accent 6" w:semiHidden="0" w:uiPriority="61" w:unhideWhenUsed="0"/>
+    <w:lsdException w:name="Light Grid Accent 6" w:semiHidden="0" w:uiPriority="62" w:unhideWhenUsed="0"/>
+    <w:lsdException w:name="Medium Shading 1 Accent 6" w:semiHidden="0" w:uiPriority="63" w:unhideWhenUsed="0"/>
+    <w:lsdException w:name="Medium Shading 2 Accent 6" w:semiHidden="0" w:uiPriority="64" w:unhideWhenUsed="0"/>
+    <w:lsdException w:name="Medium List 1 Accent 6" w:semiHidden="0" w:uiPriority="65" w:unhideWhenUsed="0"/>
+    <w:lsdException w:name="Medium List 2 Accent 6" w:semiHidden="0" w:uiPriority="66" w:unhideWhenUsed="0"/>
+    <w:lsdException w:name="Medium Grid 1 Accent 6" w:semiHidden="0" w:uiPriority="67" w:unhideWhenUsed="0"/>
+    <w:lsdException w:name="Medium Grid 2 Accent 6" w:semiHidden="0" w:uiPriority="68" w:unhideWhenUsed="0"/>
+    <w:lsdException w:name="Medium Grid 3 Accent 6" w:semiHidden="0" w:uiPriority="69" w:unhideWhenUsed="0"/>
+    <w:lsdException w:name="Dark List Accent 6" w:semiHidden="0" w:uiPriority="70" w:unhideWhenUsed="0"/>
+    <w:lsdException w:name="Colorful Shading Accent 6" w:semiHidden="0" w:uiPriority="71" w:unhideWhenUsed="0"/>
+    <w:lsdException w:name="Colorful List Accent 6" w:semiHidden="0" w:uiPriority="72" w:unhideWhenUsed="0"/>
+    <w:lsdException w:name="Colorful Grid Accent 6" w:semiHidden="0" w:uiPriority="73" w:unhideWhenUsed="0"/>
   </w:latentStyles>
-  <w:style w:type="paragraph" w:default="1" w:styleId="1">
+  <w:style w:type="paragraph" w:default="1" w:styleId="Normal">
     <w:name w:val="Normal"/>
     <w:qFormat/>
-    <w:uiPriority w:val="0"/>
     <w:pPr>
       <w:kinsoku w:val="0"/>
       <w:autoSpaceDE w:val="0"/>
@@ -11002,7 +10918,7 @@
       <w:textAlignment w:val="baseline"/>
     </w:pPr>
     <w:rPr>
-      <w:rFonts w:ascii="Arial" w:hAnsi="Arial" w:eastAsia="宋体" w:cs="Arial"/>
+      <w:rFonts w:ascii="Arial" w:eastAsia="宋体" w:hAnsi="Arial" w:cs="Arial"/>
       <w:snapToGrid w:val="0"/>
       <w:color w:val="000000"/>
       <w:kern w:val="0"/>
@@ -11011,12 +10927,11 @@
       <w:lang w:val="en-US" w:eastAsia="en-US" w:bidi="ar-SA"/>
     </w:rPr>
   </w:style>
-  <w:style w:type="paragraph" w:styleId="2">
+  <w:style w:type="paragraph" w:styleId="Heading1">
     <w:name w:val="heading 1"/>
-    <w:basedOn w:val="1"/>
-    <w:next w:val="1"/>
+    <w:basedOn w:val="Normal"/>
+    <w:next w:val="Normal"/>
     <w:qFormat/>
-    <w:uiPriority w:val="0"/>
     <w:pPr>
       <w:keepNext/>
       <w:keepLines/>
@@ -11034,13 +10949,12 @@
       <w:sz w:val="44"/>
     </w:rPr>
   </w:style>
-  <w:style w:type="paragraph" w:styleId="3">
+  <w:style w:type="paragraph" w:styleId="Heading2">
     <w:name w:val="heading 2"/>
-    <w:basedOn w:val="1"/>
-    <w:next w:val="1"/>
+    <w:basedOn w:val="Normal"/>
+    <w:next w:val="Normal"/>
     <w:unhideWhenUsed/>
     <w:qFormat/>
-    <w:uiPriority w:val="0"/>
     <w:pPr>
       <w:keepNext/>
       <w:keepLines/>
@@ -11053,19 +10967,18 @@
       <w:outlineLvl w:val="1"/>
     </w:pPr>
     <w:rPr>
-      <w:rFonts w:ascii="Arial" w:hAnsi="Arial" w:eastAsia="黑体"/>
+      <w:rFonts w:ascii="Arial" w:eastAsia="黑体" w:hAnsi="Arial"/>
       <w:b/>
       <w:sz w:val="32"/>
     </w:rPr>
   </w:style>
-  <w:style w:type="paragraph" w:styleId="4">
+  <w:style w:type="paragraph" w:styleId="Heading3">
     <w:name w:val="heading 3"/>
-    <w:basedOn w:val="1"/>
-    <w:next w:val="1"/>
+    <w:basedOn w:val="Normal"/>
+    <w:next w:val="Normal"/>
     <w:semiHidden/>
     <w:unhideWhenUsed/>
     <w:qFormat/>
-    <w:uiPriority w:val="0"/>
     <w:pPr>
       <w:keepNext/>
       <w:keepLines/>
@@ -11082,13 +10995,12 @@
       <w:sz w:val="32"/>
     </w:rPr>
   </w:style>
-  <w:style w:type="paragraph" w:styleId="5">
+  <w:style w:type="paragraph" w:styleId="Heading4">
     <w:name w:val="heading 4"/>
-    <w:basedOn w:val="1"/>
-    <w:next w:val="1"/>
+    <w:basedOn w:val="Normal"/>
+    <w:next w:val="Normal"/>
     <w:unhideWhenUsed/>
     <w:qFormat/>
-    <w:uiPriority w:val="0"/>
     <w:pPr>
       <w:keepNext/>
       <w:keepLines/>
@@ -11101,19 +11013,18 @@
       <w:outlineLvl w:val="3"/>
     </w:pPr>
     <w:rPr>
-      <w:rFonts w:ascii="Arial" w:hAnsi="Arial" w:eastAsia="黑体"/>
+      <w:rFonts w:ascii="Arial" w:eastAsia="黑体" w:hAnsi="Arial"/>
       <w:b/>
       <w:sz w:val="28"/>
     </w:rPr>
   </w:style>
-  <w:style w:type="paragraph" w:styleId="6">
+  <w:style w:type="paragraph" w:styleId="Heading5">
     <w:name w:val="heading 5"/>
-    <w:basedOn w:val="1"/>
-    <w:next w:val="1"/>
+    <w:basedOn w:val="Normal"/>
+    <w:next w:val="Normal"/>
     <w:semiHidden/>
     <w:unhideWhenUsed/>
     <w:qFormat/>
-    <w:uiPriority w:val="0"/>
     <w:pPr>
       <w:keepNext/>
       <w:keepLines/>
@@ -11130,14 +11041,13 @@
       <w:sz w:val="28"/>
     </w:rPr>
   </w:style>
-  <w:style w:type="paragraph" w:styleId="7">
+  <w:style w:type="paragraph" w:styleId="Heading6">
     <w:name w:val="heading 6"/>
-    <w:basedOn w:val="1"/>
-    <w:next w:val="1"/>
+    <w:basedOn w:val="Normal"/>
+    <w:next w:val="Normal"/>
     <w:semiHidden/>
     <w:unhideWhenUsed/>
     <w:qFormat/>
-    <w:uiPriority w:val="0"/>
     <w:pPr>
       <w:keepNext/>
       <w:keepLines/>
@@ -11150,19 +11060,18 @@
       <w:outlineLvl w:val="5"/>
     </w:pPr>
     <w:rPr>
-      <w:rFonts w:ascii="Arial" w:hAnsi="Arial" w:eastAsia="黑体"/>
+      <w:rFonts w:ascii="Arial" w:eastAsia="黑体" w:hAnsi="Arial"/>
       <w:b/>
       <w:sz w:val="24"/>
     </w:rPr>
   </w:style>
-  <w:style w:type="paragraph" w:styleId="8">
+  <w:style w:type="paragraph" w:styleId="Heading7">
     <w:name w:val="heading 7"/>
-    <w:basedOn w:val="1"/>
-    <w:next w:val="1"/>
+    <w:basedOn w:val="Normal"/>
+    <w:next w:val="Normal"/>
     <w:semiHidden/>
     <w:unhideWhenUsed/>
     <w:qFormat/>
-    <w:uiPriority w:val="0"/>
     <w:pPr>
       <w:keepNext/>
       <w:keepLines/>
@@ -11179,14 +11088,13 @@
       <w:sz w:val="24"/>
     </w:rPr>
   </w:style>
-  <w:style w:type="paragraph" w:styleId="9">
+  <w:style w:type="paragraph" w:styleId="Heading8">
     <w:name w:val="heading 8"/>
-    <w:basedOn w:val="1"/>
-    <w:next w:val="1"/>
+    <w:basedOn w:val="Normal"/>
+    <w:next w:val="Normal"/>
     <w:semiHidden/>
     <w:unhideWhenUsed/>
     <w:qFormat/>
-    <w:uiPriority w:val="0"/>
     <w:pPr>
       <w:keepNext/>
       <w:keepLines/>
@@ -11199,18 +11107,17 @@
       <w:outlineLvl w:val="7"/>
     </w:pPr>
     <w:rPr>
-      <w:rFonts w:ascii="Arial" w:hAnsi="Arial" w:eastAsia="黑体"/>
+      <w:rFonts w:ascii="Arial" w:eastAsia="黑体" w:hAnsi="Arial"/>
       <w:sz w:val="24"/>
     </w:rPr>
   </w:style>
-  <w:style w:type="paragraph" w:styleId="10">
+  <w:style w:type="paragraph" w:styleId="Heading9">
     <w:name w:val="heading 9"/>
-    <w:basedOn w:val="1"/>
-    <w:next w:val="1"/>
+    <w:basedOn w:val="Normal"/>
+    <w:next w:val="Normal"/>
     <w:semiHidden/>
     <w:unhideWhenUsed/>
     <w:qFormat/>
-    <w:uiPriority w:val="0"/>
     <w:pPr>
       <w:keepNext/>
       <w:keepLines/>
@@ -11223,21 +11130,19 @@
       <w:outlineLvl w:val="8"/>
     </w:pPr>
     <w:rPr>
-      <w:rFonts w:ascii="Arial" w:hAnsi="Arial" w:eastAsia="黑体"/>
+      <w:rFonts w:ascii="Arial" w:eastAsia="黑体" w:hAnsi="Arial"/>
       <w:sz w:val="21"/>
     </w:rPr>
   </w:style>
-  <w:style w:type="character" w:default="1" w:styleId="22">
+  <w:style w:type="character" w:default="1" w:styleId="DefaultParagraphFont">
     <w:name w:val="Default Paragraph Font"/>
     <w:semiHidden/>
     <w:qFormat/>
-    <w:uiPriority w:val="0"/>
   </w:style>
-  <w:style w:type="table" w:default="1" w:styleId="20">
+  <w:style w:type="table" w:default="1" w:styleId="TableNormal">
     <w:name w:val="Normal Table"/>
     <w:semiHidden/>
     <w:qFormat/>
-    <w:uiPriority w:val="0"/>
     <w:tblPr>
       <w:tblCellMar>
         <w:top w:w="0" w:type="dxa"/>
@@ -11247,43 +11152,39 @@
       </w:tblCellMar>
     </w:tblPr>
   </w:style>
-  <w:style w:type="paragraph" w:styleId="11">
+  <w:style w:type="paragraph" w:styleId="CommentText">
     <w:name w:val="annotation text"/>
-    <w:basedOn w:val="1"/>
+    <w:basedOn w:val="Normal"/>
     <w:qFormat/>
-    <w:uiPriority w:val="0"/>
     <w:pPr>
       <w:jc w:val="left"/>
     </w:pPr>
   </w:style>
-  <w:style w:type="paragraph" w:styleId="12">
+  <w:style w:type="paragraph" w:styleId="BodyText">
     <w:name w:val="Body Text"/>
-    <w:basedOn w:val="1"/>
+    <w:basedOn w:val="Normal"/>
     <w:semiHidden/>
     <w:qFormat/>
-    <w:uiPriority w:val="0"/>
     <w:rPr>
-      <w:rFonts w:ascii="Arial" w:hAnsi="Arial" w:eastAsia="Arial" w:cs="Arial"/>
+      <w:rFonts w:ascii="Arial" w:eastAsia="Arial" w:hAnsi="Arial" w:cs="Arial"/>
       <w:sz w:val="21"/>
       <w:szCs w:val="21"/>
       <w:lang w:val="en-US" w:eastAsia="en-US" w:bidi="ar-SA"/>
     </w:rPr>
   </w:style>
-  <w:style w:type="paragraph" w:styleId="13">
+  <w:style w:type="paragraph" w:styleId="TOC3">
     <w:name w:val="toc 3"/>
-    <w:basedOn w:val="1"/>
-    <w:next w:val="1"/>
+    <w:basedOn w:val="Normal"/>
+    <w:next w:val="Normal"/>
     <w:qFormat/>
-    <w:uiPriority w:val="0"/>
     <w:pPr>
       <w:ind w:left="840" w:leftChars="400"/>
     </w:pPr>
   </w:style>
-  <w:style w:type="paragraph" w:styleId="14">
+  <w:style w:type="paragraph" w:styleId="Footer">
     <w:name w:val="footer"/>
-    <w:basedOn w:val="1"/>
+    <w:basedOn w:val="Normal"/>
     <w:qFormat/>
-    <w:uiPriority w:val="0"/>
     <w:pPr>
       <w:tabs>
         <w:tab w:val="center" w:pos="4153"/>
@@ -11296,17 +11197,16 @@
       <w:sz w:val="18"/>
     </w:rPr>
   </w:style>
-  <w:style w:type="paragraph" w:styleId="15">
+  <w:style w:type="paragraph" w:styleId="Header">
     <w:name w:val="header"/>
-    <w:basedOn w:val="1"/>
+    <w:basedOn w:val="Normal"/>
     <w:qFormat/>
-    <w:uiPriority w:val="0"/>
     <w:pPr>
       <w:pBdr>
-        <w:top w:val="none" w:color="auto" w:sz="0" w:space="0"/>
-        <w:left w:val="none" w:color="auto" w:sz="0" w:space="0"/>
-        <w:bottom w:val="none" w:color="auto" w:sz="0" w:space="0"/>
-        <w:right w:val="none" w:color="auto" w:sz="0" w:space="0"/>
+        <w:top w:val="nil"/>
+        <w:left w:val="nil"/>
+        <w:bottom w:val="nil"/>
+        <w:right w:val="nil"/>
       </w:pBdr>
       <w:tabs>
         <w:tab w:val="center" w:pos="4153"/>
@@ -11321,41 +11221,37 @@
       <w:sz w:val="18"/>
     </w:rPr>
   </w:style>
-  <w:style w:type="paragraph" w:styleId="16">
+  <w:style w:type="paragraph" w:styleId="TOC1">
     <w:name w:val="toc 1"/>
-    <w:basedOn w:val="1"/>
-    <w:next w:val="1"/>
+    <w:basedOn w:val="Normal"/>
+    <w:next w:val="Normal"/>
     <w:qFormat/>
-    <w:uiPriority w:val="0"/>
     <w:rPr>
-      <w:rFonts w:ascii="Arial" w:hAnsi="Arial" w:eastAsia="Microsoft JhengHei"/>
+      <w:rFonts w:ascii="Arial" w:eastAsia="Microsoft JhengHei" w:hAnsi="Arial"/>
       <w:sz w:val="24"/>
     </w:rPr>
   </w:style>
-  <w:style w:type="paragraph" w:styleId="17">
+  <w:style w:type="paragraph" w:styleId="TOC2">
     <w:name w:val="toc 2"/>
-    <w:basedOn w:val="1"/>
-    <w:next w:val="1"/>
+    <w:basedOn w:val="Normal"/>
+    <w:next w:val="Normal"/>
     <w:qFormat/>
-    <w:uiPriority w:val="0"/>
     <w:pPr>
       <w:ind w:left="420" w:leftChars="200"/>
     </w:pPr>
   </w:style>
-  <w:style w:type="paragraph" w:styleId="18">
+  <w:style w:type="paragraph" w:styleId="NormalWeb">
     <w:name w:val="Normal (Web)"/>
-    <w:basedOn w:val="1"/>
+    <w:basedOn w:val="Normal"/>
     <w:qFormat/>
-    <w:uiPriority w:val="0"/>
     <w:rPr>
       <w:sz w:val="24"/>
     </w:rPr>
   </w:style>
-  <w:style w:type="paragraph" w:styleId="19">
+  <w:style w:type="paragraph" w:styleId="Title">
     <w:name w:val="Title"/>
-    <w:basedOn w:val="1"/>
+    <w:basedOn w:val="Normal"/>
     <w:qFormat/>
-    <w:uiPriority w:val="0"/>
     <w:pPr>
       <w:spacing w:before="240" w:beforeLines="0" w:beforeAutospacing="0" w:after="60" w:afterLines="0" w:afterAutospacing="0"/>
       <w:jc w:val="center"/>
@@ -11367,73 +11263,68 @@
       <w:sz w:val="32"/>
     </w:rPr>
   </w:style>
-  <w:style w:type="table" w:styleId="21">
+  <w:style w:type="table" w:styleId="TableGrid">
     <w:name w:val="Table Grid"/>
-    <w:basedOn w:val="20"/>
+    <w:basedOn w:val="TableNormal"/>
     <w:qFormat/>
-    <w:uiPriority w:val="0"/>
     <w:pPr>
       <w:widowControl w:val="0"/>
       <w:jc w:val="both"/>
     </w:pPr>
     <w:tblPr>
       <w:tblBorders>
-        <w:top w:val="single" w:color="auto" w:sz="4" w:space="0"/>
-        <w:left w:val="single" w:color="auto" w:sz="4" w:space="0"/>
-        <w:bottom w:val="single" w:color="auto" w:sz="4" w:space="0"/>
-        <w:right w:val="single" w:color="auto" w:sz="4" w:space="0"/>
-        <w:insideH w:val="single" w:color="auto" w:sz="4" w:space="0"/>
-        <w:insideV w:val="single" w:color="auto" w:sz="4" w:space="0"/>
+        <w:top w:val="single" w:sz="4" w:space="0" w:color="auto"/>
+        <w:left w:val="single" w:sz="4" w:space="0" w:color="auto"/>
+        <w:bottom w:val="single" w:sz="4" w:space="0" w:color="auto"/>
+        <w:right w:val="single" w:sz="4" w:space="0" w:color="auto"/>
+        <w:insideH w:val="single" w:sz="4" w:space="0" w:color="auto"/>
+        <w:insideV w:val="single" w:sz="4" w:space="0" w:color="auto"/>
       </w:tblBorders>
     </w:tblPr>
   </w:style>
-  <w:style w:type="character" w:styleId="23">
+  <w:style w:type="character" w:styleId="Strong">
     <w:name w:val="Strong"/>
-    <w:basedOn w:val="22"/>
+    <w:basedOn w:val="DefaultParagraphFont"/>
     <w:qFormat/>
-    <w:uiPriority w:val="0"/>
     <w:rPr>
       <w:b/>
     </w:rPr>
   </w:style>
-  <w:style w:type="paragraph" w:customStyle="1" w:styleId="24">
+  <w:style w:type="paragraph" w:customStyle="1" w:styleId="a">
     <w:name w:val="柴_公司名"/>
-    <w:basedOn w:val="19"/>
+    <w:basedOn w:val="Title"/>
     <w:qFormat/>
-    <w:uiPriority w:val="0"/>
     <w:pPr>
       <w:spacing w:after="600" w:afterLines="600"/>
     </w:pPr>
     <w:rPr>
-      <w:rFonts w:hint="eastAsia" w:ascii="宋体" w:hAnsi="宋体" w:eastAsia="宋体" w:cs="宋体"/>
+      <w:rFonts w:ascii="宋体" w:eastAsia="宋体" w:hAnsi="宋体" w:cs="宋体" w:hint="eastAsia"/>
       <w:bCs/>
       <w:spacing w:val="-6"/>
       <w:sz w:val="52"/>
       <w:szCs w:val="52"/>
     </w:rPr>
   </w:style>
-  <w:style w:type="paragraph" w:customStyle="1" w:styleId="25">
+  <w:style w:type="paragraph" w:customStyle="1" w:styleId="a0">
     <w:name w:val="柴_文档名"/>
-    <w:basedOn w:val="19"/>
+    <w:basedOn w:val="Title"/>
     <w:qFormat/>
-    <w:uiPriority w:val="0"/>
     <w:pPr>
       <w:spacing w:after="900" w:afterLines="900"/>
     </w:pPr>
     <w:rPr>
-      <w:rFonts w:ascii="黑体" w:hAnsi="黑体" w:eastAsia="黑体" w:cs="黑体"/>
+      <w:rFonts w:ascii="黑体" w:eastAsia="黑体" w:hAnsi="黑体" w:cs="黑体"/>
       <w:bCs/>
       <w:spacing w:val="-7"/>
       <w:sz w:val="52"/>
       <w:szCs w:val="52"/>
     </w:rPr>
   </w:style>
-  <w:style w:type="table" w:customStyle="1" w:styleId="26">
+  <w:style w:type="table" w:customStyle="1" w:styleId="TableNormal0">
     <w:name w:val="Table Normal_0"/>
     <w:semiHidden/>
     <w:unhideWhenUsed/>
     <w:qFormat/>
-    <w:uiPriority w:val="0"/>
     <w:tblPr>
       <w:tblCellMar>
         <w:top w:w="0" w:type="dxa"/>
@@ -11443,87 +11334,81 @@
       </w:tblCellMar>
     </w:tblPr>
   </w:style>
-  <w:style w:type="paragraph" w:customStyle="1" w:styleId="27">
+  <w:style w:type="paragraph" w:customStyle="1" w:styleId="TableText">
     <w:name w:val="Table Text"/>
-    <w:basedOn w:val="1"/>
+    <w:basedOn w:val="Normal"/>
     <w:semiHidden/>
     <w:qFormat/>
-    <w:uiPriority w:val="0"/>
     <w:rPr>
-      <w:rFonts w:ascii="宋体" w:hAnsi="宋体" w:eastAsia="宋体" w:cs="宋体"/>
+      <w:rFonts w:ascii="宋体" w:eastAsia="宋体" w:hAnsi="宋体" w:cs="宋体"/>
       <w:sz w:val="21"/>
       <w:szCs w:val="21"/>
       <w:lang w:val="en-US" w:eastAsia="en-US" w:bidi="ar-SA"/>
     </w:rPr>
   </w:style>
-  <w:style w:type="paragraph" w:customStyle="1" w:styleId="28">
+  <w:style w:type="paragraph" w:customStyle="1" w:styleId="1">
     <w:name w:val="柴_标题1"/>
-    <w:basedOn w:val="2"/>
-    <w:next w:val="29"/>
-    <w:link w:val="38"/>
+    <w:basedOn w:val="Heading1"/>
+    <w:next w:val="a1"/>
+    <w:link w:val="1Char"/>
     <w:qFormat/>
-    <w:uiPriority w:val="0"/>
     <w:pPr>
       <w:spacing w:before="100" w:after="90" w:line="360" w:lineRule="auto"/>
     </w:pPr>
     <w:rPr>
-      <w:rFonts w:ascii="Arial" w:hAnsi="Arial" w:eastAsia="宋体"/>
+      <w:rFonts w:ascii="Arial" w:eastAsia="宋体" w:hAnsi="Arial"/>
       <w:sz w:val="32"/>
     </w:rPr>
   </w:style>
-  <w:style w:type="paragraph" w:customStyle="1" w:styleId="29">
+  <w:style w:type="paragraph" w:customStyle="1" w:styleId="a1">
     <w:name w:val="柴_正文"/>
-    <w:basedOn w:val="12"/>
-    <w:link w:val="42"/>
+    <w:basedOn w:val="BodyText"/>
+    <w:link w:val="Char"/>
     <w:qFormat/>
-    <w:uiPriority w:val="0"/>
     <w:pPr>
       <w:spacing w:line="360" w:lineRule="auto"/>
       <w:ind w:firstLine="470" w:firstLineChars="200"/>
     </w:pPr>
     <w:rPr>
-      <w:rFonts w:ascii="Arial" w:hAnsi="Arial" w:eastAsia="宋体"/>
+      <w:rFonts w:ascii="Arial" w:eastAsia="宋体" w:hAnsi="Arial"/>
       <w:sz w:val="24"/>
       <w:lang w:eastAsia="zh-CN"/>
     </w:rPr>
   </w:style>
-  <w:style w:type="paragraph" w:customStyle="1" w:styleId="30">
+  <w:style w:type="paragraph" w:customStyle="1" w:styleId="2">
     <w:name w:val="柴_标题2"/>
-    <w:basedOn w:val="3"/>
-    <w:next w:val="29"/>
+    <w:basedOn w:val="Heading2"/>
+    <w:next w:val="a1"/>
     <w:qFormat/>
-    <w:uiPriority w:val="0"/>
     <w:pPr>
       <w:spacing w:line="360" w:lineRule="auto"/>
     </w:pPr>
     <w:rPr>
-      <w:rFonts w:ascii="Arial" w:hAnsi="Arial" w:eastAsia="宋体"/>
+      <w:rFonts w:ascii="Arial" w:eastAsia="宋体" w:hAnsi="Arial"/>
       <w:sz w:val="28"/>
     </w:rPr>
   </w:style>
-  <w:style w:type="paragraph" w:customStyle="1" w:styleId="31">
+  <w:style w:type="paragraph" w:customStyle="1" w:styleId="3">
     <w:name w:val="柴_标题3"/>
-    <w:basedOn w:val="4"/>
-    <w:next w:val="29"/>
+    <w:basedOn w:val="Heading3"/>
+    <w:next w:val="a1"/>
     <w:qFormat/>
-    <w:uiPriority w:val="0"/>
     <w:pPr>
       <w:spacing w:line="360" w:lineRule="auto"/>
       <w:ind w:left="0" w:firstLine="472" w:firstLineChars="200"/>
     </w:pPr>
     <w:rPr>
-      <w:rFonts w:ascii="宋体" w:hAnsi="宋体" w:eastAsia="宋体" w:cs="宋体"/>
+      <w:rFonts w:ascii="宋体" w:eastAsia="宋体" w:hAnsi="宋体" w:cs="宋体"/>
       <w:spacing w:val="-2"/>
       <w:sz w:val="24"/>
       <w:szCs w:val="24"/>
     </w:rPr>
   </w:style>
-  <w:style w:type="paragraph" w:customStyle="1" w:styleId="32">
+  <w:style w:type="paragraph" w:customStyle="1" w:styleId="a2">
     <w:name w:val="柴_目录"/>
-    <w:basedOn w:val="1"/>
-    <w:next w:val="12"/>
+    <w:basedOn w:val="Normal"/>
+    <w:next w:val="BodyText"/>
     <w:qFormat/>
-    <w:uiPriority w:val="0"/>
     <w:pPr>
       <w:tabs>
         <w:tab w:val="right" w:leader="dot" w:pos="8442"/>
@@ -11531,64 +11416,59 @@
       <w:ind w:left="0" w:leftChars="0"/>
     </w:pPr>
     <w:rPr>
-      <w:rFonts w:ascii="Arial" w:hAnsi="Arial" w:eastAsia="Microsoft JhengHei"/>
+      <w:rFonts w:ascii="Arial" w:eastAsia="Microsoft JhengHei" w:hAnsi="Arial"/>
       <w:sz w:val="24"/>
     </w:rPr>
   </w:style>
-  <w:style w:type="paragraph" w:customStyle="1" w:styleId="33">
+  <w:style w:type="paragraph" w:customStyle="1" w:styleId="WPSOffice1">
     <w:name w:val="WPSOffice手动目录 1"/>
     <w:qFormat/>
-    <w:uiPriority w:val="0"/>
     <w:pPr>
       <w:ind w:leftChars="0"/>
     </w:pPr>
     <w:rPr>
-      <w:rFonts w:ascii="Times New Roman" w:hAnsi="Times New Roman" w:eastAsia="宋体" w:cs="Times New Roman"/>
+      <w:rFonts w:ascii="Times New Roman" w:eastAsia="宋体" w:hAnsi="Times New Roman" w:cs="Times New Roman"/>
       <w:sz w:val="20"/>
       <w:szCs w:val="20"/>
     </w:rPr>
   </w:style>
-  <w:style w:type="paragraph" w:customStyle="1" w:styleId="34">
+  <w:style w:type="paragraph" w:customStyle="1" w:styleId="WPSOffice2">
     <w:name w:val="WPSOffice手动目录 2"/>
     <w:qFormat/>
-    <w:uiPriority w:val="0"/>
     <w:pPr>
       <w:ind w:leftChars="200"/>
     </w:pPr>
     <w:rPr>
-      <w:rFonts w:ascii="Times New Roman" w:hAnsi="Times New Roman" w:eastAsia="宋体" w:cs="Times New Roman"/>
+      <w:rFonts w:ascii="Times New Roman" w:eastAsia="宋体" w:hAnsi="Times New Roman" w:cs="Times New Roman"/>
       <w:sz w:val="20"/>
       <w:szCs w:val="20"/>
     </w:rPr>
   </w:style>
-  <w:style w:type="paragraph" w:customStyle="1" w:styleId="35">
+  <w:style w:type="paragraph" w:customStyle="1" w:styleId="WPSOffice3">
     <w:name w:val="WPSOffice手动目录 3"/>
     <w:qFormat/>
-    <w:uiPriority w:val="0"/>
     <w:pPr>
       <w:ind w:leftChars="400"/>
     </w:pPr>
     <w:rPr>
-      <w:rFonts w:ascii="Times New Roman" w:hAnsi="Times New Roman" w:eastAsia="宋体" w:cs="Times New Roman"/>
+      <w:rFonts w:ascii="Times New Roman" w:eastAsia="宋体" w:hAnsi="Times New Roman" w:cs="Times New Roman"/>
       <w:sz w:val="20"/>
       <w:szCs w:val="20"/>
     </w:rPr>
   </w:style>
-  <w:style w:type="paragraph" w:customStyle="1" w:styleId="36">
+  <w:style w:type="paragraph" w:customStyle="1" w:styleId="Compact">
     <w:name w:val="Compact"/>
-    <w:basedOn w:val="12"/>
+    <w:basedOn w:val="BodyText"/>
     <w:qFormat/>
-    <w:uiPriority w:val="0"/>
     <w:pPr>
       <w:spacing w:before="36" w:after="36"/>
     </w:pPr>
   </w:style>
-  <w:style w:type="table" w:customStyle="1" w:styleId="37">
+  <w:style w:type="table" w:customStyle="1" w:styleId="Table">
     <w:name w:val="Table"/>
     <w:semiHidden/>
     <w:unhideWhenUsed/>
     <w:qFormat/>
-    <w:uiPriority w:val="0"/>
     <w:tblPr>
       <w:tblCellMar>
         <w:top w:w="0" w:type="dxa"/>
@@ -11600,28 +11480,26 @@
     <w:tblStylePr w:type="firstRow">
       <w:tcPr>
         <w:tcBorders>
-          <w:bottom w:val="single" w:color="auto" w:sz="0" w:space="0"/>
+          <w:bottom w:val="single" w:sz="0" w:space="0" w:color="auto"/>
         </w:tcBorders>
         <w:vAlign w:val="bottom"/>
       </w:tcPr>
     </w:tblStylePr>
   </w:style>
-  <w:style w:type="character" w:customStyle="1" w:styleId="38">
+  <w:style w:type="character" w:customStyle="1" w:styleId="1Char">
     <w:name w:val="柴_标题1 Char"/>
-    <w:link w:val="28"/>
+    <w:link w:val="1"/>
     <w:qFormat/>
-    <w:uiPriority w:val="0"/>
     <w:rPr>
-      <w:rFonts w:ascii="Arial" w:hAnsi="Arial" w:eastAsia="宋体"/>
+      <w:rFonts w:ascii="Arial" w:eastAsia="宋体" w:hAnsi="Arial"/>
       <w:sz w:val="32"/>
     </w:rPr>
   </w:style>
-  <w:style w:type="table" w:customStyle="1" w:styleId="39">
+  <w:style w:type="table" w:customStyle="1" w:styleId="TableNormal1">
     <w:name w:val="Table Normal_1"/>
     <w:semiHidden/>
     <w:unhideWhenUsed/>
     <w:qFormat/>
-    <w:uiPriority w:val="0"/>
     <w:tblPr>
       <w:tblCellMar>
         <w:top w:w="0" w:type="dxa"/>
@@ -11631,11 +11509,10 @@
       </w:tblCellMar>
     </w:tblPr>
   </w:style>
-  <w:style w:type="paragraph" w:customStyle="1" w:styleId="40">
+  <w:style w:type="paragraph" w:customStyle="1" w:styleId="a3">
     <w:name w:val="柴_正文_无缩进"/>
-    <w:basedOn w:val="1"/>
+    <w:basedOn w:val="Normal"/>
     <w:qFormat/>
-    <w:uiPriority w:val="0"/>
     <w:pPr>
       <w:ind w:firstLine="0" w:firstLineChars="0"/>
     </w:pPr>
@@ -11645,31 +11522,29 @@
       <w:lang w:eastAsia="zh-CN"/>
     </w:rPr>
   </w:style>
-  <w:style w:type="paragraph" w:customStyle="1" w:styleId="41">
+  <w:style w:type="paragraph" w:customStyle="1" w:styleId="4">
     <w:name w:val="柴_标题4"/>
-    <w:basedOn w:val="5"/>
-    <w:next w:val="1"/>
+    <w:basedOn w:val="Heading4"/>
+    <w:next w:val="Normal"/>
     <w:qFormat/>
-    <w:uiPriority w:val="0"/>
     <w:pPr>
       <w:widowControl w:val="0"/>
       <w:spacing w:before="160" w:line="360" w:lineRule="auto"/>
-      <w:ind w:left="981" w:leftChars="300" w:hanging="862"/>
+      <w:ind w:left="981" w:hanging="862" w:leftChars="300"/>
     </w:pPr>
     <w:rPr>
-      <w:rFonts w:hint="eastAsia" w:ascii="Calibri" w:hAnsi="Calibri" w:eastAsia="宋体" w:cs="宋体"/>
+      <w:rFonts w:ascii="Calibri" w:eastAsia="宋体" w:hAnsi="Calibri" w:cs="宋体" w:hint="eastAsia"/>
       <w:sz w:val="24"/>
       <w:szCs w:val="24"/>
       <w:lang w:eastAsia="zh-CN" w:bidi="zh-CN"/>
     </w:rPr>
   </w:style>
-  <w:style w:type="character" w:customStyle="1" w:styleId="42">
+  <w:style w:type="character" w:customStyle="1" w:styleId="Char">
     <w:name w:val="柴_正文 Char"/>
-    <w:link w:val="29"/>
+    <w:link w:val="a1"/>
     <w:qFormat/>
-    <w:uiPriority w:val="0"/>
     <w:rPr>
-      <w:rFonts w:ascii="Arial" w:hAnsi="Arial" w:eastAsia="宋体"/>
+      <w:rFonts w:ascii="Arial" w:eastAsia="宋体" w:hAnsi="Arial"/>
       <w:sz w:val="24"/>
       <w:lang w:eastAsia="zh-CN"/>
     </w:rPr>
